--- a/docs/EC FAN OS 통합 검증서 20260417(간소화)/1. RS485/RS485 No. 2 - Node ID 설정 및 예외 검증.docx
+++ b/docs/EC FAN OS 통합 검증서 20260417(간소화)/1. RS485/RS485 No. 2 - Node ID 설정 및 예외 검증.docx
@@ -17,10 +17,10 @@
         <w:tblLook w:val="04A0" w:firstRow="1" w:lastRow="0" w:firstColumn="1" w:lastColumn="0" w:noHBand="0" w:noVBand="1"/>
       </w:tblPr>
       <w:tblGrid>
-        <w:gridCol w:w="1489"/>
-        <w:gridCol w:w="4394"/>
-        <w:gridCol w:w="1417"/>
-        <w:gridCol w:w="2196"/>
+        <w:gridCol w:w="616"/>
+        <w:gridCol w:w="5300"/>
+        <w:gridCol w:w="1937"/>
+        <w:gridCol w:w="2988"/>
       </w:tblGrid>
       <w:tr>
         <w:trPr>
@@ -311,21 +311,7 @@
               <w:rPr>
                 <w:rFonts w:asciiTheme="majorHAnsi" w:eastAsiaTheme="majorHAnsi" w:hAnsiTheme="majorHAnsi"/>
               </w:rPr>
-              <w:t xml:space="preserve">Modbus RTU 통신을 통한 Node ID 설정(Read/Write)이 규격에 맞게 정상 동작하는지 확인하고, 통신 </w:t>
-            </w:r>
-            <w:proofErr w:type="spellStart"/>
-            <w:r>
-              <w:rPr>
-                <w:rFonts w:asciiTheme="majorHAnsi" w:eastAsiaTheme="majorHAnsi" w:hAnsiTheme="majorHAnsi"/>
-              </w:rPr>
-              <w:t>경계값</w:t>
-            </w:r>
-            <w:proofErr w:type="spellEnd"/>
-            <w:r>
-              <w:rPr>
-                <w:rFonts w:asciiTheme="majorHAnsi" w:eastAsiaTheme="majorHAnsi" w:hAnsiTheme="majorHAnsi"/>
-              </w:rPr>
-              <w:t>(1</w:t>
+              <w:t>Modbus RTU 통신을 통한 Node ID 설정(Read/Write)이 규격에 맞게 정상 동작하는지 확인하고, 통신 경계값(1</w:t>
             </w:r>
             <w:r>
               <w:rPr>
@@ -608,7 +594,7 @@
               </w:numPr>
               <w:textAlignment w:val="auto"/>
               <w:rPr>
-                <w:rFonts w:asciiTheme="majorHAnsi" w:eastAsiaTheme="majorHAnsi" w:hAnsiTheme="majorHAnsi" w:hint="eastAsia"/>
+                <w:rFonts w:asciiTheme="majorHAnsi" w:eastAsiaTheme="majorHAnsi" w:hAnsiTheme="majorHAnsi"/>
                 <w:szCs w:val="20"/>
               </w:rPr>
             </w:pPr>
@@ -629,7 +615,7 @@
               </w:numPr>
               <w:textAlignment w:val="auto"/>
               <w:rPr>
-                <w:rFonts w:asciiTheme="majorHAnsi" w:eastAsiaTheme="majorHAnsi" w:hAnsiTheme="majorHAnsi" w:hint="eastAsia"/>
+                <w:rFonts w:asciiTheme="majorHAnsi" w:eastAsiaTheme="majorHAnsi" w:hAnsiTheme="majorHAnsi"/>
                 <w:szCs w:val="20"/>
               </w:rPr>
             </w:pPr>
@@ -654,48 +640,14 @@
                 <w:bCs/>
                 <w:szCs w:val="20"/>
               </w:rPr>
-              <w:t xml:space="preserve">485 통신 </w:t>
-            </w:r>
-            <w:proofErr w:type="gramStart"/>
-            <w:r>
-              <w:rPr>
-                <w:rFonts w:asciiTheme="majorHAnsi" w:eastAsiaTheme="majorHAnsi" w:hAnsiTheme="majorHAnsi" w:hint="eastAsia"/>
-                <w:b/>
-                <w:bCs/>
+              <w:t>485 통신 초기설정</w:t>
+            </w:r>
+            <w:r>
+              <w:rPr>
+                <w:rFonts w:asciiTheme="majorHAnsi" w:eastAsiaTheme="majorHAnsi" w:hAnsiTheme="majorHAnsi" w:hint="eastAsia"/>
                 <w:szCs w:val="20"/>
               </w:rPr>
-              <w:t>초기설정</w:t>
-            </w:r>
-            <w:r>
-              <w:rPr>
-                <w:rFonts w:asciiTheme="majorHAnsi" w:eastAsiaTheme="majorHAnsi" w:hAnsiTheme="majorHAnsi" w:hint="eastAsia"/>
-                <w:szCs w:val="20"/>
-              </w:rPr>
-              <w:t xml:space="preserve"> :</w:t>
-            </w:r>
-            <w:proofErr w:type="gramEnd"/>
-            <w:r>
-              <w:rPr>
-                <w:rFonts w:asciiTheme="majorHAnsi" w:eastAsiaTheme="majorHAnsi" w:hAnsiTheme="majorHAnsi" w:hint="eastAsia"/>
-                <w:szCs w:val="20"/>
-              </w:rPr>
-              <w:t xml:space="preserve"> (</w:t>
-            </w:r>
-            <w:proofErr w:type="spellStart"/>
-            <w:r>
-              <w:rPr>
-                <w:rFonts w:asciiTheme="majorHAnsi" w:eastAsiaTheme="majorHAnsi" w:hAnsiTheme="majorHAnsi" w:hint="eastAsia"/>
-                <w:szCs w:val="20"/>
-              </w:rPr>
-              <w:t>Baudrate</w:t>
-            </w:r>
-            <w:proofErr w:type="spellEnd"/>
-            <w:r>
-              <w:rPr>
-                <w:rFonts w:asciiTheme="majorHAnsi" w:eastAsiaTheme="majorHAnsi" w:hAnsiTheme="majorHAnsi" w:hint="eastAsia"/>
-                <w:szCs w:val="20"/>
-              </w:rPr>
-              <w:t xml:space="preserve"> : 19,200bps, Parity : Even, Node ID : 1)</w:t>
+              <w:t xml:space="preserve"> : (Baudrate : 19,200bps, Parity : Even, Node ID : 1)</w:t>
             </w:r>
           </w:p>
           <w:p>
@@ -729,25 +681,7 @@
                 <w:b/>
                 <w:bCs/>
               </w:rPr>
-              <w:t xml:space="preserve">&lt;Phase 2. 파라미터 조합 및 </w:t>
-            </w:r>
-            <w:proofErr w:type="spellStart"/>
-            <w:r>
-              <w:rPr>
-                <w:rFonts w:asciiTheme="majorHAnsi" w:eastAsiaTheme="majorHAnsi" w:hAnsiTheme="majorHAnsi"/>
-                <w:b/>
-                <w:bCs/>
-              </w:rPr>
-              <w:t>경계값</w:t>
-            </w:r>
-            <w:proofErr w:type="spellEnd"/>
-            <w:r>
-              <w:rPr>
-                <w:rFonts w:asciiTheme="majorHAnsi" w:eastAsiaTheme="majorHAnsi" w:hAnsiTheme="majorHAnsi"/>
-                <w:b/>
-                <w:bCs/>
-              </w:rPr>
-              <w:t xml:space="preserve"> 전수 검증 (Combination &amp; BVA Test)&gt;</w:t>
+              <w:t>&lt;Phase 2. 파라미터 조합 및 경계값 전수 검증 (Combination &amp; BVA Test)&gt;</w:t>
             </w:r>
           </w:p>
           <w:p>
@@ -765,21 +699,7 @@
               <w:rPr>
                 <w:rFonts w:asciiTheme="majorHAnsi" w:eastAsiaTheme="majorHAnsi" w:hAnsiTheme="majorHAnsi"/>
               </w:rPr>
-              <w:t xml:space="preserve">Modbus 표준 Node ID </w:t>
-            </w:r>
-            <w:proofErr w:type="spellStart"/>
-            <w:r>
-              <w:rPr>
-                <w:rFonts w:asciiTheme="majorHAnsi" w:eastAsiaTheme="majorHAnsi" w:hAnsiTheme="majorHAnsi"/>
-              </w:rPr>
-              <w:t>경계값인</w:t>
-            </w:r>
-            <w:proofErr w:type="spellEnd"/>
-            <w:r>
-              <w:rPr>
-                <w:rFonts w:asciiTheme="majorHAnsi" w:eastAsiaTheme="majorHAnsi" w:hAnsiTheme="majorHAnsi"/>
-              </w:rPr>
-              <w:t xml:space="preserve"> 최소값 1을 타겟 레지스터 [0x2003]에 Write 한다. (Write Single Register, FC: 0x06)</w:t>
+              <w:t>Modbus 표준 Node ID 경계값인 최소값 1을 타겟 레지스터 [0x2003]에 Write 한다. (Write Single Register, FC: 0x06)</w:t>
             </w:r>
           </w:p>
           <w:p>
@@ -797,49 +717,7 @@
               <w:rPr>
                 <w:rFonts w:asciiTheme="majorHAnsi" w:eastAsiaTheme="majorHAnsi" w:hAnsiTheme="majorHAnsi" w:hint="eastAsia"/>
               </w:rPr>
-              <w:t xml:space="preserve">드라이브를 </w:t>
-            </w:r>
-            <w:proofErr w:type="spellStart"/>
-            <w:r>
-              <w:rPr>
-                <w:rFonts w:asciiTheme="majorHAnsi" w:eastAsiaTheme="majorHAnsi" w:hAnsiTheme="majorHAnsi" w:hint="eastAsia"/>
-              </w:rPr>
-              <w:t>재부팅한다</w:t>
-            </w:r>
-            <w:proofErr w:type="spellEnd"/>
-            <w:r>
-              <w:rPr>
-                <w:rFonts w:asciiTheme="majorHAnsi" w:eastAsiaTheme="majorHAnsi" w:hAnsiTheme="majorHAnsi" w:hint="eastAsia"/>
-              </w:rPr>
-              <w:t xml:space="preserve">. (전원 </w:t>
-            </w:r>
-            <w:proofErr w:type="spellStart"/>
-            <w:r>
-              <w:rPr>
-                <w:rFonts w:asciiTheme="majorHAnsi" w:eastAsiaTheme="majorHAnsi" w:hAnsiTheme="majorHAnsi" w:hint="eastAsia"/>
-              </w:rPr>
-              <w:t>재투입</w:t>
-            </w:r>
-            <w:proofErr w:type="spellEnd"/>
-            <w:r>
-              <w:rPr>
-                <w:rFonts w:asciiTheme="majorHAnsi" w:eastAsiaTheme="majorHAnsi" w:hAnsiTheme="majorHAnsi" w:hint="eastAsia"/>
-              </w:rPr>
-              <w:t xml:space="preserve"> 혹은, software reset </w:t>
-            </w:r>
-            <w:proofErr w:type="gramStart"/>
-            <w:r>
-              <w:rPr>
-                <w:rFonts w:asciiTheme="majorHAnsi" w:eastAsiaTheme="majorHAnsi" w:hAnsiTheme="majorHAnsi" w:hint="eastAsia"/>
-              </w:rPr>
-              <w:t>상관 없음</w:t>
-            </w:r>
-            <w:proofErr w:type="gramEnd"/>
-            <w:r>
-              <w:rPr>
-                <w:rFonts w:asciiTheme="majorHAnsi" w:eastAsiaTheme="majorHAnsi" w:hAnsiTheme="majorHAnsi" w:hint="eastAsia"/>
-              </w:rPr>
-              <w:t>)</w:t>
+              <w:t>드라이브를 재부팅한다. (전원 재투입 혹은, software reset 상관 없음)</w:t>
             </w:r>
           </w:p>
           <w:p>
@@ -887,21 +765,7 @@
               <w:rPr>
                 <w:rFonts w:asciiTheme="majorHAnsi" w:eastAsiaTheme="majorHAnsi" w:hAnsiTheme="majorHAnsi"/>
               </w:rPr>
-              <w:t xml:space="preserve">위 1~4번의 과정을 Modbus Node ID 최대 지원 </w:t>
-            </w:r>
-            <w:proofErr w:type="spellStart"/>
-            <w:r>
-              <w:rPr>
-                <w:rFonts w:asciiTheme="majorHAnsi" w:eastAsiaTheme="majorHAnsi" w:hAnsiTheme="majorHAnsi"/>
-              </w:rPr>
-              <w:t>경계값인</w:t>
-            </w:r>
-            <w:proofErr w:type="spellEnd"/>
-            <w:r>
-              <w:rPr>
-                <w:rFonts w:asciiTheme="majorHAnsi" w:eastAsiaTheme="majorHAnsi" w:hAnsiTheme="majorHAnsi"/>
-              </w:rPr>
-              <w:t> 247 값으로 동일하게 반복 수행한다.</w:t>
+              <w:t>위 1~4번의 과정을 Modbus Node ID 최대 지원 경계값인 247 값으로 동일하게 반복 수행한다.</w:t>
             </w:r>
           </w:p>
           <w:p>
@@ -1013,25 +877,7 @@
                 <w:b/>
                 <w:bCs/>
               </w:rPr>
-              <w:t xml:space="preserve">[Phase 2 판정 - 정상 조합 전수 및 </w:t>
-            </w:r>
-            <w:proofErr w:type="spellStart"/>
-            <w:r>
-              <w:rPr>
-                <w:rFonts w:asciiTheme="majorHAnsi" w:eastAsiaTheme="majorHAnsi" w:hAnsiTheme="majorHAnsi"/>
-                <w:b/>
-                <w:bCs/>
-              </w:rPr>
-              <w:t>경계값</w:t>
-            </w:r>
-            <w:proofErr w:type="spellEnd"/>
-            <w:r>
-              <w:rPr>
-                <w:rFonts w:asciiTheme="majorHAnsi" w:eastAsiaTheme="majorHAnsi" w:hAnsiTheme="majorHAnsi"/>
-                <w:b/>
-                <w:bCs/>
-              </w:rPr>
-              <w:t>]</w:t>
+              <w:t>[Phase 2 판정 - 정상 조합 전수 및 경계값]</w:t>
             </w:r>
           </w:p>
           <w:p>
@@ -1061,35 +907,7 @@
               <w:rPr>
                 <w:rFonts w:asciiTheme="majorHAnsi" w:eastAsiaTheme="majorHAnsi" w:hAnsiTheme="majorHAnsi"/>
               </w:rPr>
-              <w:t xml:space="preserve"> 응답에 에러가 없어야 하며, 전원 </w:t>
-            </w:r>
-            <w:proofErr w:type="spellStart"/>
-            <w:r>
-              <w:rPr>
-                <w:rFonts w:asciiTheme="majorHAnsi" w:eastAsiaTheme="majorHAnsi" w:hAnsiTheme="majorHAnsi"/>
-              </w:rPr>
-              <w:t>재투입</w:t>
-            </w:r>
-            <w:proofErr w:type="spellEnd"/>
-            <w:r>
-              <w:rPr>
-                <w:rFonts w:asciiTheme="majorHAnsi" w:eastAsiaTheme="majorHAnsi" w:hAnsiTheme="majorHAnsi"/>
-              </w:rPr>
-              <w:t xml:space="preserve"> 이후에도 변경된 </w:t>
-            </w:r>
-            <w:proofErr w:type="spellStart"/>
-            <w:r>
-              <w:rPr>
-                <w:rFonts w:asciiTheme="majorHAnsi" w:eastAsiaTheme="majorHAnsi" w:hAnsiTheme="majorHAnsi"/>
-              </w:rPr>
-              <w:t>설정값이</w:t>
-            </w:r>
-            <w:proofErr w:type="spellEnd"/>
-            <w:r>
-              <w:rPr>
-                <w:rFonts w:asciiTheme="majorHAnsi" w:eastAsiaTheme="majorHAnsi" w:hAnsiTheme="majorHAnsi"/>
-              </w:rPr>
-              <w:t xml:space="preserve"> 유지되어야 한다.</w:t>
+              <w:t xml:space="preserve"> 응답에 에러가 없어야 하며, 전원 재투입 이후에도 변경된 설정값이 유지되어야 한다.</w:t>
             </w:r>
           </w:p>
           <w:p>
@@ -1107,27 +925,20 @@
               <w:rPr>
                 <w:rFonts w:asciiTheme="majorHAnsi" w:eastAsiaTheme="majorHAnsi" w:hAnsiTheme="majorHAnsi" w:hint="eastAsia"/>
               </w:rPr>
-              <w:t xml:space="preserve">변경 및 전원 재투입후, 변경된 </w:t>
-            </w:r>
-            <w:proofErr w:type="spellStart"/>
-            <w:r>
-              <w:rPr>
-                <w:rFonts w:asciiTheme="majorHAnsi" w:eastAsiaTheme="majorHAnsi" w:hAnsiTheme="majorHAnsi" w:hint="eastAsia"/>
-              </w:rPr>
-              <w:t>NodeID</w:t>
-            </w:r>
-            <w:proofErr w:type="spellEnd"/>
-            <w:r>
-              <w:rPr>
-                <w:rFonts w:asciiTheme="majorHAnsi" w:eastAsiaTheme="majorHAnsi" w:hAnsiTheme="majorHAnsi" w:hint="eastAsia"/>
-              </w:rPr>
-              <w:t xml:space="preserve">로 </w:t>
-            </w:r>
-            <w:r>
-              <w:rPr>
-                <w:rFonts w:asciiTheme="majorHAnsi" w:eastAsiaTheme="majorHAnsi" w:hAnsiTheme="majorHAnsi"/>
-              </w:rPr>
-              <w:t>100회 연속 Polling 부하 테스트 시 통신 응답률 100%를 달성해야 하며, CRC Error 및 Timeout 발생 횟수가 0회여야 한다.</w:t>
+              <w:t xml:space="preserve">변경 및 전원 재투입후, 변경된 NodeID로 </w:t>
+            </w:r>
+            <w:r>
+              <w:rPr>
+                <w:rFonts w:asciiTheme="majorHAnsi" w:eastAsiaTheme="majorHAnsi" w:hAnsiTheme="majorHAnsi"/>
+              </w:rPr>
+              <w:t>100회 연속 Polling 부하 테스트 시 통신 응답률 100%를 달</w:t>
+            </w:r>
+            <w:r>
+              <w:rPr>
+                <w:rFonts w:asciiTheme="majorHAnsi" w:eastAsiaTheme="majorHAnsi" w:hAnsiTheme="majorHAnsi"/>
+              </w:rPr>
+              <w:lastRenderedPageBreak/>
+              <w:t>성해야 하며, CRC Error 및 Timeout 발생 횟수가 0회여야 한다.</w:t>
             </w:r>
           </w:p>
           <w:p>
@@ -1260,71 +1071,47 @@
               </w:numPr>
               <w:rPr>
                 <w:rFonts w:asciiTheme="majorHAnsi" w:eastAsiaTheme="majorHAnsi" w:hAnsiTheme="majorHAnsi"/>
-                <w:b/>
-                <w:bCs/>
-              </w:rPr>
-            </w:pPr>
-            <w:r>
-              <w:rPr>
-                <w:rFonts w:asciiTheme="majorHAnsi" w:eastAsiaTheme="majorHAnsi" w:hAnsiTheme="majorHAnsi"/>
-                <w:b/>
-                <w:bCs/>
-              </w:rPr>
-              <w:t xml:space="preserve">[Phase 2 판정 - 정상 조합 전수 및 </w:t>
-            </w:r>
-            <w:proofErr w:type="spellStart"/>
-            <w:r>
-              <w:rPr>
-                <w:rFonts w:asciiTheme="majorHAnsi" w:eastAsiaTheme="majorHAnsi" w:hAnsiTheme="majorHAnsi"/>
-                <w:b/>
-                <w:bCs/>
-              </w:rPr>
-              <w:t>경계값</w:t>
-            </w:r>
-            <w:proofErr w:type="spellEnd"/>
-            <w:r>
-              <w:rPr>
-                <w:rFonts w:asciiTheme="majorHAnsi" w:eastAsiaTheme="majorHAnsi" w:hAnsiTheme="majorHAnsi"/>
-                <w:b/>
-                <w:bCs/>
-              </w:rPr>
-              <w:t>]</w:t>
-            </w:r>
-          </w:p>
-          <w:p>
-            <w:pPr>
-              <w:pStyle w:val="1-0"/>
-              <w:numPr>
-                <w:ilvl w:val="0"/>
-                <w:numId w:val="27"/>
-              </w:numPr>
-              <w:rPr>
-                <w:rFonts w:asciiTheme="majorHAnsi" w:eastAsiaTheme="majorHAnsi" w:hAnsiTheme="majorHAnsi"/>
-              </w:rPr>
-            </w:pPr>
-            <w:r>
-              <w:rPr>
-                <w:rFonts w:asciiTheme="majorHAnsi" w:eastAsiaTheme="majorHAnsi" w:hAnsiTheme="majorHAnsi" w:hint="eastAsia"/>
-              </w:rPr>
-              <w:t>Node ID 설정 확인 (1~247)</w:t>
-            </w:r>
-          </w:p>
-          <w:p>
-            <w:pPr>
-              <w:pStyle w:val="1-0"/>
-              <w:numPr>
-                <w:ilvl w:val="0"/>
-                <w:numId w:val="27"/>
-              </w:numPr>
-              <w:rPr>
-                <w:rFonts w:asciiTheme="majorHAnsi" w:eastAsiaTheme="majorHAnsi" w:hAnsiTheme="majorHAnsi"/>
-              </w:rPr>
-            </w:pPr>
-            <w:r>
-              <w:rPr>
-                <w:rFonts w:asciiTheme="majorHAnsi" w:eastAsiaTheme="majorHAnsi" w:hAnsiTheme="majorHAnsi" w:hint="eastAsia"/>
-              </w:rPr>
-              <w:t>Node ID 설정 후, 통신 무결성 확인 (1~247)</w:t>
+              </w:rPr>
+            </w:pPr>
+            <w:r>
+              <w:rPr>
+                <w:rFonts w:asciiTheme="majorHAnsi" w:eastAsiaTheme="majorHAnsi" w:hAnsiTheme="majorHAnsi"/>
+              </w:rPr>
+              <w:drawing>
+                <wp:inline distT="0" distB="0" distL="0" distR="0" wp14:anchorId="525B4DFA" wp14:editId="13CB4996">
+                  <wp:extent cx="5731510" cy="6082030"/>
+                  <wp:effectExtent l="0" t="0" r="2540" b="0"/>
+                  <wp:docPr id="1" name="그림 1"/>
+                  <wp:cNvGraphicFramePr>
+                    <a:graphicFrameLocks xmlns:a="http://schemas.openxmlformats.org/drawingml/2006/main" noChangeAspect="1"/>
+                  </wp:cNvGraphicFramePr>
+                  <a:graphic xmlns:a="http://schemas.openxmlformats.org/drawingml/2006/main">
+                    <a:graphicData uri="http://schemas.openxmlformats.org/drawingml/2006/picture">
+                      <pic:pic xmlns:pic="http://schemas.openxmlformats.org/drawingml/2006/picture">
+                        <pic:nvPicPr>
+                          <pic:cNvPr id="1" name=""/>
+                          <pic:cNvPicPr/>
+                        </pic:nvPicPr>
+                        <pic:blipFill>
+                          <a:blip r:embed="rId8"/>
+                          <a:stretch>
+                            <a:fillRect/>
+                          </a:stretch>
+                        </pic:blipFill>
+                        <pic:spPr>
+                          <a:xfrm>
+                            <a:off x="0" y="0"/>
+                            <a:ext cx="5731510" cy="6082030"/>
+                          </a:xfrm>
+                          <a:prstGeom prst="rect">
+                            <a:avLst/>
+                          </a:prstGeom>
+                        </pic:spPr>
+                      </pic:pic>
+                    </a:graphicData>
+                  </a:graphic>
+                </wp:inline>
+              </w:drawing>
             </w:r>
           </w:p>
           <w:p>
@@ -1342,74 +1129,8745 @@
           <w:p>
             <w:pPr>
               <w:pStyle w:val="1-0"/>
+              <w:rPr>
+                <w:rFonts w:asciiTheme="majorHAnsi" w:eastAsiaTheme="majorHAnsi" w:hAnsiTheme="majorHAnsi"/>
+              </w:rPr>
+            </w:pPr>
+            <w:r>
+              <w:rPr>
+                <w:rFonts w:asciiTheme="majorHAnsi" w:eastAsiaTheme="majorHAnsi" w:hAnsiTheme="majorHAnsi"/>
+              </w:rPr>
+              <w:t>============================================================</w:t>
+            </w:r>
+          </w:p>
+          <w:p>
+            <w:pPr>
+              <w:pStyle w:val="1-0"/>
+              <w:rPr>
+                <w:rFonts w:asciiTheme="majorHAnsi" w:eastAsiaTheme="majorHAnsi" w:hAnsiTheme="majorHAnsi" w:hint="eastAsia"/>
+              </w:rPr>
+            </w:pPr>
+            <w:r>
+              <w:rPr>
+                <w:rFonts w:asciiTheme="majorHAnsi" w:eastAsiaTheme="majorHAnsi" w:hAnsiTheme="majorHAnsi" w:hint="eastAsia"/>
+              </w:rPr>
+              <w:t>테스트 항목  : [1-2] Node ID 경계값 및 예외값 검증  (3 Cases)</w:t>
+            </w:r>
+          </w:p>
+          <w:p>
+            <w:pPr>
+              <w:pStyle w:val="1-0"/>
+              <w:rPr>
+                <w:rFonts w:asciiTheme="majorHAnsi" w:eastAsiaTheme="majorHAnsi" w:hAnsiTheme="majorHAnsi" w:hint="eastAsia"/>
+              </w:rPr>
+            </w:pPr>
+            <w:r>
+              <w:rPr>
+                <w:rFonts w:asciiTheme="majorHAnsi" w:eastAsiaTheme="majorHAnsi" w:hAnsiTheme="majorHAnsi" w:hint="eastAsia"/>
+              </w:rPr>
+              <w:t>시작 시각    : 2026. 4. 18. 오후 3:39:06</w:t>
+            </w:r>
+          </w:p>
+          <w:p>
+            <w:pPr>
+              <w:pStyle w:val="1-0"/>
+              <w:rPr>
+                <w:rFonts w:asciiTheme="majorHAnsi" w:eastAsiaTheme="majorHAnsi" w:hAnsiTheme="majorHAnsi" w:hint="eastAsia"/>
+              </w:rPr>
+            </w:pPr>
+            <w:r>
+              <w:rPr>
+                <w:rFonts w:asciiTheme="majorHAnsi" w:eastAsiaTheme="majorHAnsi" w:hAnsiTheme="majorHAnsi" w:hint="eastAsia"/>
+              </w:rPr>
+              <w:lastRenderedPageBreak/>
+              <w:t>종료 시각    : 2026. 4. 18. 오후 3:39:54</w:t>
+            </w:r>
+          </w:p>
+          <w:p>
+            <w:pPr>
+              <w:pStyle w:val="1-0"/>
+              <w:rPr>
+                <w:rFonts w:asciiTheme="majorHAnsi" w:eastAsiaTheme="majorHAnsi" w:hAnsiTheme="majorHAnsi" w:hint="eastAsia"/>
+              </w:rPr>
+            </w:pPr>
+            <w:r>
+              <w:rPr>
+                <w:rFonts w:asciiTheme="majorHAnsi" w:eastAsiaTheme="majorHAnsi" w:hAnsiTheme="majorHAnsi" w:hint="eastAsia"/>
+              </w:rPr>
+              <w:t>저장 시각    : 2026. 4. 18. 오후 3:40:22</w:t>
+            </w:r>
+          </w:p>
+          <w:p>
+            <w:pPr>
+              <w:pStyle w:val="1-0"/>
+              <w:rPr>
+                <w:rFonts w:asciiTheme="majorHAnsi" w:eastAsiaTheme="majorHAnsi" w:hAnsiTheme="majorHAnsi"/>
+              </w:rPr>
+            </w:pPr>
+            <w:r>
+              <w:rPr>
+                <w:rFonts w:asciiTheme="majorHAnsi" w:eastAsiaTheme="majorHAnsi" w:hAnsiTheme="majorHAnsi"/>
+              </w:rPr>
+              <w:t>============================================================</w:t>
+            </w:r>
+          </w:p>
+          <w:p>
+            <w:pPr>
+              <w:pStyle w:val="1-0"/>
+              <w:rPr>
+                <w:rFonts w:asciiTheme="majorHAnsi" w:eastAsiaTheme="majorHAnsi" w:hAnsiTheme="majorHAnsi"/>
+              </w:rPr>
+            </w:pPr>
+          </w:p>
+          <w:p>
+            <w:pPr>
+              <w:pStyle w:val="1-0"/>
+              <w:rPr>
+                <w:rFonts w:asciiTheme="majorHAnsi" w:eastAsiaTheme="majorHAnsi" w:hAnsiTheme="majorHAnsi" w:hint="eastAsia"/>
+              </w:rPr>
+            </w:pPr>
+            <w:r>
+              <w:rPr>
+                <w:rFonts w:asciiTheme="majorHAnsi" w:eastAsiaTheme="majorHAnsi" w:hAnsiTheme="majorHAnsi" w:hint="eastAsia"/>
+              </w:rPr>
+              <w:t>[실행 로그]</w:t>
+            </w:r>
+          </w:p>
+          <w:p>
+            <w:pPr>
+              <w:pStyle w:val="1-0"/>
+              <w:rPr>
+                <w:rFonts w:asciiTheme="majorHAnsi" w:eastAsiaTheme="majorHAnsi" w:hAnsiTheme="majorHAnsi"/>
+              </w:rPr>
+            </w:pPr>
+            <w:r>
+              <w:rPr>
+                <w:rFonts w:asciiTheme="majorHAnsi" w:eastAsiaTheme="majorHAnsi" w:hAnsiTheme="majorHAnsi"/>
+              </w:rPr>
+              <w:t>------------------------------------------------------------</w:t>
+            </w:r>
+          </w:p>
+          <w:p>
+            <w:pPr>
+              <w:pStyle w:val="1-0"/>
+              <w:rPr>
+                <w:rFonts w:asciiTheme="majorHAnsi" w:eastAsiaTheme="majorHAnsi" w:hAnsiTheme="majorHAnsi" w:hint="eastAsia"/>
+              </w:rPr>
+            </w:pPr>
+            <w:r>
+              <w:rPr>
+                <w:rFonts w:asciiTheme="majorHAnsi" w:eastAsiaTheme="majorHAnsi" w:hAnsiTheme="majorHAnsi" w:hint="eastAsia"/>
+              </w:rPr>
+              <w:t>[15시 39분 6초] [INFO] 테스트 시작: Node ID 경계값 및 예외값 검증  (3 Cases)</w:t>
+            </w:r>
+          </w:p>
+          <w:p>
+            <w:pPr>
+              <w:pStyle w:val="1-0"/>
+              <w:rPr>
+                <w:rFonts w:asciiTheme="majorHAnsi" w:eastAsiaTheme="majorHAnsi" w:hAnsiTheme="majorHAnsi" w:hint="eastAsia"/>
+              </w:rPr>
+            </w:pPr>
+            <w:r>
+              <w:rPr>
+                <w:rFonts w:asciiTheme="majorHAnsi" w:eastAsiaTheme="majorHAnsi" w:hAnsiTheme="majorHAnsi" w:hint="eastAsia"/>
+              </w:rPr>
+              <w:t>[15시 39분 6초] [INFO] 총 3개 Sub-Case 순차 검증 시작</w:t>
+            </w:r>
+          </w:p>
+          <w:p>
+            <w:pPr>
+              <w:pStyle w:val="1-0"/>
+              <w:rPr>
+                <w:rFonts w:asciiTheme="majorHAnsi" w:eastAsiaTheme="majorHAnsi" w:hAnsiTheme="majorHAnsi" w:hint="eastAsia"/>
+              </w:rPr>
+            </w:pPr>
+            <w:r>
+              <w:rPr>
+                <w:rFonts w:asciiTheme="majorHAnsi" w:eastAsiaTheme="majorHAnsi" w:hAnsiTheme="majorHAnsi" w:hint="eastAsia"/>
+              </w:rPr>
+              <w:t>[15시 39분 6초] [INFO] 초기 설정: Node ID 1, 19200bps, Even, Stop1</w:t>
+            </w:r>
+          </w:p>
+          <w:p>
+            <w:pPr>
+              <w:pStyle w:val="1-0"/>
+              <w:rPr>
+                <w:rFonts w:asciiTheme="majorHAnsi" w:eastAsiaTheme="majorHAnsi" w:hAnsiTheme="majorHAnsi" w:hint="eastAsia"/>
+              </w:rPr>
+            </w:pPr>
+            <w:r>
+              <w:rPr>
+                <w:rFonts w:asciiTheme="majorHAnsi" w:eastAsiaTheme="majorHAnsi" w:hAnsiTheme="majorHAnsi" w:hint="eastAsia"/>
+              </w:rPr>
+              <w:t>[15시 39분 6초] [STEP] [Sub 1/3]  Node ID 최솟값 (1)</w:t>
+            </w:r>
+          </w:p>
+          <w:p>
+            <w:pPr>
+              <w:pStyle w:val="1-0"/>
+              <w:rPr>
+                <w:rFonts w:asciiTheme="majorHAnsi" w:eastAsiaTheme="majorHAnsi" w:hAnsiTheme="majorHAnsi" w:hint="eastAsia"/>
+              </w:rPr>
+            </w:pPr>
+            <w:r>
+              <w:rPr>
+                <w:rFonts w:asciiTheme="majorHAnsi" w:eastAsiaTheme="majorHAnsi" w:hAnsiTheme="majorHAnsi" w:hint="eastAsia"/>
+              </w:rPr>
+              <w:t>[15시 39분 6초] [STEP] [0xD100] Node ID = 1 설정</w:t>
+            </w:r>
+          </w:p>
+          <w:p>
+            <w:pPr>
+              <w:pStyle w:val="1-0"/>
+              <w:rPr>
+                <w:rFonts w:asciiTheme="majorHAnsi" w:eastAsiaTheme="majorHAnsi" w:hAnsiTheme="majorHAnsi" w:hint="eastAsia"/>
+              </w:rPr>
+            </w:pPr>
+            <w:r>
+              <w:rPr>
+                <w:rFonts w:asciiTheme="majorHAnsi" w:eastAsiaTheme="majorHAnsi" w:hAnsiTheme="majorHAnsi" w:hint="eastAsia"/>
+              </w:rPr>
+              <w:t>[15시 39분 6초] [STEP] Software Reset  (0xD000 = 0x0008)</w:t>
+            </w:r>
+          </w:p>
+          <w:p>
+            <w:pPr>
+              <w:pStyle w:val="1-0"/>
+              <w:rPr>
+                <w:rFonts w:asciiTheme="majorHAnsi" w:eastAsiaTheme="majorHAnsi" w:hAnsiTheme="majorHAnsi" w:hint="eastAsia"/>
+              </w:rPr>
+            </w:pPr>
+            <w:r>
+              <w:rPr>
+                <w:rFonts w:asciiTheme="majorHAnsi" w:eastAsiaTheme="majorHAnsi" w:hAnsiTheme="majorHAnsi" w:hint="eastAsia"/>
+              </w:rPr>
+              <w:t>[15시 39분 6초] [INFO] 재부팅 대기 (3초)...</w:t>
+            </w:r>
+          </w:p>
+          <w:p>
+            <w:pPr>
+              <w:pStyle w:val="1-0"/>
+              <w:rPr>
+                <w:rFonts w:asciiTheme="majorHAnsi" w:eastAsiaTheme="majorHAnsi" w:hAnsiTheme="majorHAnsi"/>
+              </w:rPr>
+            </w:pPr>
+            <w:r>
+              <w:rPr>
+                <w:rFonts w:asciiTheme="majorHAnsi" w:eastAsiaTheme="majorHAnsi" w:hAnsiTheme="majorHAnsi"/>
+              </w:rPr>
+              <w:t>[15</w:t>
+            </w:r>
+            <w:r>
+              <w:rPr>
+                <w:rFonts w:asciiTheme="majorHAnsi" w:eastAsiaTheme="majorHAnsi" w:hAnsiTheme="majorHAnsi" w:hint="eastAsia"/>
+              </w:rPr>
+              <w:t>시</w:t>
+            </w:r>
+            <w:r>
+              <w:rPr>
+                <w:rFonts w:asciiTheme="majorHAnsi" w:eastAsiaTheme="majorHAnsi" w:hAnsiTheme="majorHAnsi"/>
+              </w:rPr>
+              <w:t xml:space="preserve"> 39</w:t>
+            </w:r>
+            <w:r>
+              <w:rPr>
+                <w:rFonts w:asciiTheme="majorHAnsi" w:eastAsiaTheme="majorHAnsi" w:hAnsiTheme="majorHAnsi" w:hint="eastAsia"/>
+              </w:rPr>
+              <w:t>분</w:t>
+            </w:r>
+            <w:r>
+              <w:rPr>
+                <w:rFonts w:asciiTheme="majorHAnsi" w:eastAsiaTheme="majorHAnsi" w:hAnsiTheme="majorHAnsi"/>
+              </w:rPr>
+              <w:t xml:space="preserve"> 9</w:t>
+            </w:r>
+            <w:r>
+              <w:rPr>
+                <w:rFonts w:asciiTheme="majorHAnsi" w:eastAsiaTheme="majorHAnsi" w:hAnsiTheme="majorHAnsi" w:hint="eastAsia"/>
+              </w:rPr>
+              <w:t>초</w:t>
+            </w:r>
+            <w:r>
+              <w:rPr>
+                <w:rFonts w:asciiTheme="majorHAnsi" w:eastAsiaTheme="majorHAnsi" w:hAnsiTheme="majorHAnsi"/>
+              </w:rPr>
+              <w:t xml:space="preserve">] [SUCCESS] </w:t>
+            </w:r>
+            <w:r>
+              <w:rPr>
+                <w:rFonts w:ascii="MS Gothic" w:eastAsia="MS Gothic" w:hAnsi="MS Gothic" w:cs="MS Gothic" w:hint="eastAsia"/>
+              </w:rPr>
+              <w:t>✓</w:t>
+            </w:r>
+            <w:r>
+              <w:rPr>
+                <w:rFonts w:asciiTheme="majorHAnsi" w:eastAsiaTheme="majorHAnsi" w:hAnsiTheme="majorHAnsi"/>
+              </w:rPr>
+              <w:t xml:space="preserve"> [0xD100] SW Reset </w:t>
+            </w:r>
+            <w:r>
+              <w:rPr>
+                <w:rFonts w:asciiTheme="majorHAnsi" w:eastAsiaTheme="majorHAnsi" w:hAnsiTheme="majorHAnsi" w:hint="eastAsia"/>
+              </w:rPr>
+              <w:t>후</w:t>
+            </w:r>
+            <w:r>
+              <w:rPr>
+                <w:rFonts w:asciiTheme="majorHAnsi" w:eastAsiaTheme="majorHAnsi" w:hAnsiTheme="majorHAnsi"/>
+              </w:rPr>
+              <w:t xml:space="preserve"> Node ID = 1 </w:t>
+            </w:r>
+            <w:r>
+              <w:rPr>
+                <w:rFonts w:asciiTheme="majorHAnsi" w:eastAsiaTheme="majorHAnsi" w:hAnsiTheme="majorHAnsi" w:hint="eastAsia"/>
+              </w:rPr>
+              <w:t>유지</w:t>
+            </w:r>
+            <w:r>
+              <w:rPr>
+                <w:rFonts w:asciiTheme="majorHAnsi" w:eastAsiaTheme="majorHAnsi" w:hAnsiTheme="majorHAnsi"/>
+              </w:rPr>
+              <w:t xml:space="preserve"> </w:t>
+            </w:r>
+            <w:r>
+              <w:rPr>
+                <w:rFonts w:asciiTheme="majorHAnsi" w:eastAsiaTheme="majorHAnsi" w:hAnsiTheme="majorHAnsi" w:hint="eastAsia"/>
+              </w:rPr>
+              <w:t>확인</w:t>
+            </w:r>
+          </w:p>
+          <w:p>
+            <w:pPr>
+              <w:pStyle w:val="1-0"/>
+              <w:rPr>
+                <w:rFonts w:asciiTheme="majorHAnsi" w:eastAsiaTheme="majorHAnsi" w:hAnsiTheme="majorHAnsi"/>
+              </w:rPr>
+            </w:pPr>
+            <w:r>
+              <w:rPr>
+                <w:rFonts w:asciiTheme="majorHAnsi" w:eastAsiaTheme="majorHAnsi" w:hAnsiTheme="majorHAnsi"/>
+              </w:rPr>
+              <w:t>[15</w:t>
+            </w:r>
+            <w:r>
+              <w:rPr>
+                <w:rFonts w:asciiTheme="majorHAnsi" w:eastAsiaTheme="majorHAnsi" w:hAnsiTheme="majorHAnsi" w:hint="eastAsia"/>
+              </w:rPr>
+              <w:t>시</w:t>
+            </w:r>
+            <w:r>
+              <w:rPr>
+                <w:rFonts w:asciiTheme="majorHAnsi" w:eastAsiaTheme="majorHAnsi" w:hAnsiTheme="majorHAnsi"/>
+              </w:rPr>
+              <w:t xml:space="preserve"> 39</w:t>
+            </w:r>
+            <w:r>
+              <w:rPr>
+                <w:rFonts w:asciiTheme="majorHAnsi" w:eastAsiaTheme="majorHAnsi" w:hAnsiTheme="majorHAnsi" w:hint="eastAsia"/>
+              </w:rPr>
+              <w:t>분</w:t>
+            </w:r>
+            <w:r>
+              <w:rPr>
+                <w:rFonts w:asciiTheme="majorHAnsi" w:eastAsiaTheme="majorHAnsi" w:hAnsiTheme="majorHAnsi"/>
+              </w:rPr>
+              <w:t xml:space="preserve"> 9</w:t>
+            </w:r>
+            <w:r>
+              <w:rPr>
+                <w:rFonts w:asciiTheme="majorHAnsi" w:eastAsiaTheme="majorHAnsi" w:hAnsiTheme="majorHAnsi" w:hint="eastAsia"/>
+              </w:rPr>
+              <w:t>초</w:t>
+            </w:r>
+            <w:r>
+              <w:rPr>
+                <w:rFonts w:asciiTheme="majorHAnsi" w:eastAsiaTheme="majorHAnsi" w:hAnsiTheme="majorHAnsi"/>
+              </w:rPr>
+              <w:t xml:space="preserve">] [SUCCESS]   Poll 1/20: </w:t>
+            </w:r>
+            <w:r>
+              <w:rPr>
+                <w:rFonts w:ascii="MS Gothic" w:eastAsia="MS Gothic" w:hAnsi="MS Gothic" w:cs="MS Gothic" w:hint="eastAsia"/>
+              </w:rPr>
+              <w:t>✓</w:t>
+            </w:r>
+            <w:r>
+              <w:rPr>
+                <w:rFonts w:asciiTheme="majorHAnsi" w:eastAsiaTheme="majorHAnsi" w:hAnsiTheme="majorHAnsi"/>
+              </w:rPr>
+              <w:t xml:space="preserve">  [0xD149] = 4</w:t>
+            </w:r>
+          </w:p>
+          <w:p>
+            <w:pPr>
+              <w:pStyle w:val="1-0"/>
+              <w:rPr>
+                <w:rFonts w:asciiTheme="majorHAnsi" w:eastAsiaTheme="majorHAnsi" w:hAnsiTheme="majorHAnsi"/>
+              </w:rPr>
+            </w:pPr>
+            <w:r>
+              <w:rPr>
+                <w:rFonts w:asciiTheme="majorHAnsi" w:eastAsiaTheme="majorHAnsi" w:hAnsiTheme="majorHAnsi"/>
+              </w:rPr>
+              <w:t>[15</w:t>
+            </w:r>
+            <w:r>
+              <w:rPr>
+                <w:rFonts w:asciiTheme="majorHAnsi" w:eastAsiaTheme="majorHAnsi" w:hAnsiTheme="majorHAnsi" w:hint="eastAsia"/>
+              </w:rPr>
+              <w:t>시</w:t>
+            </w:r>
+            <w:r>
+              <w:rPr>
+                <w:rFonts w:asciiTheme="majorHAnsi" w:eastAsiaTheme="majorHAnsi" w:hAnsiTheme="majorHAnsi"/>
+              </w:rPr>
+              <w:t xml:space="preserve"> 39</w:t>
+            </w:r>
+            <w:r>
+              <w:rPr>
+                <w:rFonts w:asciiTheme="majorHAnsi" w:eastAsiaTheme="majorHAnsi" w:hAnsiTheme="majorHAnsi" w:hint="eastAsia"/>
+              </w:rPr>
+              <w:t>분</w:t>
+            </w:r>
+            <w:r>
+              <w:rPr>
+                <w:rFonts w:asciiTheme="majorHAnsi" w:eastAsiaTheme="majorHAnsi" w:hAnsiTheme="majorHAnsi"/>
+              </w:rPr>
+              <w:t xml:space="preserve"> 9</w:t>
+            </w:r>
+            <w:r>
+              <w:rPr>
+                <w:rFonts w:asciiTheme="majorHAnsi" w:eastAsiaTheme="majorHAnsi" w:hAnsiTheme="majorHAnsi" w:hint="eastAsia"/>
+              </w:rPr>
+              <w:t>초</w:t>
+            </w:r>
+            <w:r>
+              <w:rPr>
+                <w:rFonts w:asciiTheme="majorHAnsi" w:eastAsiaTheme="majorHAnsi" w:hAnsiTheme="majorHAnsi"/>
+              </w:rPr>
+              <w:t xml:space="preserve">] [SUCCESS]   Poll 2/20: </w:t>
+            </w:r>
+            <w:r>
+              <w:rPr>
+                <w:rFonts w:ascii="MS Gothic" w:eastAsia="MS Gothic" w:hAnsi="MS Gothic" w:cs="MS Gothic" w:hint="eastAsia"/>
+              </w:rPr>
+              <w:t>✓</w:t>
+            </w:r>
+            <w:r>
+              <w:rPr>
+                <w:rFonts w:asciiTheme="majorHAnsi" w:eastAsiaTheme="majorHAnsi" w:hAnsiTheme="majorHAnsi"/>
+              </w:rPr>
+              <w:t xml:space="preserve">  [0xD149] = 4</w:t>
+            </w:r>
+          </w:p>
+          <w:p>
+            <w:pPr>
+              <w:pStyle w:val="1-0"/>
+              <w:rPr>
+                <w:rFonts w:asciiTheme="majorHAnsi" w:eastAsiaTheme="majorHAnsi" w:hAnsiTheme="majorHAnsi"/>
+              </w:rPr>
+            </w:pPr>
+            <w:r>
+              <w:rPr>
+                <w:rFonts w:asciiTheme="majorHAnsi" w:eastAsiaTheme="majorHAnsi" w:hAnsiTheme="majorHAnsi"/>
+              </w:rPr>
+              <w:t>[15</w:t>
+            </w:r>
+            <w:r>
+              <w:rPr>
+                <w:rFonts w:asciiTheme="majorHAnsi" w:eastAsiaTheme="majorHAnsi" w:hAnsiTheme="majorHAnsi" w:hint="eastAsia"/>
+              </w:rPr>
+              <w:t>시</w:t>
+            </w:r>
+            <w:r>
+              <w:rPr>
+                <w:rFonts w:asciiTheme="majorHAnsi" w:eastAsiaTheme="majorHAnsi" w:hAnsiTheme="majorHAnsi"/>
+              </w:rPr>
+              <w:t xml:space="preserve"> 39</w:t>
+            </w:r>
+            <w:r>
+              <w:rPr>
+                <w:rFonts w:asciiTheme="majorHAnsi" w:eastAsiaTheme="majorHAnsi" w:hAnsiTheme="majorHAnsi" w:hint="eastAsia"/>
+              </w:rPr>
+              <w:t>분</w:t>
+            </w:r>
+            <w:r>
+              <w:rPr>
+                <w:rFonts w:asciiTheme="majorHAnsi" w:eastAsiaTheme="majorHAnsi" w:hAnsiTheme="majorHAnsi"/>
+              </w:rPr>
+              <w:t xml:space="preserve"> 9</w:t>
+            </w:r>
+            <w:r>
+              <w:rPr>
+                <w:rFonts w:asciiTheme="majorHAnsi" w:eastAsiaTheme="majorHAnsi" w:hAnsiTheme="majorHAnsi" w:hint="eastAsia"/>
+              </w:rPr>
+              <w:t>초</w:t>
+            </w:r>
+            <w:r>
+              <w:rPr>
+                <w:rFonts w:asciiTheme="majorHAnsi" w:eastAsiaTheme="majorHAnsi" w:hAnsiTheme="majorHAnsi"/>
+              </w:rPr>
+              <w:t xml:space="preserve">] [SUCCESS]   Poll 3/20: </w:t>
+            </w:r>
+            <w:r>
+              <w:rPr>
+                <w:rFonts w:ascii="MS Gothic" w:eastAsia="MS Gothic" w:hAnsi="MS Gothic" w:cs="MS Gothic" w:hint="eastAsia"/>
+              </w:rPr>
+              <w:t>✓</w:t>
+            </w:r>
+            <w:r>
+              <w:rPr>
+                <w:rFonts w:asciiTheme="majorHAnsi" w:eastAsiaTheme="majorHAnsi" w:hAnsiTheme="majorHAnsi"/>
+              </w:rPr>
+              <w:t xml:space="preserve">  [0xD149] = 4</w:t>
+            </w:r>
+          </w:p>
+          <w:p>
+            <w:pPr>
+              <w:pStyle w:val="1-0"/>
+              <w:rPr>
+                <w:rFonts w:asciiTheme="majorHAnsi" w:eastAsiaTheme="majorHAnsi" w:hAnsiTheme="majorHAnsi"/>
+              </w:rPr>
+            </w:pPr>
+            <w:r>
+              <w:rPr>
+                <w:rFonts w:asciiTheme="majorHAnsi" w:eastAsiaTheme="majorHAnsi" w:hAnsiTheme="majorHAnsi"/>
+              </w:rPr>
+              <w:t>[15</w:t>
+            </w:r>
+            <w:r>
+              <w:rPr>
+                <w:rFonts w:asciiTheme="majorHAnsi" w:eastAsiaTheme="majorHAnsi" w:hAnsiTheme="majorHAnsi" w:hint="eastAsia"/>
+              </w:rPr>
+              <w:t>시</w:t>
+            </w:r>
+            <w:r>
+              <w:rPr>
+                <w:rFonts w:asciiTheme="majorHAnsi" w:eastAsiaTheme="majorHAnsi" w:hAnsiTheme="majorHAnsi"/>
+              </w:rPr>
+              <w:t xml:space="preserve"> 39</w:t>
+            </w:r>
+            <w:r>
+              <w:rPr>
+                <w:rFonts w:asciiTheme="majorHAnsi" w:eastAsiaTheme="majorHAnsi" w:hAnsiTheme="majorHAnsi" w:hint="eastAsia"/>
+              </w:rPr>
+              <w:t>분</w:t>
+            </w:r>
+            <w:r>
+              <w:rPr>
+                <w:rFonts w:asciiTheme="majorHAnsi" w:eastAsiaTheme="majorHAnsi" w:hAnsiTheme="majorHAnsi"/>
+              </w:rPr>
+              <w:t xml:space="preserve"> 9</w:t>
+            </w:r>
+            <w:r>
+              <w:rPr>
+                <w:rFonts w:asciiTheme="majorHAnsi" w:eastAsiaTheme="majorHAnsi" w:hAnsiTheme="majorHAnsi" w:hint="eastAsia"/>
+              </w:rPr>
+              <w:t>초</w:t>
+            </w:r>
+            <w:r>
+              <w:rPr>
+                <w:rFonts w:asciiTheme="majorHAnsi" w:eastAsiaTheme="majorHAnsi" w:hAnsiTheme="majorHAnsi"/>
+              </w:rPr>
+              <w:t xml:space="preserve">] [SUCCESS]   Poll 4/20: </w:t>
+            </w:r>
+            <w:r>
+              <w:rPr>
+                <w:rFonts w:ascii="MS Gothic" w:eastAsia="MS Gothic" w:hAnsi="MS Gothic" w:cs="MS Gothic" w:hint="eastAsia"/>
+              </w:rPr>
+              <w:t>✓</w:t>
+            </w:r>
+            <w:r>
+              <w:rPr>
+                <w:rFonts w:asciiTheme="majorHAnsi" w:eastAsiaTheme="majorHAnsi" w:hAnsiTheme="majorHAnsi"/>
+              </w:rPr>
+              <w:t xml:space="preserve">  [0xD149] = 4</w:t>
+            </w:r>
+          </w:p>
+          <w:p>
+            <w:pPr>
+              <w:pStyle w:val="1-0"/>
+              <w:rPr>
+                <w:rFonts w:asciiTheme="majorHAnsi" w:eastAsiaTheme="majorHAnsi" w:hAnsiTheme="majorHAnsi"/>
+              </w:rPr>
+            </w:pPr>
+            <w:r>
+              <w:rPr>
+                <w:rFonts w:asciiTheme="majorHAnsi" w:eastAsiaTheme="majorHAnsi" w:hAnsiTheme="majorHAnsi"/>
+              </w:rPr>
+              <w:t>[15</w:t>
+            </w:r>
+            <w:r>
+              <w:rPr>
+                <w:rFonts w:asciiTheme="majorHAnsi" w:eastAsiaTheme="majorHAnsi" w:hAnsiTheme="majorHAnsi" w:hint="eastAsia"/>
+              </w:rPr>
+              <w:t>시</w:t>
+            </w:r>
+            <w:r>
+              <w:rPr>
+                <w:rFonts w:asciiTheme="majorHAnsi" w:eastAsiaTheme="majorHAnsi" w:hAnsiTheme="majorHAnsi"/>
+              </w:rPr>
+              <w:t xml:space="preserve"> 39</w:t>
+            </w:r>
+            <w:r>
+              <w:rPr>
+                <w:rFonts w:asciiTheme="majorHAnsi" w:eastAsiaTheme="majorHAnsi" w:hAnsiTheme="majorHAnsi" w:hint="eastAsia"/>
+              </w:rPr>
+              <w:t>분</w:t>
+            </w:r>
+            <w:r>
+              <w:rPr>
+                <w:rFonts w:asciiTheme="majorHAnsi" w:eastAsiaTheme="majorHAnsi" w:hAnsiTheme="majorHAnsi"/>
+              </w:rPr>
+              <w:t xml:space="preserve"> 9</w:t>
+            </w:r>
+            <w:r>
+              <w:rPr>
+                <w:rFonts w:asciiTheme="majorHAnsi" w:eastAsiaTheme="majorHAnsi" w:hAnsiTheme="majorHAnsi" w:hint="eastAsia"/>
+              </w:rPr>
+              <w:t>초</w:t>
+            </w:r>
+            <w:r>
+              <w:rPr>
+                <w:rFonts w:asciiTheme="majorHAnsi" w:eastAsiaTheme="majorHAnsi" w:hAnsiTheme="majorHAnsi"/>
+              </w:rPr>
+              <w:t xml:space="preserve">] [SUCCESS]   Poll 5/20: </w:t>
+            </w:r>
+            <w:r>
+              <w:rPr>
+                <w:rFonts w:ascii="MS Gothic" w:eastAsia="MS Gothic" w:hAnsi="MS Gothic" w:cs="MS Gothic" w:hint="eastAsia"/>
+              </w:rPr>
+              <w:t>✓</w:t>
+            </w:r>
+            <w:r>
+              <w:rPr>
+                <w:rFonts w:asciiTheme="majorHAnsi" w:eastAsiaTheme="majorHAnsi" w:hAnsiTheme="majorHAnsi"/>
+              </w:rPr>
+              <w:t xml:space="preserve">  [0xD149] = 4</w:t>
+            </w:r>
+          </w:p>
+          <w:p>
+            <w:pPr>
+              <w:pStyle w:val="1-0"/>
+              <w:rPr>
+                <w:rFonts w:asciiTheme="majorHAnsi" w:eastAsiaTheme="majorHAnsi" w:hAnsiTheme="majorHAnsi"/>
+              </w:rPr>
+            </w:pPr>
+            <w:r>
+              <w:rPr>
+                <w:rFonts w:asciiTheme="majorHAnsi" w:eastAsiaTheme="majorHAnsi" w:hAnsiTheme="majorHAnsi"/>
+              </w:rPr>
+              <w:t>[15</w:t>
+            </w:r>
+            <w:r>
+              <w:rPr>
+                <w:rFonts w:asciiTheme="majorHAnsi" w:eastAsiaTheme="majorHAnsi" w:hAnsiTheme="majorHAnsi" w:hint="eastAsia"/>
+              </w:rPr>
+              <w:t>시</w:t>
+            </w:r>
+            <w:r>
+              <w:rPr>
+                <w:rFonts w:asciiTheme="majorHAnsi" w:eastAsiaTheme="majorHAnsi" w:hAnsiTheme="majorHAnsi"/>
+              </w:rPr>
+              <w:t xml:space="preserve"> 39</w:t>
+            </w:r>
+            <w:r>
+              <w:rPr>
+                <w:rFonts w:asciiTheme="majorHAnsi" w:eastAsiaTheme="majorHAnsi" w:hAnsiTheme="majorHAnsi" w:hint="eastAsia"/>
+              </w:rPr>
+              <w:t>분</w:t>
+            </w:r>
+            <w:r>
+              <w:rPr>
+                <w:rFonts w:asciiTheme="majorHAnsi" w:eastAsiaTheme="majorHAnsi" w:hAnsiTheme="majorHAnsi"/>
+              </w:rPr>
+              <w:t xml:space="preserve"> 10</w:t>
+            </w:r>
+            <w:r>
+              <w:rPr>
+                <w:rFonts w:asciiTheme="majorHAnsi" w:eastAsiaTheme="majorHAnsi" w:hAnsiTheme="majorHAnsi" w:hint="eastAsia"/>
+              </w:rPr>
+              <w:t>초</w:t>
+            </w:r>
+            <w:r>
+              <w:rPr>
+                <w:rFonts w:asciiTheme="majorHAnsi" w:eastAsiaTheme="majorHAnsi" w:hAnsiTheme="majorHAnsi"/>
+              </w:rPr>
+              <w:t xml:space="preserve">] [SUCCESS]   Poll 6/20: </w:t>
+            </w:r>
+            <w:r>
+              <w:rPr>
+                <w:rFonts w:ascii="MS Gothic" w:eastAsia="MS Gothic" w:hAnsi="MS Gothic" w:cs="MS Gothic" w:hint="eastAsia"/>
+              </w:rPr>
+              <w:t>✓</w:t>
+            </w:r>
+            <w:r>
+              <w:rPr>
+                <w:rFonts w:asciiTheme="majorHAnsi" w:eastAsiaTheme="majorHAnsi" w:hAnsiTheme="majorHAnsi"/>
+              </w:rPr>
+              <w:t xml:space="preserve">  [0xD149] = 4</w:t>
+            </w:r>
+          </w:p>
+          <w:p>
+            <w:pPr>
+              <w:pStyle w:val="1-0"/>
+              <w:rPr>
+                <w:rFonts w:asciiTheme="majorHAnsi" w:eastAsiaTheme="majorHAnsi" w:hAnsiTheme="majorHAnsi"/>
+              </w:rPr>
+            </w:pPr>
+            <w:r>
+              <w:rPr>
+                <w:rFonts w:asciiTheme="majorHAnsi" w:eastAsiaTheme="majorHAnsi" w:hAnsiTheme="majorHAnsi"/>
+              </w:rPr>
+              <w:t>[15</w:t>
+            </w:r>
+            <w:r>
+              <w:rPr>
+                <w:rFonts w:asciiTheme="majorHAnsi" w:eastAsiaTheme="majorHAnsi" w:hAnsiTheme="majorHAnsi" w:hint="eastAsia"/>
+              </w:rPr>
+              <w:t>시</w:t>
+            </w:r>
+            <w:r>
+              <w:rPr>
+                <w:rFonts w:asciiTheme="majorHAnsi" w:eastAsiaTheme="majorHAnsi" w:hAnsiTheme="majorHAnsi"/>
+              </w:rPr>
+              <w:t xml:space="preserve"> 39</w:t>
+            </w:r>
+            <w:r>
+              <w:rPr>
+                <w:rFonts w:asciiTheme="majorHAnsi" w:eastAsiaTheme="majorHAnsi" w:hAnsiTheme="majorHAnsi" w:hint="eastAsia"/>
+              </w:rPr>
+              <w:t>분</w:t>
+            </w:r>
+            <w:r>
+              <w:rPr>
+                <w:rFonts w:asciiTheme="majorHAnsi" w:eastAsiaTheme="majorHAnsi" w:hAnsiTheme="majorHAnsi"/>
+              </w:rPr>
+              <w:t xml:space="preserve"> 10</w:t>
+            </w:r>
+            <w:r>
+              <w:rPr>
+                <w:rFonts w:asciiTheme="majorHAnsi" w:eastAsiaTheme="majorHAnsi" w:hAnsiTheme="majorHAnsi" w:hint="eastAsia"/>
+              </w:rPr>
+              <w:t>초</w:t>
+            </w:r>
+            <w:r>
+              <w:rPr>
+                <w:rFonts w:asciiTheme="majorHAnsi" w:eastAsiaTheme="majorHAnsi" w:hAnsiTheme="majorHAnsi"/>
+              </w:rPr>
+              <w:t xml:space="preserve">] [SUCCESS]   Poll 7/20: </w:t>
+            </w:r>
+            <w:r>
+              <w:rPr>
+                <w:rFonts w:ascii="MS Gothic" w:eastAsia="MS Gothic" w:hAnsi="MS Gothic" w:cs="MS Gothic" w:hint="eastAsia"/>
+              </w:rPr>
+              <w:t>✓</w:t>
+            </w:r>
+            <w:r>
+              <w:rPr>
+                <w:rFonts w:asciiTheme="majorHAnsi" w:eastAsiaTheme="majorHAnsi" w:hAnsiTheme="majorHAnsi"/>
+              </w:rPr>
+              <w:t xml:space="preserve">  [0xD149] = 4</w:t>
+            </w:r>
+          </w:p>
+          <w:p>
+            <w:pPr>
+              <w:pStyle w:val="1-0"/>
+              <w:rPr>
+                <w:rFonts w:asciiTheme="majorHAnsi" w:eastAsiaTheme="majorHAnsi" w:hAnsiTheme="majorHAnsi"/>
+              </w:rPr>
+            </w:pPr>
+            <w:r>
+              <w:rPr>
+                <w:rFonts w:asciiTheme="majorHAnsi" w:eastAsiaTheme="majorHAnsi" w:hAnsiTheme="majorHAnsi"/>
+              </w:rPr>
+              <w:t>[15</w:t>
+            </w:r>
+            <w:r>
+              <w:rPr>
+                <w:rFonts w:asciiTheme="majorHAnsi" w:eastAsiaTheme="majorHAnsi" w:hAnsiTheme="majorHAnsi" w:hint="eastAsia"/>
+              </w:rPr>
+              <w:t>시</w:t>
+            </w:r>
+            <w:r>
+              <w:rPr>
+                <w:rFonts w:asciiTheme="majorHAnsi" w:eastAsiaTheme="majorHAnsi" w:hAnsiTheme="majorHAnsi"/>
+              </w:rPr>
+              <w:t xml:space="preserve"> 39</w:t>
+            </w:r>
+            <w:r>
+              <w:rPr>
+                <w:rFonts w:asciiTheme="majorHAnsi" w:eastAsiaTheme="majorHAnsi" w:hAnsiTheme="majorHAnsi" w:hint="eastAsia"/>
+              </w:rPr>
+              <w:t>분</w:t>
+            </w:r>
+            <w:r>
+              <w:rPr>
+                <w:rFonts w:asciiTheme="majorHAnsi" w:eastAsiaTheme="majorHAnsi" w:hAnsiTheme="majorHAnsi"/>
+              </w:rPr>
+              <w:t xml:space="preserve"> 10</w:t>
+            </w:r>
+            <w:r>
+              <w:rPr>
+                <w:rFonts w:asciiTheme="majorHAnsi" w:eastAsiaTheme="majorHAnsi" w:hAnsiTheme="majorHAnsi" w:hint="eastAsia"/>
+              </w:rPr>
+              <w:t>초</w:t>
+            </w:r>
+            <w:r>
+              <w:rPr>
+                <w:rFonts w:asciiTheme="majorHAnsi" w:eastAsiaTheme="majorHAnsi" w:hAnsiTheme="majorHAnsi"/>
+              </w:rPr>
+              <w:t xml:space="preserve">] [SUCCESS]   Poll 8/20: </w:t>
+            </w:r>
+            <w:r>
+              <w:rPr>
+                <w:rFonts w:ascii="MS Gothic" w:eastAsia="MS Gothic" w:hAnsi="MS Gothic" w:cs="MS Gothic" w:hint="eastAsia"/>
+              </w:rPr>
+              <w:t>✓</w:t>
+            </w:r>
+            <w:r>
+              <w:rPr>
+                <w:rFonts w:asciiTheme="majorHAnsi" w:eastAsiaTheme="majorHAnsi" w:hAnsiTheme="majorHAnsi"/>
+              </w:rPr>
+              <w:t xml:space="preserve">  [0xD149] = 4</w:t>
+            </w:r>
+          </w:p>
+          <w:p>
+            <w:pPr>
+              <w:pStyle w:val="1-0"/>
+              <w:rPr>
+                <w:rFonts w:asciiTheme="majorHAnsi" w:eastAsiaTheme="majorHAnsi" w:hAnsiTheme="majorHAnsi"/>
+              </w:rPr>
+            </w:pPr>
+            <w:r>
+              <w:rPr>
+                <w:rFonts w:asciiTheme="majorHAnsi" w:eastAsiaTheme="majorHAnsi" w:hAnsiTheme="majorHAnsi"/>
+              </w:rPr>
+              <w:t>[15</w:t>
+            </w:r>
+            <w:r>
+              <w:rPr>
+                <w:rFonts w:asciiTheme="majorHAnsi" w:eastAsiaTheme="majorHAnsi" w:hAnsiTheme="majorHAnsi" w:hint="eastAsia"/>
+              </w:rPr>
+              <w:t>시</w:t>
+            </w:r>
+            <w:r>
+              <w:rPr>
+                <w:rFonts w:asciiTheme="majorHAnsi" w:eastAsiaTheme="majorHAnsi" w:hAnsiTheme="majorHAnsi"/>
+              </w:rPr>
+              <w:t xml:space="preserve"> 39</w:t>
+            </w:r>
+            <w:r>
+              <w:rPr>
+                <w:rFonts w:asciiTheme="majorHAnsi" w:eastAsiaTheme="majorHAnsi" w:hAnsiTheme="majorHAnsi" w:hint="eastAsia"/>
+              </w:rPr>
+              <w:t>분</w:t>
+            </w:r>
+            <w:r>
+              <w:rPr>
+                <w:rFonts w:asciiTheme="majorHAnsi" w:eastAsiaTheme="majorHAnsi" w:hAnsiTheme="majorHAnsi"/>
+              </w:rPr>
+              <w:t xml:space="preserve"> 10</w:t>
+            </w:r>
+            <w:r>
+              <w:rPr>
+                <w:rFonts w:asciiTheme="majorHAnsi" w:eastAsiaTheme="majorHAnsi" w:hAnsiTheme="majorHAnsi" w:hint="eastAsia"/>
+              </w:rPr>
+              <w:t>초</w:t>
+            </w:r>
+            <w:r>
+              <w:rPr>
+                <w:rFonts w:asciiTheme="majorHAnsi" w:eastAsiaTheme="majorHAnsi" w:hAnsiTheme="majorHAnsi"/>
+              </w:rPr>
+              <w:t xml:space="preserve">] [SUCCESS]   Poll 9/20: </w:t>
+            </w:r>
+            <w:r>
+              <w:rPr>
+                <w:rFonts w:ascii="MS Gothic" w:eastAsia="MS Gothic" w:hAnsi="MS Gothic" w:cs="MS Gothic" w:hint="eastAsia"/>
+              </w:rPr>
+              <w:t>✓</w:t>
+            </w:r>
+            <w:r>
+              <w:rPr>
+                <w:rFonts w:asciiTheme="majorHAnsi" w:eastAsiaTheme="majorHAnsi" w:hAnsiTheme="majorHAnsi"/>
+              </w:rPr>
+              <w:t xml:space="preserve">  [0xD149] = 4</w:t>
+            </w:r>
+          </w:p>
+          <w:p>
+            <w:pPr>
+              <w:pStyle w:val="1-0"/>
+              <w:rPr>
+                <w:rFonts w:asciiTheme="majorHAnsi" w:eastAsiaTheme="majorHAnsi" w:hAnsiTheme="majorHAnsi"/>
+              </w:rPr>
+            </w:pPr>
+            <w:r>
+              <w:rPr>
+                <w:rFonts w:asciiTheme="majorHAnsi" w:eastAsiaTheme="majorHAnsi" w:hAnsiTheme="majorHAnsi"/>
+              </w:rPr>
+              <w:t>[15</w:t>
+            </w:r>
+            <w:r>
+              <w:rPr>
+                <w:rFonts w:asciiTheme="majorHAnsi" w:eastAsiaTheme="majorHAnsi" w:hAnsiTheme="majorHAnsi" w:hint="eastAsia"/>
+              </w:rPr>
+              <w:t>시</w:t>
+            </w:r>
+            <w:r>
+              <w:rPr>
+                <w:rFonts w:asciiTheme="majorHAnsi" w:eastAsiaTheme="majorHAnsi" w:hAnsiTheme="majorHAnsi"/>
+              </w:rPr>
+              <w:t xml:space="preserve"> 39</w:t>
+            </w:r>
+            <w:r>
+              <w:rPr>
+                <w:rFonts w:asciiTheme="majorHAnsi" w:eastAsiaTheme="majorHAnsi" w:hAnsiTheme="majorHAnsi" w:hint="eastAsia"/>
+              </w:rPr>
+              <w:t>분</w:t>
+            </w:r>
+            <w:r>
+              <w:rPr>
+                <w:rFonts w:asciiTheme="majorHAnsi" w:eastAsiaTheme="majorHAnsi" w:hAnsiTheme="majorHAnsi"/>
+              </w:rPr>
+              <w:t xml:space="preserve"> 10</w:t>
+            </w:r>
+            <w:r>
+              <w:rPr>
+                <w:rFonts w:asciiTheme="majorHAnsi" w:eastAsiaTheme="majorHAnsi" w:hAnsiTheme="majorHAnsi" w:hint="eastAsia"/>
+              </w:rPr>
+              <w:t>초</w:t>
+            </w:r>
+            <w:r>
+              <w:rPr>
+                <w:rFonts w:asciiTheme="majorHAnsi" w:eastAsiaTheme="majorHAnsi" w:hAnsiTheme="majorHAnsi"/>
+              </w:rPr>
+              <w:t xml:space="preserve">] [SUCCESS]   Poll 10/20: </w:t>
+            </w:r>
+            <w:r>
+              <w:rPr>
+                <w:rFonts w:ascii="MS Gothic" w:eastAsia="MS Gothic" w:hAnsi="MS Gothic" w:cs="MS Gothic" w:hint="eastAsia"/>
+              </w:rPr>
+              <w:t>✓</w:t>
+            </w:r>
+            <w:r>
+              <w:rPr>
+                <w:rFonts w:asciiTheme="majorHAnsi" w:eastAsiaTheme="majorHAnsi" w:hAnsiTheme="majorHAnsi"/>
+              </w:rPr>
+              <w:t xml:space="preserve">  [0xD149] = 4</w:t>
+            </w:r>
+          </w:p>
+          <w:p>
+            <w:pPr>
+              <w:pStyle w:val="1-0"/>
+              <w:rPr>
+                <w:rFonts w:asciiTheme="majorHAnsi" w:eastAsiaTheme="majorHAnsi" w:hAnsiTheme="majorHAnsi"/>
+              </w:rPr>
+            </w:pPr>
+            <w:r>
+              <w:rPr>
+                <w:rFonts w:asciiTheme="majorHAnsi" w:eastAsiaTheme="majorHAnsi" w:hAnsiTheme="majorHAnsi"/>
+              </w:rPr>
+              <w:t>[15</w:t>
+            </w:r>
+            <w:r>
+              <w:rPr>
+                <w:rFonts w:asciiTheme="majorHAnsi" w:eastAsiaTheme="majorHAnsi" w:hAnsiTheme="majorHAnsi" w:hint="eastAsia"/>
+              </w:rPr>
+              <w:t>시</w:t>
+            </w:r>
+            <w:r>
+              <w:rPr>
+                <w:rFonts w:asciiTheme="majorHAnsi" w:eastAsiaTheme="majorHAnsi" w:hAnsiTheme="majorHAnsi"/>
+              </w:rPr>
+              <w:t xml:space="preserve"> 39</w:t>
+            </w:r>
+            <w:r>
+              <w:rPr>
+                <w:rFonts w:asciiTheme="majorHAnsi" w:eastAsiaTheme="majorHAnsi" w:hAnsiTheme="majorHAnsi" w:hint="eastAsia"/>
+              </w:rPr>
+              <w:t>분</w:t>
+            </w:r>
+            <w:r>
+              <w:rPr>
+                <w:rFonts w:asciiTheme="majorHAnsi" w:eastAsiaTheme="majorHAnsi" w:hAnsiTheme="majorHAnsi"/>
+              </w:rPr>
+              <w:t xml:space="preserve"> 10</w:t>
+            </w:r>
+            <w:r>
+              <w:rPr>
+                <w:rFonts w:asciiTheme="majorHAnsi" w:eastAsiaTheme="majorHAnsi" w:hAnsiTheme="majorHAnsi" w:hint="eastAsia"/>
+              </w:rPr>
+              <w:t>초</w:t>
+            </w:r>
+            <w:r>
+              <w:rPr>
+                <w:rFonts w:asciiTheme="majorHAnsi" w:eastAsiaTheme="majorHAnsi" w:hAnsiTheme="majorHAnsi"/>
+              </w:rPr>
+              <w:t xml:space="preserve">] [SUCCESS]   Poll 11/20: </w:t>
+            </w:r>
+            <w:r>
+              <w:rPr>
+                <w:rFonts w:ascii="MS Gothic" w:eastAsia="MS Gothic" w:hAnsi="MS Gothic" w:cs="MS Gothic" w:hint="eastAsia"/>
+              </w:rPr>
+              <w:t>✓</w:t>
+            </w:r>
+            <w:r>
+              <w:rPr>
+                <w:rFonts w:asciiTheme="majorHAnsi" w:eastAsiaTheme="majorHAnsi" w:hAnsiTheme="majorHAnsi"/>
+              </w:rPr>
+              <w:t xml:space="preserve">  [0xD149] = 4</w:t>
+            </w:r>
+          </w:p>
+          <w:p>
+            <w:pPr>
+              <w:pStyle w:val="1-0"/>
+              <w:rPr>
+                <w:rFonts w:asciiTheme="majorHAnsi" w:eastAsiaTheme="majorHAnsi" w:hAnsiTheme="majorHAnsi"/>
+              </w:rPr>
+            </w:pPr>
+            <w:r>
+              <w:rPr>
+                <w:rFonts w:asciiTheme="majorHAnsi" w:eastAsiaTheme="majorHAnsi" w:hAnsiTheme="majorHAnsi"/>
+              </w:rPr>
+              <w:t>[15</w:t>
+            </w:r>
+            <w:r>
+              <w:rPr>
+                <w:rFonts w:asciiTheme="majorHAnsi" w:eastAsiaTheme="majorHAnsi" w:hAnsiTheme="majorHAnsi" w:hint="eastAsia"/>
+              </w:rPr>
+              <w:t>시</w:t>
+            </w:r>
+            <w:r>
+              <w:rPr>
+                <w:rFonts w:asciiTheme="majorHAnsi" w:eastAsiaTheme="majorHAnsi" w:hAnsiTheme="majorHAnsi"/>
+              </w:rPr>
+              <w:t xml:space="preserve"> 39</w:t>
+            </w:r>
+            <w:r>
+              <w:rPr>
+                <w:rFonts w:asciiTheme="majorHAnsi" w:eastAsiaTheme="majorHAnsi" w:hAnsiTheme="majorHAnsi" w:hint="eastAsia"/>
+              </w:rPr>
+              <w:t>분</w:t>
+            </w:r>
+            <w:r>
+              <w:rPr>
+                <w:rFonts w:asciiTheme="majorHAnsi" w:eastAsiaTheme="majorHAnsi" w:hAnsiTheme="majorHAnsi"/>
+              </w:rPr>
+              <w:t xml:space="preserve"> 10</w:t>
+            </w:r>
+            <w:r>
+              <w:rPr>
+                <w:rFonts w:asciiTheme="majorHAnsi" w:eastAsiaTheme="majorHAnsi" w:hAnsiTheme="majorHAnsi" w:hint="eastAsia"/>
+              </w:rPr>
+              <w:t>초</w:t>
+            </w:r>
+            <w:r>
+              <w:rPr>
+                <w:rFonts w:asciiTheme="majorHAnsi" w:eastAsiaTheme="majorHAnsi" w:hAnsiTheme="majorHAnsi"/>
+              </w:rPr>
+              <w:t xml:space="preserve">] [SUCCESS]   Poll 12/20: </w:t>
+            </w:r>
+            <w:r>
+              <w:rPr>
+                <w:rFonts w:ascii="MS Gothic" w:eastAsia="MS Gothic" w:hAnsi="MS Gothic" w:cs="MS Gothic" w:hint="eastAsia"/>
+              </w:rPr>
+              <w:t>✓</w:t>
+            </w:r>
+            <w:r>
+              <w:rPr>
+                <w:rFonts w:asciiTheme="majorHAnsi" w:eastAsiaTheme="majorHAnsi" w:hAnsiTheme="majorHAnsi"/>
+              </w:rPr>
+              <w:t xml:space="preserve">  [0xD149] = 4</w:t>
+            </w:r>
+          </w:p>
+          <w:p>
+            <w:pPr>
+              <w:pStyle w:val="1-0"/>
+              <w:rPr>
+                <w:rFonts w:asciiTheme="majorHAnsi" w:eastAsiaTheme="majorHAnsi" w:hAnsiTheme="majorHAnsi"/>
+              </w:rPr>
+            </w:pPr>
+            <w:r>
+              <w:rPr>
+                <w:rFonts w:asciiTheme="majorHAnsi" w:eastAsiaTheme="majorHAnsi" w:hAnsiTheme="majorHAnsi"/>
+              </w:rPr>
+              <w:t>[15</w:t>
+            </w:r>
+            <w:r>
+              <w:rPr>
+                <w:rFonts w:asciiTheme="majorHAnsi" w:eastAsiaTheme="majorHAnsi" w:hAnsiTheme="majorHAnsi" w:hint="eastAsia"/>
+              </w:rPr>
+              <w:t>시</w:t>
+            </w:r>
+            <w:r>
+              <w:rPr>
+                <w:rFonts w:asciiTheme="majorHAnsi" w:eastAsiaTheme="majorHAnsi" w:hAnsiTheme="majorHAnsi"/>
+              </w:rPr>
+              <w:t xml:space="preserve"> 39</w:t>
+            </w:r>
+            <w:r>
+              <w:rPr>
+                <w:rFonts w:asciiTheme="majorHAnsi" w:eastAsiaTheme="majorHAnsi" w:hAnsiTheme="majorHAnsi" w:hint="eastAsia"/>
+              </w:rPr>
+              <w:t>분</w:t>
+            </w:r>
+            <w:r>
+              <w:rPr>
+                <w:rFonts w:asciiTheme="majorHAnsi" w:eastAsiaTheme="majorHAnsi" w:hAnsiTheme="majorHAnsi"/>
+              </w:rPr>
+              <w:t xml:space="preserve"> 11</w:t>
+            </w:r>
+            <w:r>
+              <w:rPr>
+                <w:rFonts w:asciiTheme="majorHAnsi" w:eastAsiaTheme="majorHAnsi" w:hAnsiTheme="majorHAnsi" w:hint="eastAsia"/>
+              </w:rPr>
+              <w:t>초</w:t>
+            </w:r>
+            <w:r>
+              <w:rPr>
+                <w:rFonts w:asciiTheme="majorHAnsi" w:eastAsiaTheme="majorHAnsi" w:hAnsiTheme="majorHAnsi"/>
+              </w:rPr>
+              <w:t xml:space="preserve">] [SUCCESS]   Poll 13/20: </w:t>
+            </w:r>
+            <w:r>
+              <w:rPr>
+                <w:rFonts w:ascii="MS Gothic" w:eastAsia="MS Gothic" w:hAnsi="MS Gothic" w:cs="MS Gothic" w:hint="eastAsia"/>
+              </w:rPr>
+              <w:t>✓</w:t>
+            </w:r>
+            <w:r>
+              <w:rPr>
+                <w:rFonts w:asciiTheme="majorHAnsi" w:eastAsiaTheme="majorHAnsi" w:hAnsiTheme="majorHAnsi"/>
+              </w:rPr>
+              <w:t xml:space="preserve">  [0xD149] = 4</w:t>
+            </w:r>
+          </w:p>
+          <w:p>
+            <w:pPr>
+              <w:pStyle w:val="1-0"/>
+              <w:rPr>
+                <w:rFonts w:asciiTheme="majorHAnsi" w:eastAsiaTheme="majorHAnsi" w:hAnsiTheme="majorHAnsi"/>
+              </w:rPr>
+            </w:pPr>
+            <w:r>
+              <w:rPr>
+                <w:rFonts w:asciiTheme="majorHAnsi" w:eastAsiaTheme="majorHAnsi" w:hAnsiTheme="majorHAnsi"/>
+              </w:rPr>
+              <w:t>[15</w:t>
+            </w:r>
+            <w:r>
+              <w:rPr>
+                <w:rFonts w:asciiTheme="majorHAnsi" w:eastAsiaTheme="majorHAnsi" w:hAnsiTheme="majorHAnsi" w:hint="eastAsia"/>
+              </w:rPr>
+              <w:t>시</w:t>
+            </w:r>
+            <w:r>
+              <w:rPr>
+                <w:rFonts w:asciiTheme="majorHAnsi" w:eastAsiaTheme="majorHAnsi" w:hAnsiTheme="majorHAnsi"/>
+              </w:rPr>
+              <w:t xml:space="preserve"> 39</w:t>
+            </w:r>
+            <w:r>
+              <w:rPr>
+                <w:rFonts w:asciiTheme="majorHAnsi" w:eastAsiaTheme="majorHAnsi" w:hAnsiTheme="majorHAnsi" w:hint="eastAsia"/>
+              </w:rPr>
+              <w:t>분</w:t>
+            </w:r>
+            <w:r>
+              <w:rPr>
+                <w:rFonts w:asciiTheme="majorHAnsi" w:eastAsiaTheme="majorHAnsi" w:hAnsiTheme="majorHAnsi"/>
+              </w:rPr>
+              <w:t xml:space="preserve"> 11</w:t>
+            </w:r>
+            <w:r>
+              <w:rPr>
+                <w:rFonts w:asciiTheme="majorHAnsi" w:eastAsiaTheme="majorHAnsi" w:hAnsiTheme="majorHAnsi" w:hint="eastAsia"/>
+              </w:rPr>
+              <w:t>초</w:t>
+            </w:r>
+            <w:r>
+              <w:rPr>
+                <w:rFonts w:asciiTheme="majorHAnsi" w:eastAsiaTheme="majorHAnsi" w:hAnsiTheme="majorHAnsi"/>
+              </w:rPr>
+              <w:t xml:space="preserve">] [SUCCESS]   Poll 14/20: </w:t>
+            </w:r>
+            <w:r>
+              <w:rPr>
+                <w:rFonts w:ascii="MS Gothic" w:eastAsia="MS Gothic" w:hAnsi="MS Gothic" w:cs="MS Gothic" w:hint="eastAsia"/>
+              </w:rPr>
+              <w:t>✓</w:t>
+            </w:r>
+            <w:r>
+              <w:rPr>
+                <w:rFonts w:asciiTheme="majorHAnsi" w:eastAsiaTheme="majorHAnsi" w:hAnsiTheme="majorHAnsi"/>
+              </w:rPr>
+              <w:t xml:space="preserve">  [0xD149] = 4</w:t>
+            </w:r>
+          </w:p>
+          <w:p>
+            <w:pPr>
+              <w:pStyle w:val="1-0"/>
+              <w:rPr>
+                <w:rFonts w:asciiTheme="majorHAnsi" w:eastAsiaTheme="majorHAnsi" w:hAnsiTheme="majorHAnsi"/>
+              </w:rPr>
+            </w:pPr>
+            <w:r>
+              <w:rPr>
+                <w:rFonts w:asciiTheme="majorHAnsi" w:eastAsiaTheme="majorHAnsi" w:hAnsiTheme="majorHAnsi"/>
+              </w:rPr>
+              <w:t>[15</w:t>
+            </w:r>
+            <w:r>
+              <w:rPr>
+                <w:rFonts w:asciiTheme="majorHAnsi" w:eastAsiaTheme="majorHAnsi" w:hAnsiTheme="majorHAnsi" w:hint="eastAsia"/>
+              </w:rPr>
+              <w:t>시</w:t>
+            </w:r>
+            <w:r>
+              <w:rPr>
+                <w:rFonts w:asciiTheme="majorHAnsi" w:eastAsiaTheme="majorHAnsi" w:hAnsiTheme="majorHAnsi"/>
+              </w:rPr>
+              <w:t xml:space="preserve"> 39</w:t>
+            </w:r>
+            <w:r>
+              <w:rPr>
+                <w:rFonts w:asciiTheme="majorHAnsi" w:eastAsiaTheme="majorHAnsi" w:hAnsiTheme="majorHAnsi" w:hint="eastAsia"/>
+              </w:rPr>
+              <w:t>분</w:t>
+            </w:r>
+            <w:r>
+              <w:rPr>
+                <w:rFonts w:asciiTheme="majorHAnsi" w:eastAsiaTheme="majorHAnsi" w:hAnsiTheme="majorHAnsi"/>
+              </w:rPr>
+              <w:t xml:space="preserve"> 11</w:t>
+            </w:r>
+            <w:r>
+              <w:rPr>
+                <w:rFonts w:asciiTheme="majorHAnsi" w:eastAsiaTheme="majorHAnsi" w:hAnsiTheme="majorHAnsi" w:hint="eastAsia"/>
+              </w:rPr>
+              <w:t>초</w:t>
+            </w:r>
+            <w:r>
+              <w:rPr>
+                <w:rFonts w:asciiTheme="majorHAnsi" w:eastAsiaTheme="majorHAnsi" w:hAnsiTheme="majorHAnsi"/>
+              </w:rPr>
+              <w:t xml:space="preserve">] [SUCCESS]   Poll 15/20: </w:t>
+            </w:r>
+            <w:r>
+              <w:rPr>
+                <w:rFonts w:ascii="MS Gothic" w:eastAsia="MS Gothic" w:hAnsi="MS Gothic" w:cs="MS Gothic" w:hint="eastAsia"/>
+              </w:rPr>
+              <w:t>✓</w:t>
+            </w:r>
+            <w:r>
+              <w:rPr>
+                <w:rFonts w:asciiTheme="majorHAnsi" w:eastAsiaTheme="majorHAnsi" w:hAnsiTheme="majorHAnsi"/>
+              </w:rPr>
+              <w:t xml:space="preserve">  [0xD149] = 4</w:t>
+            </w:r>
+          </w:p>
+          <w:p>
+            <w:pPr>
+              <w:pStyle w:val="1-0"/>
+              <w:rPr>
+                <w:rFonts w:asciiTheme="majorHAnsi" w:eastAsiaTheme="majorHAnsi" w:hAnsiTheme="majorHAnsi"/>
+              </w:rPr>
+            </w:pPr>
+            <w:r>
+              <w:rPr>
+                <w:rFonts w:asciiTheme="majorHAnsi" w:eastAsiaTheme="majorHAnsi" w:hAnsiTheme="majorHAnsi"/>
+              </w:rPr>
+              <w:t>[15</w:t>
+            </w:r>
+            <w:r>
+              <w:rPr>
+                <w:rFonts w:asciiTheme="majorHAnsi" w:eastAsiaTheme="majorHAnsi" w:hAnsiTheme="majorHAnsi" w:hint="eastAsia"/>
+              </w:rPr>
+              <w:t>시</w:t>
+            </w:r>
+            <w:r>
+              <w:rPr>
+                <w:rFonts w:asciiTheme="majorHAnsi" w:eastAsiaTheme="majorHAnsi" w:hAnsiTheme="majorHAnsi"/>
+              </w:rPr>
+              <w:t xml:space="preserve"> 39</w:t>
+            </w:r>
+            <w:r>
+              <w:rPr>
+                <w:rFonts w:asciiTheme="majorHAnsi" w:eastAsiaTheme="majorHAnsi" w:hAnsiTheme="majorHAnsi" w:hint="eastAsia"/>
+              </w:rPr>
+              <w:t>분</w:t>
+            </w:r>
+            <w:r>
+              <w:rPr>
+                <w:rFonts w:asciiTheme="majorHAnsi" w:eastAsiaTheme="majorHAnsi" w:hAnsiTheme="majorHAnsi"/>
+              </w:rPr>
+              <w:t xml:space="preserve"> 11</w:t>
+            </w:r>
+            <w:r>
+              <w:rPr>
+                <w:rFonts w:asciiTheme="majorHAnsi" w:eastAsiaTheme="majorHAnsi" w:hAnsiTheme="majorHAnsi" w:hint="eastAsia"/>
+              </w:rPr>
+              <w:t>초</w:t>
+            </w:r>
+            <w:r>
+              <w:rPr>
+                <w:rFonts w:asciiTheme="majorHAnsi" w:eastAsiaTheme="majorHAnsi" w:hAnsiTheme="majorHAnsi"/>
+              </w:rPr>
+              <w:t xml:space="preserve">] [SUCCESS]   Poll 16/20: </w:t>
+            </w:r>
+            <w:r>
+              <w:rPr>
+                <w:rFonts w:ascii="MS Gothic" w:eastAsia="MS Gothic" w:hAnsi="MS Gothic" w:cs="MS Gothic" w:hint="eastAsia"/>
+              </w:rPr>
+              <w:t>✓</w:t>
+            </w:r>
+            <w:r>
+              <w:rPr>
+                <w:rFonts w:asciiTheme="majorHAnsi" w:eastAsiaTheme="majorHAnsi" w:hAnsiTheme="majorHAnsi"/>
+              </w:rPr>
+              <w:t xml:space="preserve">  [0xD149] = 4</w:t>
+            </w:r>
+          </w:p>
+          <w:p>
+            <w:pPr>
+              <w:pStyle w:val="1-0"/>
+              <w:rPr>
+                <w:rFonts w:asciiTheme="majorHAnsi" w:eastAsiaTheme="majorHAnsi" w:hAnsiTheme="majorHAnsi"/>
+              </w:rPr>
+            </w:pPr>
+            <w:r>
+              <w:rPr>
+                <w:rFonts w:asciiTheme="majorHAnsi" w:eastAsiaTheme="majorHAnsi" w:hAnsiTheme="majorHAnsi"/>
+              </w:rPr>
+              <w:t>[15</w:t>
+            </w:r>
+            <w:r>
+              <w:rPr>
+                <w:rFonts w:asciiTheme="majorHAnsi" w:eastAsiaTheme="majorHAnsi" w:hAnsiTheme="majorHAnsi" w:hint="eastAsia"/>
+              </w:rPr>
+              <w:t>시</w:t>
+            </w:r>
+            <w:r>
+              <w:rPr>
+                <w:rFonts w:asciiTheme="majorHAnsi" w:eastAsiaTheme="majorHAnsi" w:hAnsiTheme="majorHAnsi"/>
+              </w:rPr>
+              <w:t xml:space="preserve"> 39</w:t>
+            </w:r>
+            <w:r>
+              <w:rPr>
+                <w:rFonts w:asciiTheme="majorHAnsi" w:eastAsiaTheme="majorHAnsi" w:hAnsiTheme="majorHAnsi" w:hint="eastAsia"/>
+              </w:rPr>
+              <w:t>분</w:t>
+            </w:r>
+            <w:r>
+              <w:rPr>
+                <w:rFonts w:asciiTheme="majorHAnsi" w:eastAsiaTheme="majorHAnsi" w:hAnsiTheme="majorHAnsi"/>
+              </w:rPr>
+              <w:t xml:space="preserve"> 11</w:t>
+            </w:r>
+            <w:r>
+              <w:rPr>
+                <w:rFonts w:asciiTheme="majorHAnsi" w:eastAsiaTheme="majorHAnsi" w:hAnsiTheme="majorHAnsi" w:hint="eastAsia"/>
+              </w:rPr>
+              <w:t>초</w:t>
+            </w:r>
+            <w:r>
+              <w:rPr>
+                <w:rFonts w:asciiTheme="majorHAnsi" w:eastAsiaTheme="majorHAnsi" w:hAnsiTheme="majorHAnsi"/>
+              </w:rPr>
+              <w:t xml:space="preserve">] [SUCCESS]   Poll 17/20: </w:t>
+            </w:r>
+            <w:r>
+              <w:rPr>
+                <w:rFonts w:ascii="MS Gothic" w:eastAsia="MS Gothic" w:hAnsi="MS Gothic" w:cs="MS Gothic" w:hint="eastAsia"/>
+              </w:rPr>
+              <w:t>✓</w:t>
+            </w:r>
+            <w:r>
+              <w:rPr>
+                <w:rFonts w:asciiTheme="majorHAnsi" w:eastAsiaTheme="majorHAnsi" w:hAnsiTheme="majorHAnsi"/>
+              </w:rPr>
+              <w:t xml:space="preserve">  [0xD149] = 4</w:t>
+            </w:r>
+          </w:p>
+          <w:p>
+            <w:pPr>
+              <w:pStyle w:val="1-0"/>
+              <w:rPr>
+                <w:rFonts w:asciiTheme="majorHAnsi" w:eastAsiaTheme="majorHAnsi" w:hAnsiTheme="majorHAnsi"/>
+              </w:rPr>
+            </w:pPr>
+            <w:r>
+              <w:rPr>
+                <w:rFonts w:asciiTheme="majorHAnsi" w:eastAsiaTheme="majorHAnsi" w:hAnsiTheme="majorHAnsi"/>
+              </w:rPr>
+              <w:t>[15</w:t>
+            </w:r>
+            <w:r>
+              <w:rPr>
+                <w:rFonts w:asciiTheme="majorHAnsi" w:eastAsiaTheme="majorHAnsi" w:hAnsiTheme="majorHAnsi" w:hint="eastAsia"/>
+              </w:rPr>
+              <w:t>시</w:t>
+            </w:r>
+            <w:r>
+              <w:rPr>
+                <w:rFonts w:asciiTheme="majorHAnsi" w:eastAsiaTheme="majorHAnsi" w:hAnsiTheme="majorHAnsi"/>
+              </w:rPr>
+              <w:t xml:space="preserve"> 39</w:t>
+            </w:r>
+            <w:r>
+              <w:rPr>
+                <w:rFonts w:asciiTheme="majorHAnsi" w:eastAsiaTheme="majorHAnsi" w:hAnsiTheme="majorHAnsi" w:hint="eastAsia"/>
+              </w:rPr>
+              <w:t>분</w:t>
+            </w:r>
+            <w:r>
+              <w:rPr>
+                <w:rFonts w:asciiTheme="majorHAnsi" w:eastAsiaTheme="majorHAnsi" w:hAnsiTheme="majorHAnsi"/>
+              </w:rPr>
+              <w:t xml:space="preserve"> 11</w:t>
+            </w:r>
+            <w:r>
+              <w:rPr>
+                <w:rFonts w:asciiTheme="majorHAnsi" w:eastAsiaTheme="majorHAnsi" w:hAnsiTheme="majorHAnsi" w:hint="eastAsia"/>
+              </w:rPr>
+              <w:t>초</w:t>
+            </w:r>
+            <w:r>
+              <w:rPr>
+                <w:rFonts w:asciiTheme="majorHAnsi" w:eastAsiaTheme="majorHAnsi" w:hAnsiTheme="majorHAnsi"/>
+              </w:rPr>
+              <w:t xml:space="preserve">] [SUCCESS]   Poll 18/20: </w:t>
+            </w:r>
+            <w:r>
+              <w:rPr>
+                <w:rFonts w:ascii="MS Gothic" w:eastAsia="MS Gothic" w:hAnsi="MS Gothic" w:cs="MS Gothic" w:hint="eastAsia"/>
+              </w:rPr>
+              <w:t>✓</w:t>
+            </w:r>
+            <w:r>
+              <w:rPr>
+                <w:rFonts w:asciiTheme="majorHAnsi" w:eastAsiaTheme="majorHAnsi" w:hAnsiTheme="majorHAnsi"/>
+              </w:rPr>
+              <w:t xml:space="preserve">  [0xD149] = 4</w:t>
+            </w:r>
+          </w:p>
+          <w:p>
+            <w:pPr>
+              <w:pStyle w:val="1-0"/>
+              <w:rPr>
+                <w:rFonts w:asciiTheme="majorHAnsi" w:eastAsiaTheme="majorHAnsi" w:hAnsiTheme="majorHAnsi"/>
+              </w:rPr>
+            </w:pPr>
+            <w:r>
+              <w:rPr>
+                <w:rFonts w:asciiTheme="majorHAnsi" w:eastAsiaTheme="majorHAnsi" w:hAnsiTheme="majorHAnsi"/>
+              </w:rPr>
+              <w:t>[15</w:t>
+            </w:r>
+            <w:r>
+              <w:rPr>
+                <w:rFonts w:asciiTheme="majorHAnsi" w:eastAsiaTheme="majorHAnsi" w:hAnsiTheme="majorHAnsi" w:hint="eastAsia"/>
+              </w:rPr>
+              <w:t>시</w:t>
+            </w:r>
+            <w:r>
+              <w:rPr>
+                <w:rFonts w:asciiTheme="majorHAnsi" w:eastAsiaTheme="majorHAnsi" w:hAnsiTheme="majorHAnsi"/>
+              </w:rPr>
+              <w:t xml:space="preserve"> 39</w:t>
+            </w:r>
+            <w:r>
+              <w:rPr>
+                <w:rFonts w:asciiTheme="majorHAnsi" w:eastAsiaTheme="majorHAnsi" w:hAnsiTheme="majorHAnsi" w:hint="eastAsia"/>
+              </w:rPr>
+              <w:t>분</w:t>
+            </w:r>
+            <w:r>
+              <w:rPr>
+                <w:rFonts w:asciiTheme="majorHAnsi" w:eastAsiaTheme="majorHAnsi" w:hAnsiTheme="majorHAnsi"/>
+              </w:rPr>
+              <w:t xml:space="preserve"> 11</w:t>
+            </w:r>
+            <w:r>
+              <w:rPr>
+                <w:rFonts w:asciiTheme="majorHAnsi" w:eastAsiaTheme="majorHAnsi" w:hAnsiTheme="majorHAnsi" w:hint="eastAsia"/>
+              </w:rPr>
+              <w:t>초</w:t>
+            </w:r>
+            <w:r>
+              <w:rPr>
+                <w:rFonts w:asciiTheme="majorHAnsi" w:eastAsiaTheme="majorHAnsi" w:hAnsiTheme="majorHAnsi"/>
+              </w:rPr>
+              <w:t xml:space="preserve">] [SUCCESS]   Poll 19/20: </w:t>
+            </w:r>
+            <w:r>
+              <w:rPr>
+                <w:rFonts w:ascii="MS Gothic" w:eastAsia="MS Gothic" w:hAnsi="MS Gothic" w:cs="MS Gothic" w:hint="eastAsia"/>
+              </w:rPr>
+              <w:t>✓</w:t>
+            </w:r>
+            <w:r>
+              <w:rPr>
+                <w:rFonts w:asciiTheme="majorHAnsi" w:eastAsiaTheme="majorHAnsi" w:hAnsiTheme="majorHAnsi"/>
+              </w:rPr>
+              <w:t xml:space="preserve">  [0xD149] = 4</w:t>
+            </w:r>
+          </w:p>
+          <w:p>
+            <w:pPr>
+              <w:pStyle w:val="1-0"/>
+              <w:rPr>
+                <w:rFonts w:asciiTheme="majorHAnsi" w:eastAsiaTheme="majorHAnsi" w:hAnsiTheme="majorHAnsi"/>
+              </w:rPr>
+            </w:pPr>
+            <w:r>
+              <w:rPr>
+                <w:rFonts w:asciiTheme="majorHAnsi" w:eastAsiaTheme="majorHAnsi" w:hAnsiTheme="majorHAnsi"/>
+              </w:rPr>
+              <w:t>[15</w:t>
+            </w:r>
+            <w:r>
+              <w:rPr>
+                <w:rFonts w:asciiTheme="majorHAnsi" w:eastAsiaTheme="majorHAnsi" w:hAnsiTheme="majorHAnsi" w:hint="eastAsia"/>
+              </w:rPr>
+              <w:t>시</w:t>
+            </w:r>
+            <w:r>
+              <w:rPr>
+                <w:rFonts w:asciiTheme="majorHAnsi" w:eastAsiaTheme="majorHAnsi" w:hAnsiTheme="majorHAnsi"/>
+              </w:rPr>
+              <w:t xml:space="preserve"> 39</w:t>
+            </w:r>
+            <w:r>
+              <w:rPr>
+                <w:rFonts w:asciiTheme="majorHAnsi" w:eastAsiaTheme="majorHAnsi" w:hAnsiTheme="majorHAnsi" w:hint="eastAsia"/>
+              </w:rPr>
+              <w:t>분</w:t>
+            </w:r>
+            <w:r>
+              <w:rPr>
+                <w:rFonts w:asciiTheme="majorHAnsi" w:eastAsiaTheme="majorHAnsi" w:hAnsiTheme="majorHAnsi"/>
+              </w:rPr>
+              <w:t xml:space="preserve"> 11</w:t>
+            </w:r>
+            <w:r>
+              <w:rPr>
+                <w:rFonts w:asciiTheme="majorHAnsi" w:eastAsiaTheme="majorHAnsi" w:hAnsiTheme="majorHAnsi" w:hint="eastAsia"/>
+              </w:rPr>
+              <w:t>초</w:t>
+            </w:r>
+            <w:r>
+              <w:rPr>
+                <w:rFonts w:asciiTheme="majorHAnsi" w:eastAsiaTheme="majorHAnsi" w:hAnsiTheme="majorHAnsi"/>
+              </w:rPr>
+              <w:t xml:space="preserve">] [SUCCESS]   Poll 20/20: </w:t>
+            </w:r>
+            <w:r>
+              <w:rPr>
+                <w:rFonts w:ascii="MS Gothic" w:eastAsia="MS Gothic" w:hAnsi="MS Gothic" w:cs="MS Gothic" w:hint="eastAsia"/>
+              </w:rPr>
+              <w:t>✓</w:t>
+            </w:r>
+            <w:r>
+              <w:rPr>
+                <w:rFonts w:asciiTheme="majorHAnsi" w:eastAsiaTheme="majorHAnsi" w:hAnsiTheme="majorHAnsi"/>
+              </w:rPr>
+              <w:t xml:space="preserve">  [0xD149] = 4</w:t>
+            </w:r>
+          </w:p>
+          <w:p>
+            <w:pPr>
+              <w:pStyle w:val="1-0"/>
+              <w:rPr>
+                <w:rFonts w:asciiTheme="majorHAnsi" w:eastAsiaTheme="majorHAnsi" w:hAnsiTheme="majorHAnsi"/>
+              </w:rPr>
+            </w:pPr>
+            <w:r>
+              <w:rPr>
+                <w:rFonts w:asciiTheme="majorHAnsi" w:eastAsiaTheme="majorHAnsi" w:hAnsiTheme="majorHAnsi"/>
+              </w:rPr>
+              <w:t>[15</w:t>
+            </w:r>
+            <w:r>
+              <w:rPr>
+                <w:rFonts w:asciiTheme="majorHAnsi" w:eastAsiaTheme="majorHAnsi" w:hAnsiTheme="majorHAnsi" w:hint="eastAsia"/>
+              </w:rPr>
+              <w:t>시</w:t>
+            </w:r>
+            <w:r>
+              <w:rPr>
+                <w:rFonts w:asciiTheme="majorHAnsi" w:eastAsiaTheme="majorHAnsi" w:hAnsiTheme="majorHAnsi"/>
+              </w:rPr>
+              <w:t xml:space="preserve"> 39</w:t>
+            </w:r>
+            <w:r>
+              <w:rPr>
+                <w:rFonts w:asciiTheme="majorHAnsi" w:eastAsiaTheme="majorHAnsi" w:hAnsiTheme="majorHAnsi" w:hint="eastAsia"/>
+              </w:rPr>
+              <w:t>분</w:t>
+            </w:r>
+            <w:r>
+              <w:rPr>
+                <w:rFonts w:asciiTheme="majorHAnsi" w:eastAsiaTheme="majorHAnsi" w:hAnsiTheme="majorHAnsi"/>
+              </w:rPr>
+              <w:t xml:space="preserve"> 12</w:t>
+            </w:r>
+            <w:r>
+              <w:rPr>
+                <w:rFonts w:asciiTheme="majorHAnsi" w:eastAsiaTheme="majorHAnsi" w:hAnsiTheme="majorHAnsi" w:hint="eastAsia"/>
+              </w:rPr>
+              <w:t>초</w:t>
+            </w:r>
+            <w:r>
+              <w:rPr>
+                <w:rFonts w:asciiTheme="majorHAnsi" w:eastAsiaTheme="majorHAnsi" w:hAnsiTheme="majorHAnsi"/>
+              </w:rPr>
+              <w:t xml:space="preserve">] [SUCCESS] </w:t>
+            </w:r>
+            <w:r>
+              <w:rPr>
+                <w:rFonts w:ascii="MS Gothic" w:eastAsia="MS Gothic" w:hAnsi="MS Gothic" w:cs="MS Gothic" w:hint="eastAsia"/>
+              </w:rPr>
+              <w:t>✓</w:t>
+            </w:r>
+            <w:r>
+              <w:rPr>
+                <w:rFonts w:asciiTheme="majorHAnsi" w:eastAsiaTheme="majorHAnsi" w:hAnsiTheme="majorHAnsi"/>
+              </w:rPr>
+              <w:t xml:space="preserve"> Node ID </w:t>
+            </w:r>
+            <w:r>
+              <w:rPr>
+                <w:rFonts w:asciiTheme="majorHAnsi" w:eastAsiaTheme="majorHAnsi" w:hAnsiTheme="majorHAnsi" w:hint="eastAsia"/>
+              </w:rPr>
+              <w:t>최솟값</w:t>
+            </w:r>
+            <w:r>
+              <w:rPr>
+                <w:rFonts w:asciiTheme="majorHAnsi" w:eastAsiaTheme="majorHAnsi" w:hAnsiTheme="majorHAnsi"/>
+              </w:rPr>
+              <w:t xml:space="preserve"> (1)  </w:t>
+            </w:r>
+            <w:r>
+              <w:rPr>
+                <w:rFonts w:asciiTheme="majorHAnsi" w:eastAsiaTheme="majorHAnsi" w:hAnsiTheme="majorHAnsi" w:hint="eastAsia"/>
+              </w:rPr>
+              <w:t>합격</w:t>
+            </w:r>
+          </w:p>
+          <w:p>
+            <w:pPr>
+              <w:pStyle w:val="1-0"/>
+              <w:rPr>
+                <w:rFonts w:asciiTheme="majorHAnsi" w:eastAsiaTheme="majorHAnsi" w:hAnsiTheme="majorHAnsi" w:hint="eastAsia"/>
+              </w:rPr>
+            </w:pPr>
+            <w:r>
+              <w:rPr>
+                <w:rFonts w:asciiTheme="majorHAnsi" w:eastAsiaTheme="majorHAnsi" w:hAnsiTheme="majorHAnsi" w:hint="eastAsia"/>
+              </w:rPr>
+              <w:t>[15시 39분 12초] [STEP] [Sub 2/3]  Node ID 최댓값 (247)</w:t>
+            </w:r>
+          </w:p>
+          <w:p>
+            <w:pPr>
+              <w:pStyle w:val="1-0"/>
+              <w:rPr>
+                <w:rFonts w:asciiTheme="majorHAnsi" w:eastAsiaTheme="majorHAnsi" w:hAnsiTheme="majorHAnsi" w:hint="eastAsia"/>
+              </w:rPr>
+            </w:pPr>
+            <w:r>
+              <w:rPr>
+                <w:rFonts w:asciiTheme="majorHAnsi" w:eastAsiaTheme="majorHAnsi" w:hAnsiTheme="majorHAnsi" w:hint="eastAsia"/>
+              </w:rPr>
+              <w:t>[15시 39분 12초] [STEP] [0xD100] Node ID = 247 설정</w:t>
+            </w:r>
+          </w:p>
+          <w:p>
+            <w:pPr>
+              <w:pStyle w:val="1-0"/>
+              <w:rPr>
+                <w:rFonts w:asciiTheme="majorHAnsi" w:eastAsiaTheme="majorHAnsi" w:hAnsiTheme="majorHAnsi" w:hint="eastAsia"/>
+              </w:rPr>
+            </w:pPr>
+            <w:r>
+              <w:rPr>
+                <w:rFonts w:asciiTheme="majorHAnsi" w:eastAsiaTheme="majorHAnsi" w:hAnsiTheme="majorHAnsi" w:hint="eastAsia"/>
+              </w:rPr>
+              <w:lastRenderedPageBreak/>
+              <w:t>[15시 39분 12초] [STEP] Software Reset  (0xD000 = 0x0008)</w:t>
+            </w:r>
+          </w:p>
+          <w:p>
+            <w:pPr>
+              <w:pStyle w:val="1-0"/>
+              <w:rPr>
+                <w:rFonts w:asciiTheme="majorHAnsi" w:eastAsiaTheme="majorHAnsi" w:hAnsiTheme="majorHAnsi" w:hint="eastAsia"/>
+              </w:rPr>
+            </w:pPr>
+            <w:r>
+              <w:rPr>
+                <w:rFonts w:asciiTheme="majorHAnsi" w:eastAsiaTheme="majorHAnsi" w:hAnsiTheme="majorHAnsi" w:hint="eastAsia"/>
+              </w:rPr>
+              <w:t>[15시 39분 12초] [INFO] 재부팅 대기 (3초)...</w:t>
+            </w:r>
+          </w:p>
+          <w:p>
+            <w:pPr>
+              <w:pStyle w:val="1-0"/>
+              <w:rPr>
+                <w:rFonts w:asciiTheme="majorHAnsi" w:eastAsiaTheme="majorHAnsi" w:hAnsiTheme="majorHAnsi"/>
+              </w:rPr>
+            </w:pPr>
+            <w:r>
+              <w:rPr>
+                <w:rFonts w:asciiTheme="majorHAnsi" w:eastAsiaTheme="majorHAnsi" w:hAnsiTheme="majorHAnsi"/>
+              </w:rPr>
+              <w:t>[15</w:t>
+            </w:r>
+            <w:r>
+              <w:rPr>
+                <w:rFonts w:asciiTheme="majorHAnsi" w:eastAsiaTheme="majorHAnsi" w:hAnsiTheme="majorHAnsi" w:hint="eastAsia"/>
+              </w:rPr>
+              <w:t>시</w:t>
+            </w:r>
+            <w:r>
+              <w:rPr>
+                <w:rFonts w:asciiTheme="majorHAnsi" w:eastAsiaTheme="majorHAnsi" w:hAnsiTheme="majorHAnsi"/>
+              </w:rPr>
+              <w:t xml:space="preserve"> 39</w:t>
+            </w:r>
+            <w:r>
+              <w:rPr>
+                <w:rFonts w:asciiTheme="majorHAnsi" w:eastAsiaTheme="majorHAnsi" w:hAnsiTheme="majorHAnsi" w:hint="eastAsia"/>
+              </w:rPr>
+              <w:t>분</w:t>
+            </w:r>
+            <w:r>
+              <w:rPr>
+                <w:rFonts w:asciiTheme="majorHAnsi" w:eastAsiaTheme="majorHAnsi" w:hAnsiTheme="majorHAnsi"/>
+              </w:rPr>
+              <w:t xml:space="preserve"> 15</w:t>
+            </w:r>
+            <w:r>
+              <w:rPr>
+                <w:rFonts w:asciiTheme="majorHAnsi" w:eastAsiaTheme="majorHAnsi" w:hAnsiTheme="majorHAnsi" w:hint="eastAsia"/>
+              </w:rPr>
+              <w:t>초</w:t>
+            </w:r>
+            <w:r>
+              <w:rPr>
+                <w:rFonts w:asciiTheme="majorHAnsi" w:eastAsiaTheme="majorHAnsi" w:hAnsiTheme="majorHAnsi"/>
+              </w:rPr>
+              <w:t xml:space="preserve">] [SUCCESS] </w:t>
+            </w:r>
+            <w:r>
+              <w:rPr>
+                <w:rFonts w:ascii="MS Gothic" w:eastAsia="MS Gothic" w:hAnsi="MS Gothic" w:cs="MS Gothic" w:hint="eastAsia"/>
+              </w:rPr>
+              <w:t>✓</w:t>
+            </w:r>
+            <w:r>
+              <w:rPr>
+                <w:rFonts w:asciiTheme="majorHAnsi" w:eastAsiaTheme="majorHAnsi" w:hAnsiTheme="majorHAnsi"/>
+              </w:rPr>
+              <w:t xml:space="preserve"> [0xD100] SW Reset </w:t>
+            </w:r>
+            <w:r>
+              <w:rPr>
+                <w:rFonts w:asciiTheme="majorHAnsi" w:eastAsiaTheme="majorHAnsi" w:hAnsiTheme="majorHAnsi" w:hint="eastAsia"/>
+              </w:rPr>
+              <w:t>후</w:t>
+            </w:r>
+            <w:r>
+              <w:rPr>
+                <w:rFonts w:asciiTheme="majorHAnsi" w:eastAsiaTheme="majorHAnsi" w:hAnsiTheme="majorHAnsi"/>
+              </w:rPr>
+              <w:t xml:space="preserve"> Node ID = 247 </w:t>
+            </w:r>
+            <w:r>
+              <w:rPr>
+                <w:rFonts w:asciiTheme="majorHAnsi" w:eastAsiaTheme="majorHAnsi" w:hAnsiTheme="majorHAnsi" w:hint="eastAsia"/>
+              </w:rPr>
+              <w:t>유지</w:t>
+            </w:r>
+            <w:r>
+              <w:rPr>
+                <w:rFonts w:asciiTheme="majorHAnsi" w:eastAsiaTheme="majorHAnsi" w:hAnsiTheme="majorHAnsi"/>
+              </w:rPr>
+              <w:t xml:space="preserve"> </w:t>
+            </w:r>
+            <w:r>
+              <w:rPr>
+                <w:rFonts w:asciiTheme="majorHAnsi" w:eastAsiaTheme="majorHAnsi" w:hAnsiTheme="majorHAnsi" w:hint="eastAsia"/>
+              </w:rPr>
+              <w:t>확인</w:t>
+            </w:r>
+          </w:p>
+          <w:p>
+            <w:pPr>
+              <w:pStyle w:val="1-0"/>
+              <w:rPr>
+                <w:rFonts w:asciiTheme="majorHAnsi" w:eastAsiaTheme="majorHAnsi" w:hAnsiTheme="majorHAnsi"/>
+              </w:rPr>
+            </w:pPr>
+            <w:r>
+              <w:rPr>
+                <w:rFonts w:asciiTheme="majorHAnsi" w:eastAsiaTheme="majorHAnsi" w:hAnsiTheme="majorHAnsi"/>
+              </w:rPr>
+              <w:t>[15</w:t>
+            </w:r>
+            <w:r>
+              <w:rPr>
+                <w:rFonts w:asciiTheme="majorHAnsi" w:eastAsiaTheme="majorHAnsi" w:hAnsiTheme="majorHAnsi" w:hint="eastAsia"/>
+              </w:rPr>
+              <w:t>시</w:t>
+            </w:r>
+            <w:r>
+              <w:rPr>
+                <w:rFonts w:asciiTheme="majorHAnsi" w:eastAsiaTheme="majorHAnsi" w:hAnsiTheme="majorHAnsi"/>
+              </w:rPr>
+              <w:t xml:space="preserve"> 39</w:t>
+            </w:r>
+            <w:r>
+              <w:rPr>
+                <w:rFonts w:asciiTheme="majorHAnsi" w:eastAsiaTheme="majorHAnsi" w:hAnsiTheme="majorHAnsi" w:hint="eastAsia"/>
+              </w:rPr>
+              <w:t>분</w:t>
+            </w:r>
+            <w:r>
+              <w:rPr>
+                <w:rFonts w:asciiTheme="majorHAnsi" w:eastAsiaTheme="majorHAnsi" w:hAnsiTheme="majorHAnsi"/>
+              </w:rPr>
+              <w:t xml:space="preserve"> 15</w:t>
+            </w:r>
+            <w:r>
+              <w:rPr>
+                <w:rFonts w:asciiTheme="majorHAnsi" w:eastAsiaTheme="majorHAnsi" w:hAnsiTheme="majorHAnsi" w:hint="eastAsia"/>
+              </w:rPr>
+              <w:t>초</w:t>
+            </w:r>
+            <w:r>
+              <w:rPr>
+                <w:rFonts w:asciiTheme="majorHAnsi" w:eastAsiaTheme="majorHAnsi" w:hAnsiTheme="majorHAnsi"/>
+              </w:rPr>
+              <w:t xml:space="preserve">] [SUCCESS]   Poll 1/20: </w:t>
+            </w:r>
+            <w:r>
+              <w:rPr>
+                <w:rFonts w:ascii="MS Gothic" w:eastAsia="MS Gothic" w:hAnsi="MS Gothic" w:cs="MS Gothic" w:hint="eastAsia"/>
+              </w:rPr>
+              <w:t>✓</w:t>
+            </w:r>
+            <w:r>
+              <w:rPr>
+                <w:rFonts w:asciiTheme="majorHAnsi" w:eastAsiaTheme="majorHAnsi" w:hAnsiTheme="majorHAnsi"/>
+              </w:rPr>
+              <w:t xml:space="preserve">  [0xD149] = 4</w:t>
+            </w:r>
+          </w:p>
+          <w:p>
+            <w:pPr>
+              <w:pStyle w:val="1-0"/>
+              <w:rPr>
+                <w:rFonts w:asciiTheme="majorHAnsi" w:eastAsiaTheme="majorHAnsi" w:hAnsiTheme="majorHAnsi"/>
+              </w:rPr>
+            </w:pPr>
+            <w:r>
+              <w:rPr>
+                <w:rFonts w:asciiTheme="majorHAnsi" w:eastAsiaTheme="majorHAnsi" w:hAnsiTheme="majorHAnsi"/>
+              </w:rPr>
+              <w:t>[15</w:t>
+            </w:r>
+            <w:r>
+              <w:rPr>
+                <w:rFonts w:asciiTheme="majorHAnsi" w:eastAsiaTheme="majorHAnsi" w:hAnsiTheme="majorHAnsi" w:hint="eastAsia"/>
+              </w:rPr>
+              <w:t>시</w:t>
+            </w:r>
+            <w:r>
+              <w:rPr>
+                <w:rFonts w:asciiTheme="majorHAnsi" w:eastAsiaTheme="majorHAnsi" w:hAnsiTheme="majorHAnsi"/>
+              </w:rPr>
+              <w:t xml:space="preserve"> 39</w:t>
+            </w:r>
+            <w:r>
+              <w:rPr>
+                <w:rFonts w:asciiTheme="majorHAnsi" w:eastAsiaTheme="majorHAnsi" w:hAnsiTheme="majorHAnsi" w:hint="eastAsia"/>
+              </w:rPr>
+              <w:t>분</w:t>
+            </w:r>
+            <w:r>
+              <w:rPr>
+                <w:rFonts w:asciiTheme="majorHAnsi" w:eastAsiaTheme="majorHAnsi" w:hAnsiTheme="majorHAnsi"/>
+              </w:rPr>
+              <w:t xml:space="preserve"> 15</w:t>
+            </w:r>
+            <w:r>
+              <w:rPr>
+                <w:rFonts w:asciiTheme="majorHAnsi" w:eastAsiaTheme="majorHAnsi" w:hAnsiTheme="majorHAnsi" w:hint="eastAsia"/>
+              </w:rPr>
+              <w:t>초</w:t>
+            </w:r>
+            <w:r>
+              <w:rPr>
+                <w:rFonts w:asciiTheme="majorHAnsi" w:eastAsiaTheme="majorHAnsi" w:hAnsiTheme="majorHAnsi"/>
+              </w:rPr>
+              <w:t xml:space="preserve">] [SUCCESS]   Poll 2/20: </w:t>
+            </w:r>
+            <w:r>
+              <w:rPr>
+                <w:rFonts w:ascii="MS Gothic" w:eastAsia="MS Gothic" w:hAnsi="MS Gothic" w:cs="MS Gothic" w:hint="eastAsia"/>
+              </w:rPr>
+              <w:t>✓</w:t>
+            </w:r>
+            <w:r>
+              <w:rPr>
+                <w:rFonts w:asciiTheme="majorHAnsi" w:eastAsiaTheme="majorHAnsi" w:hAnsiTheme="majorHAnsi"/>
+              </w:rPr>
+              <w:t xml:space="preserve">  [0xD149] = 4</w:t>
+            </w:r>
+          </w:p>
+          <w:p>
+            <w:pPr>
+              <w:pStyle w:val="1-0"/>
+              <w:rPr>
+                <w:rFonts w:asciiTheme="majorHAnsi" w:eastAsiaTheme="majorHAnsi" w:hAnsiTheme="majorHAnsi"/>
+              </w:rPr>
+            </w:pPr>
+            <w:r>
+              <w:rPr>
+                <w:rFonts w:asciiTheme="majorHAnsi" w:eastAsiaTheme="majorHAnsi" w:hAnsiTheme="majorHAnsi"/>
+              </w:rPr>
+              <w:t>[15</w:t>
+            </w:r>
+            <w:r>
+              <w:rPr>
+                <w:rFonts w:asciiTheme="majorHAnsi" w:eastAsiaTheme="majorHAnsi" w:hAnsiTheme="majorHAnsi" w:hint="eastAsia"/>
+              </w:rPr>
+              <w:t>시</w:t>
+            </w:r>
+            <w:r>
+              <w:rPr>
+                <w:rFonts w:asciiTheme="majorHAnsi" w:eastAsiaTheme="majorHAnsi" w:hAnsiTheme="majorHAnsi"/>
+              </w:rPr>
+              <w:t xml:space="preserve"> 39</w:t>
+            </w:r>
+            <w:r>
+              <w:rPr>
+                <w:rFonts w:asciiTheme="majorHAnsi" w:eastAsiaTheme="majorHAnsi" w:hAnsiTheme="majorHAnsi" w:hint="eastAsia"/>
+              </w:rPr>
+              <w:t>분</w:t>
+            </w:r>
+            <w:r>
+              <w:rPr>
+                <w:rFonts w:asciiTheme="majorHAnsi" w:eastAsiaTheme="majorHAnsi" w:hAnsiTheme="majorHAnsi"/>
+              </w:rPr>
+              <w:t xml:space="preserve"> 15</w:t>
+            </w:r>
+            <w:r>
+              <w:rPr>
+                <w:rFonts w:asciiTheme="majorHAnsi" w:eastAsiaTheme="majorHAnsi" w:hAnsiTheme="majorHAnsi" w:hint="eastAsia"/>
+              </w:rPr>
+              <w:t>초</w:t>
+            </w:r>
+            <w:r>
+              <w:rPr>
+                <w:rFonts w:asciiTheme="majorHAnsi" w:eastAsiaTheme="majorHAnsi" w:hAnsiTheme="majorHAnsi"/>
+              </w:rPr>
+              <w:t xml:space="preserve">] [SUCCESS]   Poll 3/20: </w:t>
+            </w:r>
+            <w:r>
+              <w:rPr>
+                <w:rFonts w:ascii="MS Gothic" w:eastAsia="MS Gothic" w:hAnsi="MS Gothic" w:cs="MS Gothic" w:hint="eastAsia"/>
+              </w:rPr>
+              <w:t>✓</w:t>
+            </w:r>
+            <w:r>
+              <w:rPr>
+                <w:rFonts w:asciiTheme="majorHAnsi" w:eastAsiaTheme="majorHAnsi" w:hAnsiTheme="majorHAnsi"/>
+              </w:rPr>
+              <w:t xml:space="preserve">  [0xD149] = 4</w:t>
+            </w:r>
+          </w:p>
+          <w:p>
+            <w:pPr>
+              <w:pStyle w:val="1-0"/>
+              <w:rPr>
+                <w:rFonts w:asciiTheme="majorHAnsi" w:eastAsiaTheme="majorHAnsi" w:hAnsiTheme="majorHAnsi"/>
+              </w:rPr>
+            </w:pPr>
+            <w:r>
+              <w:rPr>
+                <w:rFonts w:asciiTheme="majorHAnsi" w:eastAsiaTheme="majorHAnsi" w:hAnsiTheme="majorHAnsi"/>
+              </w:rPr>
+              <w:t>[15</w:t>
+            </w:r>
+            <w:r>
+              <w:rPr>
+                <w:rFonts w:asciiTheme="majorHAnsi" w:eastAsiaTheme="majorHAnsi" w:hAnsiTheme="majorHAnsi" w:hint="eastAsia"/>
+              </w:rPr>
+              <w:t>시</w:t>
+            </w:r>
+            <w:r>
+              <w:rPr>
+                <w:rFonts w:asciiTheme="majorHAnsi" w:eastAsiaTheme="majorHAnsi" w:hAnsiTheme="majorHAnsi"/>
+              </w:rPr>
+              <w:t xml:space="preserve"> 39</w:t>
+            </w:r>
+            <w:r>
+              <w:rPr>
+                <w:rFonts w:asciiTheme="majorHAnsi" w:eastAsiaTheme="majorHAnsi" w:hAnsiTheme="majorHAnsi" w:hint="eastAsia"/>
+              </w:rPr>
+              <w:t>분</w:t>
+            </w:r>
+            <w:r>
+              <w:rPr>
+                <w:rFonts w:asciiTheme="majorHAnsi" w:eastAsiaTheme="majorHAnsi" w:hAnsiTheme="majorHAnsi"/>
+              </w:rPr>
+              <w:t xml:space="preserve"> 15</w:t>
+            </w:r>
+            <w:r>
+              <w:rPr>
+                <w:rFonts w:asciiTheme="majorHAnsi" w:eastAsiaTheme="majorHAnsi" w:hAnsiTheme="majorHAnsi" w:hint="eastAsia"/>
+              </w:rPr>
+              <w:t>초</w:t>
+            </w:r>
+            <w:r>
+              <w:rPr>
+                <w:rFonts w:asciiTheme="majorHAnsi" w:eastAsiaTheme="majorHAnsi" w:hAnsiTheme="majorHAnsi"/>
+              </w:rPr>
+              <w:t xml:space="preserve">] [SUCCESS]   Poll 4/20: </w:t>
+            </w:r>
+            <w:r>
+              <w:rPr>
+                <w:rFonts w:ascii="MS Gothic" w:eastAsia="MS Gothic" w:hAnsi="MS Gothic" w:cs="MS Gothic" w:hint="eastAsia"/>
+              </w:rPr>
+              <w:t>✓</w:t>
+            </w:r>
+            <w:r>
+              <w:rPr>
+                <w:rFonts w:asciiTheme="majorHAnsi" w:eastAsiaTheme="majorHAnsi" w:hAnsiTheme="majorHAnsi"/>
+              </w:rPr>
+              <w:t xml:space="preserve">  [0xD149] = 4</w:t>
+            </w:r>
+          </w:p>
+          <w:p>
+            <w:pPr>
+              <w:pStyle w:val="1-0"/>
+              <w:rPr>
+                <w:rFonts w:asciiTheme="majorHAnsi" w:eastAsiaTheme="majorHAnsi" w:hAnsiTheme="majorHAnsi"/>
+              </w:rPr>
+            </w:pPr>
+            <w:r>
+              <w:rPr>
+                <w:rFonts w:asciiTheme="majorHAnsi" w:eastAsiaTheme="majorHAnsi" w:hAnsiTheme="majorHAnsi"/>
+              </w:rPr>
+              <w:t>[15</w:t>
+            </w:r>
+            <w:r>
+              <w:rPr>
+                <w:rFonts w:asciiTheme="majorHAnsi" w:eastAsiaTheme="majorHAnsi" w:hAnsiTheme="majorHAnsi" w:hint="eastAsia"/>
+              </w:rPr>
+              <w:t>시</w:t>
+            </w:r>
+            <w:r>
+              <w:rPr>
+                <w:rFonts w:asciiTheme="majorHAnsi" w:eastAsiaTheme="majorHAnsi" w:hAnsiTheme="majorHAnsi"/>
+              </w:rPr>
+              <w:t xml:space="preserve"> 39</w:t>
+            </w:r>
+            <w:r>
+              <w:rPr>
+                <w:rFonts w:asciiTheme="majorHAnsi" w:eastAsiaTheme="majorHAnsi" w:hAnsiTheme="majorHAnsi" w:hint="eastAsia"/>
+              </w:rPr>
+              <w:t>분</w:t>
+            </w:r>
+            <w:r>
+              <w:rPr>
+                <w:rFonts w:asciiTheme="majorHAnsi" w:eastAsiaTheme="majorHAnsi" w:hAnsiTheme="majorHAnsi"/>
+              </w:rPr>
+              <w:t xml:space="preserve"> 15</w:t>
+            </w:r>
+            <w:r>
+              <w:rPr>
+                <w:rFonts w:asciiTheme="majorHAnsi" w:eastAsiaTheme="majorHAnsi" w:hAnsiTheme="majorHAnsi" w:hint="eastAsia"/>
+              </w:rPr>
+              <w:t>초</w:t>
+            </w:r>
+            <w:r>
+              <w:rPr>
+                <w:rFonts w:asciiTheme="majorHAnsi" w:eastAsiaTheme="majorHAnsi" w:hAnsiTheme="majorHAnsi"/>
+              </w:rPr>
+              <w:t xml:space="preserve">] [SUCCESS]   Poll 5/20: </w:t>
+            </w:r>
+            <w:r>
+              <w:rPr>
+                <w:rFonts w:ascii="MS Gothic" w:eastAsia="MS Gothic" w:hAnsi="MS Gothic" w:cs="MS Gothic" w:hint="eastAsia"/>
+              </w:rPr>
+              <w:t>✓</w:t>
+            </w:r>
+            <w:r>
+              <w:rPr>
+                <w:rFonts w:asciiTheme="majorHAnsi" w:eastAsiaTheme="majorHAnsi" w:hAnsiTheme="majorHAnsi"/>
+              </w:rPr>
+              <w:t xml:space="preserve">  [0xD149] = 4</w:t>
+            </w:r>
+          </w:p>
+          <w:p>
+            <w:pPr>
+              <w:pStyle w:val="1-0"/>
+              <w:rPr>
+                <w:rFonts w:asciiTheme="majorHAnsi" w:eastAsiaTheme="majorHAnsi" w:hAnsiTheme="majorHAnsi"/>
+              </w:rPr>
+            </w:pPr>
+            <w:r>
+              <w:rPr>
+                <w:rFonts w:asciiTheme="majorHAnsi" w:eastAsiaTheme="majorHAnsi" w:hAnsiTheme="majorHAnsi"/>
+              </w:rPr>
+              <w:t>[15</w:t>
+            </w:r>
+            <w:r>
+              <w:rPr>
+                <w:rFonts w:asciiTheme="majorHAnsi" w:eastAsiaTheme="majorHAnsi" w:hAnsiTheme="majorHAnsi" w:hint="eastAsia"/>
+              </w:rPr>
+              <w:t>시</w:t>
+            </w:r>
+            <w:r>
+              <w:rPr>
+                <w:rFonts w:asciiTheme="majorHAnsi" w:eastAsiaTheme="majorHAnsi" w:hAnsiTheme="majorHAnsi"/>
+              </w:rPr>
+              <w:t xml:space="preserve"> 39</w:t>
+            </w:r>
+            <w:r>
+              <w:rPr>
+                <w:rFonts w:asciiTheme="majorHAnsi" w:eastAsiaTheme="majorHAnsi" w:hAnsiTheme="majorHAnsi" w:hint="eastAsia"/>
+              </w:rPr>
+              <w:t>분</w:t>
+            </w:r>
+            <w:r>
+              <w:rPr>
+                <w:rFonts w:asciiTheme="majorHAnsi" w:eastAsiaTheme="majorHAnsi" w:hAnsiTheme="majorHAnsi"/>
+              </w:rPr>
+              <w:t xml:space="preserve"> 15</w:t>
+            </w:r>
+            <w:r>
+              <w:rPr>
+                <w:rFonts w:asciiTheme="majorHAnsi" w:eastAsiaTheme="majorHAnsi" w:hAnsiTheme="majorHAnsi" w:hint="eastAsia"/>
+              </w:rPr>
+              <w:t>초</w:t>
+            </w:r>
+            <w:r>
+              <w:rPr>
+                <w:rFonts w:asciiTheme="majorHAnsi" w:eastAsiaTheme="majorHAnsi" w:hAnsiTheme="majorHAnsi"/>
+              </w:rPr>
+              <w:t xml:space="preserve">] [SUCCESS]   Poll 6/20: </w:t>
+            </w:r>
+            <w:r>
+              <w:rPr>
+                <w:rFonts w:ascii="MS Gothic" w:eastAsia="MS Gothic" w:hAnsi="MS Gothic" w:cs="MS Gothic" w:hint="eastAsia"/>
+              </w:rPr>
+              <w:t>✓</w:t>
+            </w:r>
+            <w:r>
+              <w:rPr>
+                <w:rFonts w:asciiTheme="majorHAnsi" w:eastAsiaTheme="majorHAnsi" w:hAnsiTheme="majorHAnsi"/>
+              </w:rPr>
+              <w:t xml:space="preserve">  [0xD149] = 4</w:t>
+            </w:r>
+          </w:p>
+          <w:p>
+            <w:pPr>
+              <w:pStyle w:val="1-0"/>
+              <w:rPr>
+                <w:rFonts w:asciiTheme="majorHAnsi" w:eastAsiaTheme="majorHAnsi" w:hAnsiTheme="majorHAnsi"/>
+              </w:rPr>
+            </w:pPr>
+            <w:r>
+              <w:rPr>
+                <w:rFonts w:asciiTheme="majorHAnsi" w:eastAsiaTheme="majorHAnsi" w:hAnsiTheme="majorHAnsi"/>
+              </w:rPr>
+              <w:t>[15</w:t>
+            </w:r>
+            <w:r>
+              <w:rPr>
+                <w:rFonts w:asciiTheme="majorHAnsi" w:eastAsiaTheme="majorHAnsi" w:hAnsiTheme="majorHAnsi" w:hint="eastAsia"/>
+              </w:rPr>
+              <w:t>시</w:t>
+            </w:r>
+            <w:r>
+              <w:rPr>
+                <w:rFonts w:asciiTheme="majorHAnsi" w:eastAsiaTheme="majorHAnsi" w:hAnsiTheme="majorHAnsi"/>
+              </w:rPr>
+              <w:t xml:space="preserve"> 39</w:t>
+            </w:r>
+            <w:r>
+              <w:rPr>
+                <w:rFonts w:asciiTheme="majorHAnsi" w:eastAsiaTheme="majorHAnsi" w:hAnsiTheme="majorHAnsi" w:hint="eastAsia"/>
+              </w:rPr>
+              <w:t>분</w:t>
+            </w:r>
+            <w:r>
+              <w:rPr>
+                <w:rFonts w:asciiTheme="majorHAnsi" w:eastAsiaTheme="majorHAnsi" w:hAnsiTheme="majorHAnsi"/>
+              </w:rPr>
+              <w:t xml:space="preserve"> 16</w:t>
+            </w:r>
+            <w:r>
+              <w:rPr>
+                <w:rFonts w:asciiTheme="majorHAnsi" w:eastAsiaTheme="majorHAnsi" w:hAnsiTheme="majorHAnsi" w:hint="eastAsia"/>
+              </w:rPr>
+              <w:t>초</w:t>
+            </w:r>
+            <w:r>
+              <w:rPr>
+                <w:rFonts w:asciiTheme="majorHAnsi" w:eastAsiaTheme="majorHAnsi" w:hAnsiTheme="majorHAnsi"/>
+              </w:rPr>
+              <w:t xml:space="preserve">] [SUCCESS]   Poll 7/20: </w:t>
+            </w:r>
+            <w:r>
+              <w:rPr>
+                <w:rFonts w:ascii="MS Gothic" w:eastAsia="MS Gothic" w:hAnsi="MS Gothic" w:cs="MS Gothic" w:hint="eastAsia"/>
+              </w:rPr>
+              <w:t>✓</w:t>
+            </w:r>
+            <w:r>
+              <w:rPr>
+                <w:rFonts w:asciiTheme="majorHAnsi" w:eastAsiaTheme="majorHAnsi" w:hAnsiTheme="majorHAnsi"/>
+              </w:rPr>
+              <w:t xml:space="preserve">  [0xD149] = 4</w:t>
+            </w:r>
+          </w:p>
+          <w:p>
+            <w:pPr>
+              <w:pStyle w:val="1-0"/>
+              <w:rPr>
+                <w:rFonts w:asciiTheme="majorHAnsi" w:eastAsiaTheme="majorHAnsi" w:hAnsiTheme="majorHAnsi"/>
+              </w:rPr>
+            </w:pPr>
+            <w:r>
+              <w:rPr>
+                <w:rFonts w:asciiTheme="majorHAnsi" w:eastAsiaTheme="majorHAnsi" w:hAnsiTheme="majorHAnsi"/>
+              </w:rPr>
+              <w:t>[15</w:t>
+            </w:r>
+            <w:r>
+              <w:rPr>
+                <w:rFonts w:asciiTheme="majorHAnsi" w:eastAsiaTheme="majorHAnsi" w:hAnsiTheme="majorHAnsi" w:hint="eastAsia"/>
+              </w:rPr>
+              <w:t>시</w:t>
+            </w:r>
+            <w:r>
+              <w:rPr>
+                <w:rFonts w:asciiTheme="majorHAnsi" w:eastAsiaTheme="majorHAnsi" w:hAnsiTheme="majorHAnsi"/>
+              </w:rPr>
+              <w:t xml:space="preserve"> 39</w:t>
+            </w:r>
+            <w:r>
+              <w:rPr>
+                <w:rFonts w:asciiTheme="majorHAnsi" w:eastAsiaTheme="majorHAnsi" w:hAnsiTheme="majorHAnsi" w:hint="eastAsia"/>
+              </w:rPr>
+              <w:t>분</w:t>
+            </w:r>
+            <w:r>
+              <w:rPr>
+                <w:rFonts w:asciiTheme="majorHAnsi" w:eastAsiaTheme="majorHAnsi" w:hAnsiTheme="majorHAnsi"/>
+              </w:rPr>
+              <w:t xml:space="preserve"> 16</w:t>
+            </w:r>
+            <w:r>
+              <w:rPr>
+                <w:rFonts w:asciiTheme="majorHAnsi" w:eastAsiaTheme="majorHAnsi" w:hAnsiTheme="majorHAnsi" w:hint="eastAsia"/>
+              </w:rPr>
+              <w:t>초</w:t>
+            </w:r>
+            <w:r>
+              <w:rPr>
+                <w:rFonts w:asciiTheme="majorHAnsi" w:eastAsiaTheme="majorHAnsi" w:hAnsiTheme="majorHAnsi"/>
+              </w:rPr>
+              <w:t xml:space="preserve">] [SUCCESS]   Poll 8/20: </w:t>
+            </w:r>
+            <w:r>
+              <w:rPr>
+                <w:rFonts w:ascii="MS Gothic" w:eastAsia="MS Gothic" w:hAnsi="MS Gothic" w:cs="MS Gothic" w:hint="eastAsia"/>
+              </w:rPr>
+              <w:t>✓</w:t>
+            </w:r>
+            <w:r>
+              <w:rPr>
+                <w:rFonts w:asciiTheme="majorHAnsi" w:eastAsiaTheme="majorHAnsi" w:hAnsiTheme="majorHAnsi"/>
+              </w:rPr>
+              <w:t xml:space="preserve">  [0xD149] = 4</w:t>
+            </w:r>
+          </w:p>
+          <w:p>
+            <w:pPr>
+              <w:pStyle w:val="1-0"/>
+              <w:rPr>
+                <w:rFonts w:asciiTheme="majorHAnsi" w:eastAsiaTheme="majorHAnsi" w:hAnsiTheme="majorHAnsi"/>
+              </w:rPr>
+            </w:pPr>
+            <w:r>
+              <w:rPr>
+                <w:rFonts w:asciiTheme="majorHAnsi" w:eastAsiaTheme="majorHAnsi" w:hAnsiTheme="majorHAnsi"/>
+              </w:rPr>
+              <w:t>[15</w:t>
+            </w:r>
+            <w:r>
+              <w:rPr>
+                <w:rFonts w:asciiTheme="majorHAnsi" w:eastAsiaTheme="majorHAnsi" w:hAnsiTheme="majorHAnsi" w:hint="eastAsia"/>
+              </w:rPr>
+              <w:t>시</w:t>
+            </w:r>
+            <w:r>
+              <w:rPr>
+                <w:rFonts w:asciiTheme="majorHAnsi" w:eastAsiaTheme="majorHAnsi" w:hAnsiTheme="majorHAnsi"/>
+              </w:rPr>
+              <w:t xml:space="preserve"> 39</w:t>
+            </w:r>
+            <w:r>
+              <w:rPr>
+                <w:rFonts w:asciiTheme="majorHAnsi" w:eastAsiaTheme="majorHAnsi" w:hAnsiTheme="majorHAnsi" w:hint="eastAsia"/>
+              </w:rPr>
+              <w:t>분</w:t>
+            </w:r>
+            <w:r>
+              <w:rPr>
+                <w:rFonts w:asciiTheme="majorHAnsi" w:eastAsiaTheme="majorHAnsi" w:hAnsiTheme="majorHAnsi"/>
+              </w:rPr>
+              <w:t xml:space="preserve"> 16</w:t>
+            </w:r>
+            <w:r>
+              <w:rPr>
+                <w:rFonts w:asciiTheme="majorHAnsi" w:eastAsiaTheme="majorHAnsi" w:hAnsiTheme="majorHAnsi" w:hint="eastAsia"/>
+              </w:rPr>
+              <w:t>초</w:t>
+            </w:r>
+            <w:r>
+              <w:rPr>
+                <w:rFonts w:asciiTheme="majorHAnsi" w:eastAsiaTheme="majorHAnsi" w:hAnsiTheme="majorHAnsi"/>
+              </w:rPr>
+              <w:t xml:space="preserve">] [SUCCESS]   Poll 9/20: </w:t>
+            </w:r>
+            <w:r>
+              <w:rPr>
+                <w:rFonts w:ascii="MS Gothic" w:eastAsia="MS Gothic" w:hAnsi="MS Gothic" w:cs="MS Gothic" w:hint="eastAsia"/>
+              </w:rPr>
+              <w:t>✓</w:t>
+            </w:r>
+            <w:r>
+              <w:rPr>
+                <w:rFonts w:asciiTheme="majorHAnsi" w:eastAsiaTheme="majorHAnsi" w:hAnsiTheme="majorHAnsi"/>
+              </w:rPr>
+              <w:t xml:space="preserve">  [0xD149] = 4</w:t>
+            </w:r>
+          </w:p>
+          <w:p>
+            <w:pPr>
+              <w:pStyle w:val="1-0"/>
+              <w:rPr>
+                <w:rFonts w:asciiTheme="majorHAnsi" w:eastAsiaTheme="majorHAnsi" w:hAnsiTheme="majorHAnsi"/>
+              </w:rPr>
+            </w:pPr>
+            <w:r>
+              <w:rPr>
+                <w:rFonts w:asciiTheme="majorHAnsi" w:eastAsiaTheme="majorHAnsi" w:hAnsiTheme="majorHAnsi"/>
+              </w:rPr>
+              <w:t>[15</w:t>
+            </w:r>
+            <w:r>
+              <w:rPr>
+                <w:rFonts w:asciiTheme="majorHAnsi" w:eastAsiaTheme="majorHAnsi" w:hAnsiTheme="majorHAnsi" w:hint="eastAsia"/>
+              </w:rPr>
+              <w:t>시</w:t>
+            </w:r>
+            <w:r>
+              <w:rPr>
+                <w:rFonts w:asciiTheme="majorHAnsi" w:eastAsiaTheme="majorHAnsi" w:hAnsiTheme="majorHAnsi"/>
+              </w:rPr>
+              <w:t xml:space="preserve"> 39</w:t>
+            </w:r>
+            <w:r>
+              <w:rPr>
+                <w:rFonts w:asciiTheme="majorHAnsi" w:eastAsiaTheme="majorHAnsi" w:hAnsiTheme="majorHAnsi" w:hint="eastAsia"/>
+              </w:rPr>
+              <w:t>분</w:t>
+            </w:r>
+            <w:r>
+              <w:rPr>
+                <w:rFonts w:asciiTheme="majorHAnsi" w:eastAsiaTheme="majorHAnsi" w:hAnsiTheme="majorHAnsi"/>
+              </w:rPr>
+              <w:t xml:space="preserve"> 16</w:t>
+            </w:r>
+            <w:r>
+              <w:rPr>
+                <w:rFonts w:asciiTheme="majorHAnsi" w:eastAsiaTheme="majorHAnsi" w:hAnsiTheme="majorHAnsi" w:hint="eastAsia"/>
+              </w:rPr>
+              <w:t>초</w:t>
+            </w:r>
+            <w:r>
+              <w:rPr>
+                <w:rFonts w:asciiTheme="majorHAnsi" w:eastAsiaTheme="majorHAnsi" w:hAnsiTheme="majorHAnsi"/>
+              </w:rPr>
+              <w:t xml:space="preserve">] [SUCCESS]   Poll 10/20: </w:t>
+            </w:r>
+            <w:r>
+              <w:rPr>
+                <w:rFonts w:ascii="MS Gothic" w:eastAsia="MS Gothic" w:hAnsi="MS Gothic" w:cs="MS Gothic" w:hint="eastAsia"/>
+              </w:rPr>
+              <w:t>✓</w:t>
+            </w:r>
+            <w:r>
+              <w:rPr>
+                <w:rFonts w:asciiTheme="majorHAnsi" w:eastAsiaTheme="majorHAnsi" w:hAnsiTheme="majorHAnsi"/>
+              </w:rPr>
+              <w:t xml:space="preserve">  [0xD149] = 4</w:t>
+            </w:r>
+          </w:p>
+          <w:p>
+            <w:pPr>
+              <w:pStyle w:val="1-0"/>
+              <w:rPr>
+                <w:rFonts w:asciiTheme="majorHAnsi" w:eastAsiaTheme="majorHAnsi" w:hAnsiTheme="majorHAnsi"/>
+              </w:rPr>
+            </w:pPr>
+            <w:r>
+              <w:rPr>
+                <w:rFonts w:asciiTheme="majorHAnsi" w:eastAsiaTheme="majorHAnsi" w:hAnsiTheme="majorHAnsi"/>
+              </w:rPr>
+              <w:t>[15</w:t>
+            </w:r>
+            <w:r>
+              <w:rPr>
+                <w:rFonts w:asciiTheme="majorHAnsi" w:eastAsiaTheme="majorHAnsi" w:hAnsiTheme="majorHAnsi" w:hint="eastAsia"/>
+              </w:rPr>
+              <w:t>시</w:t>
+            </w:r>
+            <w:r>
+              <w:rPr>
+                <w:rFonts w:asciiTheme="majorHAnsi" w:eastAsiaTheme="majorHAnsi" w:hAnsiTheme="majorHAnsi"/>
+              </w:rPr>
+              <w:t xml:space="preserve"> 39</w:t>
+            </w:r>
+            <w:r>
+              <w:rPr>
+                <w:rFonts w:asciiTheme="majorHAnsi" w:eastAsiaTheme="majorHAnsi" w:hAnsiTheme="majorHAnsi" w:hint="eastAsia"/>
+              </w:rPr>
+              <w:t>분</w:t>
+            </w:r>
+            <w:r>
+              <w:rPr>
+                <w:rFonts w:asciiTheme="majorHAnsi" w:eastAsiaTheme="majorHAnsi" w:hAnsiTheme="majorHAnsi"/>
+              </w:rPr>
+              <w:t xml:space="preserve"> 16</w:t>
+            </w:r>
+            <w:r>
+              <w:rPr>
+                <w:rFonts w:asciiTheme="majorHAnsi" w:eastAsiaTheme="majorHAnsi" w:hAnsiTheme="majorHAnsi" w:hint="eastAsia"/>
+              </w:rPr>
+              <w:t>초</w:t>
+            </w:r>
+            <w:r>
+              <w:rPr>
+                <w:rFonts w:asciiTheme="majorHAnsi" w:eastAsiaTheme="majorHAnsi" w:hAnsiTheme="majorHAnsi"/>
+              </w:rPr>
+              <w:t xml:space="preserve">] [SUCCESS]   Poll 11/20: </w:t>
+            </w:r>
+            <w:r>
+              <w:rPr>
+                <w:rFonts w:ascii="MS Gothic" w:eastAsia="MS Gothic" w:hAnsi="MS Gothic" w:cs="MS Gothic" w:hint="eastAsia"/>
+              </w:rPr>
+              <w:t>✓</w:t>
+            </w:r>
+            <w:r>
+              <w:rPr>
+                <w:rFonts w:asciiTheme="majorHAnsi" w:eastAsiaTheme="majorHAnsi" w:hAnsiTheme="majorHAnsi"/>
+              </w:rPr>
+              <w:t xml:space="preserve">  [0xD149] = 4</w:t>
+            </w:r>
+          </w:p>
+          <w:p>
+            <w:pPr>
+              <w:pStyle w:val="1-0"/>
+              <w:rPr>
+                <w:rFonts w:asciiTheme="majorHAnsi" w:eastAsiaTheme="majorHAnsi" w:hAnsiTheme="majorHAnsi"/>
+              </w:rPr>
+            </w:pPr>
+            <w:r>
+              <w:rPr>
+                <w:rFonts w:asciiTheme="majorHAnsi" w:eastAsiaTheme="majorHAnsi" w:hAnsiTheme="majorHAnsi"/>
+              </w:rPr>
+              <w:t>[15</w:t>
+            </w:r>
+            <w:r>
+              <w:rPr>
+                <w:rFonts w:asciiTheme="majorHAnsi" w:eastAsiaTheme="majorHAnsi" w:hAnsiTheme="majorHAnsi" w:hint="eastAsia"/>
+              </w:rPr>
+              <w:t>시</w:t>
+            </w:r>
+            <w:r>
+              <w:rPr>
+                <w:rFonts w:asciiTheme="majorHAnsi" w:eastAsiaTheme="majorHAnsi" w:hAnsiTheme="majorHAnsi"/>
+              </w:rPr>
+              <w:t xml:space="preserve"> 39</w:t>
+            </w:r>
+            <w:r>
+              <w:rPr>
+                <w:rFonts w:asciiTheme="majorHAnsi" w:eastAsiaTheme="majorHAnsi" w:hAnsiTheme="majorHAnsi" w:hint="eastAsia"/>
+              </w:rPr>
+              <w:t>분</w:t>
+            </w:r>
+            <w:r>
+              <w:rPr>
+                <w:rFonts w:asciiTheme="majorHAnsi" w:eastAsiaTheme="majorHAnsi" w:hAnsiTheme="majorHAnsi"/>
+              </w:rPr>
+              <w:t xml:space="preserve"> 16</w:t>
+            </w:r>
+            <w:r>
+              <w:rPr>
+                <w:rFonts w:asciiTheme="majorHAnsi" w:eastAsiaTheme="majorHAnsi" w:hAnsiTheme="majorHAnsi" w:hint="eastAsia"/>
+              </w:rPr>
+              <w:t>초</w:t>
+            </w:r>
+            <w:r>
+              <w:rPr>
+                <w:rFonts w:asciiTheme="majorHAnsi" w:eastAsiaTheme="majorHAnsi" w:hAnsiTheme="majorHAnsi"/>
+              </w:rPr>
+              <w:t xml:space="preserve">] [SUCCESS]   Poll 12/20: </w:t>
+            </w:r>
+            <w:r>
+              <w:rPr>
+                <w:rFonts w:ascii="MS Gothic" w:eastAsia="MS Gothic" w:hAnsi="MS Gothic" w:cs="MS Gothic" w:hint="eastAsia"/>
+              </w:rPr>
+              <w:t>✓</w:t>
+            </w:r>
+            <w:r>
+              <w:rPr>
+                <w:rFonts w:asciiTheme="majorHAnsi" w:eastAsiaTheme="majorHAnsi" w:hAnsiTheme="majorHAnsi"/>
+              </w:rPr>
+              <w:t xml:space="preserve">  [0xD149] = 4</w:t>
+            </w:r>
+          </w:p>
+          <w:p>
+            <w:pPr>
+              <w:pStyle w:val="1-0"/>
+              <w:rPr>
+                <w:rFonts w:asciiTheme="majorHAnsi" w:eastAsiaTheme="majorHAnsi" w:hAnsiTheme="majorHAnsi"/>
+              </w:rPr>
+            </w:pPr>
+            <w:r>
+              <w:rPr>
+                <w:rFonts w:asciiTheme="majorHAnsi" w:eastAsiaTheme="majorHAnsi" w:hAnsiTheme="majorHAnsi"/>
+              </w:rPr>
+              <w:t>[15</w:t>
+            </w:r>
+            <w:r>
+              <w:rPr>
+                <w:rFonts w:asciiTheme="majorHAnsi" w:eastAsiaTheme="majorHAnsi" w:hAnsiTheme="majorHAnsi" w:hint="eastAsia"/>
+              </w:rPr>
+              <w:t>시</w:t>
+            </w:r>
+            <w:r>
+              <w:rPr>
+                <w:rFonts w:asciiTheme="majorHAnsi" w:eastAsiaTheme="majorHAnsi" w:hAnsiTheme="majorHAnsi"/>
+              </w:rPr>
+              <w:t xml:space="preserve"> 39</w:t>
+            </w:r>
+            <w:r>
+              <w:rPr>
+                <w:rFonts w:asciiTheme="majorHAnsi" w:eastAsiaTheme="majorHAnsi" w:hAnsiTheme="majorHAnsi" w:hint="eastAsia"/>
+              </w:rPr>
+              <w:t>분</w:t>
+            </w:r>
+            <w:r>
+              <w:rPr>
+                <w:rFonts w:asciiTheme="majorHAnsi" w:eastAsiaTheme="majorHAnsi" w:hAnsiTheme="majorHAnsi"/>
+              </w:rPr>
+              <w:t xml:space="preserve"> 16</w:t>
+            </w:r>
+            <w:r>
+              <w:rPr>
+                <w:rFonts w:asciiTheme="majorHAnsi" w:eastAsiaTheme="majorHAnsi" w:hAnsiTheme="majorHAnsi" w:hint="eastAsia"/>
+              </w:rPr>
+              <w:t>초</w:t>
+            </w:r>
+            <w:r>
+              <w:rPr>
+                <w:rFonts w:asciiTheme="majorHAnsi" w:eastAsiaTheme="majorHAnsi" w:hAnsiTheme="majorHAnsi"/>
+              </w:rPr>
+              <w:t xml:space="preserve">] [SUCCESS]   Poll 13/20: </w:t>
+            </w:r>
+            <w:r>
+              <w:rPr>
+                <w:rFonts w:ascii="MS Gothic" w:eastAsia="MS Gothic" w:hAnsi="MS Gothic" w:cs="MS Gothic" w:hint="eastAsia"/>
+              </w:rPr>
+              <w:t>✓</w:t>
+            </w:r>
+            <w:r>
+              <w:rPr>
+                <w:rFonts w:asciiTheme="majorHAnsi" w:eastAsiaTheme="majorHAnsi" w:hAnsiTheme="majorHAnsi"/>
+              </w:rPr>
+              <w:t xml:space="preserve">  [0xD149] = 4</w:t>
+            </w:r>
+          </w:p>
+          <w:p>
+            <w:pPr>
+              <w:pStyle w:val="1-0"/>
+              <w:rPr>
+                <w:rFonts w:asciiTheme="majorHAnsi" w:eastAsiaTheme="majorHAnsi" w:hAnsiTheme="majorHAnsi"/>
+              </w:rPr>
+            </w:pPr>
+            <w:r>
+              <w:rPr>
+                <w:rFonts w:asciiTheme="majorHAnsi" w:eastAsiaTheme="majorHAnsi" w:hAnsiTheme="majorHAnsi"/>
+              </w:rPr>
+              <w:t>[15</w:t>
+            </w:r>
+            <w:r>
+              <w:rPr>
+                <w:rFonts w:asciiTheme="majorHAnsi" w:eastAsiaTheme="majorHAnsi" w:hAnsiTheme="majorHAnsi" w:hint="eastAsia"/>
+              </w:rPr>
+              <w:t>시</w:t>
+            </w:r>
+            <w:r>
+              <w:rPr>
+                <w:rFonts w:asciiTheme="majorHAnsi" w:eastAsiaTheme="majorHAnsi" w:hAnsiTheme="majorHAnsi"/>
+              </w:rPr>
+              <w:t xml:space="preserve"> 39</w:t>
+            </w:r>
+            <w:r>
+              <w:rPr>
+                <w:rFonts w:asciiTheme="majorHAnsi" w:eastAsiaTheme="majorHAnsi" w:hAnsiTheme="majorHAnsi" w:hint="eastAsia"/>
+              </w:rPr>
+              <w:t>분</w:t>
+            </w:r>
+            <w:r>
+              <w:rPr>
+                <w:rFonts w:asciiTheme="majorHAnsi" w:eastAsiaTheme="majorHAnsi" w:hAnsiTheme="majorHAnsi"/>
+              </w:rPr>
+              <w:t xml:space="preserve"> 16</w:t>
+            </w:r>
+            <w:r>
+              <w:rPr>
+                <w:rFonts w:asciiTheme="majorHAnsi" w:eastAsiaTheme="majorHAnsi" w:hAnsiTheme="majorHAnsi" w:hint="eastAsia"/>
+              </w:rPr>
+              <w:t>초</w:t>
+            </w:r>
+            <w:r>
+              <w:rPr>
+                <w:rFonts w:asciiTheme="majorHAnsi" w:eastAsiaTheme="majorHAnsi" w:hAnsiTheme="majorHAnsi"/>
+              </w:rPr>
+              <w:t xml:space="preserve">] [SUCCESS]   Poll 14/20: </w:t>
+            </w:r>
+            <w:r>
+              <w:rPr>
+                <w:rFonts w:ascii="MS Gothic" w:eastAsia="MS Gothic" w:hAnsi="MS Gothic" w:cs="MS Gothic" w:hint="eastAsia"/>
+              </w:rPr>
+              <w:t>✓</w:t>
+            </w:r>
+            <w:r>
+              <w:rPr>
+                <w:rFonts w:asciiTheme="majorHAnsi" w:eastAsiaTheme="majorHAnsi" w:hAnsiTheme="majorHAnsi"/>
+              </w:rPr>
+              <w:t xml:space="preserve">  [0xD149] = 4</w:t>
+            </w:r>
+          </w:p>
+          <w:p>
+            <w:pPr>
+              <w:pStyle w:val="1-0"/>
+              <w:rPr>
+                <w:rFonts w:asciiTheme="majorHAnsi" w:eastAsiaTheme="majorHAnsi" w:hAnsiTheme="majorHAnsi"/>
+              </w:rPr>
+            </w:pPr>
+            <w:r>
+              <w:rPr>
+                <w:rFonts w:asciiTheme="majorHAnsi" w:eastAsiaTheme="majorHAnsi" w:hAnsiTheme="majorHAnsi"/>
+              </w:rPr>
+              <w:t>[15</w:t>
+            </w:r>
+            <w:r>
+              <w:rPr>
+                <w:rFonts w:asciiTheme="majorHAnsi" w:eastAsiaTheme="majorHAnsi" w:hAnsiTheme="majorHAnsi" w:hint="eastAsia"/>
+              </w:rPr>
+              <w:t>시</w:t>
+            </w:r>
+            <w:r>
+              <w:rPr>
+                <w:rFonts w:asciiTheme="majorHAnsi" w:eastAsiaTheme="majorHAnsi" w:hAnsiTheme="majorHAnsi"/>
+              </w:rPr>
+              <w:t xml:space="preserve"> 39</w:t>
+            </w:r>
+            <w:r>
+              <w:rPr>
+                <w:rFonts w:asciiTheme="majorHAnsi" w:eastAsiaTheme="majorHAnsi" w:hAnsiTheme="majorHAnsi" w:hint="eastAsia"/>
+              </w:rPr>
+              <w:t>분</w:t>
+            </w:r>
+            <w:r>
+              <w:rPr>
+                <w:rFonts w:asciiTheme="majorHAnsi" w:eastAsiaTheme="majorHAnsi" w:hAnsiTheme="majorHAnsi"/>
+              </w:rPr>
+              <w:t xml:space="preserve"> 17</w:t>
+            </w:r>
+            <w:r>
+              <w:rPr>
+                <w:rFonts w:asciiTheme="majorHAnsi" w:eastAsiaTheme="majorHAnsi" w:hAnsiTheme="majorHAnsi" w:hint="eastAsia"/>
+              </w:rPr>
+              <w:t>초</w:t>
+            </w:r>
+            <w:r>
+              <w:rPr>
+                <w:rFonts w:asciiTheme="majorHAnsi" w:eastAsiaTheme="majorHAnsi" w:hAnsiTheme="majorHAnsi"/>
+              </w:rPr>
+              <w:t xml:space="preserve">] [SUCCESS]   Poll 15/20: </w:t>
+            </w:r>
+            <w:r>
+              <w:rPr>
+                <w:rFonts w:ascii="MS Gothic" w:eastAsia="MS Gothic" w:hAnsi="MS Gothic" w:cs="MS Gothic" w:hint="eastAsia"/>
+              </w:rPr>
+              <w:t>✓</w:t>
+            </w:r>
+            <w:r>
+              <w:rPr>
+                <w:rFonts w:asciiTheme="majorHAnsi" w:eastAsiaTheme="majorHAnsi" w:hAnsiTheme="majorHAnsi"/>
+              </w:rPr>
+              <w:t xml:space="preserve">  [0xD149] = 4</w:t>
+            </w:r>
+          </w:p>
+          <w:p>
+            <w:pPr>
+              <w:pStyle w:val="1-0"/>
+              <w:rPr>
+                <w:rFonts w:asciiTheme="majorHAnsi" w:eastAsiaTheme="majorHAnsi" w:hAnsiTheme="majorHAnsi"/>
+              </w:rPr>
+            </w:pPr>
+            <w:r>
+              <w:rPr>
+                <w:rFonts w:asciiTheme="majorHAnsi" w:eastAsiaTheme="majorHAnsi" w:hAnsiTheme="majorHAnsi"/>
+              </w:rPr>
+              <w:t>[15</w:t>
+            </w:r>
+            <w:r>
+              <w:rPr>
+                <w:rFonts w:asciiTheme="majorHAnsi" w:eastAsiaTheme="majorHAnsi" w:hAnsiTheme="majorHAnsi" w:hint="eastAsia"/>
+              </w:rPr>
+              <w:t>시</w:t>
+            </w:r>
+            <w:r>
+              <w:rPr>
+                <w:rFonts w:asciiTheme="majorHAnsi" w:eastAsiaTheme="majorHAnsi" w:hAnsiTheme="majorHAnsi"/>
+              </w:rPr>
+              <w:t xml:space="preserve"> 39</w:t>
+            </w:r>
+            <w:r>
+              <w:rPr>
+                <w:rFonts w:asciiTheme="majorHAnsi" w:eastAsiaTheme="majorHAnsi" w:hAnsiTheme="majorHAnsi" w:hint="eastAsia"/>
+              </w:rPr>
+              <w:t>분</w:t>
+            </w:r>
+            <w:r>
+              <w:rPr>
+                <w:rFonts w:asciiTheme="majorHAnsi" w:eastAsiaTheme="majorHAnsi" w:hAnsiTheme="majorHAnsi"/>
+              </w:rPr>
+              <w:t xml:space="preserve"> 17</w:t>
+            </w:r>
+            <w:r>
+              <w:rPr>
+                <w:rFonts w:asciiTheme="majorHAnsi" w:eastAsiaTheme="majorHAnsi" w:hAnsiTheme="majorHAnsi" w:hint="eastAsia"/>
+              </w:rPr>
+              <w:t>초</w:t>
+            </w:r>
+            <w:r>
+              <w:rPr>
+                <w:rFonts w:asciiTheme="majorHAnsi" w:eastAsiaTheme="majorHAnsi" w:hAnsiTheme="majorHAnsi"/>
+              </w:rPr>
+              <w:t xml:space="preserve">] [SUCCESS]   Poll 16/20: </w:t>
+            </w:r>
+            <w:r>
+              <w:rPr>
+                <w:rFonts w:ascii="MS Gothic" w:eastAsia="MS Gothic" w:hAnsi="MS Gothic" w:cs="MS Gothic" w:hint="eastAsia"/>
+              </w:rPr>
+              <w:t>✓</w:t>
+            </w:r>
+            <w:r>
+              <w:rPr>
+                <w:rFonts w:asciiTheme="majorHAnsi" w:eastAsiaTheme="majorHAnsi" w:hAnsiTheme="majorHAnsi"/>
+              </w:rPr>
+              <w:t xml:space="preserve">  [0xD149] = 4</w:t>
+            </w:r>
+          </w:p>
+          <w:p>
+            <w:pPr>
+              <w:pStyle w:val="1-0"/>
+              <w:rPr>
+                <w:rFonts w:asciiTheme="majorHAnsi" w:eastAsiaTheme="majorHAnsi" w:hAnsiTheme="majorHAnsi"/>
+              </w:rPr>
+            </w:pPr>
+            <w:r>
+              <w:rPr>
+                <w:rFonts w:asciiTheme="majorHAnsi" w:eastAsiaTheme="majorHAnsi" w:hAnsiTheme="majorHAnsi"/>
+              </w:rPr>
+              <w:t>[15</w:t>
+            </w:r>
+            <w:r>
+              <w:rPr>
+                <w:rFonts w:asciiTheme="majorHAnsi" w:eastAsiaTheme="majorHAnsi" w:hAnsiTheme="majorHAnsi" w:hint="eastAsia"/>
+              </w:rPr>
+              <w:t>시</w:t>
+            </w:r>
+            <w:r>
+              <w:rPr>
+                <w:rFonts w:asciiTheme="majorHAnsi" w:eastAsiaTheme="majorHAnsi" w:hAnsiTheme="majorHAnsi"/>
+              </w:rPr>
+              <w:t xml:space="preserve"> 39</w:t>
+            </w:r>
+            <w:r>
+              <w:rPr>
+                <w:rFonts w:asciiTheme="majorHAnsi" w:eastAsiaTheme="majorHAnsi" w:hAnsiTheme="majorHAnsi" w:hint="eastAsia"/>
+              </w:rPr>
+              <w:t>분</w:t>
+            </w:r>
+            <w:r>
+              <w:rPr>
+                <w:rFonts w:asciiTheme="majorHAnsi" w:eastAsiaTheme="majorHAnsi" w:hAnsiTheme="majorHAnsi"/>
+              </w:rPr>
+              <w:t xml:space="preserve"> 17</w:t>
+            </w:r>
+            <w:r>
+              <w:rPr>
+                <w:rFonts w:asciiTheme="majorHAnsi" w:eastAsiaTheme="majorHAnsi" w:hAnsiTheme="majorHAnsi" w:hint="eastAsia"/>
+              </w:rPr>
+              <w:t>초</w:t>
+            </w:r>
+            <w:r>
+              <w:rPr>
+                <w:rFonts w:asciiTheme="majorHAnsi" w:eastAsiaTheme="majorHAnsi" w:hAnsiTheme="majorHAnsi"/>
+              </w:rPr>
+              <w:t xml:space="preserve">] [SUCCESS]   Poll 17/20: </w:t>
+            </w:r>
+            <w:r>
+              <w:rPr>
+                <w:rFonts w:ascii="MS Gothic" w:eastAsia="MS Gothic" w:hAnsi="MS Gothic" w:cs="MS Gothic" w:hint="eastAsia"/>
+              </w:rPr>
+              <w:t>✓</w:t>
+            </w:r>
+            <w:r>
+              <w:rPr>
+                <w:rFonts w:asciiTheme="majorHAnsi" w:eastAsiaTheme="majorHAnsi" w:hAnsiTheme="majorHAnsi"/>
+              </w:rPr>
+              <w:t xml:space="preserve">  [0xD149] = 4</w:t>
+            </w:r>
+          </w:p>
+          <w:p>
+            <w:pPr>
+              <w:pStyle w:val="1-0"/>
+              <w:rPr>
+                <w:rFonts w:asciiTheme="majorHAnsi" w:eastAsiaTheme="majorHAnsi" w:hAnsiTheme="majorHAnsi"/>
+              </w:rPr>
+            </w:pPr>
+            <w:r>
+              <w:rPr>
+                <w:rFonts w:asciiTheme="majorHAnsi" w:eastAsiaTheme="majorHAnsi" w:hAnsiTheme="majorHAnsi"/>
+              </w:rPr>
+              <w:t>[15</w:t>
+            </w:r>
+            <w:r>
+              <w:rPr>
+                <w:rFonts w:asciiTheme="majorHAnsi" w:eastAsiaTheme="majorHAnsi" w:hAnsiTheme="majorHAnsi" w:hint="eastAsia"/>
+              </w:rPr>
+              <w:t>시</w:t>
+            </w:r>
+            <w:r>
+              <w:rPr>
+                <w:rFonts w:asciiTheme="majorHAnsi" w:eastAsiaTheme="majorHAnsi" w:hAnsiTheme="majorHAnsi"/>
+              </w:rPr>
+              <w:t xml:space="preserve"> 39</w:t>
+            </w:r>
+            <w:r>
+              <w:rPr>
+                <w:rFonts w:asciiTheme="majorHAnsi" w:eastAsiaTheme="majorHAnsi" w:hAnsiTheme="majorHAnsi" w:hint="eastAsia"/>
+              </w:rPr>
+              <w:t>분</w:t>
+            </w:r>
+            <w:r>
+              <w:rPr>
+                <w:rFonts w:asciiTheme="majorHAnsi" w:eastAsiaTheme="majorHAnsi" w:hAnsiTheme="majorHAnsi"/>
+              </w:rPr>
+              <w:t xml:space="preserve"> 17</w:t>
+            </w:r>
+            <w:r>
+              <w:rPr>
+                <w:rFonts w:asciiTheme="majorHAnsi" w:eastAsiaTheme="majorHAnsi" w:hAnsiTheme="majorHAnsi" w:hint="eastAsia"/>
+              </w:rPr>
+              <w:t>초</w:t>
+            </w:r>
+            <w:r>
+              <w:rPr>
+                <w:rFonts w:asciiTheme="majorHAnsi" w:eastAsiaTheme="majorHAnsi" w:hAnsiTheme="majorHAnsi"/>
+              </w:rPr>
+              <w:t xml:space="preserve">] [SUCCESS]   Poll 18/20: </w:t>
+            </w:r>
+            <w:r>
+              <w:rPr>
+                <w:rFonts w:ascii="MS Gothic" w:eastAsia="MS Gothic" w:hAnsi="MS Gothic" w:cs="MS Gothic" w:hint="eastAsia"/>
+              </w:rPr>
+              <w:t>✓</w:t>
+            </w:r>
+            <w:r>
+              <w:rPr>
+                <w:rFonts w:asciiTheme="majorHAnsi" w:eastAsiaTheme="majorHAnsi" w:hAnsiTheme="majorHAnsi"/>
+              </w:rPr>
+              <w:t xml:space="preserve">  [0xD149] = 4</w:t>
+            </w:r>
+          </w:p>
+          <w:p>
+            <w:pPr>
+              <w:pStyle w:val="1-0"/>
+              <w:rPr>
+                <w:rFonts w:asciiTheme="majorHAnsi" w:eastAsiaTheme="majorHAnsi" w:hAnsiTheme="majorHAnsi"/>
+              </w:rPr>
+            </w:pPr>
+            <w:r>
+              <w:rPr>
+                <w:rFonts w:asciiTheme="majorHAnsi" w:eastAsiaTheme="majorHAnsi" w:hAnsiTheme="majorHAnsi"/>
+              </w:rPr>
+              <w:t>[15</w:t>
+            </w:r>
+            <w:r>
+              <w:rPr>
+                <w:rFonts w:asciiTheme="majorHAnsi" w:eastAsiaTheme="majorHAnsi" w:hAnsiTheme="majorHAnsi" w:hint="eastAsia"/>
+              </w:rPr>
+              <w:t>시</w:t>
+            </w:r>
+            <w:r>
+              <w:rPr>
+                <w:rFonts w:asciiTheme="majorHAnsi" w:eastAsiaTheme="majorHAnsi" w:hAnsiTheme="majorHAnsi"/>
+              </w:rPr>
+              <w:t xml:space="preserve"> 39</w:t>
+            </w:r>
+            <w:r>
+              <w:rPr>
+                <w:rFonts w:asciiTheme="majorHAnsi" w:eastAsiaTheme="majorHAnsi" w:hAnsiTheme="majorHAnsi" w:hint="eastAsia"/>
+              </w:rPr>
+              <w:t>분</w:t>
+            </w:r>
+            <w:r>
+              <w:rPr>
+                <w:rFonts w:asciiTheme="majorHAnsi" w:eastAsiaTheme="majorHAnsi" w:hAnsiTheme="majorHAnsi"/>
+              </w:rPr>
+              <w:t xml:space="preserve"> 17</w:t>
+            </w:r>
+            <w:r>
+              <w:rPr>
+                <w:rFonts w:asciiTheme="majorHAnsi" w:eastAsiaTheme="majorHAnsi" w:hAnsiTheme="majorHAnsi" w:hint="eastAsia"/>
+              </w:rPr>
+              <w:t>초</w:t>
+            </w:r>
+            <w:r>
+              <w:rPr>
+                <w:rFonts w:asciiTheme="majorHAnsi" w:eastAsiaTheme="majorHAnsi" w:hAnsiTheme="majorHAnsi"/>
+              </w:rPr>
+              <w:t xml:space="preserve">] [SUCCESS]   Poll 19/20: </w:t>
+            </w:r>
+            <w:r>
+              <w:rPr>
+                <w:rFonts w:ascii="MS Gothic" w:eastAsia="MS Gothic" w:hAnsi="MS Gothic" w:cs="MS Gothic" w:hint="eastAsia"/>
+              </w:rPr>
+              <w:t>✓</w:t>
+            </w:r>
+            <w:r>
+              <w:rPr>
+                <w:rFonts w:asciiTheme="majorHAnsi" w:eastAsiaTheme="majorHAnsi" w:hAnsiTheme="majorHAnsi"/>
+              </w:rPr>
+              <w:t xml:space="preserve">  [0xD149] = 4</w:t>
+            </w:r>
+          </w:p>
+          <w:p>
+            <w:pPr>
+              <w:pStyle w:val="1-0"/>
+              <w:rPr>
+                <w:rFonts w:asciiTheme="majorHAnsi" w:eastAsiaTheme="majorHAnsi" w:hAnsiTheme="majorHAnsi"/>
+              </w:rPr>
+            </w:pPr>
+            <w:r>
+              <w:rPr>
+                <w:rFonts w:asciiTheme="majorHAnsi" w:eastAsiaTheme="majorHAnsi" w:hAnsiTheme="majorHAnsi"/>
+              </w:rPr>
+              <w:t>[15</w:t>
+            </w:r>
+            <w:r>
+              <w:rPr>
+                <w:rFonts w:asciiTheme="majorHAnsi" w:eastAsiaTheme="majorHAnsi" w:hAnsiTheme="majorHAnsi" w:hint="eastAsia"/>
+              </w:rPr>
+              <w:t>시</w:t>
+            </w:r>
+            <w:r>
+              <w:rPr>
+                <w:rFonts w:asciiTheme="majorHAnsi" w:eastAsiaTheme="majorHAnsi" w:hAnsiTheme="majorHAnsi"/>
+              </w:rPr>
+              <w:t xml:space="preserve"> 39</w:t>
+            </w:r>
+            <w:r>
+              <w:rPr>
+                <w:rFonts w:asciiTheme="majorHAnsi" w:eastAsiaTheme="majorHAnsi" w:hAnsiTheme="majorHAnsi" w:hint="eastAsia"/>
+              </w:rPr>
+              <w:t>분</w:t>
+            </w:r>
+            <w:r>
+              <w:rPr>
+                <w:rFonts w:asciiTheme="majorHAnsi" w:eastAsiaTheme="majorHAnsi" w:hAnsiTheme="majorHAnsi"/>
+              </w:rPr>
+              <w:t xml:space="preserve"> 17</w:t>
+            </w:r>
+            <w:r>
+              <w:rPr>
+                <w:rFonts w:asciiTheme="majorHAnsi" w:eastAsiaTheme="majorHAnsi" w:hAnsiTheme="majorHAnsi" w:hint="eastAsia"/>
+              </w:rPr>
+              <w:t>초</w:t>
+            </w:r>
+            <w:r>
+              <w:rPr>
+                <w:rFonts w:asciiTheme="majorHAnsi" w:eastAsiaTheme="majorHAnsi" w:hAnsiTheme="majorHAnsi"/>
+              </w:rPr>
+              <w:t xml:space="preserve">] [SUCCESS]   Poll 20/20: </w:t>
+            </w:r>
+            <w:r>
+              <w:rPr>
+                <w:rFonts w:ascii="MS Gothic" w:eastAsia="MS Gothic" w:hAnsi="MS Gothic" w:cs="MS Gothic" w:hint="eastAsia"/>
+              </w:rPr>
+              <w:t>✓</w:t>
+            </w:r>
+            <w:r>
+              <w:rPr>
+                <w:rFonts w:asciiTheme="majorHAnsi" w:eastAsiaTheme="majorHAnsi" w:hAnsiTheme="majorHAnsi"/>
+              </w:rPr>
+              <w:t xml:space="preserve">  [0xD149] = 4</w:t>
+            </w:r>
+          </w:p>
+          <w:p>
+            <w:pPr>
+              <w:pStyle w:val="1-0"/>
+              <w:rPr>
+                <w:rFonts w:asciiTheme="majorHAnsi" w:eastAsiaTheme="majorHAnsi" w:hAnsiTheme="majorHAnsi" w:hint="eastAsia"/>
+              </w:rPr>
+            </w:pPr>
+            <w:r>
+              <w:rPr>
+                <w:rFonts w:asciiTheme="majorHAnsi" w:eastAsiaTheme="majorHAnsi" w:hAnsiTheme="majorHAnsi" w:hint="eastAsia"/>
+              </w:rPr>
+              <w:t>[15시 39분 17초] [STEP] [0xD100] Node ID 복원: 1  (slaveId 247)</w:t>
+            </w:r>
+          </w:p>
+          <w:p>
+            <w:pPr>
+              <w:pStyle w:val="1-0"/>
+              <w:rPr>
+                <w:rFonts w:asciiTheme="majorHAnsi" w:eastAsiaTheme="majorHAnsi" w:hAnsiTheme="majorHAnsi" w:hint="eastAsia"/>
+              </w:rPr>
+            </w:pPr>
+            <w:r>
+              <w:rPr>
+                <w:rFonts w:asciiTheme="majorHAnsi" w:eastAsiaTheme="majorHAnsi" w:hAnsiTheme="majorHAnsi" w:hint="eastAsia"/>
+              </w:rPr>
+              <w:t>[15시 39분 17초] [STEP] EEPROM 저장  (0x2000 = 0x5555)</w:t>
+            </w:r>
+          </w:p>
+          <w:p>
+            <w:pPr>
+              <w:pStyle w:val="1-0"/>
+              <w:rPr>
+                <w:rFonts w:asciiTheme="majorHAnsi" w:eastAsiaTheme="majorHAnsi" w:hAnsiTheme="majorHAnsi" w:hint="eastAsia"/>
+              </w:rPr>
+            </w:pPr>
+            <w:r>
+              <w:rPr>
+                <w:rFonts w:asciiTheme="majorHAnsi" w:eastAsiaTheme="majorHAnsi" w:hAnsiTheme="majorHAnsi" w:hint="eastAsia"/>
+              </w:rPr>
+              <w:t>[15시 39분 18초] [STEP] Software Reset  (0xD000 = 0x0008)</w:t>
+            </w:r>
+          </w:p>
+          <w:p>
+            <w:pPr>
+              <w:pStyle w:val="1-0"/>
+              <w:rPr>
+                <w:rFonts w:asciiTheme="majorHAnsi" w:eastAsiaTheme="majorHAnsi" w:hAnsiTheme="majorHAnsi" w:hint="eastAsia"/>
+              </w:rPr>
+            </w:pPr>
+            <w:r>
+              <w:rPr>
+                <w:rFonts w:asciiTheme="majorHAnsi" w:eastAsiaTheme="majorHAnsi" w:hAnsiTheme="majorHAnsi" w:hint="eastAsia"/>
+              </w:rPr>
+              <w:t>[15시 39분 18초] [INFO] 재부팅 대기 (3초)...</w:t>
+            </w:r>
+          </w:p>
+          <w:p>
+            <w:pPr>
+              <w:pStyle w:val="1-0"/>
+              <w:rPr>
+                <w:rFonts w:asciiTheme="majorHAnsi" w:eastAsiaTheme="majorHAnsi" w:hAnsiTheme="majorHAnsi"/>
+              </w:rPr>
+            </w:pPr>
+            <w:r>
+              <w:rPr>
+                <w:rFonts w:asciiTheme="majorHAnsi" w:eastAsiaTheme="majorHAnsi" w:hAnsiTheme="majorHAnsi"/>
+              </w:rPr>
+              <w:t>[15</w:t>
+            </w:r>
+            <w:r>
+              <w:rPr>
+                <w:rFonts w:asciiTheme="majorHAnsi" w:eastAsiaTheme="majorHAnsi" w:hAnsiTheme="majorHAnsi" w:hint="eastAsia"/>
+              </w:rPr>
+              <w:t>시</w:t>
+            </w:r>
+            <w:r>
+              <w:rPr>
+                <w:rFonts w:asciiTheme="majorHAnsi" w:eastAsiaTheme="majorHAnsi" w:hAnsiTheme="majorHAnsi"/>
+              </w:rPr>
+              <w:t xml:space="preserve"> 39</w:t>
+            </w:r>
+            <w:r>
+              <w:rPr>
+                <w:rFonts w:asciiTheme="majorHAnsi" w:eastAsiaTheme="majorHAnsi" w:hAnsiTheme="majorHAnsi" w:hint="eastAsia"/>
+              </w:rPr>
+              <w:t>분</w:t>
+            </w:r>
+            <w:r>
+              <w:rPr>
+                <w:rFonts w:asciiTheme="majorHAnsi" w:eastAsiaTheme="majorHAnsi" w:hAnsiTheme="majorHAnsi"/>
+              </w:rPr>
+              <w:t xml:space="preserve"> 21</w:t>
+            </w:r>
+            <w:r>
+              <w:rPr>
+                <w:rFonts w:asciiTheme="majorHAnsi" w:eastAsiaTheme="majorHAnsi" w:hAnsiTheme="majorHAnsi" w:hint="eastAsia"/>
+              </w:rPr>
+              <w:t>초</w:t>
+            </w:r>
+            <w:r>
+              <w:rPr>
+                <w:rFonts w:asciiTheme="majorHAnsi" w:eastAsiaTheme="majorHAnsi" w:hAnsiTheme="majorHAnsi"/>
+              </w:rPr>
+              <w:t xml:space="preserve">] [SUCCESS] </w:t>
+            </w:r>
+            <w:r>
+              <w:rPr>
+                <w:rFonts w:ascii="MS Gothic" w:eastAsia="MS Gothic" w:hAnsi="MS Gothic" w:cs="MS Gothic" w:hint="eastAsia"/>
+              </w:rPr>
+              <w:t>✓</w:t>
+            </w:r>
+            <w:r>
+              <w:rPr>
+                <w:rFonts w:asciiTheme="majorHAnsi" w:eastAsiaTheme="majorHAnsi" w:hAnsiTheme="majorHAnsi"/>
+              </w:rPr>
+              <w:t xml:space="preserve"> [0xD100] Node ID </w:t>
+            </w:r>
+            <w:r>
+              <w:rPr>
+                <w:rFonts w:asciiTheme="majorHAnsi" w:eastAsiaTheme="majorHAnsi" w:hAnsiTheme="majorHAnsi" w:hint="eastAsia"/>
+              </w:rPr>
+              <w:t>복원</w:t>
+            </w:r>
+            <w:r>
+              <w:rPr>
+                <w:rFonts w:asciiTheme="majorHAnsi" w:eastAsiaTheme="majorHAnsi" w:hAnsiTheme="majorHAnsi"/>
+              </w:rPr>
+              <w:t xml:space="preserve"> </w:t>
+            </w:r>
+            <w:r>
+              <w:rPr>
+                <w:rFonts w:asciiTheme="majorHAnsi" w:eastAsiaTheme="majorHAnsi" w:hAnsiTheme="majorHAnsi" w:hint="eastAsia"/>
+              </w:rPr>
+              <w:t>확인</w:t>
+            </w:r>
+            <w:r>
+              <w:rPr>
+                <w:rFonts w:asciiTheme="majorHAnsi" w:eastAsiaTheme="majorHAnsi" w:hAnsiTheme="majorHAnsi"/>
+              </w:rPr>
+              <w:t xml:space="preserve"> = 1</w:t>
+            </w:r>
+          </w:p>
+          <w:p>
+            <w:pPr>
+              <w:pStyle w:val="1-0"/>
+              <w:rPr>
+                <w:rFonts w:asciiTheme="majorHAnsi" w:eastAsiaTheme="majorHAnsi" w:hAnsiTheme="majorHAnsi"/>
+              </w:rPr>
+            </w:pPr>
+            <w:r>
+              <w:rPr>
+                <w:rFonts w:asciiTheme="majorHAnsi" w:eastAsiaTheme="majorHAnsi" w:hAnsiTheme="majorHAnsi"/>
+              </w:rPr>
+              <w:t>[15</w:t>
+            </w:r>
+            <w:r>
+              <w:rPr>
+                <w:rFonts w:asciiTheme="majorHAnsi" w:eastAsiaTheme="majorHAnsi" w:hAnsiTheme="majorHAnsi" w:hint="eastAsia"/>
+              </w:rPr>
+              <w:t>시</w:t>
+            </w:r>
+            <w:r>
+              <w:rPr>
+                <w:rFonts w:asciiTheme="majorHAnsi" w:eastAsiaTheme="majorHAnsi" w:hAnsiTheme="majorHAnsi"/>
+              </w:rPr>
+              <w:t xml:space="preserve"> 39</w:t>
+            </w:r>
+            <w:r>
+              <w:rPr>
+                <w:rFonts w:asciiTheme="majorHAnsi" w:eastAsiaTheme="majorHAnsi" w:hAnsiTheme="majorHAnsi" w:hint="eastAsia"/>
+              </w:rPr>
+              <w:t>분</w:t>
+            </w:r>
+            <w:r>
+              <w:rPr>
+                <w:rFonts w:asciiTheme="majorHAnsi" w:eastAsiaTheme="majorHAnsi" w:hAnsiTheme="majorHAnsi"/>
+              </w:rPr>
+              <w:t xml:space="preserve"> 21</w:t>
+            </w:r>
+            <w:r>
+              <w:rPr>
+                <w:rFonts w:asciiTheme="majorHAnsi" w:eastAsiaTheme="majorHAnsi" w:hAnsiTheme="majorHAnsi" w:hint="eastAsia"/>
+              </w:rPr>
+              <w:t>초</w:t>
+            </w:r>
+            <w:r>
+              <w:rPr>
+                <w:rFonts w:asciiTheme="majorHAnsi" w:eastAsiaTheme="majorHAnsi" w:hAnsiTheme="majorHAnsi"/>
+              </w:rPr>
+              <w:t xml:space="preserve">] [SUCCESS] </w:t>
+            </w:r>
+            <w:r>
+              <w:rPr>
+                <w:rFonts w:ascii="MS Gothic" w:eastAsia="MS Gothic" w:hAnsi="MS Gothic" w:cs="MS Gothic" w:hint="eastAsia"/>
+              </w:rPr>
+              <w:t>✓</w:t>
+            </w:r>
+            <w:r>
+              <w:rPr>
+                <w:rFonts w:asciiTheme="majorHAnsi" w:eastAsiaTheme="majorHAnsi" w:hAnsiTheme="majorHAnsi"/>
+              </w:rPr>
+              <w:t xml:space="preserve"> Node ID </w:t>
+            </w:r>
+            <w:r>
+              <w:rPr>
+                <w:rFonts w:asciiTheme="majorHAnsi" w:eastAsiaTheme="majorHAnsi" w:hAnsiTheme="majorHAnsi" w:hint="eastAsia"/>
+              </w:rPr>
+              <w:t>최댓값</w:t>
+            </w:r>
+            <w:r>
+              <w:rPr>
+                <w:rFonts w:asciiTheme="majorHAnsi" w:eastAsiaTheme="majorHAnsi" w:hAnsiTheme="majorHAnsi"/>
+              </w:rPr>
+              <w:t xml:space="preserve"> (247)  </w:t>
+            </w:r>
+            <w:r>
+              <w:rPr>
+                <w:rFonts w:asciiTheme="majorHAnsi" w:eastAsiaTheme="majorHAnsi" w:hAnsiTheme="majorHAnsi" w:hint="eastAsia"/>
+              </w:rPr>
+              <w:t>합격</w:t>
+            </w:r>
+          </w:p>
+          <w:p>
+            <w:pPr>
+              <w:pStyle w:val="1-0"/>
+              <w:rPr>
+                <w:rFonts w:asciiTheme="majorHAnsi" w:eastAsiaTheme="majorHAnsi" w:hAnsiTheme="majorHAnsi" w:hint="eastAsia"/>
+              </w:rPr>
+            </w:pPr>
+            <w:r>
+              <w:rPr>
+                <w:rFonts w:asciiTheme="majorHAnsi" w:eastAsiaTheme="majorHAnsi" w:hAnsiTheme="majorHAnsi" w:hint="eastAsia"/>
+              </w:rPr>
+              <w:t>[15시 39분 21초] [STEP] [Sub 3/3]  Node ID 예외값 거부  (248 / 255 / 0xFFFF)</w:t>
+            </w:r>
+          </w:p>
+          <w:p>
+            <w:pPr>
+              <w:pStyle w:val="1-0"/>
+              <w:rPr>
+                <w:rFonts w:asciiTheme="majorHAnsi" w:eastAsiaTheme="majorHAnsi" w:hAnsiTheme="majorHAnsi" w:hint="eastAsia"/>
+              </w:rPr>
+            </w:pPr>
+            <w:r>
+              <w:rPr>
+                <w:rFonts w:asciiTheme="majorHAnsi" w:eastAsiaTheme="majorHAnsi" w:hAnsiTheme="majorHAnsi" w:hint="eastAsia"/>
+              </w:rPr>
+              <w:t>[15시 39분 21초] [STEP] [0xD100] 비정상값 0 Write 시도</w:t>
+            </w:r>
+          </w:p>
+          <w:p>
+            <w:pPr>
+              <w:pStyle w:val="1-0"/>
+              <w:rPr>
+                <w:rFonts w:asciiTheme="majorHAnsi" w:eastAsiaTheme="majorHAnsi" w:hAnsiTheme="majorHAnsi"/>
+              </w:rPr>
+            </w:pPr>
+            <w:r>
+              <w:rPr>
+                <w:rFonts w:asciiTheme="majorHAnsi" w:eastAsiaTheme="majorHAnsi" w:hAnsiTheme="majorHAnsi"/>
+              </w:rPr>
+              <w:t>[15</w:t>
+            </w:r>
+            <w:r>
+              <w:rPr>
+                <w:rFonts w:asciiTheme="majorHAnsi" w:eastAsiaTheme="majorHAnsi" w:hAnsiTheme="majorHAnsi" w:hint="eastAsia"/>
+              </w:rPr>
+              <w:t>시</w:t>
+            </w:r>
+            <w:r>
+              <w:rPr>
+                <w:rFonts w:asciiTheme="majorHAnsi" w:eastAsiaTheme="majorHAnsi" w:hAnsiTheme="majorHAnsi"/>
+              </w:rPr>
+              <w:t xml:space="preserve"> 39</w:t>
+            </w:r>
+            <w:r>
+              <w:rPr>
+                <w:rFonts w:asciiTheme="majorHAnsi" w:eastAsiaTheme="majorHAnsi" w:hAnsiTheme="majorHAnsi" w:hint="eastAsia"/>
+              </w:rPr>
+              <w:t>분</w:t>
+            </w:r>
+            <w:r>
+              <w:rPr>
+                <w:rFonts w:asciiTheme="majorHAnsi" w:eastAsiaTheme="majorHAnsi" w:hAnsiTheme="majorHAnsi"/>
+              </w:rPr>
+              <w:t xml:space="preserve"> 21</w:t>
+            </w:r>
+            <w:r>
+              <w:rPr>
+                <w:rFonts w:asciiTheme="majorHAnsi" w:eastAsiaTheme="majorHAnsi" w:hAnsiTheme="majorHAnsi" w:hint="eastAsia"/>
+              </w:rPr>
+              <w:t>초</w:t>
+            </w:r>
+            <w:r>
+              <w:rPr>
+                <w:rFonts w:asciiTheme="majorHAnsi" w:eastAsiaTheme="majorHAnsi" w:hAnsiTheme="majorHAnsi"/>
+              </w:rPr>
+              <w:t xml:space="preserve">] [WARNING] </w:t>
+            </w:r>
+            <w:r>
+              <w:rPr>
+                <w:rFonts w:ascii="Segoe UI Symbol" w:eastAsiaTheme="majorHAnsi" w:hAnsi="Segoe UI Symbol" w:cs="Segoe UI Symbol"/>
+              </w:rPr>
+              <w:t>⚠</w:t>
+            </w:r>
+            <w:r>
+              <w:rPr>
+                <w:rFonts w:asciiTheme="majorHAnsi" w:eastAsiaTheme="majorHAnsi" w:hAnsiTheme="majorHAnsi"/>
+              </w:rPr>
+              <w:t xml:space="preserve"> 0: Write </w:t>
+            </w:r>
+            <w:r>
+              <w:rPr>
+                <w:rFonts w:asciiTheme="majorHAnsi" w:eastAsiaTheme="majorHAnsi" w:hAnsiTheme="majorHAnsi" w:hint="eastAsia"/>
+              </w:rPr>
+              <w:t>수락</w:t>
+            </w:r>
+            <w:r>
+              <w:rPr>
+                <w:rFonts w:asciiTheme="majorHAnsi" w:eastAsiaTheme="majorHAnsi" w:hAnsiTheme="majorHAnsi"/>
+              </w:rPr>
+              <w:t xml:space="preserve"> — </w:t>
+            </w:r>
+            <w:r>
+              <w:rPr>
+                <w:rFonts w:asciiTheme="majorHAnsi" w:eastAsiaTheme="majorHAnsi" w:hAnsiTheme="majorHAnsi" w:hint="eastAsia"/>
+              </w:rPr>
+              <w:t>디바이스</w:t>
+            </w:r>
+            <w:r>
+              <w:rPr>
+                <w:rFonts w:asciiTheme="majorHAnsi" w:eastAsiaTheme="majorHAnsi" w:hAnsiTheme="majorHAnsi"/>
+              </w:rPr>
+              <w:t xml:space="preserve"> </w:t>
+            </w:r>
+            <w:r>
+              <w:rPr>
+                <w:rFonts w:asciiTheme="majorHAnsi" w:eastAsiaTheme="majorHAnsi" w:hAnsiTheme="majorHAnsi" w:hint="eastAsia"/>
+              </w:rPr>
+              <w:t>주소</w:t>
+            </w:r>
+            <w:r>
+              <w:rPr>
+                <w:rFonts w:asciiTheme="majorHAnsi" w:eastAsiaTheme="majorHAnsi" w:hAnsiTheme="majorHAnsi"/>
+              </w:rPr>
+              <w:t xml:space="preserve"> </w:t>
+            </w:r>
+            <w:r>
+              <w:rPr>
+                <w:rFonts w:asciiTheme="majorHAnsi" w:eastAsiaTheme="majorHAnsi" w:hAnsiTheme="majorHAnsi" w:hint="eastAsia"/>
+              </w:rPr>
+              <w:t>즉시</w:t>
+            </w:r>
+            <w:r>
+              <w:rPr>
+                <w:rFonts w:asciiTheme="majorHAnsi" w:eastAsiaTheme="majorHAnsi" w:hAnsiTheme="majorHAnsi"/>
+              </w:rPr>
+              <w:t xml:space="preserve"> </w:t>
+            </w:r>
+            <w:r>
+              <w:rPr>
+                <w:rFonts w:asciiTheme="majorHAnsi" w:eastAsiaTheme="majorHAnsi" w:hAnsiTheme="majorHAnsi" w:hint="eastAsia"/>
+              </w:rPr>
+              <w:t>변경</w:t>
+            </w:r>
+            <w:r>
+              <w:rPr>
+                <w:rFonts w:asciiTheme="majorHAnsi" w:eastAsiaTheme="majorHAnsi" w:hAnsiTheme="majorHAnsi"/>
+              </w:rPr>
+              <w:t xml:space="preserve"> (</w:t>
+            </w:r>
+            <w:r>
+              <w:rPr>
+                <w:rFonts w:asciiTheme="majorHAnsi" w:eastAsiaTheme="majorHAnsi" w:hAnsiTheme="majorHAnsi" w:hint="eastAsia"/>
+              </w:rPr>
+              <w:t>복원</w:t>
+            </w:r>
+            <w:r>
+              <w:rPr>
+                <w:rFonts w:asciiTheme="majorHAnsi" w:eastAsiaTheme="majorHAnsi" w:hAnsiTheme="majorHAnsi"/>
+              </w:rPr>
+              <w:t xml:space="preserve"> </w:t>
+            </w:r>
+            <w:r>
+              <w:rPr>
+                <w:rFonts w:asciiTheme="majorHAnsi" w:eastAsiaTheme="majorHAnsi" w:hAnsiTheme="majorHAnsi" w:hint="eastAsia"/>
+              </w:rPr>
+              <w:t>절차</w:t>
+            </w:r>
+            <w:r>
+              <w:rPr>
+                <w:rFonts w:asciiTheme="majorHAnsi" w:eastAsiaTheme="majorHAnsi" w:hAnsiTheme="majorHAnsi"/>
+              </w:rPr>
+              <w:t xml:space="preserve"> </w:t>
+            </w:r>
+            <w:r>
+              <w:rPr>
+                <w:rFonts w:asciiTheme="majorHAnsi" w:eastAsiaTheme="majorHAnsi" w:hAnsiTheme="majorHAnsi" w:hint="eastAsia"/>
+              </w:rPr>
+              <w:t>진행</w:t>
+            </w:r>
+            <w:r>
+              <w:rPr>
+                <w:rFonts w:asciiTheme="majorHAnsi" w:eastAsiaTheme="majorHAnsi" w:hAnsiTheme="majorHAnsi"/>
+              </w:rPr>
+              <w:t>)</w:t>
+            </w:r>
+          </w:p>
+          <w:p>
+            <w:pPr>
+              <w:pStyle w:val="1-0"/>
+              <w:rPr>
+                <w:rFonts w:asciiTheme="majorHAnsi" w:eastAsiaTheme="majorHAnsi" w:hAnsiTheme="majorHAnsi" w:hint="eastAsia"/>
+              </w:rPr>
+            </w:pPr>
+            <w:r>
+              <w:rPr>
+                <w:rFonts w:asciiTheme="majorHAnsi" w:eastAsiaTheme="majorHAnsi" w:hAnsiTheme="majorHAnsi" w:hint="eastAsia"/>
+              </w:rPr>
+              <w:t>[15시 39분 21초] [STEP] [복원] Node ID = 1 Write  (slaveId=0)</w:t>
+            </w:r>
+          </w:p>
+          <w:p>
+            <w:pPr>
+              <w:pStyle w:val="1-0"/>
+              <w:rPr>
+                <w:rFonts w:asciiTheme="majorHAnsi" w:eastAsiaTheme="majorHAnsi" w:hAnsiTheme="majorHAnsi" w:hint="eastAsia"/>
+              </w:rPr>
+            </w:pPr>
+            <w:r>
+              <w:rPr>
+                <w:rFonts w:asciiTheme="majorHAnsi" w:eastAsiaTheme="majorHAnsi" w:hAnsiTheme="majorHAnsi" w:hint="eastAsia"/>
+              </w:rPr>
+              <w:t>[15시 39분 21초] [STEP] Software Reset  (slaveId=0, 0xD000 = 0x0008)</w:t>
+            </w:r>
+          </w:p>
+          <w:p>
+            <w:pPr>
+              <w:pStyle w:val="1-0"/>
+              <w:rPr>
+                <w:rFonts w:asciiTheme="majorHAnsi" w:eastAsiaTheme="majorHAnsi" w:hAnsiTheme="majorHAnsi" w:hint="eastAsia"/>
+              </w:rPr>
+            </w:pPr>
+            <w:r>
+              <w:rPr>
+                <w:rFonts w:asciiTheme="majorHAnsi" w:eastAsiaTheme="majorHAnsi" w:hAnsiTheme="majorHAnsi" w:hint="eastAsia"/>
+              </w:rPr>
+              <w:t>[15시 39분 21초] [INFO] 재부팅 대기 (3초)...</w:t>
+            </w:r>
+          </w:p>
+          <w:p>
+            <w:pPr>
+              <w:pStyle w:val="1-0"/>
+              <w:rPr>
+                <w:rFonts w:asciiTheme="majorHAnsi" w:eastAsiaTheme="majorHAnsi" w:hAnsiTheme="majorHAnsi"/>
+              </w:rPr>
+            </w:pPr>
+            <w:r>
+              <w:rPr>
+                <w:rFonts w:asciiTheme="majorHAnsi" w:eastAsiaTheme="majorHAnsi" w:hAnsiTheme="majorHAnsi"/>
+              </w:rPr>
+              <w:t>[15</w:t>
+            </w:r>
+            <w:r>
+              <w:rPr>
+                <w:rFonts w:asciiTheme="majorHAnsi" w:eastAsiaTheme="majorHAnsi" w:hAnsiTheme="majorHAnsi" w:hint="eastAsia"/>
+              </w:rPr>
+              <w:t>시</w:t>
+            </w:r>
+            <w:r>
+              <w:rPr>
+                <w:rFonts w:asciiTheme="majorHAnsi" w:eastAsiaTheme="majorHAnsi" w:hAnsiTheme="majorHAnsi"/>
+              </w:rPr>
+              <w:t xml:space="preserve"> 39</w:t>
+            </w:r>
+            <w:r>
+              <w:rPr>
+                <w:rFonts w:asciiTheme="majorHAnsi" w:eastAsiaTheme="majorHAnsi" w:hAnsiTheme="majorHAnsi" w:hint="eastAsia"/>
+              </w:rPr>
+              <w:t>분</w:t>
+            </w:r>
+            <w:r>
+              <w:rPr>
+                <w:rFonts w:asciiTheme="majorHAnsi" w:eastAsiaTheme="majorHAnsi" w:hAnsiTheme="majorHAnsi"/>
+              </w:rPr>
+              <w:t xml:space="preserve"> 24</w:t>
+            </w:r>
+            <w:r>
+              <w:rPr>
+                <w:rFonts w:asciiTheme="majorHAnsi" w:eastAsiaTheme="majorHAnsi" w:hAnsiTheme="majorHAnsi" w:hint="eastAsia"/>
+              </w:rPr>
+              <w:t>초</w:t>
+            </w:r>
+            <w:r>
+              <w:rPr>
+                <w:rFonts w:asciiTheme="majorHAnsi" w:eastAsiaTheme="majorHAnsi" w:hAnsiTheme="majorHAnsi"/>
+              </w:rPr>
+              <w:t xml:space="preserve">] [SUCCESS] </w:t>
+            </w:r>
+            <w:r>
+              <w:rPr>
+                <w:rFonts w:ascii="MS Gothic" w:eastAsia="MS Gothic" w:hAnsi="MS Gothic" w:cs="MS Gothic" w:hint="eastAsia"/>
+              </w:rPr>
+              <w:t>✓</w:t>
+            </w:r>
+            <w:r>
+              <w:rPr>
+                <w:rFonts w:asciiTheme="majorHAnsi" w:eastAsiaTheme="majorHAnsi" w:hAnsiTheme="majorHAnsi"/>
+              </w:rPr>
+              <w:t xml:space="preserve"> 0 </w:t>
+            </w:r>
+            <w:r>
+              <w:rPr>
+                <w:rFonts w:asciiTheme="majorHAnsi" w:eastAsiaTheme="majorHAnsi" w:hAnsiTheme="majorHAnsi" w:hint="eastAsia"/>
+              </w:rPr>
+              <w:t>→</w:t>
+            </w:r>
+            <w:r>
+              <w:rPr>
+                <w:rFonts w:asciiTheme="majorHAnsi" w:eastAsiaTheme="majorHAnsi" w:hAnsiTheme="majorHAnsi"/>
+              </w:rPr>
+              <w:t xml:space="preserve"> </w:t>
+            </w:r>
+            <w:r>
+              <w:rPr>
+                <w:rFonts w:asciiTheme="majorHAnsi" w:eastAsiaTheme="majorHAnsi" w:hAnsiTheme="majorHAnsi" w:hint="eastAsia"/>
+              </w:rPr>
+              <w:t>복원</w:t>
+            </w:r>
+            <w:r>
+              <w:rPr>
+                <w:rFonts w:asciiTheme="majorHAnsi" w:eastAsiaTheme="majorHAnsi" w:hAnsiTheme="majorHAnsi"/>
+              </w:rPr>
+              <w:t xml:space="preserve"> </w:t>
+            </w:r>
+            <w:r>
+              <w:rPr>
+                <w:rFonts w:asciiTheme="majorHAnsi" w:eastAsiaTheme="majorHAnsi" w:hAnsiTheme="majorHAnsi" w:hint="eastAsia"/>
+              </w:rPr>
+              <w:t>후</w:t>
+            </w:r>
+            <w:r>
+              <w:rPr>
+                <w:rFonts w:asciiTheme="majorHAnsi" w:eastAsiaTheme="majorHAnsi" w:hAnsiTheme="majorHAnsi"/>
+              </w:rPr>
+              <w:t xml:space="preserve"> Node ID = 1 </w:t>
+            </w:r>
+            <w:r>
+              <w:rPr>
+                <w:rFonts w:asciiTheme="majorHAnsi" w:eastAsiaTheme="majorHAnsi" w:hAnsiTheme="majorHAnsi" w:hint="eastAsia"/>
+              </w:rPr>
+              <w:t>확인</w:t>
+            </w:r>
+          </w:p>
+          <w:p>
+            <w:pPr>
+              <w:pStyle w:val="1-0"/>
+              <w:rPr>
+                <w:rFonts w:asciiTheme="majorHAnsi" w:eastAsiaTheme="majorHAnsi" w:hAnsiTheme="majorHAnsi" w:hint="eastAsia"/>
+              </w:rPr>
+            </w:pPr>
+            <w:r>
+              <w:rPr>
+                <w:rFonts w:asciiTheme="majorHAnsi" w:eastAsiaTheme="majorHAnsi" w:hAnsiTheme="majorHAnsi" w:hint="eastAsia"/>
+              </w:rPr>
+              <w:lastRenderedPageBreak/>
+              <w:t>[15시 39분 24초] [STEP] [0xD100] 비정상값 248 Write 시도</w:t>
+            </w:r>
+          </w:p>
+          <w:p>
+            <w:pPr>
+              <w:pStyle w:val="1-0"/>
+              <w:rPr>
+                <w:rFonts w:asciiTheme="majorHAnsi" w:eastAsiaTheme="majorHAnsi" w:hAnsiTheme="majorHAnsi"/>
+              </w:rPr>
+            </w:pPr>
+            <w:r>
+              <w:rPr>
+                <w:rFonts w:asciiTheme="majorHAnsi" w:eastAsiaTheme="majorHAnsi" w:hAnsiTheme="majorHAnsi"/>
+              </w:rPr>
+              <w:t>[15</w:t>
+            </w:r>
+            <w:r>
+              <w:rPr>
+                <w:rFonts w:asciiTheme="majorHAnsi" w:eastAsiaTheme="majorHAnsi" w:hAnsiTheme="majorHAnsi" w:hint="eastAsia"/>
+              </w:rPr>
+              <w:t>시</w:t>
+            </w:r>
+            <w:r>
+              <w:rPr>
+                <w:rFonts w:asciiTheme="majorHAnsi" w:eastAsiaTheme="majorHAnsi" w:hAnsiTheme="majorHAnsi"/>
+              </w:rPr>
+              <w:t xml:space="preserve"> 39</w:t>
+            </w:r>
+            <w:r>
+              <w:rPr>
+                <w:rFonts w:asciiTheme="majorHAnsi" w:eastAsiaTheme="majorHAnsi" w:hAnsiTheme="majorHAnsi" w:hint="eastAsia"/>
+              </w:rPr>
+              <w:t>분</w:t>
+            </w:r>
+            <w:r>
+              <w:rPr>
+                <w:rFonts w:asciiTheme="majorHAnsi" w:eastAsiaTheme="majorHAnsi" w:hAnsiTheme="majorHAnsi"/>
+              </w:rPr>
+              <w:t xml:space="preserve"> 24</w:t>
+            </w:r>
+            <w:r>
+              <w:rPr>
+                <w:rFonts w:asciiTheme="majorHAnsi" w:eastAsiaTheme="majorHAnsi" w:hAnsiTheme="majorHAnsi" w:hint="eastAsia"/>
+              </w:rPr>
+              <w:t>초</w:t>
+            </w:r>
+            <w:r>
+              <w:rPr>
+                <w:rFonts w:asciiTheme="majorHAnsi" w:eastAsiaTheme="majorHAnsi" w:hAnsiTheme="majorHAnsi"/>
+              </w:rPr>
+              <w:t xml:space="preserve">] [WARNING] </w:t>
+            </w:r>
+            <w:r>
+              <w:rPr>
+                <w:rFonts w:ascii="Segoe UI Symbol" w:eastAsiaTheme="majorHAnsi" w:hAnsi="Segoe UI Symbol" w:cs="Segoe UI Symbol"/>
+              </w:rPr>
+              <w:t>⚠</w:t>
+            </w:r>
+            <w:r>
+              <w:rPr>
+                <w:rFonts w:asciiTheme="majorHAnsi" w:eastAsiaTheme="majorHAnsi" w:hAnsiTheme="majorHAnsi"/>
+              </w:rPr>
+              <w:t xml:space="preserve"> 248: Write </w:t>
+            </w:r>
+            <w:r>
+              <w:rPr>
+                <w:rFonts w:asciiTheme="majorHAnsi" w:eastAsiaTheme="majorHAnsi" w:hAnsiTheme="majorHAnsi" w:hint="eastAsia"/>
+              </w:rPr>
+              <w:t>수락</w:t>
+            </w:r>
+            <w:r>
+              <w:rPr>
+                <w:rFonts w:asciiTheme="majorHAnsi" w:eastAsiaTheme="majorHAnsi" w:hAnsiTheme="majorHAnsi"/>
+              </w:rPr>
+              <w:t xml:space="preserve"> — </w:t>
+            </w:r>
+            <w:r>
+              <w:rPr>
+                <w:rFonts w:asciiTheme="majorHAnsi" w:eastAsiaTheme="majorHAnsi" w:hAnsiTheme="majorHAnsi" w:hint="eastAsia"/>
+              </w:rPr>
+              <w:t>디바이스</w:t>
+            </w:r>
+            <w:r>
+              <w:rPr>
+                <w:rFonts w:asciiTheme="majorHAnsi" w:eastAsiaTheme="majorHAnsi" w:hAnsiTheme="majorHAnsi"/>
+              </w:rPr>
+              <w:t xml:space="preserve"> </w:t>
+            </w:r>
+            <w:r>
+              <w:rPr>
+                <w:rFonts w:asciiTheme="majorHAnsi" w:eastAsiaTheme="majorHAnsi" w:hAnsiTheme="majorHAnsi" w:hint="eastAsia"/>
+              </w:rPr>
+              <w:t>주소</w:t>
+            </w:r>
+            <w:r>
+              <w:rPr>
+                <w:rFonts w:asciiTheme="majorHAnsi" w:eastAsiaTheme="majorHAnsi" w:hAnsiTheme="majorHAnsi"/>
+              </w:rPr>
+              <w:t xml:space="preserve"> </w:t>
+            </w:r>
+            <w:r>
+              <w:rPr>
+                <w:rFonts w:asciiTheme="majorHAnsi" w:eastAsiaTheme="majorHAnsi" w:hAnsiTheme="majorHAnsi" w:hint="eastAsia"/>
+              </w:rPr>
+              <w:t>즉시</w:t>
+            </w:r>
+            <w:r>
+              <w:rPr>
+                <w:rFonts w:asciiTheme="majorHAnsi" w:eastAsiaTheme="majorHAnsi" w:hAnsiTheme="majorHAnsi"/>
+              </w:rPr>
+              <w:t xml:space="preserve"> </w:t>
+            </w:r>
+            <w:r>
+              <w:rPr>
+                <w:rFonts w:asciiTheme="majorHAnsi" w:eastAsiaTheme="majorHAnsi" w:hAnsiTheme="majorHAnsi" w:hint="eastAsia"/>
+              </w:rPr>
+              <w:t>변경</w:t>
+            </w:r>
+            <w:r>
+              <w:rPr>
+                <w:rFonts w:asciiTheme="majorHAnsi" w:eastAsiaTheme="majorHAnsi" w:hAnsiTheme="majorHAnsi"/>
+              </w:rPr>
+              <w:t xml:space="preserve"> (</w:t>
+            </w:r>
+            <w:r>
+              <w:rPr>
+                <w:rFonts w:asciiTheme="majorHAnsi" w:eastAsiaTheme="majorHAnsi" w:hAnsiTheme="majorHAnsi" w:hint="eastAsia"/>
+              </w:rPr>
+              <w:t>복원</w:t>
+            </w:r>
+            <w:r>
+              <w:rPr>
+                <w:rFonts w:asciiTheme="majorHAnsi" w:eastAsiaTheme="majorHAnsi" w:hAnsiTheme="majorHAnsi"/>
+              </w:rPr>
+              <w:t xml:space="preserve"> </w:t>
+            </w:r>
+            <w:r>
+              <w:rPr>
+                <w:rFonts w:asciiTheme="majorHAnsi" w:eastAsiaTheme="majorHAnsi" w:hAnsiTheme="majorHAnsi" w:hint="eastAsia"/>
+              </w:rPr>
+              <w:t>절차</w:t>
+            </w:r>
+            <w:r>
+              <w:rPr>
+                <w:rFonts w:asciiTheme="majorHAnsi" w:eastAsiaTheme="majorHAnsi" w:hAnsiTheme="majorHAnsi"/>
+              </w:rPr>
+              <w:t xml:space="preserve"> </w:t>
+            </w:r>
+            <w:r>
+              <w:rPr>
+                <w:rFonts w:asciiTheme="majorHAnsi" w:eastAsiaTheme="majorHAnsi" w:hAnsiTheme="majorHAnsi" w:hint="eastAsia"/>
+              </w:rPr>
+              <w:t>진행</w:t>
+            </w:r>
+            <w:r>
+              <w:rPr>
+                <w:rFonts w:asciiTheme="majorHAnsi" w:eastAsiaTheme="majorHAnsi" w:hAnsiTheme="majorHAnsi"/>
+              </w:rPr>
+              <w:t>)</w:t>
+            </w:r>
+          </w:p>
+          <w:p>
+            <w:pPr>
+              <w:pStyle w:val="1-0"/>
+              <w:rPr>
+                <w:rFonts w:asciiTheme="majorHAnsi" w:eastAsiaTheme="majorHAnsi" w:hAnsiTheme="majorHAnsi" w:hint="eastAsia"/>
+              </w:rPr>
+            </w:pPr>
+            <w:r>
+              <w:rPr>
+                <w:rFonts w:asciiTheme="majorHAnsi" w:eastAsiaTheme="majorHAnsi" w:hAnsiTheme="majorHAnsi" w:hint="eastAsia"/>
+              </w:rPr>
+              <w:t>[15시 39분 24초] [STEP] [복원] Node ID = 1 Write  (slaveId=248)</w:t>
+            </w:r>
+          </w:p>
+          <w:p>
+            <w:pPr>
+              <w:pStyle w:val="1-0"/>
+              <w:rPr>
+                <w:rFonts w:asciiTheme="majorHAnsi" w:eastAsiaTheme="majorHAnsi" w:hAnsiTheme="majorHAnsi" w:hint="eastAsia"/>
+              </w:rPr>
+            </w:pPr>
+            <w:r>
+              <w:rPr>
+                <w:rFonts w:asciiTheme="majorHAnsi" w:eastAsiaTheme="majorHAnsi" w:hAnsiTheme="majorHAnsi" w:hint="eastAsia"/>
+              </w:rPr>
+              <w:t>[15시 39분 25초] [STEP] Software Reset  (slaveId=248, 0xD000 = 0x0008)</w:t>
+            </w:r>
+          </w:p>
+          <w:p>
+            <w:pPr>
+              <w:pStyle w:val="1-0"/>
+              <w:rPr>
+                <w:rFonts w:asciiTheme="majorHAnsi" w:eastAsiaTheme="majorHAnsi" w:hAnsiTheme="majorHAnsi" w:hint="eastAsia"/>
+              </w:rPr>
+            </w:pPr>
+            <w:r>
+              <w:rPr>
+                <w:rFonts w:asciiTheme="majorHAnsi" w:eastAsiaTheme="majorHAnsi" w:hAnsiTheme="majorHAnsi" w:hint="eastAsia"/>
+              </w:rPr>
+              <w:t>[15시 39분 25초] [INFO] 재부팅 대기 (3초)...</w:t>
+            </w:r>
+          </w:p>
+          <w:p>
+            <w:pPr>
+              <w:pStyle w:val="1-0"/>
+              <w:rPr>
+                <w:rFonts w:asciiTheme="majorHAnsi" w:eastAsiaTheme="majorHAnsi" w:hAnsiTheme="majorHAnsi"/>
+              </w:rPr>
+            </w:pPr>
+            <w:r>
+              <w:rPr>
+                <w:rFonts w:asciiTheme="majorHAnsi" w:eastAsiaTheme="majorHAnsi" w:hAnsiTheme="majorHAnsi"/>
+              </w:rPr>
+              <w:t>[15</w:t>
+            </w:r>
+            <w:r>
+              <w:rPr>
+                <w:rFonts w:asciiTheme="majorHAnsi" w:eastAsiaTheme="majorHAnsi" w:hAnsiTheme="majorHAnsi" w:hint="eastAsia"/>
+              </w:rPr>
+              <w:t>시</w:t>
+            </w:r>
+            <w:r>
+              <w:rPr>
+                <w:rFonts w:asciiTheme="majorHAnsi" w:eastAsiaTheme="majorHAnsi" w:hAnsiTheme="majorHAnsi"/>
+              </w:rPr>
+              <w:t xml:space="preserve"> 39</w:t>
+            </w:r>
+            <w:r>
+              <w:rPr>
+                <w:rFonts w:asciiTheme="majorHAnsi" w:eastAsiaTheme="majorHAnsi" w:hAnsiTheme="majorHAnsi" w:hint="eastAsia"/>
+              </w:rPr>
+              <w:t>분</w:t>
+            </w:r>
+            <w:r>
+              <w:rPr>
+                <w:rFonts w:asciiTheme="majorHAnsi" w:eastAsiaTheme="majorHAnsi" w:hAnsiTheme="majorHAnsi"/>
+              </w:rPr>
+              <w:t xml:space="preserve"> 28</w:t>
+            </w:r>
+            <w:r>
+              <w:rPr>
+                <w:rFonts w:asciiTheme="majorHAnsi" w:eastAsiaTheme="majorHAnsi" w:hAnsiTheme="majorHAnsi" w:hint="eastAsia"/>
+              </w:rPr>
+              <w:t>초</w:t>
+            </w:r>
+            <w:r>
+              <w:rPr>
+                <w:rFonts w:asciiTheme="majorHAnsi" w:eastAsiaTheme="majorHAnsi" w:hAnsiTheme="majorHAnsi"/>
+              </w:rPr>
+              <w:t xml:space="preserve">] [SUCCESS] </w:t>
+            </w:r>
+            <w:r>
+              <w:rPr>
+                <w:rFonts w:ascii="MS Gothic" w:eastAsia="MS Gothic" w:hAnsi="MS Gothic" w:cs="MS Gothic" w:hint="eastAsia"/>
+              </w:rPr>
+              <w:t>✓</w:t>
+            </w:r>
+            <w:r>
+              <w:rPr>
+                <w:rFonts w:asciiTheme="majorHAnsi" w:eastAsiaTheme="majorHAnsi" w:hAnsiTheme="majorHAnsi"/>
+              </w:rPr>
+              <w:t xml:space="preserve"> 248 </w:t>
+            </w:r>
+            <w:r>
+              <w:rPr>
+                <w:rFonts w:asciiTheme="majorHAnsi" w:eastAsiaTheme="majorHAnsi" w:hAnsiTheme="majorHAnsi" w:hint="eastAsia"/>
+              </w:rPr>
+              <w:t>→</w:t>
+            </w:r>
+            <w:r>
+              <w:rPr>
+                <w:rFonts w:asciiTheme="majorHAnsi" w:eastAsiaTheme="majorHAnsi" w:hAnsiTheme="majorHAnsi"/>
+              </w:rPr>
+              <w:t xml:space="preserve"> </w:t>
+            </w:r>
+            <w:r>
+              <w:rPr>
+                <w:rFonts w:asciiTheme="majorHAnsi" w:eastAsiaTheme="majorHAnsi" w:hAnsiTheme="majorHAnsi" w:hint="eastAsia"/>
+              </w:rPr>
+              <w:t>복원</w:t>
+            </w:r>
+            <w:r>
+              <w:rPr>
+                <w:rFonts w:asciiTheme="majorHAnsi" w:eastAsiaTheme="majorHAnsi" w:hAnsiTheme="majorHAnsi"/>
+              </w:rPr>
+              <w:t xml:space="preserve"> </w:t>
+            </w:r>
+            <w:r>
+              <w:rPr>
+                <w:rFonts w:asciiTheme="majorHAnsi" w:eastAsiaTheme="majorHAnsi" w:hAnsiTheme="majorHAnsi" w:hint="eastAsia"/>
+              </w:rPr>
+              <w:t>후</w:t>
+            </w:r>
+            <w:r>
+              <w:rPr>
+                <w:rFonts w:asciiTheme="majorHAnsi" w:eastAsiaTheme="majorHAnsi" w:hAnsiTheme="majorHAnsi"/>
+              </w:rPr>
+              <w:t xml:space="preserve"> Node ID = 1 </w:t>
+            </w:r>
+            <w:r>
+              <w:rPr>
+                <w:rFonts w:asciiTheme="majorHAnsi" w:eastAsiaTheme="majorHAnsi" w:hAnsiTheme="majorHAnsi" w:hint="eastAsia"/>
+              </w:rPr>
+              <w:t>확인</w:t>
+            </w:r>
+          </w:p>
+          <w:p>
+            <w:pPr>
+              <w:pStyle w:val="1-0"/>
+              <w:rPr>
+                <w:rFonts w:asciiTheme="majorHAnsi" w:eastAsiaTheme="majorHAnsi" w:hAnsiTheme="majorHAnsi" w:hint="eastAsia"/>
+              </w:rPr>
+            </w:pPr>
+            <w:r>
+              <w:rPr>
+                <w:rFonts w:asciiTheme="majorHAnsi" w:eastAsiaTheme="majorHAnsi" w:hAnsiTheme="majorHAnsi" w:hint="eastAsia"/>
+              </w:rPr>
+              <w:t>[15시 39분 28초] [STEP] [0xD100] 비정상값 249 Write 시도</w:t>
+            </w:r>
+          </w:p>
+          <w:p>
+            <w:pPr>
+              <w:pStyle w:val="1-0"/>
+              <w:rPr>
+                <w:rFonts w:asciiTheme="majorHAnsi" w:eastAsiaTheme="majorHAnsi" w:hAnsiTheme="majorHAnsi"/>
+              </w:rPr>
+            </w:pPr>
+            <w:r>
+              <w:rPr>
+                <w:rFonts w:asciiTheme="majorHAnsi" w:eastAsiaTheme="majorHAnsi" w:hAnsiTheme="majorHAnsi"/>
+              </w:rPr>
+              <w:t>[15</w:t>
+            </w:r>
+            <w:r>
+              <w:rPr>
+                <w:rFonts w:asciiTheme="majorHAnsi" w:eastAsiaTheme="majorHAnsi" w:hAnsiTheme="majorHAnsi" w:hint="eastAsia"/>
+              </w:rPr>
+              <w:t>시</w:t>
+            </w:r>
+            <w:r>
+              <w:rPr>
+                <w:rFonts w:asciiTheme="majorHAnsi" w:eastAsiaTheme="majorHAnsi" w:hAnsiTheme="majorHAnsi"/>
+              </w:rPr>
+              <w:t xml:space="preserve"> 39</w:t>
+            </w:r>
+            <w:r>
+              <w:rPr>
+                <w:rFonts w:asciiTheme="majorHAnsi" w:eastAsiaTheme="majorHAnsi" w:hAnsiTheme="majorHAnsi" w:hint="eastAsia"/>
+              </w:rPr>
+              <w:t>분</w:t>
+            </w:r>
+            <w:r>
+              <w:rPr>
+                <w:rFonts w:asciiTheme="majorHAnsi" w:eastAsiaTheme="majorHAnsi" w:hAnsiTheme="majorHAnsi"/>
+              </w:rPr>
+              <w:t xml:space="preserve"> 28</w:t>
+            </w:r>
+            <w:r>
+              <w:rPr>
+                <w:rFonts w:asciiTheme="majorHAnsi" w:eastAsiaTheme="majorHAnsi" w:hAnsiTheme="majorHAnsi" w:hint="eastAsia"/>
+              </w:rPr>
+              <w:t>초</w:t>
+            </w:r>
+            <w:r>
+              <w:rPr>
+                <w:rFonts w:asciiTheme="majorHAnsi" w:eastAsiaTheme="majorHAnsi" w:hAnsiTheme="majorHAnsi"/>
+              </w:rPr>
+              <w:t xml:space="preserve">] [WARNING] </w:t>
+            </w:r>
+            <w:r>
+              <w:rPr>
+                <w:rFonts w:ascii="Segoe UI Symbol" w:eastAsiaTheme="majorHAnsi" w:hAnsi="Segoe UI Symbol" w:cs="Segoe UI Symbol"/>
+              </w:rPr>
+              <w:t>⚠</w:t>
+            </w:r>
+            <w:r>
+              <w:rPr>
+                <w:rFonts w:asciiTheme="majorHAnsi" w:eastAsiaTheme="majorHAnsi" w:hAnsiTheme="majorHAnsi"/>
+              </w:rPr>
+              <w:t xml:space="preserve"> 249: Write </w:t>
+            </w:r>
+            <w:r>
+              <w:rPr>
+                <w:rFonts w:asciiTheme="majorHAnsi" w:eastAsiaTheme="majorHAnsi" w:hAnsiTheme="majorHAnsi" w:hint="eastAsia"/>
+              </w:rPr>
+              <w:t>수락</w:t>
+            </w:r>
+            <w:r>
+              <w:rPr>
+                <w:rFonts w:asciiTheme="majorHAnsi" w:eastAsiaTheme="majorHAnsi" w:hAnsiTheme="majorHAnsi"/>
+              </w:rPr>
+              <w:t xml:space="preserve"> — </w:t>
+            </w:r>
+            <w:r>
+              <w:rPr>
+                <w:rFonts w:asciiTheme="majorHAnsi" w:eastAsiaTheme="majorHAnsi" w:hAnsiTheme="majorHAnsi" w:hint="eastAsia"/>
+              </w:rPr>
+              <w:t>디바이스</w:t>
+            </w:r>
+            <w:r>
+              <w:rPr>
+                <w:rFonts w:asciiTheme="majorHAnsi" w:eastAsiaTheme="majorHAnsi" w:hAnsiTheme="majorHAnsi"/>
+              </w:rPr>
+              <w:t xml:space="preserve"> </w:t>
+            </w:r>
+            <w:r>
+              <w:rPr>
+                <w:rFonts w:asciiTheme="majorHAnsi" w:eastAsiaTheme="majorHAnsi" w:hAnsiTheme="majorHAnsi" w:hint="eastAsia"/>
+              </w:rPr>
+              <w:t>주소</w:t>
+            </w:r>
+            <w:r>
+              <w:rPr>
+                <w:rFonts w:asciiTheme="majorHAnsi" w:eastAsiaTheme="majorHAnsi" w:hAnsiTheme="majorHAnsi"/>
+              </w:rPr>
+              <w:t xml:space="preserve"> </w:t>
+            </w:r>
+            <w:r>
+              <w:rPr>
+                <w:rFonts w:asciiTheme="majorHAnsi" w:eastAsiaTheme="majorHAnsi" w:hAnsiTheme="majorHAnsi" w:hint="eastAsia"/>
+              </w:rPr>
+              <w:t>즉시</w:t>
+            </w:r>
+            <w:r>
+              <w:rPr>
+                <w:rFonts w:asciiTheme="majorHAnsi" w:eastAsiaTheme="majorHAnsi" w:hAnsiTheme="majorHAnsi"/>
+              </w:rPr>
+              <w:t xml:space="preserve"> </w:t>
+            </w:r>
+            <w:r>
+              <w:rPr>
+                <w:rFonts w:asciiTheme="majorHAnsi" w:eastAsiaTheme="majorHAnsi" w:hAnsiTheme="majorHAnsi" w:hint="eastAsia"/>
+              </w:rPr>
+              <w:t>변경</w:t>
+            </w:r>
+            <w:r>
+              <w:rPr>
+                <w:rFonts w:asciiTheme="majorHAnsi" w:eastAsiaTheme="majorHAnsi" w:hAnsiTheme="majorHAnsi"/>
+              </w:rPr>
+              <w:t xml:space="preserve"> (</w:t>
+            </w:r>
+            <w:r>
+              <w:rPr>
+                <w:rFonts w:asciiTheme="majorHAnsi" w:eastAsiaTheme="majorHAnsi" w:hAnsiTheme="majorHAnsi" w:hint="eastAsia"/>
+              </w:rPr>
+              <w:t>복원</w:t>
+            </w:r>
+            <w:r>
+              <w:rPr>
+                <w:rFonts w:asciiTheme="majorHAnsi" w:eastAsiaTheme="majorHAnsi" w:hAnsiTheme="majorHAnsi"/>
+              </w:rPr>
+              <w:t xml:space="preserve"> </w:t>
+            </w:r>
+            <w:r>
+              <w:rPr>
+                <w:rFonts w:asciiTheme="majorHAnsi" w:eastAsiaTheme="majorHAnsi" w:hAnsiTheme="majorHAnsi" w:hint="eastAsia"/>
+              </w:rPr>
+              <w:t>절차</w:t>
+            </w:r>
+            <w:r>
+              <w:rPr>
+                <w:rFonts w:asciiTheme="majorHAnsi" w:eastAsiaTheme="majorHAnsi" w:hAnsiTheme="majorHAnsi"/>
+              </w:rPr>
+              <w:t xml:space="preserve"> </w:t>
+            </w:r>
+            <w:r>
+              <w:rPr>
+                <w:rFonts w:asciiTheme="majorHAnsi" w:eastAsiaTheme="majorHAnsi" w:hAnsiTheme="majorHAnsi" w:hint="eastAsia"/>
+              </w:rPr>
+              <w:t>진행</w:t>
+            </w:r>
+            <w:r>
+              <w:rPr>
+                <w:rFonts w:asciiTheme="majorHAnsi" w:eastAsiaTheme="majorHAnsi" w:hAnsiTheme="majorHAnsi"/>
+              </w:rPr>
+              <w:t>)</w:t>
+            </w:r>
+          </w:p>
+          <w:p>
+            <w:pPr>
+              <w:pStyle w:val="1-0"/>
+              <w:rPr>
+                <w:rFonts w:asciiTheme="majorHAnsi" w:eastAsiaTheme="majorHAnsi" w:hAnsiTheme="majorHAnsi" w:hint="eastAsia"/>
+              </w:rPr>
+            </w:pPr>
+            <w:r>
+              <w:rPr>
+                <w:rFonts w:asciiTheme="majorHAnsi" w:eastAsiaTheme="majorHAnsi" w:hAnsiTheme="majorHAnsi" w:hint="eastAsia"/>
+              </w:rPr>
+              <w:t>[15시 39분 28초] [STEP] [복원] Node ID = 1 Write  (slaveId=249)</w:t>
+            </w:r>
+          </w:p>
+          <w:p>
+            <w:pPr>
+              <w:pStyle w:val="1-0"/>
+              <w:rPr>
+                <w:rFonts w:asciiTheme="majorHAnsi" w:eastAsiaTheme="majorHAnsi" w:hAnsiTheme="majorHAnsi" w:hint="eastAsia"/>
+              </w:rPr>
+            </w:pPr>
+            <w:r>
+              <w:rPr>
+                <w:rFonts w:asciiTheme="majorHAnsi" w:eastAsiaTheme="majorHAnsi" w:hAnsiTheme="majorHAnsi" w:hint="eastAsia"/>
+              </w:rPr>
+              <w:t>[15시 39분 28초] [STEP] Software Reset  (slaveId=249, 0xD000 = 0x0008)</w:t>
+            </w:r>
+          </w:p>
+          <w:p>
+            <w:pPr>
+              <w:pStyle w:val="1-0"/>
+              <w:rPr>
+                <w:rFonts w:asciiTheme="majorHAnsi" w:eastAsiaTheme="majorHAnsi" w:hAnsiTheme="majorHAnsi" w:hint="eastAsia"/>
+              </w:rPr>
+            </w:pPr>
+            <w:r>
+              <w:rPr>
+                <w:rFonts w:asciiTheme="majorHAnsi" w:eastAsiaTheme="majorHAnsi" w:hAnsiTheme="majorHAnsi" w:hint="eastAsia"/>
+              </w:rPr>
+              <w:t>[15시 39분 29초] [INFO] 재부팅 대기 (3초)...</w:t>
+            </w:r>
+          </w:p>
+          <w:p>
+            <w:pPr>
+              <w:pStyle w:val="1-0"/>
+              <w:rPr>
+                <w:rFonts w:asciiTheme="majorHAnsi" w:eastAsiaTheme="majorHAnsi" w:hAnsiTheme="majorHAnsi"/>
+              </w:rPr>
+            </w:pPr>
+            <w:r>
+              <w:rPr>
+                <w:rFonts w:asciiTheme="majorHAnsi" w:eastAsiaTheme="majorHAnsi" w:hAnsiTheme="majorHAnsi"/>
+              </w:rPr>
+              <w:t>[15</w:t>
+            </w:r>
+            <w:r>
+              <w:rPr>
+                <w:rFonts w:asciiTheme="majorHAnsi" w:eastAsiaTheme="majorHAnsi" w:hAnsiTheme="majorHAnsi" w:hint="eastAsia"/>
+              </w:rPr>
+              <w:t>시</w:t>
+            </w:r>
+            <w:r>
+              <w:rPr>
+                <w:rFonts w:asciiTheme="majorHAnsi" w:eastAsiaTheme="majorHAnsi" w:hAnsiTheme="majorHAnsi"/>
+              </w:rPr>
+              <w:t xml:space="preserve"> 39</w:t>
+            </w:r>
+            <w:r>
+              <w:rPr>
+                <w:rFonts w:asciiTheme="majorHAnsi" w:eastAsiaTheme="majorHAnsi" w:hAnsiTheme="majorHAnsi" w:hint="eastAsia"/>
+              </w:rPr>
+              <w:t>분</w:t>
+            </w:r>
+            <w:r>
+              <w:rPr>
+                <w:rFonts w:asciiTheme="majorHAnsi" w:eastAsiaTheme="majorHAnsi" w:hAnsiTheme="majorHAnsi"/>
+              </w:rPr>
+              <w:t xml:space="preserve"> 32</w:t>
+            </w:r>
+            <w:r>
+              <w:rPr>
+                <w:rFonts w:asciiTheme="majorHAnsi" w:eastAsiaTheme="majorHAnsi" w:hAnsiTheme="majorHAnsi" w:hint="eastAsia"/>
+              </w:rPr>
+              <w:t>초</w:t>
+            </w:r>
+            <w:r>
+              <w:rPr>
+                <w:rFonts w:asciiTheme="majorHAnsi" w:eastAsiaTheme="majorHAnsi" w:hAnsiTheme="majorHAnsi"/>
+              </w:rPr>
+              <w:t xml:space="preserve">] [SUCCESS] </w:t>
+            </w:r>
+            <w:r>
+              <w:rPr>
+                <w:rFonts w:ascii="MS Gothic" w:eastAsia="MS Gothic" w:hAnsi="MS Gothic" w:cs="MS Gothic" w:hint="eastAsia"/>
+              </w:rPr>
+              <w:t>✓</w:t>
+            </w:r>
+            <w:r>
+              <w:rPr>
+                <w:rFonts w:asciiTheme="majorHAnsi" w:eastAsiaTheme="majorHAnsi" w:hAnsiTheme="majorHAnsi"/>
+              </w:rPr>
+              <w:t xml:space="preserve"> 249 </w:t>
+            </w:r>
+            <w:r>
+              <w:rPr>
+                <w:rFonts w:asciiTheme="majorHAnsi" w:eastAsiaTheme="majorHAnsi" w:hAnsiTheme="majorHAnsi" w:hint="eastAsia"/>
+              </w:rPr>
+              <w:t>→</w:t>
+            </w:r>
+            <w:r>
+              <w:rPr>
+                <w:rFonts w:asciiTheme="majorHAnsi" w:eastAsiaTheme="majorHAnsi" w:hAnsiTheme="majorHAnsi"/>
+              </w:rPr>
+              <w:t xml:space="preserve"> </w:t>
+            </w:r>
+            <w:r>
+              <w:rPr>
+                <w:rFonts w:asciiTheme="majorHAnsi" w:eastAsiaTheme="majorHAnsi" w:hAnsiTheme="majorHAnsi" w:hint="eastAsia"/>
+              </w:rPr>
+              <w:t>복원</w:t>
+            </w:r>
+            <w:r>
+              <w:rPr>
+                <w:rFonts w:asciiTheme="majorHAnsi" w:eastAsiaTheme="majorHAnsi" w:hAnsiTheme="majorHAnsi"/>
+              </w:rPr>
+              <w:t xml:space="preserve"> </w:t>
+            </w:r>
+            <w:r>
+              <w:rPr>
+                <w:rFonts w:asciiTheme="majorHAnsi" w:eastAsiaTheme="majorHAnsi" w:hAnsiTheme="majorHAnsi" w:hint="eastAsia"/>
+              </w:rPr>
+              <w:t>후</w:t>
+            </w:r>
+            <w:r>
+              <w:rPr>
+                <w:rFonts w:asciiTheme="majorHAnsi" w:eastAsiaTheme="majorHAnsi" w:hAnsiTheme="majorHAnsi"/>
+              </w:rPr>
+              <w:t xml:space="preserve"> Node ID = 1 </w:t>
+            </w:r>
+            <w:r>
+              <w:rPr>
+                <w:rFonts w:asciiTheme="majorHAnsi" w:eastAsiaTheme="majorHAnsi" w:hAnsiTheme="majorHAnsi" w:hint="eastAsia"/>
+              </w:rPr>
+              <w:t>확인</w:t>
+            </w:r>
+          </w:p>
+          <w:p>
+            <w:pPr>
+              <w:pStyle w:val="1-0"/>
+              <w:rPr>
+                <w:rFonts w:asciiTheme="majorHAnsi" w:eastAsiaTheme="majorHAnsi" w:hAnsiTheme="majorHAnsi" w:hint="eastAsia"/>
+              </w:rPr>
+            </w:pPr>
+            <w:r>
+              <w:rPr>
+                <w:rFonts w:asciiTheme="majorHAnsi" w:eastAsiaTheme="majorHAnsi" w:hAnsiTheme="majorHAnsi" w:hint="eastAsia"/>
+              </w:rPr>
+              <w:t>[15시 39분 32초] [STEP] [0xD100] 비정상값 250 Write 시도</w:t>
+            </w:r>
+          </w:p>
+          <w:p>
+            <w:pPr>
+              <w:pStyle w:val="1-0"/>
+              <w:rPr>
+                <w:rFonts w:asciiTheme="majorHAnsi" w:eastAsiaTheme="majorHAnsi" w:hAnsiTheme="majorHAnsi"/>
+              </w:rPr>
+            </w:pPr>
+            <w:r>
+              <w:rPr>
+                <w:rFonts w:asciiTheme="majorHAnsi" w:eastAsiaTheme="majorHAnsi" w:hAnsiTheme="majorHAnsi"/>
+              </w:rPr>
+              <w:t>[15</w:t>
+            </w:r>
+            <w:r>
+              <w:rPr>
+                <w:rFonts w:asciiTheme="majorHAnsi" w:eastAsiaTheme="majorHAnsi" w:hAnsiTheme="majorHAnsi" w:hint="eastAsia"/>
+              </w:rPr>
+              <w:t>시</w:t>
+            </w:r>
+            <w:r>
+              <w:rPr>
+                <w:rFonts w:asciiTheme="majorHAnsi" w:eastAsiaTheme="majorHAnsi" w:hAnsiTheme="majorHAnsi"/>
+              </w:rPr>
+              <w:t xml:space="preserve"> 39</w:t>
+            </w:r>
+            <w:r>
+              <w:rPr>
+                <w:rFonts w:asciiTheme="majorHAnsi" w:eastAsiaTheme="majorHAnsi" w:hAnsiTheme="majorHAnsi" w:hint="eastAsia"/>
+              </w:rPr>
+              <w:t>분</w:t>
+            </w:r>
+            <w:r>
+              <w:rPr>
+                <w:rFonts w:asciiTheme="majorHAnsi" w:eastAsiaTheme="majorHAnsi" w:hAnsiTheme="majorHAnsi"/>
+              </w:rPr>
+              <w:t xml:space="preserve"> 32</w:t>
+            </w:r>
+            <w:r>
+              <w:rPr>
+                <w:rFonts w:asciiTheme="majorHAnsi" w:eastAsiaTheme="majorHAnsi" w:hAnsiTheme="majorHAnsi" w:hint="eastAsia"/>
+              </w:rPr>
+              <w:t>초</w:t>
+            </w:r>
+            <w:r>
+              <w:rPr>
+                <w:rFonts w:asciiTheme="majorHAnsi" w:eastAsiaTheme="majorHAnsi" w:hAnsiTheme="majorHAnsi"/>
+              </w:rPr>
+              <w:t xml:space="preserve">] [WARNING] </w:t>
+            </w:r>
+            <w:r>
+              <w:rPr>
+                <w:rFonts w:ascii="Segoe UI Symbol" w:eastAsiaTheme="majorHAnsi" w:hAnsi="Segoe UI Symbol" w:cs="Segoe UI Symbol"/>
+              </w:rPr>
+              <w:t>⚠</w:t>
+            </w:r>
+            <w:r>
+              <w:rPr>
+                <w:rFonts w:asciiTheme="majorHAnsi" w:eastAsiaTheme="majorHAnsi" w:hAnsiTheme="majorHAnsi"/>
+              </w:rPr>
+              <w:t xml:space="preserve"> 250: Write </w:t>
+            </w:r>
+            <w:r>
+              <w:rPr>
+                <w:rFonts w:asciiTheme="majorHAnsi" w:eastAsiaTheme="majorHAnsi" w:hAnsiTheme="majorHAnsi" w:hint="eastAsia"/>
+              </w:rPr>
+              <w:t>수락</w:t>
+            </w:r>
+            <w:r>
+              <w:rPr>
+                <w:rFonts w:asciiTheme="majorHAnsi" w:eastAsiaTheme="majorHAnsi" w:hAnsiTheme="majorHAnsi"/>
+              </w:rPr>
+              <w:t xml:space="preserve"> — </w:t>
+            </w:r>
+            <w:r>
+              <w:rPr>
+                <w:rFonts w:asciiTheme="majorHAnsi" w:eastAsiaTheme="majorHAnsi" w:hAnsiTheme="majorHAnsi" w:hint="eastAsia"/>
+              </w:rPr>
+              <w:t>디바이스</w:t>
+            </w:r>
+            <w:r>
+              <w:rPr>
+                <w:rFonts w:asciiTheme="majorHAnsi" w:eastAsiaTheme="majorHAnsi" w:hAnsiTheme="majorHAnsi"/>
+              </w:rPr>
+              <w:t xml:space="preserve"> </w:t>
+            </w:r>
+            <w:r>
+              <w:rPr>
+                <w:rFonts w:asciiTheme="majorHAnsi" w:eastAsiaTheme="majorHAnsi" w:hAnsiTheme="majorHAnsi" w:hint="eastAsia"/>
+              </w:rPr>
+              <w:t>주소</w:t>
+            </w:r>
+            <w:r>
+              <w:rPr>
+                <w:rFonts w:asciiTheme="majorHAnsi" w:eastAsiaTheme="majorHAnsi" w:hAnsiTheme="majorHAnsi"/>
+              </w:rPr>
+              <w:t xml:space="preserve"> </w:t>
+            </w:r>
+            <w:r>
+              <w:rPr>
+                <w:rFonts w:asciiTheme="majorHAnsi" w:eastAsiaTheme="majorHAnsi" w:hAnsiTheme="majorHAnsi" w:hint="eastAsia"/>
+              </w:rPr>
+              <w:t>즉시</w:t>
+            </w:r>
+            <w:r>
+              <w:rPr>
+                <w:rFonts w:asciiTheme="majorHAnsi" w:eastAsiaTheme="majorHAnsi" w:hAnsiTheme="majorHAnsi"/>
+              </w:rPr>
+              <w:t xml:space="preserve"> </w:t>
+            </w:r>
+            <w:r>
+              <w:rPr>
+                <w:rFonts w:asciiTheme="majorHAnsi" w:eastAsiaTheme="majorHAnsi" w:hAnsiTheme="majorHAnsi" w:hint="eastAsia"/>
+              </w:rPr>
+              <w:t>변경</w:t>
+            </w:r>
+            <w:r>
+              <w:rPr>
+                <w:rFonts w:asciiTheme="majorHAnsi" w:eastAsiaTheme="majorHAnsi" w:hAnsiTheme="majorHAnsi"/>
+              </w:rPr>
+              <w:t xml:space="preserve"> (</w:t>
+            </w:r>
+            <w:r>
+              <w:rPr>
+                <w:rFonts w:asciiTheme="majorHAnsi" w:eastAsiaTheme="majorHAnsi" w:hAnsiTheme="majorHAnsi" w:hint="eastAsia"/>
+              </w:rPr>
+              <w:t>복원</w:t>
+            </w:r>
+            <w:r>
+              <w:rPr>
+                <w:rFonts w:asciiTheme="majorHAnsi" w:eastAsiaTheme="majorHAnsi" w:hAnsiTheme="majorHAnsi"/>
+              </w:rPr>
+              <w:t xml:space="preserve"> </w:t>
+            </w:r>
+            <w:r>
+              <w:rPr>
+                <w:rFonts w:asciiTheme="majorHAnsi" w:eastAsiaTheme="majorHAnsi" w:hAnsiTheme="majorHAnsi" w:hint="eastAsia"/>
+              </w:rPr>
+              <w:t>절차</w:t>
+            </w:r>
+            <w:r>
+              <w:rPr>
+                <w:rFonts w:asciiTheme="majorHAnsi" w:eastAsiaTheme="majorHAnsi" w:hAnsiTheme="majorHAnsi"/>
+              </w:rPr>
+              <w:t xml:space="preserve"> </w:t>
+            </w:r>
+            <w:r>
+              <w:rPr>
+                <w:rFonts w:asciiTheme="majorHAnsi" w:eastAsiaTheme="majorHAnsi" w:hAnsiTheme="majorHAnsi" w:hint="eastAsia"/>
+              </w:rPr>
+              <w:t>진행</w:t>
+            </w:r>
+            <w:r>
+              <w:rPr>
+                <w:rFonts w:asciiTheme="majorHAnsi" w:eastAsiaTheme="majorHAnsi" w:hAnsiTheme="majorHAnsi"/>
+              </w:rPr>
+              <w:t>)</w:t>
+            </w:r>
+          </w:p>
+          <w:p>
+            <w:pPr>
+              <w:pStyle w:val="1-0"/>
+              <w:rPr>
+                <w:rFonts w:asciiTheme="majorHAnsi" w:eastAsiaTheme="majorHAnsi" w:hAnsiTheme="majorHAnsi" w:hint="eastAsia"/>
+              </w:rPr>
+            </w:pPr>
+            <w:r>
+              <w:rPr>
+                <w:rFonts w:asciiTheme="majorHAnsi" w:eastAsiaTheme="majorHAnsi" w:hAnsiTheme="majorHAnsi" w:hint="eastAsia"/>
+              </w:rPr>
+              <w:t>[15시 39분 32초] [STEP] [복원] Node ID = 1 Write  (slaveId=250)</w:t>
+            </w:r>
+          </w:p>
+          <w:p>
+            <w:pPr>
+              <w:pStyle w:val="1-0"/>
+              <w:rPr>
+                <w:rFonts w:asciiTheme="majorHAnsi" w:eastAsiaTheme="majorHAnsi" w:hAnsiTheme="majorHAnsi" w:hint="eastAsia"/>
+              </w:rPr>
+            </w:pPr>
+            <w:r>
+              <w:rPr>
+                <w:rFonts w:asciiTheme="majorHAnsi" w:eastAsiaTheme="majorHAnsi" w:hAnsiTheme="majorHAnsi" w:hint="eastAsia"/>
+              </w:rPr>
+              <w:t>[15시 39분 32초] [STEP] Software Reset  (slaveId=250, 0xD000 = 0x0008)</w:t>
+            </w:r>
+          </w:p>
+          <w:p>
+            <w:pPr>
+              <w:pStyle w:val="1-0"/>
+              <w:rPr>
+                <w:rFonts w:asciiTheme="majorHAnsi" w:eastAsiaTheme="majorHAnsi" w:hAnsiTheme="majorHAnsi" w:hint="eastAsia"/>
+              </w:rPr>
+            </w:pPr>
+            <w:r>
+              <w:rPr>
+                <w:rFonts w:asciiTheme="majorHAnsi" w:eastAsiaTheme="majorHAnsi" w:hAnsiTheme="majorHAnsi" w:hint="eastAsia"/>
+              </w:rPr>
+              <w:t>[15시 39분 32초] [INFO] 재부팅 대기 (3초)...</w:t>
+            </w:r>
+          </w:p>
+          <w:p>
+            <w:pPr>
+              <w:pStyle w:val="1-0"/>
+              <w:rPr>
+                <w:rFonts w:asciiTheme="majorHAnsi" w:eastAsiaTheme="majorHAnsi" w:hAnsiTheme="majorHAnsi"/>
+              </w:rPr>
+            </w:pPr>
+            <w:r>
+              <w:rPr>
+                <w:rFonts w:asciiTheme="majorHAnsi" w:eastAsiaTheme="majorHAnsi" w:hAnsiTheme="majorHAnsi"/>
+              </w:rPr>
+              <w:t>[15</w:t>
+            </w:r>
+            <w:r>
+              <w:rPr>
+                <w:rFonts w:asciiTheme="majorHAnsi" w:eastAsiaTheme="majorHAnsi" w:hAnsiTheme="majorHAnsi" w:hint="eastAsia"/>
+              </w:rPr>
+              <w:t>시</w:t>
+            </w:r>
+            <w:r>
+              <w:rPr>
+                <w:rFonts w:asciiTheme="majorHAnsi" w:eastAsiaTheme="majorHAnsi" w:hAnsiTheme="majorHAnsi"/>
+              </w:rPr>
+              <w:t xml:space="preserve"> 39</w:t>
+            </w:r>
+            <w:r>
+              <w:rPr>
+                <w:rFonts w:asciiTheme="majorHAnsi" w:eastAsiaTheme="majorHAnsi" w:hAnsiTheme="majorHAnsi" w:hint="eastAsia"/>
+              </w:rPr>
+              <w:t>분</w:t>
+            </w:r>
+            <w:r>
+              <w:rPr>
+                <w:rFonts w:asciiTheme="majorHAnsi" w:eastAsiaTheme="majorHAnsi" w:hAnsiTheme="majorHAnsi"/>
+              </w:rPr>
+              <w:t xml:space="preserve"> 35</w:t>
+            </w:r>
+            <w:r>
+              <w:rPr>
+                <w:rFonts w:asciiTheme="majorHAnsi" w:eastAsiaTheme="majorHAnsi" w:hAnsiTheme="majorHAnsi" w:hint="eastAsia"/>
+              </w:rPr>
+              <w:t>초</w:t>
+            </w:r>
+            <w:r>
+              <w:rPr>
+                <w:rFonts w:asciiTheme="majorHAnsi" w:eastAsiaTheme="majorHAnsi" w:hAnsiTheme="majorHAnsi"/>
+              </w:rPr>
+              <w:t xml:space="preserve">] [SUCCESS] </w:t>
+            </w:r>
+            <w:r>
+              <w:rPr>
+                <w:rFonts w:ascii="MS Gothic" w:eastAsia="MS Gothic" w:hAnsi="MS Gothic" w:cs="MS Gothic" w:hint="eastAsia"/>
+              </w:rPr>
+              <w:t>✓</w:t>
+            </w:r>
+            <w:r>
+              <w:rPr>
+                <w:rFonts w:asciiTheme="majorHAnsi" w:eastAsiaTheme="majorHAnsi" w:hAnsiTheme="majorHAnsi"/>
+              </w:rPr>
+              <w:t xml:space="preserve"> 250 </w:t>
+            </w:r>
+            <w:r>
+              <w:rPr>
+                <w:rFonts w:asciiTheme="majorHAnsi" w:eastAsiaTheme="majorHAnsi" w:hAnsiTheme="majorHAnsi" w:hint="eastAsia"/>
+              </w:rPr>
+              <w:t>→</w:t>
+            </w:r>
+            <w:r>
+              <w:rPr>
+                <w:rFonts w:asciiTheme="majorHAnsi" w:eastAsiaTheme="majorHAnsi" w:hAnsiTheme="majorHAnsi"/>
+              </w:rPr>
+              <w:t xml:space="preserve"> </w:t>
+            </w:r>
+            <w:r>
+              <w:rPr>
+                <w:rFonts w:asciiTheme="majorHAnsi" w:eastAsiaTheme="majorHAnsi" w:hAnsiTheme="majorHAnsi" w:hint="eastAsia"/>
+              </w:rPr>
+              <w:t>복원</w:t>
+            </w:r>
+            <w:r>
+              <w:rPr>
+                <w:rFonts w:asciiTheme="majorHAnsi" w:eastAsiaTheme="majorHAnsi" w:hAnsiTheme="majorHAnsi"/>
+              </w:rPr>
+              <w:t xml:space="preserve"> </w:t>
+            </w:r>
+            <w:r>
+              <w:rPr>
+                <w:rFonts w:asciiTheme="majorHAnsi" w:eastAsiaTheme="majorHAnsi" w:hAnsiTheme="majorHAnsi" w:hint="eastAsia"/>
+              </w:rPr>
+              <w:t>후</w:t>
+            </w:r>
+            <w:r>
+              <w:rPr>
+                <w:rFonts w:asciiTheme="majorHAnsi" w:eastAsiaTheme="majorHAnsi" w:hAnsiTheme="majorHAnsi"/>
+              </w:rPr>
+              <w:t xml:space="preserve"> Node ID = 1 </w:t>
+            </w:r>
+            <w:r>
+              <w:rPr>
+                <w:rFonts w:asciiTheme="majorHAnsi" w:eastAsiaTheme="majorHAnsi" w:hAnsiTheme="majorHAnsi" w:hint="eastAsia"/>
+              </w:rPr>
+              <w:t>확인</w:t>
+            </w:r>
+          </w:p>
+          <w:p>
+            <w:pPr>
+              <w:pStyle w:val="1-0"/>
+              <w:rPr>
+                <w:rFonts w:asciiTheme="majorHAnsi" w:eastAsiaTheme="majorHAnsi" w:hAnsiTheme="majorHAnsi" w:hint="eastAsia"/>
+              </w:rPr>
+            </w:pPr>
+            <w:r>
+              <w:rPr>
+                <w:rFonts w:asciiTheme="majorHAnsi" w:eastAsiaTheme="majorHAnsi" w:hAnsiTheme="majorHAnsi" w:hint="eastAsia"/>
+              </w:rPr>
+              <w:t>[15시 39분 35초] [STEP] [0xD100] 비정상값 251 Write 시도</w:t>
+            </w:r>
+          </w:p>
+          <w:p>
+            <w:pPr>
+              <w:pStyle w:val="1-0"/>
+              <w:rPr>
+                <w:rFonts w:asciiTheme="majorHAnsi" w:eastAsiaTheme="majorHAnsi" w:hAnsiTheme="majorHAnsi"/>
+              </w:rPr>
+            </w:pPr>
+            <w:r>
+              <w:rPr>
+                <w:rFonts w:asciiTheme="majorHAnsi" w:eastAsiaTheme="majorHAnsi" w:hAnsiTheme="majorHAnsi"/>
+              </w:rPr>
+              <w:t>[15</w:t>
+            </w:r>
+            <w:r>
+              <w:rPr>
+                <w:rFonts w:asciiTheme="majorHAnsi" w:eastAsiaTheme="majorHAnsi" w:hAnsiTheme="majorHAnsi" w:hint="eastAsia"/>
+              </w:rPr>
+              <w:t>시</w:t>
+            </w:r>
+            <w:r>
+              <w:rPr>
+                <w:rFonts w:asciiTheme="majorHAnsi" w:eastAsiaTheme="majorHAnsi" w:hAnsiTheme="majorHAnsi"/>
+              </w:rPr>
+              <w:t xml:space="preserve"> 39</w:t>
+            </w:r>
+            <w:r>
+              <w:rPr>
+                <w:rFonts w:asciiTheme="majorHAnsi" w:eastAsiaTheme="majorHAnsi" w:hAnsiTheme="majorHAnsi" w:hint="eastAsia"/>
+              </w:rPr>
+              <w:t>분</w:t>
+            </w:r>
+            <w:r>
+              <w:rPr>
+                <w:rFonts w:asciiTheme="majorHAnsi" w:eastAsiaTheme="majorHAnsi" w:hAnsiTheme="majorHAnsi"/>
+              </w:rPr>
+              <w:t xml:space="preserve"> 36</w:t>
+            </w:r>
+            <w:r>
+              <w:rPr>
+                <w:rFonts w:asciiTheme="majorHAnsi" w:eastAsiaTheme="majorHAnsi" w:hAnsiTheme="majorHAnsi" w:hint="eastAsia"/>
+              </w:rPr>
+              <w:t>초</w:t>
+            </w:r>
+            <w:r>
+              <w:rPr>
+                <w:rFonts w:asciiTheme="majorHAnsi" w:eastAsiaTheme="majorHAnsi" w:hAnsiTheme="majorHAnsi"/>
+              </w:rPr>
+              <w:t xml:space="preserve">] [WARNING] </w:t>
+            </w:r>
+            <w:r>
+              <w:rPr>
+                <w:rFonts w:ascii="Segoe UI Symbol" w:eastAsiaTheme="majorHAnsi" w:hAnsi="Segoe UI Symbol" w:cs="Segoe UI Symbol"/>
+              </w:rPr>
+              <w:t>⚠</w:t>
+            </w:r>
+            <w:r>
+              <w:rPr>
+                <w:rFonts w:asciiTheme="majorHAnsi" w:eastAsiaTheme="majorHAnsi" w:hAnsiTheme="majorHAnsi"/>
+              </w:rPr>
+              <w:t xml:space="preserve"> 251: Write </w:t>
+            </w:r>
+            <w:r>
+              <w:rPr>
+                <w:rFonts w:asciiTheme="majorHAnsi" w:eastAsiaTheme="majorHAnsi" w:hAnsiTheme="majorHAnsi" w:hint="eastAsia"/>
+              </w:rPr>
+              <w:t>수락</w:t>
+            </w:r>
+            <w:r>
+              <w:rPr>
+                <w:rFonts w:asciiTheme="majorHAnsi" w:eastAsiaTheme="majorHAnsi" w:hAnsiTheme="majorHAnsi"/>
+              </w:rPr>
+              <w:t xml:space="preserve"> — </w:t>
+            </w:r>
+            <w:r>
+              <w:rPr>
+                <w:rFonts w:asciiTheme="majorHAnsi" w:eastAsiaTheme="majorHAnsi" w:hAnsiTheme="majorHAnsi" w:hint="eastAsia"/>
+              </w:rPr>
+              <w:t>디바이스</w:t>
+            </w:r>
+            <w:r>
+              <w:rPr>
+                <w:rFonts w:asciiTheme="majorHAnsi" w:eastAsiaTheme="majorHAnsi" w:hAnsiTheme="majorHAnsi"/>
+              </w:rPr>
+              <w:t xml:space="preserve"> </w:t>
+            </w:r>
+            <w:r>
+              <w:rPr>
+                <w:rFonts w:asciiTheme="majorHAnsi" w:eastAsiaTheme="majorHAnsi" w:hAnsiTheme="majorHAnsi" w:hint="eastAsia"/>
+              </w:rPr>
+              <w:t>주소</w:t>
+            </w:r>
+            <w:r>
+              <w:rPr>
+                <w:rFonts w:asciiTheme="majorHAnsi" w:eastAsiaTheme="majorHAnsi" w:hAnsiTheme="majorHAnsi"/>
+              </w:rPr>
+              <w:t xml:space="preserve"> </w:t>
+            </w:r>
+            <w:r>
+              <w:rPr>
+                <w:rFonts w:asciiTheme="majorHAnsi" w:eastAsiaTheme="majorHAnsi" w:hAnsiTheme="majorHAnsi" w:hint="eastAsia"/>
+              </w:rPr>
+              <w:t>즉시</w:t>
+            </w:r>
+            <w:r>
+              <w:rPr>
+                <w:rFonts w:asciiTheme="majorHAnsi" w:eastAsiaTheme="majorHAnsi" w:hAnsiTheme="majorHAnsi"/>
+              </w:rPr>
+              <w:t xml:space="preserve"> </w:t>
+            </w:r>
+            <w:r>
+              <w:rPr>
+                <w:rFonts w:asciiTheme="majorHAnsi" w:eastAsiaTheme="majorHAnsi" w:hAnsiTheme="majorHAnsi" w:hint="eastAsia"/>
+              </w:rPr>
+              <w:t>변경</w:t>
+            </w:r>
+            <w:r>
+              <w:rPr>
+                <w:rFonts w:asciiTheme="majorHAnsi" w:eastAsiaTheme="majorHAnsi" w:hAnsiTheme="majorHAnsi"/>
+              </w:rPr>
+              <w:t xml:space="preserve"> (</w:t>
+            </w:r>
+            <w:r>
+              <w:rPr>
+                <w:rFonts w:asciiTheme="majorHAnsi" w:eastAsiaTheme="majorHAnsi" w:hAnsiTheme="majorHAnsi" w:hint="eastAsia"/>
+              </w:rPr>
+              <w:t>복원</w:t>
+            </w:r>
+            <w:r>
+              <w:rPr>
+                <w:rFonts w:asciiTheme="majorHAnsi" w:eastAsiaTheme="majorHAnsi" w:hAnsiTheme="majorHAnsi"/>
+              </w:rPr>
+              <w:t xml:space="preserve"> </w:t>
+            </w:r>
+            <w:r>
+              <w:rPr>
+                <w:rFonts w:asciiTheme="majorHAnsi" w:eastAsiaTheme="majorHAnsi" w:hAnsiTheme="majorHAnsi" w:hint="eastAsia"/>
+              </w:rPr>
+              <w:t>절차</w:t>
+            </w:r>
+            <w:r>
+              <w:rPr>
+                <w:rFonts w:asciiTheme="majorHAnsi" w:eastAsiaTheme="majorHAnsi" w:hAnsiTheme="majorHAnsi"/>
+              </w:rPr>
+              <w:t xml:space="preserve"> </w:t>
+            </w:r>
+            <w:r>
+              <w:rPr>
+                <w:rFonts w:asciiTheme="majorHAnsi" w:eastAsiaTheme="majorHAnsi" w:hAnsiTheme="majorHAnsi" w:hint="eastAsia"/>
+              </w:rPr>
+              <w:t>진행</w:t>
+            </w:r>
+            <w:r>
+              <w:rPr>
+                <w:rFonts w:asciiTheme="majorHAnsi" w:eastAsiaTheme="majorHAnsi" w:hAnsiTheme="majorHAnsi"/>
+              </w:rPr>
+              <w:t>)</w:t>
+            </w:r>
+          </w:p>
+          <w:p>
+            <w:pPr>
+              <w:pStyle w:val="1-0"/>
+              <w:rPr>
+                <w:rFonts w:asciiTheme="majorHAnsi" w:eastAsiaTheme="majorHAnsi" w:hAnsiTheme="majorHAnsi" w:hint="eastAsia"/>
+              </w:rPr>
+            </w:pPr>
+            <w:r>
+              <w:rPr>
+                <w:rFonts w:asciiTheme="majorHAnsi" w:eastAsiaTheme="majorHAnsi" w:hAnsiTheme="majorHAnsi" w:hint="eastAsia"/>
+              </w:rPr>
+              <w:t>[15시 39분 36초] [STEP] [복원] Node ID = 1 Write  (slaveId=251)</w:t>
+            </w:r>
+          </w:p>
+          <w:p>
+            <w:pPr>
+              <w:pStyle w:val="1-0"/>
+              <w:rPr>
+                <w:rFonts w:asciiTheme="majorHAnsi" w:eastAsiaTheme="majorHAnsi" w:hAnsiTheme="majorHAnsi" w:hint="eastAsia"/>
+              </w:rPr>
+            </w:pPr>
+            <w:r>
+              <w:rPr>
+                <w:rFonts w:asciiTheme="majorHAnsi" w:eastAsiaTheme="majorHAnsi" w:hAnsiTheme="majorHAnsi" w:hint="eastAsia"/>
+              </w:rPr>
+              <w:t>[15시 39분 36초] [STEP] Software Reset  (slaveId=251, 0xD000 = 0x0008)</w:t>
+            </w:r>
+          </w:p>
+          <w:p>
+            <w:pPr>
+              <w:pStyle w:val="1-0"/>
+              <w:rPr>
+                <w:rFonts w:asciiTheme="majorHAnsi" w:eastAsiaTheme="majorHAnsi" w:hAnsiTheme="majorHAnsi" w:hint="eastAsia"/>
+              </w:rPr>
+            </w:pPr>
+            <w:r>
+              <w:rPr>
+                <w:rFonts w:asciiTheme="majorHAnsi" w:eastAsiaTheme="majorHAnsi" w:hAnsiTheme="majorHAnsi" w:hint="eastAsia"/>
+              </w:rPr>
+              <w:t>[15시 39분 36초] [INFO] 재부팅 대기 (3초)...</w:t>
+            </w:r>
+          </w:p>
+          <w:p>
+            <w:pPr>
+              <w:pStyle w:val="1-0"/>
+              <w:rPr>
+                <w:rFonts w:asciiTheme="majorHAnsi" w:eastAsiaTheme="majorHAnsi" w:hAnsiTheme="majorHAnsi"/>
+              </w:rPr>
+            </w:pPr>
+            <w:r>
+              <w:rPr>
+                <w:rFonts w:asciiTheme="majorHAnsi" w:eastAsiaTheme="majorHAnsi" w:hAnsiTheme="majorHAnsi"/>
+              </w:rPr>
+              <w:t>[15</w:t>
+            </w:r>
+            <w:r>
+              <w:rPr>
+                <w:rFonts w:asciiTheme="majorHAnsi" w:eastAsiaTheme="majorHAnsi" w:hAnsiTheme="majorHAnsi" w:hint="eastAsia"/>
+              </w:rPr>
+              <w:t>시</w:t>
+            </w:r>
+            <w:r>
+              <w:rPr>
+                <w:rFonts w:asciiTheme="majorHAnsi" w:eastAsiaTheme="majorHAnsi" w:hAnsiTheme="majorHAnsi"/>
+              </w:rPr>
+              <w:t xml:space="preserve"> 39</w:t>
+            </w:r>
+            <w:r>
+              <w:rPr>
+                <w:rFonts w:asciiTheme="majorHAnsi" w:eastAsiaTheme="majorHAnsi" w:hAnsiTheme="majorHAnsi" w:hint="eastAsia"/>
+              </w:rPr>
+              <w:t>분</w:t>
+            </w:r>
+            <w:r>
+              <w:rPr>
+                <w:rFonts w:asciiTheme="majorHAnsi" w:eastAsiaTheme="majorHAnsi" w:hAnsiTheme="majorHAnsi"/>
+              </w:rPr>
+              <w:t xml:space="preserve"> 39</w:t>
+            </w:r>
+            <w:r>
+              <w:rPr>
+                <w:rFonts w:asciiTheme="majorHAnsi" w:eastAsiaTheme="majorHAnsi" w:hAnsiTheme="majorHAnsi" w:hint="eastAsia"/>
+              </w:rPr>
+              <w:t>초</w:t>
+            </w:r>
+            <w:r>
+              <w:rPr>
+                <w:rFonts w:asciiTheme="majorHAnsi" w:eastAsiaTheme="majorHAnsi" w:hAnsiTheme="majorHAnsi"/>
+              </w:rPr>
+              <w:t xml:space="preserve">] [SUCCESS] </w:t>
+            </w:r>
+            <w:r>
+              <w:rPr>
+                <w:rFonts w:ascii="MS Gothic" w:eastAsia="MS Gothic" w:hAnsi="MS Gothic" w:cs="MS Gothic" w:hint="eastAsia"/>
+              </w:rPr>
+              <w:t>✓</w:t>
+            </w:r>
+            <w:r>
+              <w:rPr>
+                <w:rFonts w:asciiTheme="majorHAnsi" w:eastAsiaTheme="majorHAnsi" w:hAnsiTheme="majorHAnsi"/>
+              </w:rPr>
+              <w:t xml:space="preserve"> 251 </w:t>
+            </w:r>
+            <w:r>
+              <w:rPr>
+                <w:rFonts w:asciiTheme="majorHAnsi" w:eastAsiaTheme="majorHAnsi" w:hAnsiTheme="majorHAnsi" w:hint="eastAsia"/>
+              </w:rPr>
+              <w:t>→</w:t>
+            </w:r>
+            <w:r>
+              <w:rPr>
+                <w:rFonts w:asciiTheme="majorHAnsi" w:eastAsiaTheme="majorHAnsi" w:hAnsiTheme="majorHAnsi"/>
+              </w:rPr>
+              <w:t xml:space="preserve"> </w:t>
+            </w:r>
+            <w:r>
+              <w:rPr>
+                <w:rFonts w:asciiTheme="majorHAnsi" w:eastAsiaTheme="majorHAnsi" w:hAnsiTheme="majorHAnsi" w:hint="eastAsia"/>
+              </w:rPr>
+              <w:t>복원</w:t>
+            </w:r>
+            <w:r>
+              <w:rPr>
+                <w:rFonts w:asciiTheme="majorHAnsi" w:eastAsiaTheme="majorHAnsi" w:hAnsiTheme="majorHAnsi"/>
+              </w:rPr>
+              <w:t xml:space="preserve"> </w:t>
+            </w:r>
+            <w:r>
+              <w:rPr>
+                <w:rFonts w:asciiTheme="majorHAnsi" w:eastAsiaTheme="majorHAnsi" w:hAnsiTheme="majorHAnsi" w:hint="eastAsia"/>
+              </w:rPr>
+              <w:t>후</w:t>
+            </w:r>
+            <w:r>
+              <w:rPr>
+                <w:rFonts w:asciiTheme="majorHAnsi" w:eastAsiaTheme="majorHAnsi" w:hAnsiTheme="majorHAnsi"/>
+              </w:rPr>
+              <w:t xml:space="preserve"> Node ID = 1 </w:t>
+            </w:r>
+            <w:r>
+              <w:rPr>
+                <w:rFonts w:asciiTheme="majorHAnsi" w:eastAsiaTheme="majorHAnsi" w:hAnsiTheme="majorHAnsi" w:hint="eastAsia"/>
+              </w:rPr>
+              <w:t>확인</w:t>
+            </w:r>
+          </w:p>
+          <w:p>
+            <w:pPr>
+              <w:pStyle w:val="1-0"/>
+              <w:rPr>
+                <w:rFonts w:asciiTheme="majorHAnsi" w:eastAsiaTheme="majorHAnsi" w:hAnsiTheme="majorHAnsi" w:hint="eastAsia"/>
+              </w:rPr>
+            </w:pPr>
+            <w:r>
+              <w:rPr>
+                <w:rFonts w:asciiTheme="majorHAnsi" w:eastAsiaTheme="majorHAnsi" w:hAnsiTheme="majorHAnsi" w:hint="eastAsia"/>
+              </w:rPr>
+              <w:t>[15시 39분 39초] [STEP] [0xD100] 비정상값 252 Write 시도</w:t>
+            </w:r>
+          </w:p>
+          <w:p>
+            <w:pPr>
+              <w:pStyle w:val="1-0"/>
+              <w:rPr>
+                <w:rFonts w:asciiTheme="majorHAnsi" w:eastAsiaTheme="majorHAnsi" w:hAnsiTheme="majorHAnsi"/>
+              </w:rPr>
+            </w:pPr>
+            <w:r>
+              <w:rPr>
+                <w:rFonts w:asciiTheme="majorHAnsi" w:eastAsiaTheme="majorHAnsi" w:hAnsiTheme="majorHAnsi"/>
+              </w:rPr>
+              <w:t>[15</w:t>
+            </w:r>
+            <w:r>
+              <w:rPr>
+                <w:rFonts w:asciiTheme="majorHAnsi" w:eastAsiaTheme="majorHAnsi" w:hAnsiTheme="majorHAnsi" w:hint="eastAsia"/>
+              </w:rPr>
+              <w:t>시</w:t>
+            </w:r>
+            <w:r>
+              <w:rPr>
+                <w:rFonts w:asciiTheme="majorHAnsi" w:eastAsiaTheme="majorHAnsi" w:hAnsiTheme="majorHAnsi"/>
+              </w:rPr>
+              <w:t xml:space="preserve"> 39</w:t>
+            </w:r>
+            <w:r>
+              <w:rPr>
+                <w:rFonts w:asciiTheme="majorHAnsi" w:eastAsiaTheme="majorHAnsi" w:hAnsiTheme="majorHAnsi" w:hint="eastAsia"/>
+              </w:rPr>
+              <w:t>분</w:t>
+            </w:r>
+            <w:r>
+              <w:rPr>
+                <w:rFonts w:asciiTheme="majorHAnsi" w:eastAsiaTheme="majorHAnsi" w:hAnsiTheme="majorHAnsi"/>
+              </w:rPr>
+              <w:t xml:space="preserve"> 39</w:t>
+            </w:r>
+            <w:r>
+              <w:rPr>
+                <w:rFonts w:asciiTheme="majorHAnsi" w:eastAsiaTheme="majorHAnsi" w:hAnsiTheme="majorHAnsi" w:hint="eastAsia"/>
+              </w:rPr>
+              <w:t>초</w:t>
+            </w:r>
+            <w:r>
+              <w:rPr>
+                <w:rFonts w:asciiTheme="majorHAnsi" w:eastAsiaTheme="majorHAnsi" w:hAnsiTheme="majorHAnsi"/>
+              </w:rPr>
+              <w:t xml:space="preserve">] [WARNING] </w:t>
+            </w:r>
+            <w:r>
+              <w:rPr>
+                <w:rFonts w:ascii="Segoe UI Symbol" w:eastAsiaTheme="majorHAnsi" w:hAnsi="Segoe UI Symbol" w:cs="Segoe UI Symbol"/>
+              </w:rPr>
+              <w:t>⚠</w:t>
+            </w:r>
+            <w:r>
+              <w:rPr>
+                <w:rFonts w:asciiTheme="majorHAnsi" w:eastAsiaTheme="majorHAnsi" w:hAnsiTheme="majorHAnsi"/>
+              </w:rPr>
+              <w:t xml:space="preserve"> 252: Write </w:t>
+            </w:r>
+            <w:r>
+              <w:rPr>
+                <w:rFonts w:asciiTheme="majorHAnsi" w:eastAsiaTheme="majorHAnsi" w:hAnsiTheme="majorHAnsi" w:hint="eastAsia"/>
+              </w:rPr>
+              <w:t>수락</w:t>
+            </w:r>
+            <w:r>
+              <w:rPr>
+                <w:rFonts w:asciiTheme="majorHAnsi" w:eastAsiaTheme="majorHAnsi" w:hAnsiTheme="majorHAnsi"/>
+              </w:rPr>
+              <w:t xml:space="preserve"> — </w:t>
+            </w:r>
+            <w:r>
+              <w:rPr>
+                <w:rFonts w:asciiTheme="majorHAnsi" w:eastAsiaTheme="majorHAnsi" w:hAnsiTheme="majorHAnsi" w:hint="eastAsia"/>
+              </w:rPr>
+              <w:t>디바이스</w:t>
+            </w:r>
+            <w:r>
+              <w:rPr>
+                <w:rFonts w:asciiTheme="majorHAnsi" w:eastAsiaTheme="majorHAnsi" w:hAnsiTheme="majorHAnsi"/>
+              </w:rPr>
+              <w:t xml:space="preserve"> </w:t>
+            </w:r>
+            <w:r>
+              <w:rPr>
+                <w:rFonts w:asciiTheme="majorHAnsi" w:eastAsiaTheme="majorHAnsi" w:hAnsiTheme="majorHAnsi" w:hint="eastAsia"/>
+              </w:rPr>
+              <w:t>주소</w:t>
+            </w:r>
+            <w:r>
+              <w:rPr>
+                <w:rFonts w:asciiTheme="majorHAnsi" w:eastAsiaTheme="majorHAnsi" w:hAnsiTheme="majorHAnsi"/>
+              </w:rPr>
+              <w:t xml:space="preserve"> </w:t>
+            </w:r>
+            <w:r>
+              <w:rPr>
+                <w:rFonts w:asciiTheme="majorHAnsi" w:eastAsiaTheme="majorHAnsi" w:hAnsiTheme="majorHAnsi" w:hint="eastAsia"/>
+              </w:rPr>
+              <w:t>즉시</w:t>
+            </w:r>
+            <w:r>
+              <w:rPr>
+                <w:rFonts w:asciiTheme="majorHAnsi" w:eastAsiaTheme="majorHAnsi" w:hAnsiTheme="majorHAnsi"/>
+              </w:rPr>
+              <w:t xml:space="preserve"> </w:t>
+            </w:r>
+            <w:r>
+              <w:rPr>
+                <w:rFonts w:asciiTheme="majorHAnsi" w:eastAsiaTheme="majorHAnsi" w:hAnsiTheme="majorHAnsi" w:hint="eastAsia"/>
+              </w:rPr>
+              <w:t>변경</w:t>
+            </w:r>
+            <w:r>
+              <w:rPr>
+                <w:rFonts w:asciiTheme="majorHAnsi" w:eastAsiaTheme="majorHAnsi" w:hAnsiTheme="majorHAnsi"/>
+              </w:rPr>
+              <w:t xml:space="preserve"> (</w:t>
+            </w:r>
+            <w:r>
+              <w:rPr>
+                <w:rFonts w:asciiTheme="majorHAnsi" w:eastAsiaTheme="majorHAnsi" w:hAnsiTheme="majorHAnsi" w:hint="eastAsia"/>
+              </w:rPr>
+              <w:t>복원</w:t>
+            </w:r>
+            <w:r>
+              <w:rPr>
+                <w:rFonts w:asciiTheme="majorHAnsi" w:eastAsiaTheme="majorHAnsi" w:hAnsiTheme="majorHAnsi"/>
+              </w:rPr>
+              <w:t xml:space="preserve"> </w:t>
+            </w:r>
+            <w:r>
+              <w:rPr>
+                <w:rFonts w:asciiTheme="majorHAnsi" w:eastAsiaTheme="majorHAnsi" w:hAnsiTheme="majorHAnsi" w:hint="eastAsia"/>
+              </w:rPr>
+              <w:t>절차</w:t>
+            </w:r>
+            <w:r>
+              <w:rPr>
+                <w:rFonts w:asciiTheme="majorHAnsi" w:eastAsiaTheme="majorHAnsi" w:hAnsiTheme="majorHAnsi"/>
+              </w:rPr>
+              <w:t xml:space="preserve"> </w:t>
+            </w:r>
+            <w:r>
+              <w:rPr>
+                <w:rFonts w:asciiTheme="majorHAnsi" w:eastAsiaTheme="majorHAnsi" w:hAnsiTheme="majorHAnsi" w:hint="eastAsia"/>
+              </w:rPr>
+              <w:t>진행</w:t>
+            </w:r>
+            <w:r>
+              <w:rPr>
+                <w:rFonts w:asciiTheme="majorHAnsi" w:eastAsiaTheme="majorHAnsi" w:hAnsiTheme="majorHAnsi"/>
+              </w:rPr>
+              <w:t>)</w:t>
+            </w:r>
+          </w:p>
+          <w:p>
+            <w:pPr>
+              <w:pStyle w:val="1-0"/>
+              <w:rPr>
+                <w:rFonts w:asciiTheme="majorHAnsi" w:eastAsiaTheme="majorHAnsi" w:hAnsiTheme="majorHAnsi" w:hint="eastAsia"/>
+              </w:rPr>
+            </w:pPr>
+            <w:r>
+              <w:rPr>
+                <w:rFonts w:asciiTheme="majorHAnsi" w:eastAsiaTheme="majorHAnsi" w:hAnsiTheme="majorHAnsi" w:hint="eastAsia"/>
+              </w:rPr>
+              <w:t>[15시 39분 39초] [STEP] [복원] Node ID = 1 Write  (slaveId=252)</w:t>
+            </w:r>
+          </w:p>
+          <w:p>
+            <w:pPr>
+              <w:pStyle w:val="1-0"/>
+              <w:rPr>
+                <w:rFonts w:asciiTheme="majorHAnsi" w:eastAsiaTheme="majorHAnsi" w:hAnsiTheme="majorHAnsi" w:hint="eastAsia"/>
+              </w:rPr>
+            </w:pPr>
+            <w:r>
+              <w:rPr>
+                <w:rFonts w:asciiTheme="majorHAnsi" w:eastAsiaTheme="majorHAnsi" w:hAnsiTheme="majorHAnsi" w:hint="eastAsia"/>
+              </w:rPr>
+              <w:t>[15시 39분 39초] [STEP] Software Reset  (slaveId=252, 0xD000 = 0x0008)</w:t>
+            </w:r>
+          </w:p>
+          <w:p>
+            <w:pPr>
+              <w:pStyle w:val="1-0"/>
+              <w:rPr>
+                <w:rFonts w:asciiTheme="majorHAnsi" w:eastAsiaTheme="majorHAnsi" w:hAnsiTheme="majorHAnsi" w:hint="eastAsia"/>
+              </w:rPr>
+            </w:pPr>
+            <w:r>
+              <w:rPr>
+                <w:rFonts w:asciiTheme="majorHAnsi" w:eastAsiaTheme="majorHAnsi" w:hAnsiTheme="majorHAnsi" w:hint="eastAsia"/>
+              </w:rPr>
+              <w:t>[15시 39분 40초] [INFO] 재부팅 대기 (3초)...</w:t>
+            </w:r>
+          </w:p>
+          <w:p>
+            <w:pPr>
+              <w:pStyle w:val="1-0"/>
+              <w:rPr>
+                <w:rFonts w:asciiTheme="majorHAnsi" w:eastAsiaTheme="majorHAnsi" w:hAnsiTheme="majorHAnsi"/>
+              </w:rPr>
+            </w:pPr>
+            <w:r>
+              <w:rPr>
+                <w:rFonts w:asciiTheme="majorHAnsi" w:eastAsiaTheme="majorHAnsi" w:hAnsiTheme="majorHAnsi"/>
+              </w:rPr>
+              <w:t>[15</w:t>
+            </w:r>
+            <w:r>
+              <w:rPr>
+                <w:rFonts w:asciiTheme="majorHAnsi" w:eastAsiaTheme="majorHAnsi" w:hAnsiTheme="majorHAnsi" w:hint="eastAsia"/>
+              </w:rPr>
+              <w:t>시</w:t>
+            </w:r>
+            <w:r>
+              <w:rPr>
+                <w:rFonts w:asciiTheme="majorHAnsi" w:eastAsiaTheme="majorHAnsi" w:hAnsiTheme="majorHAnsi"/>
+              </w:rPr>
+              <w:t xml:space="preserve"> 39</w:t>
+            </w:r>
+            <w:r>
+              <w:rPr>
+                <w:rFonts w:asciiTheme="majorHAnsi" w:eastAsiaTheme="majorHAnsi" w:hAnsiTheme="majorHAnsi" w:hint="eastAsia"/>
+              </w:rPr>
+              <w:t>분</w:t>
+            </w:r>
+            <w:r>
+              <w:rPr>
+                <w:rFonts w:asciiTheme="majorHAnsi" w:eastAsiaTheme="majorHAnsi" w:hAnsiTheme="majorHAnsi"/>
+              </w:rPr>
+              <w:t xml:space="preserve"> 43</w:t>
+            </w:r>
+            <w:r>
+              <w:rPr>
+                <w:rFonts w:asciiTheme="majorHAnsi" w:eastAsiaTheme="majorHAnsi" w:hAnsiTheme="majorHAnsi" w:hint="eastAsia"/>
+              </w:rPr>
+              <w:t>초</w:t>
+            </w:r>
+            <w:r>
+              <w:rPr>
+                <w:rFonts w:asciiTheme="majorHAnsi" w:eastAsiaTheme="majorHAnsi" w:hAnsiTheme="majorHAnsi"/>
+              </w:rPr>
+              <w:t xml:space="preserve">] [SUCCESS] </w:t>
+            </w:r>
+            <w:r>
+              <w:rPr>
+                <w:rFonts w:ascii="MS Gothic" w:eastAsia="MS Gothic" w:hAnsi="MS Gothic" w:cs="MS Gothic" w:hint="eastAsia"/>
+              </w:rPr>
+              <w:t>✓</w:t>
+            </w:r>
+            <w:r>
+              <w:rPr>
+                <w:rFonts w:asciiTheme="majorHAnsi" w:eastAsiaTheme="majorHAnsi" w:hAnsiTheme="majorHAnsi"/>
+              </w:rPr>
+              <w:t xml:space="preserve"> 252 </w:t>
+            </w:r>
+            <w:r>
+              <w:rPr>
+                <w:rFonts w:asciiTheme="majorHAnsi" w:eastAsiaTheme="majorHAnsi" w:hAnsiTheme="majorHAnsi" w:hint="eastAsia"/>
+              </w:rPr>
+              <w:t>→</w:t>
+            </w:r>
+            <w:r>
+              <w:rPr>
+                <w:rFonts w:asciiTheme="majorHAnsi" w:eastAsiaTheme="majorHAnsi" w:hAnsiTheme="majorHAnsi"/>
+              </w:rPr>
+              <w:t xml:space="preserve"> </w:t>
+            </w:r>
+            <w:r>
+              <w:rPr>
+                <w:rFonts w:asciiTheme="majorHAnsi" w:eastAsiaTheme="majorHAnsi" w:hAnsiTheme="majorHAnsi" w:hint="eastAsia"/>
+              </w:rPr>
+              <w:t>복원</w:t>
+            </w:r>
+            <w:r>
+              <w:rPr>
+                <w:rFonts w:asciiTheme="majorHAnsi" w:eastAsiaTheme="majorHAnsi" w:hAnsiTheme="majorHAnsi"/>
+              </w:rPr>
+              <w:t xml:space="preserve"> </w:t>
+            </w:r>
+            <w:r>
+              <w:rPr>
+                <w:rFonts w:asciiTheme="majorHAnsi" w:eastAsiaTheme="majorHAnsi" w:hAnsiTheme="majorHAnsi" w:hint="eastAsia"/>
+              </w:rPr>
+              <w:t>후</w:t>
+            </w:r>
+            <w:r>
+              <w:rPr>
+                <w:rFonts w:asciiTheme="majorHAnsi" w:eastAsiaTheme="majorHAnsi" w:hAnsiTheme="majorHAnsi"/>
+              </w:rPr>
+              <w:t xml:space="preserve"> Node ID = 1 </w:t>
+            </w:r>
+            <w:r>
+              <w:rPr>
+                <w:rFonts w:asciiTheme="majorHAnsi" w:eastAsiaTheme="majorHAnsi" w:hAnsiTheme="majorHAnsi" w:hint="eastAsia"/>
+              </w:rPr>
+              <w:t>확인</w:t>
+            </w:r>
+          </w:p>
+          <w:p>
+            <w:pPr>
+              <w:pStyle w:val="1-0"/>
+              <w:rPr>
+                <w:rFonts w:asciiTheme="majorHAnsi" w:eastAsiaTheme="majorHAnsi" w:hAnsiTheme="majorHAnsi" w:hint="eastAsia"/>
+              </w:rPr>
+            </w:pPr>
+            <w:r>
+              <w:rPr>
+                <w:rFonts w:asciiTheme="majorHAnsi" w:eastAsiaTheme="majorHAnsi" w:hAnsiTheme="majorHAnsi" w:hint="eastAsia"/>
+              </w:rPr>
+              <w:t>[15시 39분 43초] [STEP] [0xD100] 비정상값 253 Write 시도</w:t>
+            </w:r>
+          </w:p>
+          <w:p>
+            <w:pPr>
+              <w:pStyle w:val="1-0"/>
+              <w:rPr>
+                <w:rFonts w:asciiTheme="majorHAnsi" w:eastAsiaTheme="majorHAnsi" w:hAnsiTheme="majorHAnsi"/>
+              </w:rPr>
+            </w:pPr>
+            <w:r>
+              <w:rPr>
+                <w:rFonts w:asciiTheme="majorHAnsi" w:eastAsiaTheme="majorHAnsi" w:hAnsiTheme="majorHAnsi"/>
+              </w:rPr>
+              <w:t>[15</w:t>
+            </w:r>
+            <w:r>
+              <w:rPr>
+                <w:rFonts w:asciiTheme="majorHAnsi" w:eastAsiaTheme="majorHAnsi" w:hAnsiTheme="majorHAnsi" w:hint="eastAsia"/>
+              </w:rPr>
+              <w:t>시</w:t>
+            </w:r>
+            <w:r>
+              <w:rPr>
+                <w:rFonts w:asciiTheme="majorHAnsi" w:eastAsiaTheme="majorHAnsi" w:hAnsiTheme="majorHAnsi"/>
+              </w:rPr>
+              <w:t xml:space="preserve"> 39</w:t>
+            </w:r>
+            <w:r>
+              <w:rPr>
+                <w:rFonts w:asciiTheme="majorHAnsi" w:eastAsiaTheme="majorHAnsi" w:hAnsiTheme="majorHAnsi" w:hint="eastAsia"/>
+              </w:rPr>
+              <w:t>분</w:t>
+            </w:r>
+            <w:r>
+              <w:rPr>
+                <w:rFonts w:asciiTheme="majorHAnsi" w:eastAsiaTheme="majorHAnsi" w:hAnsiTheme="majorHAnsi"/>
+              </w:rPr>
+              <w:t xml:space="preserve"> 43</w:t>
+            </w:r>
+            <w:r>
+              <w:rPr>
+                <w:rFonts w:asciiTheme="majorHAnsi" w:eastAsiaTheme="majorHAnsi" w:hAnsiTheme="majorHAnsi" w:hint="eastAsia"/>
+              </w:rPr>
+              <w:t>초</w:t>
+            </w:r>
+            <w:r>
+              <w:rPr>
+                <w:rFonts w:asciiTheme="majorHAnsi" w:eastAsiaTheme="majorHAnsi" w:hAnsiTheme="majorHAnsi"/>
+              </w:rPr>
+              <w:t xml:space="preserve">] [WARNING] </w:t>
+            </w:r>
+            <w:r>
+              <w:rPr>
+                <w:rFonts w:ascii="Segoe UI Symbol" w:eastAsiaTheme="majorHAnsi" w:hAnsi="Segoe UI Symbol" w:cs="Segoe UI Symbol"/>
+              </w:rPr>
+              <w:t>⚠</w:t>
+            </w:r>
+            <w:r>
+              <w:rPr>
+                <w:rFonts w:asciiTheme="majorHAnsi" w:eastAsiaTheme="majorHAnsi" w:hAnsiTheme="majorHAnsi"/>
+              </w:rPr>
+              <w:t xml:space="preserve"> 253: Write </w:t>
+            </w:r>
+            <w:r>
+              <w:rPr>
+                <w:rFonts w:asciiTheme="majorHAnsi" w:eastAsiaTheme="majorHAnsi" w:hAnsiTheme="majorHAnsi" w:hint="eastAsia"/>
+              </w:rPr>
+              <w:t>수락</w:t>
+            </w:r>
+            <w:r>
+              <w:rPr>
+                <w:rFonts w:asciiTheme="majorHAnsi" w:eastAsiaTheme="majorHAnsi" w:hAnsiTheme="majorHAnsi"/>
+              </w:rPr>
+              <w:t xml:space="preserve"> — </w:t>
+            </w:r>
+            <w:r>
+              <w:rPr>
+                <w:rFonts w:asciiTheme="majorHAnsi" w:eastAsiaTheme="majorHAnsi" w:hAnsiTheme="majorHAnsi" w:hint="eastAsia"/>
+              </w:rPr>
+              <w:t>디바이스</w:t>
+            </w:r>
+            <w:r>
+              <w:rPr>
+                <w:rFonts w:asciiTheme="majorHAnsi" w:eastAsiaTheme="majorHAnsi" w:hAnsiTheme="majorHAnsi"/>
+              </w:rPr>
+              <w:t xml:space="preserve"> </w:t>
+            </w:r>
+            <w:r>
+              <w:rPr>
+                <w:rFonts w:asciiTheme="majorHAnsi" w:eastAsiaTheme="majorHAnsi" w:hAnsiTheme="majorHAnsi" w:hint="eastAsia"/>
+              </w:rPr>
+              <w:t>주소</w:t>
+            </w:r>
+            <w:r>
+              <w:rPr>
+                <w:rFonts w:asciiTheme="majorHAnsi" w:eastAsiaTheme="majorHAnsi" w:hAnsiTheme="majorHAnsi"/>
+              </w:rPr>
+              <w:t xml:space="preserve"> </w:t>
+            </w:r>
+            <w:r>
+              <w:rPr>
+                <w:rFonts w:asciiTheme="majorHAnsi" w:eastAsiaTheme="majorHAnsi" w:hAnsiTheme="majorHAnsi" w:hint="eastAsia"/>
+              </w:rPr>
+              <w:t>즉시</w:t>
+            </w:r>
+            <w:r>
+              <w:rPr>
+                <w:rFonts w:asciiTheme="majorHAnsi" w:eastAsiaTheme="majorHAnsi" w:hAnsiTheme="majorHAnsi"/>
+              </w:rPr>
+              <w:t xml:space="preserve"> </w:t>
+            </w:r>
+            <w:r>
+              <w:rPr>
+                <w:rFonts w:asciiTheme="majorHAnsi" w:eastAsiaTheme="majorHAnsi" w:hAnsiTheme="majorHAnsi" w:hint="eastAsia"/>
+              </w:rPr>
+              <w:t>변경</w:t>
+            </w:r>
+            <w:r>
+              <w:rPr>
+                <w:rFonts w:asciiTheme="majorHAnsi" w:eastAsiaTheme="majorHAnsi" w:hAnsiTheme="majorHAnsi"/>
+              </w:rPr>
+              <w:t xml:space="preserve"> (</w:t>
+            </w:r>
+            <w:r>
+              <w:rPr>
+                <w:rFonts w:asciiTheme="majorHAnsi" w:eastAsiaTheme="majorHAnsi" w:hAnsiTheme="majorHAnsi" w:hint="eastAsia"/>
+              </w:rPr>
+              <w:t>복원</w:t>
+            </w:r>
+            <w:r>
+              <w:rPr>
+                <w:rFonts w:asciiTheme="majorHAnsi" w:eastAsiaTheme="majorHAnsi" w:hAnsiTheme="majorHAnsi"/>
+              </w:rPr>
+              <w:t xml:space="preserve"> </w:t>
+            </w:r>
+            <w:r>
+              <w:rPr>
+                <w:rFonts w:asciiTheme="majorHAnsi" w:eastAsiaTheme="majorHAnsi" w:hAnsiTheme="majorHAnsi" w:hint="eastAsia"/>
+              </w:rPr>
+              <w:t>절차</w:t>
+            </w:r>
+            <w:r>
+              <w:rPr>
+                <w:rFonts w:asciiTheme="majorHAnsi" w:eastAsiaTheme="majorHAnsi" w:hAnsiTheme="majorHAnsi"/>
+              </w:rPr>
+              <w:t xml:space="preserve"> </w:t>
+            </w:r>
+            <w:r>
+              <w:rPr>
+                <w:rFonts w:asciiTheme="majorHAnsi" w:eastAsiaTheme="majorHAnsi" w:hAnsiTheme="majorHAnsi" w:hint="eastAsia"/>
+              </w:rPr>
+              <w:lastRenderedPageBreak/>
+              <w:t>진행</w:t>
+            </w:r>
+            <w:r>
+              <w:rPr>
+                <w:rFonts w:asciiTheme="majorHAnsi" w:eastAsiaTheme="majorHAnsi" w:hAnsiTheme="majorHAnsi"/>
+              </w:rPr>
+              <w:t>)</w:t>
+            </w:r>
+          </w:p>
+          <w:p>
+            <w:pPr>
+              <w:pStyle w:val="1-0"/>
+              <w:rPr>
+                <w:rFonts w:asciiTheme="majorHAnsi" w:eastAsiaTheme="majorHAnsi" w:hAnsiTheme="majorHAnsi" w:hint="eastAsia"/>
+              </w:rPr>
+            </w:pPr>
+            <w:r>
+              <w:rPr>
+                <w:rFonts w:asciiTheme="majorHAnsi" w:eastAsiaTheme="majorHAnsi" w:hAnsiTheme="majorHAnsi" w:hint="eastAsia"/>
+              </w:rPr>
+              <w:t>[15시 39분 43초] [STEP] [복원] Node ID = 1 Write  (slaveId=253)</w:t>
+            </w:r>
+          </w:p>
+          <w:p>
+            <w:pPr>
+              <w:pStyle w:val="1-0"/>
+              <w:rPr>
+                <w:rFonts w:asciiTheme="majorHAnsi" w:eastAsiaTheme="majorHAnsi" w:hAnsiTheme="majorHAnsi" w:hint="eastAsia"/>
+              </w:rPr>
+            </w:pPr>
+            <w:r>
+              <w:rPr>
+                <w:rFonts w:asciiTheme="majorHAnsi" w:eastAsiaTheme="majorHAnsi" w:hAnsiTheme="majorHAnsi" w:hint="eastAsia"/>
+              </w:rPr>
+              <w:t>[15시 39분 43초] [STEP] Software Reset  (slaveId=253, 0xD000 = 0x0008)</w:t>
+            </w:r>
+          </w:p>
+          <w:p>
+            <w:pPr>
+              <w:pStyle w:val="1-0"/>
+              <w:rPr>
+                <w:rFonts w:asciiTheme="majorHAnsi" w:eastAsiaTheme="majorHAnsi" w:hAnsiTheme="majorHAnsi" w:hint="eastAsia"/>
+              </w:rPr>
+            </w:pPr>
+            <w:r>
+              <w:rPr>
+                <w:rFonts w:asciiTheme="majorHAnsi" w:eastAsiaTheme="majorHAnsi" w:hAnsiTheme="majorHAnsi" w:hint="eastAsia"/>
+              </w:rPr>
+              <w:t>[15시 39분 43초] [INFO] 재부팅 대기 (3초)...</w:t>
+            </w:r>
+          </w:p>
+          <w:p>
+            <w:pPr>
+              <w:pStyle w:val="1-0"/>
+              <w:rPr>
+                <w:rFonts w:asciiTheme="majorHAnsi" w:eastAsiaTheme="majorHAnsi" w:hAnsiTheme="majorHAnsi"/>
+              </w:rPr>
+            </w:pPr>
+            <w:r>
+              <w:rPr>
+                <w:rFonts w:asciiTheme="majorHAnsi" w:eastAsiaTheme="majorHAnsi" w:hAnsiTheme="majorHAnsi"/>
+              </w:rPr>
+              <w:t>[15</w:t>
+            </w:r>
+            <w:r>
+              <w:rPr>
+                <w:rFonts w:asciiTheme="majorHAnsi" w:eastAsiaTheme="majorHAnsi" w:hAnsiTheme="majorHAnsi" w:hint="eastAsia"/>
+              </w:rPr>
+              <w:t>시</w:t>
+            </w:r>
+            <w:r>
+              <w:rPr>
+                <w:rFonts w:asciiTheme="majorHAnsi" w:eastAsiaTheme="majorHAnsi" w:hAnsiTheme="majorHAnsi"/>
+              </w:rPr>
+              <w:t xml:space="preserve"> 39</w:t>
+            </w:r>
+            <w:r>
+              <w:rPr>
+                <w:rFonts w:asciiTheme="majorHAnsi" w:eastAsiaTheme="majorHAnsi" w:hAnsiTheme="majorHAnsi" w:hint="eastAsia"/>
+              </w:rPr>
+              <w:t>분</w:t>
+            </w:r>
+            <w:r>
+              <w:rPr>
+                <w:rFonts w:asciiTheme="majorHAnsi" w:eastAsiaTheme="majorHAnsi" w:hAnsiTheme="majorHAnsi"/>
+              </w:rPr>
+              <w:t xml:space="preserve"> 46</w:t>
+            </w:r>
+            <w:r>
+              <w:rPr>
+                <w:rFonts w:asciiTheme="majorHAnsi" w:eastAsiaTheme="majorHAnsi" w:hAnsiTheme="majorHAnsi" w:hint="eastAsia"/>
+              </w:rPr>
+              <w:t>초</w:t>
+            </w:r>
+            <w:r>
+              <w:rPr>
+                <w:rFonts w:asciiTheme="majorHAnsi" w:eastAsiaTheme="majorHAnsi" w:hAnsiTheme="majorHAnsi"/>
+              </w:rPr>
+              <w:t xml:space="preserve">] [SUCCESS] </w:t>
+            </w:r>
+            <w:r>
+              <w:rPr>
+                <w:rFonts w:ascii="MS Gothic" w:eastAsia="MS Gothic" w:hAnsi="MS Gothic" w:cs="MS Gothic" w:hint="eastAsia"/>
+              </w:rPr>
+              <w:t>✓</w:t>
+            </w:r>
+            <w:r>
+              <w:rPr>
+                <w:rFonts w:asciiTheme="majorHAnsi" w:eastAsiaTheme="majorHAnsi" w:hAnsiTheme="majorHAnsi"/>
+              </w:rPr>
+              <w:t xml:space="preserve"> 253 </w:t>
+            </w:r>
+            <w:r>
+              <w:rPr>
+                <w:rFonts w:asciiTheme="majorHAnsi" w:eastAsiaTheme="majorHAnsi" w:hAnsiTheme="majorHAnsi" w:hint="eastAsia"/>
+              </w:rPr>
+              <w:t>→</w:t>
+            </w:r>
+            <w:r>
+              <w:rPr>
+                <w:rFonts w:asciiTheme="majorHAnsi" w:eastAsiaTheme="majorHAnsi" w:hAnsiTheme="majorHAnsi"/>
+              </w:rPr>
+              <w:t xml:space="preserve"> </w:t>
+            </w:r>
+            <w:r>
+              <w:rPr>
+                <w:rFonts w:asciiTheme="majorHAnsi" w:eastAsiaTheme="majorHAnsi" w:hAnsiTheme="majorHAnsi" w:hint="eastAsia"/>
+              </w:rPr>
+              <w:t>복원</w:t>
+            </w:r>
+            <w:r>
+              <w:rPr>
+                <w:rFonts w:asciiTheme="majorHAnsi" w:eastAsiaTheme="majorHAnsi" w:hAnsiTheme="majorHAnsi"/>
+              </w:rPr>
+              <w:t xml:space="preserve"> </w:t>
+            </w:r>
+            <w:r>
+              <w:rPr>
+                <w:rFonts w:asciiTheme="majorHAnsi" w:eastAsiaTheme="majorHAnsi" w:hAnsiTheme="majorHAnsi" w:hint="eastAsia"/>
+              </w:rPr>
+              <w:t>후</w:t>
+            </w:r>
+            <w:r>
+              <w:rPr>
+                <w:rFonts w:asciiTheme="majorHAnsi" w:eastAsiaTheme="majorHAnsi" w:hAnsiTheme="majorHAnsi"/>
+              </w:rPr>
+              <w:t xml:space="preserve"> Node ID = 1 </w:t>
+            </w:r>
+            <w:r>
+              <w:rPr>
+                <w:rFonts w:asciiTheme="majorHAnsi" w:eastAsiaTheme="majorHAnsi" w:hAnsiTheme="majorHAnsi" w:hint="eastAsia"/>
+              </w:rPr>
+              <w:t>확인</w:t>
+            </w:r>
+          </w:p>
+          <w:p>
+            <w:pPr>
+              <w:pStyle w:val="1-0"/>
+              <w:rPr>
+                <w:rFonts w:asciiTheme="majorHAnsi" w:eastAsiaTheme="majorHAnsi" w:hAnsiTheme="majorHAnsi" w:hint="eastAsia"/>
+              </w:rPr>
+            </w:pPr>
+            <w:r>
+              <w:rPr>
+                <w:rFonts w:asciiTheme="majorHAnsi" w:eastAsiaTheme="majorHAnsi" w:hAnsiTheme="majorHAnsi" w:hint="eastAsia"/>
+              </w:rPr>
+              <w:t>[15시 39분 47초] [STEP] [0xD100] 비정상값 254 Write 시도</w:t>
+            </w:r>
+          </w:p>
+          <w:p>
+            <w:pPr>
+              <w:pStyle w:val="1-0"/>
+              <w:rPr>
+                <w:rFonts w:asciiTheme="majorHAnsi" w:eastAsiaTheme="majorHAnsi" w:hAnsiTheme="majorHAnsi"/>
+              </w:rPr>
+            </w:pPr>
+            <w:r>
+              <w:rPr>
+                <w:rFonts w:asciiTheme="majorHAnsi" w:eastAsiaTheme="majorHAnsi" w:hAnsiTheme="majorHAnsi"/>
+              </w:rPr>
+              <w:t>[15</w:t>
+            </w:r>
+            <w:r>
+              <w:rPr>
+                <w:rFonts w:asciiTheme="majorHAnsi" w:eastAsiaTheme="majorHAnsi" w:hAnsiTheme="majorHAnsi" w:hint="eastAsia"/>
+              </w:rPr>
+              <w:t>시</w:t>
+            </w:r>
+            <w:r>
+              <w:rPr>
+                <w:rFonts w:asciiTheme="majorHAnsi" w:eastAsiaTheme="majorHAnsi" w:hAnsiTheme="majorHAnsi"/>
+              </w:rPr>
+              <w:t xml:space="preserve"> 39</w:t>
+            </w:r>
+            <w:r>
+              <w:rPr>
+                <w:rFonts w:asciiTheme="majorHAnsi" w:eastAsiaTheme="majorHAnsi" w:hAnsiTheme="majorHAnsi" w:hint="eastAsia"/>
+              </w:rPr>
+              <w:t>분</w:t>
+            </w:r>
+            <w:r>
+              <w:rPr>
+                <w:rFonts w:asciiTheme="majorHAnsi" w:eastAsiaTheme="majorHAnsi" w:hAnsiTheme="majorHAnsi"/>
+              </w:rPr>
+              <w:t xml:space="preserve"> 47</w:t>
+            </w:r>
+            <w:r>
+              <w:rPr>
+                <w:rFonts w:asciiTheme="majorHAnsi" w:eastAsiaTheme="majorHAnsi" w:hAnsiTheme="majorHAnsi" w:hint="eastAsia"/>
+              </w:rPr>
+              <w:t>초</w:t>
+            </w:r>
+            <w:r>
+              <w:rPr>
+                <w:rFonts w:asciiTheme="majorHAnsi" w:eastAsiaTheme="majorHAnsi" w:hAnsiTheme="majorHAnsi"/>
+              </w:rPr>
+              <w:t xml:space="preserve">] [WARNING] </w:t>
+            </w:r>
+            <w:r>
+              <w:rPr>
+                <w:rFonts w:ascii="Segoe UI Symbol" w:eastAsiaTheme="majorHAnsi" w:hAnsi="Segoe UI Symbol" w:cs="Segoe UI Symbol"/>
+              </w:rPr>
+              <w:t>⚠</w:t>
+            </w:r>
+            <w:r>
+              <w:rPr>
+                <w:rFonts w:asciiTheme="majorHAnsi" w:eastAsiaTheme="majorHAnsi" w:hAnsiTheme="majorHAnsi"/>
+              </w:rPr>
+              <w:t xml:space="preserve"> 254: Write </w:t>
+            </w:r>
+            <w:r>
+              <w:rPr>
+                <w:rFonts w:asciiTheme="majorHAnsi" w:eastAsiaTheme="majorHAnsi" w:hAnsiTheme="majorHAnsi" w:hint="eastAsia"/>
+              </w:rPr>
+              <w:t>수락</w:t>
+            </w:r>
+            <w:r>
+              <w:rPr>
+                <w:rFonts w:asciiTheme="majorHAnsi" w:eastAsiaTheme="majorHAnsi" w:hAnsiTheme="majorHAnsi"/>
+              </w:rPr>
+              <w:t xml:space="preserve"> — </w:t>
+            </w:r>
+            <w:r>
+              <w:rPr>
+                <w:rFonts w:asciiTheme="majorHAnsi" w:eastAsiaTheme="majorHAnsi" w:hAnsiTheme="majorHAnsi" w:hint="eastAsia"/>
+              </w:rPr>
+              <w:t>디바이스</w:t>
+            </w:r>
+            <w:r>
+              <w:rPr>
+                <w:rFonts w:asciiTheme="majorHAnsi" w:eastAsiaTheme="majorHAnsi" w:hAnsiTheme="majorHAnsi"/>
+              </w:rPr>
+              <w:t xml:space="preserve"> </w:t>
+            </w:r>
+            <w:r>
+              <w:rPr>
+                <w:rFonts w:asciiTheme="majorHAnsi" w:eastAsiaTheme="majorHAnsi" w:hAnsiTheme="majorHAnsi" w:hint="eastAsia"/>
+              </w:rPr>
+              <w:t>주소</w:t>
+            </w:r>
+            <w:r>
+              <w:rPr>
+                <w:rFonts w:asciiTheme="majorHAnsi" w:eastAsiaTheme="majorHAnsi" w:hAnsiTheme="majorHAnsi"/>
+              </w:rPr>
+              <w:t xml:space="preserve"> </w:t>
+            </w:r>
+            <w:r>
+              <w:rPr>
+                <w:rFonts w:asciiTheme="majorHAnsi" w:eastAsiaTheme="majorHAnsi" w:hAnsiTheme="majorHAnsi" w:hint="eastAsia"/>
+              </w:rPr>
+              <w:t>즉시</w:t>
+            </w:r>
+            <w:r>
+              <w:rPr>
+                <w:rFonts w:asciiTheme="majorHAnsi" w:eastAsiaTheme="majorHAnsi" w:hAnsiTheme="majorHAnsi"/>
+              </w:rPr>
+              <w:t xml:space="preserve"> </w:t>
+            </w:r>
+            <w:r>
+              <w:rPr>
+                <w:rFonts w:asciiTheme="majorHAnsi" w:eastAsiaTheme="majorHAnsi" w:hAnsiTheme="majorHAnsi" w:hint="eastAsia"/>
+              </w:rPr>
+              <w:t>변경</w:t>
+            </w:r>
+            <w:r>
+              <w:rPr>
+                <w:rFonts w:asciiTheme="majorHAnsi" w:eastAsiaTheme="majorHAnsi" w:hAnsiTheme="majorHAnsi"/>
+              </w:rPr>
+              <w:t xml:space="preserve"> (</w:t>
+            </w:r>
+            <w:r>
+              <w:rPr>
+                <w:rFonts w:asciiTheme="majorHAnsi" w:eastAsiaTheme="majorHAnsi" w:hAnsiTheme="majorHAnsi" w:hint="eastAsia"/>
+              </w:rPr>
+              <w:t>복원</w:t>
+            </w:r>
+            <w:r>
+              <w:rPr>
+                <w:rFonts w:asciiTheme="majorHAnsi" w:eastAsiaTheme="majorHAnsi" w:hAnsiTheme="majorHAnsi"/>
+              </w:rPr>
+              <w:t xml:space="preserve"> </w:t>
+            </w:r>
+            <w:r>
+              <w:rPr>
+                <w:rFonts w:asciiTheme="majorHAnsi" w:eastAsiaTheme="majorHAnsi" w:hAnsiTheme="majorHAnsi" w:hint="eastAsia"/>
+              </w:rPr>
+              <w:t>절차</w:t>
+            </w:r>
+            <w:r>
+              <w:rPr>
+                <w:rFonts w:asciiTheme="majorHAnsi" w:eastAsiaTheme="majorHAnsi" w:hAnsiTheme="majorHAnsi"/>
+              </w:rPr>
+              <w:t xml:space="preserve"> </w:t>
+            </w:r>
+            <w:r>
+              <w:rPr>
+                <w:rFonts w:asciiTheme="majorHAnsi" w:eastAsiaTheme="majorHAnsi" w:hAnsiTheme="majorHAnsi" w:hint="eastAsia"/>
+              </w:rPr>
+              <w:t>진행</w:t>
+            </w:r>
+            <w:r>
+              <w:rPr>
+                <w:rFonts w:asciiTheme="majorHAnsi" w:eastAsiaTheme="majorHAnsi" w:hAnsiTheme="majorHAnsi"/>
+              </w:rPr>
+              <w:t>)</w:t>
+            </w:r>
+          </w:p>
+          <w:p>
+            <w:pPr>
+              <w:pStyle w:val="1-0"/>
+              <w:rPr>
+                <w:rFonts w:asciiTheme="majorHAnsi" w:eastAsiaTheme="majorHAnsi" w:hAnsiTheme="majorHAnsi" w:hint="eastAsia"/>
+              </w:rPr>
+            </w:pPr>
+            <w:r>
+              <w:rPr>
+                <w:rFonts w:asciiTheme="majorHAnsi" w:eastAsiaTheme="majorHAnsi" w:hAnsiTheme="majorHAnsi" w:hint="eastAsia"/>
+              </w:rPr>
+              <w:t>[15시 39분 47초] [STEP] [복원] Node ID = 1 Write  (slaveId=254)</w:t>
+            </w:r>
+          </w:p>
+          <w:p>
+            <w:pPr>
+              <w:pStyle w:val="1-0"/>
+              <w:rPr>
+                <w:rFonts w:asciiTheme="majorHAnsi" w:eastAsiaTheme="majorHAnsi" w:hAnsiTheme="majorHAnsi" w:hint="eastAsia"/>
+              </w:rPr>
+            </w:pPr>
+            <w:r>
+              <w:rPr>
+                <w:rFonts w:asciiTheme="majorHAnsi" w:eastAsiaTheme="majorHAnsi" w:hAnsiTheme="majorHAnsi" w:hint="eastAsia"/>
+              </w:rPr>
+              <w:t>[15시 39분 47초] [STEP] Software Reset  (slaveId=254, 0xD000 = 0x0008)</w:t>
+            </w:r>
+          </w:p>
+          <w:p>
+            <w:pPr>
+              <w:pStyle w:val="1-0"/>
+              <w:rPr>
+                <w:rFonts w:asciiTheme="majorHAnsi" w:eastAsiaTheme="majorHAnsi" w:hAnsiTheme="majorHAnsi" w:hint="eastAsia"/>
+              </w:rPr>
+            </w:pPr>
+            <w:r>
+              <w:rPr>
+                <w:rFonts w:asciiTheme="majorHAnsi" w:eastAsiaTheme="majorHAnsi" w:hAnsiTheme="majorHAnsi" w:hint="eastAsia"/>
+              </w:rPr>
+              <w:t>[15시 39분 47초] [INFO] 재부팅 대기 (3초)...</w:t>
+            </w:r>
+          </w:p>
+          <w:p>
+            <w:pPr>
+              <w:pStyle w:val="1-0"/>
+              <w:rPr>
+                <w:rFonts w:asciiTheme="majorHAnsi" w:eastAsiaTheme="majorHAnsi" w:hAnsiTheme="majorHAnsi"/>
+              </w:rPr>
+            </w:pPr>
+            <w:r>
+              <w:rPr>
+                <w:rFonts w:asciiTheme="majorHAnsi" w:eastAsiaTheme="majorHAnsi" w:hAnsiTheme="majorHAnsi"/>
+              </w:rPr>
+              <w:t>[15</w:t>
+            </w:r>
+            <w:r>
+              <w:rPr>
+                <w:rFonts w:asciiTheme="majorHAnsi" w:eastAsiaTheme="majorHAnsi" w:hAnsiTheme="majorHAnsi" w:hint="eastAsia"/>
+              </w:rPr>
+              <w:t>시</w:t>
+            </w:r>
+            <w:r>
+              <w:rPr>
+                <w:rFonts w:asciiTheme="majorHAnsi" w:eastAsiaTheme="majorHAnsi" w:hAnsiTheme="majorHAnsi"/>
+              </w:rPr>
+              <w:t xml:space="preserve"> 39</w:t>
+            </w:r>
+            <w:r>
+              <w:rPr>
+                <w:rFonts w:asciiTheme="majorHAnsi" w:eastAsiaTheme="majorHAnsi" w:hAnsiTheme="majorHAnsi" w:hint="eastAsia"/>
+              </w:rPr>
+              <w:t>분</w:t>
+            </w:r>
+            <w:r>
+              <w:rPr>
+                <w:rFonts w:asciiTheme="majorHAnsi" w:eastAsiaTheme="majorHAnsi" w:hAnsiTheme="majorHAnsi"/>
+              </w:rPr>
+              <w:t xml:space="preserve"> 50</w:t>
+            </w:r>
+            <w:r>
+              <w:rPr>
+                <w:rFonts w:asciiTheme="majorHAnsi" w:eastAsiaTheme="majorHAnsi" w:hAnsiTheme="majorHAnsi" w:hint="eastAsia"/>
+              </w:rPr>
+              <w:t>초</w:t>
+            </w:r>
+            <w:r>
+              <w:rPr>
+                <w:rFonts w:asciiTheme="majorHAnsi" w:eastAsiaTheme="majorHAnsi" w:hAnsiTheme="majorHAnsi"/>
+              </w:rPr>
+              <w:t xml:space="preserve">] [SUCCESS] </w:t>
+            </w:r>
+            <w:r>
+              <w:rPr>
+                <w:rFonts w:ascii="MS Gothic" w:eastAsia="MS Gothic" w:hAnsi="MS Gothic" w:cs="MS Gothic" w:hint="eastAsia"/>
+              </w:rPr>
+              <w:t>✓</w:t>
+            </w:r>
+            <w:r>
+              <w:rPr>
+                <w:rFonts w:asciiTheme="majorHAnsi" w:eastAsiaTheme="majorHAnsi" w:hAnsiTheme="majorHAnsi"/>
+              </w:rPr>
+              <w:t xml:space="preserve"> 254 </w:t>
+            </w:r>
+            <w:r>
+              <w:rPr>
+                <w:rFonts w:asciiTheme="majorHAnsi" w:eastAsiaTheme="majorHAnsi" w:hAnsiTheme="majorHAnsi" w:hint="eastAsia"/>
+              </w:rPr>
+              <w:t>→</w:t>
+            </w:r>
+            <w:r>
+              <w:rPr>
+                <w:rFonts w:asciiTheme="majorHAnsi" w:eastAsiaTheme="majorHAnsi" w:hAnsiTheme="majorHAnsi"/>
+              </w:rPr>
+              <w:t xml:space="preserve"> </w:t>
+            </w:r>
+            <w:r>
+              <w:rPr>
+                <w:rFonts w:asciiTheme="majorHAnsi" w:eastAsiaTheme="majorHAnsi" w:hAnsiTheme="majorHAnsi" w:hint="eastAsia"/>
+              </w:rPr>
+              <w:t>복원</w:t>
+            </w:r>
+            <w:r>
+              <w:rPr>
+                <w:rFonts w:asciiTheme="majorHAnsi" w:eastAsiaTheme="majorHAnsi" w:hAnsiTheme="majorHAnsi"/>
+              </w:rPr>
+              <w:t xml:space="preserve"> </w:t>
+            </w:r>
+            <w:r>
+              <w:rPr>
+                <w:rFonts w:asciiTheme="majorHAnsi" w:eastAsiaTheme="majorHAnsi" w:hAnsiTheme="majorHAnsi" w:hint="eastAsia"/>
+              </w:rPr>
+              <w:t>후</w:t>
+            </w:r>
+            <w:r>
+              <w:rPr>
+                <w:rFonts w:asciiTheme="majorHAnsi" w:eastAsiaTheme="majorHAnsi" w:hAnsiTheme="majorHAnsi"/>
+              </w:rPr>
+              <w:t xml:space="preserve"> Node ID = 1 </w:t>
+            </w:r>
+            <w:r>
+              <w:rPr>
+                <w:rFonts w:asciiTheme="majorHAnsi" w:eastAsiaTheme="majorHAnsi" w:hAnsiTheme="majorHAnsi" w:hint="eastAsia"/>
+              </w:rPr>
+              <w:t>확인</w:t>
+            </w:r>
+          </w:p>
+          <w:p>
+            <w:pPr>
+              <w:pStyle w:val="1-0"/>
+              <w:rPr>
+                <w:rFonts w:asciiTheme="majorHAnsi" w:eastAsiaTheme="majorHAnsi" w:hAnsiTheme="majorHAnsi" w:hint="eastAsia"/>
+              </w:rPr>
+            </w:pPr>
+            <w:r>
+              <w:rPr>
+                <w:rFonts w:asciiTheme="majorHAnsi" w:eastAsiaTheme="majorHAnsi" w:hAnsiTheme="majorHAnsi" w:hint="eastAsia"/>
+              </w:rPr>
+              <w:t>[15시 39분 50초] [STEP] [0xD100] 비정상값 255 Write 시도</w:t>
+            </w:r>
+          </w:p>
+          <w:p>
+            <w:pPr>
+              <w:pStyle w:val="1-0"/>
+              <w:rPr>
+                <w:rFonts w:asciiTheme="majorHAnsi" w:eastAsiaTheme="majorHAnsi" w:hAnsiTheme="majorHAnsi"/>
+              </w:rPr>
+            </w:pPr>
+            <w:r>
+              <w:rPr>
+                <w:rFonts w:asciiTheme="majorHAnsi" w:eastAsiaTheme="majorHAnsi" w:hAnsiTheme="majorHAnsi"/>
+              </w:rPr>
+              <w:t>[15</w:t>
+            </w:r>
+            <w:r>
+              <w:rPr>
+                <w:rFonts w:asciiTheme="majorHAnsi" w:eastAsiaTheme="majorHAnsi" w:hAnsiTheme="majorHAnsi" w:hint="eastAsia"/>
+              </w:rPr>
+              <w:t>시</w:t>
+            </w:r>
+            <w:r>
+              <w:rPr>
+                <w:rFonts w:asciiTheme="majorHAnsi" w:eastAsiaTheme="majorHAnsi" w:hAnsiTheme="majorHAnsi"/>
+              </w:rPr>
+              <w:t xml:space="preserve"> 39</w:t>
+            </w:r>
+            <w:r>
+              <w:rPr>
+                <w:rFonts w:asciiTheme="majorHAnsi" w:eastAsiaTheme="majorHAnsi" w:hAnsiTheme="majorHAnsi" w:hint="eastAsia"/>
+              </w:rPr>
+              <w:t>분</w:t>
+            </w:r>
+            <w:r>
+              <w:rPr>
+                <w:rFonts w:asciiTheme="majorHAnsi" w:eastAsiaTheme="majorHAnsi" w:hAnsiTheme="majorHAnsi"/>
+              </w:rPr>
+              <w:t xml:space="preserve"> 50</w:t>
+            </w:r>
+            <w:r>
+              <w:rPr>
+                <w:rFonts w:asciiTheme="majorHAnsi" w:eastAsiaTheme="majorHAnsi" w:hAnsiTheme="majorHAnsi" w:hint="eastAsia"/>
+              </w:rPr>
+              <w:t>초</w:t>
+            </w:r>
+            <w:r>
+              <w:rPr>
+                <w:rFonts w:asciiTheme="majorHAnsi" w:eastAsiaTheme="majorHAnsi" w:hAnsiTheme="majorHAnsi"/>
+              </w:rPr>
+              <w:t xml:space="preserve">] [WARNING] </w:t>
+            </w:r>
+            <w:r>
+              <w:rPr>
+                <w:rFonts w:ascii="Segoe UI Symbol" w:eastAsiaTheme="majorHAnsi" w:hAnsi="Segoe UI Symbol" w:cs="Segoe UI Symbol"/>
+              </w:rPr>
+              <w:t>⚠</w:t>
+            </w:r>
+            <w:r>
+              <w:rPr>
+                <w:rFonts w:asciiTheme="majorHAnsi" w:eastAsiaTheme="majorHAnsi" w:hAnsiTheme="majorHAnsi"/>
+              </w:rPr>
+              <w:t xml:space="preserve"> 255: Write </w:t>
+            </w:r>
+            <w:r>
+              <w:rPr>
+                <w:rFonts w:asciiTheme="majorHAnsi" w:eastAsiaTheme="majorHAnsi" w:hAnsiTheme="majorHAnsi" w:hint="eastAsia"/>
+              </w:rPr>
+              <w:t>수락</w:t>
+            </w:r>
+            <w:r>
+              <w:rPr>
+                <w:rFonts w:asciiTheme="majorHAnsi" w:eastAsiaTheme="majorHAnsi" w:hAnsiTheme="majorHAnsi"/>
+              </w:rPr>
+              <w:t xml:space="preserve"> — </w:t>
+            </w:r>
+            <w:r>
+              <w:rPr>
+                <w:rFonts w:asciiTheme="majorHAnsi" w:eastAsiaTheme="majorHAnsi" w:hAnsiTheme="majorHAnsi" w:hint="eastAsia"/>
+              </w:rPr>
+              <w:t>디바이스</w:t>
+            </w:r>
+            <w:r>
+              <w:rPr>
+                <w:rFonts w:asciiTheme="majorHAnsi" w:eastAsiaTheme="majorHAnsi" w:hAnsiTheme="majorHAnsi"/>
+              </w:rPr>
+              <w:t xml:space="preserve"> </w:t>
+            </w:r>
+            <w:r>
+              <w:rPr>
+                <w:rFonts w:asciiTheme="majorHAnsi" w:eastAsiaTheme="majorHAnsi" w:hAnsiTheme="majorHAnsi" w:hint="eastAsia"/>
+              </w:rPr>
+              <w:t>주소</w:t>
+            </w:r>
+            <w:r>
+              <w:rPr>
+                <w:rFonts w:asciiTheme="majorHAnsi" w:eastAsiaTheme="majorHAnsi" w:hAnsiTheme="majorHAnsi"/>
+              </w:rPr>
+              <w:t xml:space="preserve"> </w:t>
+            </w:r>
+            <w:r>
+              <w:rPr>
+                <w:rFonts w:asciiTheme="majorHAnsi" w:eastAsiaTheme="majorHAnsi" w:hAnsiTheme="majorHAnsi" w:hint="eastAsia"/>
+              </w:rPr>
+              <w:t>즉시</w:t>
+            </w:r>
+            <w:r>
+              <w:rPr>
+                <w:rFonts w:asciiTheme="majorHAnsi" w:eastAsiaTheme="majorHAnsi" w:hAnsiTheme="majorHAnsi"/>
+              </w:rPr>
+              <w:t xml:space="preserve"> </w:t>
+            </w:r>
+            <w:r>
+              <w:rPr>
+                <w:rFonts w:asciiTheme="majorHAnsi" w:eastAsiaTheme="majorHAnsi" w:hAnsiTheme="majorHAnsi" w:hint="eastAsia"/>
+              </w:rPr>
+              <w:t>변경</w:t>
+            </w:r>
+            <w:r>
+              <w:rPr>
+                <w:rFonts w:asciiTheme="majorHAnsi" w:eastAsiaTheme="majorHAnsi" w:hAnsiTheme="majorHAnsi"/>
+              </w:rPr>
+              <w:t xml:space="preserve"> (</w:t>
+            </w:r>
+            <w:r>
+              <w:rPr>
+                <w:rFonts w:asciiTheme="majorHAnsi" w:eastAsiaTheme="majorHAnsi" w:hAnsiTheme="majorHAnsi" w:hint="eastAsia"/>
+              </w:rPr>
+              <w:t>복원</w:t>
+            </w:r>
+            <w:r>
+              <w:rPr>
+                <w:rFonts w:asciiTheme="majorHAnsi" w:eastAsiaTheme="majorHAnsi" w:hAnsiTheme="majorHAnsi"/>
+              </w:rPr>
+              <w:t xml:space="preserve"> </w:t>
+            </w:r>
+            <w:r>
+              <w:rPr>
+                <w:rFonts w:asciiTheme="majorHAnsi" w:eastAsiaTheme="majorHAnsi" w:hAnsiTheme="majorHAnsi" w:hint="eastAsia"/>
+              </w:rPr>
+              <w:t>절차</w:t>
+            </w:r>
+            <w:r>
+              <w:rPr>
+                <w:rFonts w:asciiTheme="majorHAnsi" w:eastAsiaTheme="majorHAnsi" w:hAnsiTheme="majorHAnsi"/>
+              </w:rPr>
+              <w:t xml:space="preserve"> </w:t>
+            </w:r>
+            <w:r>
+              <w:rPr>
+                <w:rFonts w:asciiTheme="majorHAnsi" w:eastAsiaTheme="majorHAnsi" w:hAnsiTheme="majorHAnsi" w:hint="eastAsia"/>
+              </w:rPr>
+              <w:t>진행</w:t>
+            </w:r>
+            <w:r>
+              <w:rPr>
+                <w:rFonts w:asciiTheme="majorHAnsi" w:eastAsiaTheme="majorHAnsi" w:hAnsiTheme="majorHAnsi"/>
+              </w:rPr>
+              <w:t>)</w:t>
+            </w:r>
+          </w:p>
+          <w:p>
+            <w:pPr>
+              <w:pStyle w:val="1-0"/>
+              <w:rPr>
+                <w:rFonts w:asciiTheme="majorHAnsi" w:eastAsiaTheme="majorHAnsi" w:hAnsiTheme="majorHAnsi" w:hint="eastAsia"/>
+              </w:rPr>
+            </w:pPr>
+            <w:r>
+              <w:rPr>
+                <w:rFonts w:asciiTheme="majorHAnsi" w:eastAsiaTheme="majorHAnsi" w:hAnsiTheme="majorHAnsi" w:hint="eastAsia"/>
+              </w:rPr>
+              <w:t>[15시 39분 50초] [STEP] [복원] Node ID = 1 Write  (slaveId=255)</w:t>
+            </w:r>
+          </w:p>
+          <w:p>
+            <w:pPr>
+              <w:pStyle w:val="1-0"/>
+              <w:rPr>
+                <w:rFonts w:asciiTheme="majorHAnsi" w:eastAsiaTheme="majorHAnsi" w:hAnsiTheme="majorHAnsi" w:hint="eastAsia"/>
+              </w:rPr>
+            </w:pPr>
+            <w:r>
+              <w:rPr>
+                <w:rFonts w:asciiTheme="majorHAnsi" w:eastAsiaTheme="majorHAnsi" w:hAnsiTheme="majorHAnsi" w:hint="eastAsia"/>
+              </w:rPr>
+              <w:t>[15시 39분 50초] [STEP] Software Reset  (slaveId=255, 0xD000 = 0x0008)</w:t>
+            </w:r>
+          </w:p>
+          <w:p>
+            <w:pPr>
+              <w:pStyle w:val="1-0"/>
+              <w:rPr>
+                <w:rFonts w:asciiTheme="majorHAnsi" w:eastAsiaTheme="majorHAnsi" w:hAnsiTheme="majorHAnsi" w:hint="eastAsia"/>
+              </w:rPr>
+            </w:pPr>
+            <w:r>
+              <w:rPr>
+                <w:rFonts w:asciiTheme="majorHAnsi" w:eastAsiaTheme="majorHAnsi" w:hAnsiTheme="majorHAnsi" w:hint="eastAsia"/>
+              </w:rPr>
+              <w:t>[15시 39분 51초] [INFO] 재부팅 대기 (3초)...</w:t>
+            </w:r>
+          </w:p>
+          <w:p>
+            <w:pPr>
+              <w:pStyle w:val="1-0"/>
+              <w:rPr>
+                <w:rFonts w:asciiTheme="majorHAnsi" w:eastAsiaTheme="majorHAnsi" w:hAnsiTheme="majorHAnsi"/>
+              </w:rPr>
+            </w:pPr>
+            <w:r>
+              <w:rPr>
+                <w:rFonts w:asciiTheme="majorHAnsi" w:eastAsiaTheme="majorHAnsi" w:hAnsiTheme="majorHAnsi"/>
+              </w:rPr>
+              <w:t>[15</w:t>
+            </w:r>
+            <w:r>
+              <w:rPr>
+                <w:rFonts w:asciiTheme="majorHAnsi" w:eastAsiaTheme="majorHAnsi" w:hAnsiTheme="majorHAnsi" w:hint="eastAsia"/>
+              </w:rPr>
+              <w:t>시</w:t>
+            </w:r>
+            <w:r>
+              <w:rPr>
+                <w:rFonts w:asciiTheme="majorHAnsi" w:eastAsiaTheme="majorHAnsi" w:hAnsiTheme="majorHAnsi"/>
+              </w:rPr>
+              <w:t xml:space="preserve"> 39</w:t>
+            </w:r>
+            <w:r>
+              <w:rPr>
+                <w:rFonts w:asciiTheme="majorHAnsi" w:eastAsiaTheme="majorHAnsi" w:hAnsiTheme="majorHAnsi" w:hint="eastAsia"/>
+              </w:rPr>
+              <w:t>분</w:t>
+            </w:r>
+            <w:r>
+              <w:rPr>
+                <w:rFonts w:asciiTheme="majorHAnsi" w:eastAsiaTheme="majorHAnsi" w:hAnsiTheme="majorHAnsi"/>
+              </w:rPr>
+              <w:t xml:space="preserve"> 54</w:t>
+            </w:r>
+            <w:r>
+              <w:rPr>
+                <w:rFonts w:asciiTheme="majorHAnsi" w:eastAsiaTheme="majorHAnsi" w:hAnsiTheme="majorHAnsi" w:hint="eastAsia"/>
+              </w:rPr>
+              <w:t>초</w:t>
+            </w:r>
+            <w:r>
+              <w:rPr>
+                <w:rFonts w:asciiTheme="majorHAnsi" w:eastAsiaTheme="majorHAnsi" w:hAnsiTheme="majorHAnsi"/>
+              </w:rPr>
+              <w:t xml:space="preserve">] [SUCCESS] </w:t>
+            </w:r>
+            <w:r>
+              <w:rPr>
+                <w:rFonts w:ascii="MS Gothic" w:eastAsia="MS Gothic" w:hAnsi="MS Gothic" w:cs="MS Gothic" w:hint="eastAsia"/>
+              </w:rPr>
+              <w:t>✓</w:t>
+            </w:r>
+            <w:r>
+              <w:rPr>
+                <w:rFonts w:asciiTheme="majorHAnsi" w:eastAsiaTheme="majorHAnsi" w:hAnsiTheme="majorHAnsi"/>
+              </w:rPr>
+              <w:t xml:space="preserve"> 255 </w:t>
+            </w:r>
+            <w:r>
+              <w:rPr>
+                <w:rFonts w:asciiTheme="majorHAnsi" w:eastAsiaTheme="majorHAnsi" w:hAnsiTheme="majorHAnsi" w:hint="eastAsia"/>
+              </w:rPr>
+              <w:t>→</w:t>
+            </w:r>
+            <w:r>
+              <w:rPr>
+                <w:rFonts w:asciiTheme="majorHAnsi" w:eastAsiaTheme="majorHAnsi" w:hAnsiTheme="majorHAnsi"/>
+              </w:rPr>
+              <w:t xml:space="preserve"> </w:t>
+            </w:r>
+            <w:r>
+              <w:rPr>
+                <w:rFonts w:asciiTheme="majorHAnsi" w:eastAsiaTheme="majorHAnsi" w:hAnsiTheme="majorHAnsi" w:hint="eastAsia"/>
+              </w:rPr>
+              <w:t>복원</w:t>
+            </w:r>
+            <w:r>
+              <w:rPr>
+                <w:rFonts w:asciiTheme="majorHAnsi" w:eastAsiaTheme="majorHAnsi" w:hAnsiTheme="majorHAnsi"/>
+              </w:rPr>
+              <w:t xml:space="preserve"> </w:t>
+            </w:r>
+            <w:r>
+              <w:rPr>
+                <w:rFonts w:asciiTheme="majorHAnsi" w:eastAsiaTheme="majorHAnsi" w:hAnsiTheme="majorHAnsi" w:hint="eastAsia"/>
+              </w:rPr>
+              <w:t>후</w:t>
+            </w:r>
+            <w:r>
+              <w:rPr>
+                <w:rFonts w:asciiTheme="majorHAnsi" w:eastAsiaTheme="majorHAnsi" w:hAnsiTheme="majorHAnsi"/>
+              </w:rPr>
+              <w:t xml:space="preserve"> Node ID = 1 </w:t>
+            </w:r>
+            <w:r>
+              <w:rPr>
+                <w:rFonts w:asciiTheme="majorHAnsi" w:eastAsiaTheme="majorHAnsi" w:hAnsiTheme="majorHAnsi" w:hint="eastAsia"/>
+              </w:rPr>
+              <w:t>확인</w:t>
+            </w:r>
+          </w:p>
+          <w:p>
+            <w:pPr>
+              <w:pStyle w:val="1-0"/>
+              <w:rPr>
+                <w:rFonts w:asciiTheme="majorHAnsi" w:eastAsiaTheme="majorHAnsi" w:hAnsiTheme="majorHAnsi"/>
+              </w:rPr>
+            </w:pPr>
+            <w:r>
+              <w:rPr>
+                <w:rFonts w:asciiTheme="majorHAnsi" w:eastAsiaTheme="majorHAnsi" w:hAnsiTheme="majorHAnsi"/>
+              </w:rPr>
+              <w:t>[15</w:t>
+            </w:r>
+            <w:r>
+              <w:rPr>
+                <w:rFonts w:asciiTheme="majorHAnsi" w:eastAsiaTheme="majorHAnsi" w:hAnsiTheme="majorHAnsi" w:hint="eastAsia"/>
+              </w:rPr>
+              <w:t>시</w:t>
+            </w:r>
+            <w:r>
+              <w:rPr>
+                <w:rFonts w:asciiTheme="majorHAnsi" w:eastAsiaTheme="majorHAnsi" w:hAnsiTheme="majorHAnsi"/>
+              </w:rPr>
+              <w:t xml:space="preserve"> 39</w:t>
+            </w:r>
+            <w:r>
+              <w:rPr>
+                <w:rFonts w:asciiTheme="majorHAnsi" w:eastAsiaTheme="majorHAnsi" w:hAnsiTheme="majorHAnsi" w:hint="eastAsia"/>
+              </w:rPr>
+              <w:t>분</w:t>
+            </w:r>
+            <w:r>
+              <w:rPr>
+                <w:rFonts w:asciiTheme="majorHAnsi" w:eastAsiaTheme="majorHAnsi" w:hAnsiTheme="majorHAnsi"/>
+              </w:rPr>
+              <w:t xml:space="preserve"> 54</w:t>
+            </w:r>
+            <w:r>
+              <w:rPr>
+                <w:rFonts w:asciiTheme="majorHAnsi" w:eastAsiaTheme="majorHAnsi" w:hAnsiTheme="majorHAnsi" w:hint="eastAsia"/>
+              </w:rPr>
+              <w:t>초</w:t>
+            </w:r>
+            <w:r>
+              <w:rPr>
+                <w:rFonts w:asciiTheme="majorHAnsi" w:eastAsiaTheme="majorHAnsi" w:hAnsiTheme="majorHAnsi"/>
+              </w:rPr>
+              <w:t xml:space="preserve">] [SUCCESS] </w:t>
+            </w:r>
+            <w:r>
+              <w:rPr>
+                <w:rFonts w:ascii="MS Gothic" w:eastAsia="MS Gothic" w:hAnsi="MS Gothic" w:cs="MS Gothic" w:hint="eastAsia"/>
+              </w:rPr>
+              <w:t>✓</w:t>
+            </w:r>
+            <w:r>
+              <w:rPr>
+                <w:rFonts w:asciiTheme="majorHAnsi" w:eastAsiaTheme="majorHAnsi" w:hAnsiTheme="majorHAnsi"/>
+              </w:rPr>
+              <w:t xml:space="preserve"> Node ID </w:t>
+            </w:r>
+            <w:r>
+              <w:rPr>
+                <w:rFonts w:asciiTheme="majorHAnsi" w:eastAsiaTheme="majorHAnsi" w:hAnsiTheme="majorHAnsi" w:hint="eastAsia"/>
+              </w:rPr>
+              <w:t>예외값</w:t>
+            </w:r>
+            <w:r>
+              <w:rPr>
+                <w:rFonts w:asciiTheme="majorHAnsi" w:eastAsiaTheme="majorHAnsi" w:hAnsiTheme="majorHAnsi"/>
+              </w:rPr>
+              <w:t xml:space="preserve"> </w:t>
+            </w:r>
+            <w:r>
+              <w:rPr>
+                <w:rFonts w:asciiTheme="majorHAnsi" w:eastAsiaTheme="majorHAnsi" w:hAnsiTheme="majorHAnsi" w:hint="eastAsia"/>
+              </w:rPr>
+              <w:t>거부</w:t>
+            </w:r>
+            <w:r>
+              <w:rPr>
+                <w:rFonts w:asciiTheme="majorHAnsi" w:eastAsiaTheme="majorHAnsi" w:hAnsiTheme="majorHAnsi"/>
+              </w:rPr>
+              <w:t xml:space="preserve">  (248 / 255 / 0xFFFF)  </w:t>
+            </w:r>
+            <w:r>
+              <w:rPr>
+                <w:rFonts w:asciiTheme="majorHAnsi" w:eastAsiaTheme="majorHAnsi" w:hAnsiTheme="majorHAnsi" w:hint="eastAsia"/>
+              </w:rPr>
+              <w:t>합격</w:t>
+            </w:r>
+          </w:p>
+          <w:p>
+            <w:pPr>
+              <w:pStyle w:val="1-0"/>
+              <w:rPr>
+                <w:rFonts w:asciiTheme="majorHAnsi" w:eastAsiaTheme="majorHAnsi" w:hAnsiTheme="majorHAnsi" w:hint="eastAsia"/>
+              </w:rPr>
+            </w:pPr>
+            <w:r>
+              <w:rPr>
+                <w:rFonts w:asciiTheme="majorHAnsi" w:eastAsiaTheme="majorHAnsi" w:hAnsiTheme="majorHAnsi" w:hint="eastAsia"/>
+              </w:rPr>
+              <w:t>[15시 39분 54초] [STEP] 결과 요약</w:t>
+            </w:r>
+          </w:p>
+          <w:p>
+            <w:pPr>
+              <w:pStyle w:val="1-0"/>
+              <w:rPr>
+                <w:rFonts w:asciiTheme="majorHAnsi" w:eastAsiaTheme="majorHAnsi" w:hAnsiTheme="majorHAnsi" w:hint="eastAsia"/>
+              </w:rPr>
+            </w:pPr>
+            <w:r>
+              <w:rPr>
+                <w:rFonts w:asciiTheme="majorHAnsi" w:eastAsiaTheme="majorHAnsi" w:hAnsiTheme="majorHAnsi" w:hint="eastAsia"/>
+              </w:rPr>
+              <w:t>[15시 39분 54초] [SUCCESS] 합격 (3): Node ID 최솟값 (1), Node ID 최댓값 (247), Node ID 예외값 거부  (248 / 255 / 0xFFFF)</w:t>
+            </w:r>
+          </w:p>
+          <w:p>
+            <w:pPr>
+              <w:pStyle w:val="1-0"/>
+              <w:rPr>
+                <w:rFonts w:asciiTheme="majorHAnsi" w:eastAsiaTheme="majorHAnsi" w:hAnsiTheme="majorHAnsi" w:hint="eastAsia"/>
+              </w:rPr>
+            </w:pPr>
+            <w:r>
+              <w:rPr>
+                <w:rFonts w:asciiTheme="majorHAnsi" w:eastAsiaTheme="majorHAnsi" w:hAnsiTheme="majorHAnsi" w:hint="eastAsia"/>
+              </w:rPr>
+              <w:t>[15시 39분 54초] [INFO] 불합격 (0): 없음</w:t>
+            </w:r>
+          </w:p>
+          <w:p>
+            <w:pPr>
+              <w:pStyle w:val="1-0"/>
+              <w:rPr>
+                <w:rFonts w:asciiTheme="majorHAnsi" w:eastAsiaTheme="majorHAnsi" w:hAnsiTheme="majorHAnsi" w:hint="eastAsia"/>
+              </w:rPr>
+            </w:pPr>
+            <w:r>
+              <w:rPr>
+                <w:rFonts w:asciiTheme="majorHAnsi" w:eastAsiaTheme="majorHAnsi" w:hAnsiTheme="majorHAnsi" w:hint="eastAsia"/>
+              </w:rPr>
+              <w:t>[15시 39분 54초] [SUCCESS] 테스트 완료: 합격</w:t>
+            </w:r>
+          </w:p>
+          <w:p>
+            <w:pPr>
+              <w:pStyle w:val="1-0"/>
+              <w:rPr>
+                <w:rFonts w:asciiTheme="majorHAnsi" w:eastAsiaTheme="majorHAnsi" w:hAnsiTheme="majorHAnsi"/>
+              </w:rPr>
+            </w:pPr>
+          </w:p>
+          <w:p>
+            <w:pPr>
+              <w:pStyle w:val="1-0"/>
+              <w:rPr>
+                <w:rFonts w:asciiTheme="majorHAnsi" w:eastAsiaTheme="majorHAnsi" w:hAnsiTheme="majorHAnsi" w:hint="eastAsia"/>
+              </w:rPr>
+            </w:pPr>
+            <w:r>
+              <w:rPr>
+                <w:rFonts w:asciiTheme="majorHAnsi" w:eastAsiaTheme="majorHAnsi" w:hAnsiTheme="majorHAnsi" w:hint="eastAsia"/>
+              </w:rPr>
+              <w:t>[패킷 로그]</w:t>
+            </w:r>
+          </w:p>
+          <w:p>
+            <w:pPr>
+              <w:pStyle w:val="1-0"/>
+              <w:rPr>
+                <w:rFonts w:asciiTheme="majorHAnsi" w:eastAsiaTheme="majorHAnsi" w:hAnsiTheme="majorHAnsi"/>
+              </w:rPr>
+            </w:pPr>
+            <w:r>
+              <w:rPr>
+                <w:rFonts w:asciiTheme="majorHAnsi" w:eastAsiaTheme="majorHAnsi" w:hAnsiTheme="majorHAnsi"/>
+              </w:rPr>
+              <w:t>------------------------------------------------------------</w:t>
+            </w:r>
+          </w:p>
+          <w:p>
+            <w:pPr>
+              <w:pStyle w:val="1-0"/>
+              <w:rPr>
+                <w:rFonts w:asciiTheme="majorHAnsi" w:eastAsiaTheme="majorHAnsi" w:hAnsiTheme="majorHAnsi" w:hint="eastAsia"/>
+              </w:rPr>
+            </w:pPr>
+            <w:r>
+              <w:rPr>
+                <w:rFonts w:asciiTheme="majorHAnsi" w:eastAsiaTheme="majorHAnsi" w:hAnsiTheme="majorHAnsi" w:hint="eastAsia"/>
+              </w:rPr>
+              <w:t>[오후 3:39:06.200] TX  01 06 D1 00 00 01 71 36  (+172036ms)</w:t>
+            </w:r>
+          </w:p>
+          <w:p>
+            <w:pPr>
+              <w:pStyle w:val="1-0"/>
+              <w:rPr>
+                <w:rFonts w:asciiTheme="majorHAnsi" w:eastAsiaTheme="majorHAnsi" w:hAnsiTheme="majorHAnsi" w:hint="eastAsia"/>
+              </w:rPr>
+            </w:pPr>
+            <w:r>
+              <w:rPr>
+                <w:rFonts w:asciiTheme="majorHAnsi" w:eastAsiaTheme="majorHAnsi" w:hAnsiTheme="majorHAnsi" w:hint="eastAsia"/>
+              </w:rPr>
+              <w:t>[오후 3:39:06.226] RX  01 06 D1 00 00 01 71 36  (+26ms)</w:t>
+            </w:r>
+          </w:p>
+          <w:p>
+            <w:pPr>
+              <w:pStyle w:val="1-0"/>
+              <w:rPr>
+                <w:rFonts w:asciiTheme="majorHAnsi" w:eastAsiaTheme="majorHAnsi" w:hAnsiTheme="majorHAnsi" w:hint="eastAsia"/>
+              </w:rPr>
+            </w:pPr>
+            <w:r>
+              <w:rPr>
+                <w:rFonts w:asciiTheme="majorHAnsi" w:eastAsiaTheme="majorHAnsi" w:hAnsiTheme="majorHAnsi" w:hint="eastAsia"/>
+              </w:rPr>
+              <w:t>[오후 3:39:06.228] TX  01 06 D0 00 00 08 B0 CC  (+2ms)</w:t>
+            </w:r>
+          </w:p>
+          <w:p>
+            <w:pPr>
+              <w:pStyle w:val="1-0"/>
+              <w:rPr>
+                <w:rFonts w:asciiTheme="majorHAnsi" w:eastAsiaTheme="majorHAnsi" w:hAnsiTheme="majorHAnsi" w:hint="eastAsia"/>
+              </w:rPr>
+            </w:pPr>
+            <w:r>
+              <w:rPr>
+                <w:rFonts w:asciiTheme="majorHAnsi" w:eastAsiaTheme="majorHAnsi" w:hAnsiTheme="majorHAnsi" w:hint="eastAsia"/>
+              </w:rPr>
+              <w:t>[오후 3:39:06.435] ER  Slave 1: Write response timeout (200ms)  (+207ms)</w:t>
+            </w:r>
+          </w:p>
+          <w:p>
+            <w:pPr>
+              <w:pStyle w:val="1-0"/>
+              <w:rPr>
+                <w:rFonts w:asciiTheme="majorHAnsi" w:eastAsiaTheme="majorHAnsi" w:hAnsiTheme="majorHAnsi" w:hint="eastAsia"/>
+              </w:rPr>
+            </w:pPr>
+            <w:r>
+              <w:rPr>
+                <w:rFonts w:asciiTheme="majorHAnsi" w:eastAsiaTheme="majorHAnsi" w:hAnsiTheme="majorHAnsi" w:hint="eastAsia"/>
+              </w:rPr>
+              <w:t>[오후 3:39:09.444] TX  01 03 D1 00 00 01 BD 36  (+3009ms)</w:t>
+            </w:r>
+          </w:p>
+          <w:p>
+            <w:pPr>
+              <w:pStyle w:val="1-0"/>
+              <w:rPr>
+                <w:rFonts w:asciiTheme="majorHAnsi" w:eastAsiaTheme="majorHAnsi" w:hAnsiTheme="majorHAnsi" w:hint="eastAsia"/>
+              </w:rPr>
+            </w:pPr>
+            <w:r>
+              <w:rPr>
+                <w:rFonts w:asciiTheme="majorHAnsi" w:eastAsiaTheme="majorHAnsi" w:hAnsiTheme="majorHAnsi" w:hint="eastAsia"/>
+              </w:rPr>
+              <w:t>[오후 3:39:09.468] RX  01 03 02 00 01 79 84  (+24ms)</w:t>
+            </w:r>
+          </w:p>
+          <w:p>
+            <w:pPr>
+              <w:pStyle w:val="1-0"/>
+              <w:rPr>
+                <w:rFonts w:asciiTheme="majorHAnsi" w:eastAsiaTheme="majorHAnsi" w:hAnsiTheme="majorHAnsi" w:hint="eastAsia"/>
+              </w:rPr>
+            </w:pPr>
+            <w:r>
+              <w:rPr>
+                <w:rFonts w:asciiTheme="majorHAnsi" w:eastAsiaTheme="majorHAnsi" w:hAnsiTheme="majorHAnsi" w:hint="eastAsia"/>
+              </w:rPr>
+              <w:t>[오후 3:39:09.470] TX  01 03 D1 49 00 01 6C E0  (+2ms)</w:t>
+            </w:r>
+          </w:p>
+          <w:p>
+            <w:pPr>
+              <w:pStyle w:val="1-0"/>
+              <w:rPr>
+                <w:rFonts w:asciiTheme="majorHAnsi" w:eastAsiaTheme="majorHAnsi" w:hAnsiTheme="majorHAnsi" w:hint="eastAsia"/>
+              </w:rPr>
+            </w:pPr>
+            <w:r>
+              <w:rPr>
+                <w:rFonts w:asciiTheme="majorHAnsi" w:eastAsiaTheme="majorHAnsi" w:hAnsiTheme="majorHAnsi" w:hint="eastAsia"/>
+              </w:rPr>
+              <w:t>[오후 3:39:09.484] RX  01 03 02 00 04 B9 87  (+14ms)</w:t>
+            </w:r>
+          </w:p>
+          <w:p>
+            <w:pPr>
+              <w:pStyle w:val="1-0"/>
+              <w:rPr>
+                <w:rFonts w:asciiTheme="majorHAnsi" w:eastAsiaTheme="majorHAnsi" w:hAnsiTheme="majorHAnsi" w:hint="eastAsia"/>
+              </w:rPr>
+            </w:pPr>
+            <w:r>
+              <w:rPr>
+                <w:rFonts w:asciiTheme="majorHAnsi" w:eastAsiaTheme="majorHAnsi" w:hAnsiTheme="majorHAnsi" w:hint="eastAsia"/>
+              </w:rPr>
+              <w:t>[오후 3:39:09.596] TX  01 03 D1 49 00 01 6C E0  (+112ms)</w:t>
+            </w:r>
+          </w:p>
+          <w:p>
+            <w:pPr>
+              <w:pStyle w:val="1-0"/>
+              <w:rPr>
+                <w:rFonts w:asciiTheme="majorHAnsi" w:eastAsiaTheme="majorHAnsi" w:hAnsiTheme="majorHAnsi" w:hint="eastAsia"/>
+              </w:rPr>
+            </w:pPr>
+            <w:r>
+              <w:rPr>
+                <w:rFonts w:asciiTheme="majorHAnsi" w:eastAsiaTheme="majorHAnsi" w:hAnsiTheme="majorHAnsi" w:hint="eastAsia"/>
+              </w:rPr>
+              <w:lastRenderedPageBreak/>
+              <w:t>[오후 3:39:09.612] RX  01 03 02 00 04 B9 87  (+16ms)</w:t>
+            </w:r>
+          </w:p>
+          <w:p>
+            <w:pPr>
+              <w:pStyle w:val="1-0"/>
+              <w:rPr>
+                <w:rFonts w:asciiTheme="majorHAnsi" w:eastAsiaTheme="majorHAnsi" w:hAnsiTheme="majorHAnsi" w:hint="eastAsia"/>
+              </w:rPr>
+            </w:pPr>
+            <w:r>
+              <w:rPr>
+                <w:rFonts w:asciiTheme="majorHAnsi" w:eastAsiaTheme="majorHAnsi" w:hAnsiTheme="majorHAnsi" w:hint="eastAsia"/>
+              </w:rPr>
+              <w:t>[오후 3:39:09.716] TX  01 03 D1 49 00 01 6C E0  (+104ms)</w:t>
+            </w:r>
+          </w:p>
+          <w:p>
+            <w:pPr>
+              <w:pStyle w:val="1-0"/>
+              <w:rPr>
+                <w:rFonts w:asciiTheme="majorHAnsi" w:eastAsiaTheme="majorHAnsi" w:hAnsiTheme="majorHAnsi" w:hint="eastAsia"/>
+              </w:rPr>
+            </w:pPr>
+            <w:r>
+              <w:rPr>
+                <w:rFonts w:asciiTheme="majorHAnsi" w:eastAsiaTheme="majorHAnsi" w:hAnsiTheme="majorHAnsi" w:hint="eastAsia"/>
+              </w:rPr>
+              <w:t>[오후 3:39:09.740] RX  01 03 02 00 04 B9 87  (+24ms)</w:t>
+            </w:r>
+          </w:p>
+          <w:p>
+            <w:pPr>
+              <w:pStyle w:val="1-0"/>
+              <w:rPr>
+                <w:rFonts w:asciiTheme="majorHAnsi" w:eastAsiaTheme="majorHAnsi" w:hAnsiTheme="majorHAnsi" w:hint="eastAsia"/>
+              </w:rPr>
+            </w:pPr>
+            <w:r>
+              <w:rPr>
+                <w:rFonts w:asciiTheme="majorHAnsi" w:eastAsiaTheme="majorHAnsi" w:hAnsiTheme="majorHAnsi" w:hint="eastAsia"/>
+              </w:rPr>
+              <w:t>[오후 3:39:09.849] TX  01 03 D1 49 00 01 6C E0  (+109ms)</w:t>
+            </w:r>
+          </w:p>
+          <w:p>
+            <w:pPr>
+              <w:pStyle w:val="1-0"/>
+              <w:rPr>
+                <w:rFonts w:asciiTheme="majorHAnsi" w:eastAsiaTheme="majorHAnsi" w:hAnsiTheme="majorHAnsi" w:hint="eastAsia"/>
+              </w:rPr>
+            </w:pPr>
+            <w:r>
+              <w:rPr>
+                <w:rFonts w:asciiTheme="majorHAnsi" w:eastAsiaTheme="majorHAnsi" w:hAnsiTheme="majorHAnsi" w:hint="eastAsia"/>
+              </w:rPr>
+              <w:t>[오후 3:39:09.868] RX  01 03 02 00 04 B9 87  (+19ms)</w:t>
+            </w:r>
+          </w:p>
+          <w:p>
+            <w:pPr>
+              <w:pStyle w:val="1-0"/>
+              <w:rPr>
+                <w:rFonts w:asciiTheme="majorHAnsi" w:eastAsiaTheme="majorHAnsi" w:hAnsiTheme="majorHAnsi" w:hint="eastAsia"/>
+              </w:rPr>
+            </w:pPr>
+            <w:r>
+              <w:rPr>
+                <w:rFonts w:asciiTheme="majorHAnsi" w:eastAsiaTheme="majorHAnsi" w:hAnsiTheme="majorHAnsi" w:hint="eastAsia"/>
+              </w:rPr>
+              <w:t>[오후 3:39:09.983] TX  01 03 D1 49 00 01 6C E0  (+115ms)</w:t>
+            </w:r>
+          </w:p>
+          <w:p>
+            <w:pPr>
+              <w:pStyle w:val="1-0"/>
+              <w:rPr>
+                <w:rFonts w:asciiTheme="majorHAnsi" w:eastAsiaTheme="majorHAnsi" w:hAnsiTheme="majorHAnsi" w:hint="eastAsia"/>
+              </w:rPr>
+            </w:pPr>
+            <w:r>
+              <w:rPr>
+                <w:rFonts w:asciiTheme="majorHAnsi" w:eastAsiaTheme="majorHAnsi" w:hAnsiTheme="majorHAnsi" w:hint="eastAsia"/>
+              </w:rPr>
+              <w:t>[오후 3:39:09.996] RX  01 03 02 00 04 B9 87  (+13ms)</w:t>
+            </w:r>
+          </w:p>
+          <w:p>
+            <w:pPr>
+              <w:pStyle w:val="1-0"/>
+              <w:rPr>
+                <w:rFonts w:asciiTheme="majorHAnsi" w:eastAsiaTheme="majorHAnsi" w:hAnsiTheme="majorHAnsi" w:hint="eastAsia"/>
+              </w:rPr>
+            </w:pPr>
+            <w:r>
+              <w:rPr>
+                <w:rFonts w:asciiTheme="majorHAnsi" w:eastAsiaTheme="majorHAnsi" w:hAnsiTheme="majorHAnsi" w:hint="eastAsia"/>
+              </w:rPr>
+              <w:t>[오후 3:39:10.100] TX  01 03 D1 49 00 01 6C E0  (+104ms)</w:t>
+            </w:r>
+          </w:p>
+          <w:p>
+            <w:pPr>
+              <w:pStyle w:val="1-0"/>
+              <w:rPr>
+                <w:rFonts w:asciiTheme="majorHAnsi" w:eastAsiaTheme="majorHAnsi" w:hAnsiTheme="majorHAnsi" w:hint="eastAsia"/>
+              </w:rPr>
+            </w:pPr>
+            <w:r>
+              <w:rPr>
+                <w:rFonts w:asciiTheme="majorHAnsi" w:eastAsiaTheme="majorHAnsi" w:hAnsiTheme="majorHAnsi" w:hint="eastAsia"/>
+              </w:rPr>
+              <w:t>[오후 3:39:10.124] RX  01 03 02 00 04 B9 87  (+24ms)</w:t>
+            </w:r>
+          </w:p>
+          <w:p>
+            <w:pPr>
+              <w:pStyle w:val="1-0"/>
+              <w:rPr>
+                <w:rFonts w:asciiTheme="majorHAnsi" w:eastAsiaTheme="majorHAnsi" w:hAnsiTheme="majorHAnsi" w:hint="eastAsia"/>
+              </w:rPr>
+            </w:pPr>
+            <w:r>
+              <w:rPr>
+                <w:rFonts w:asciiTheme="majorHAnsi" w:eastAsiaTheme="majorHAnsi" w:hAnsiTheme="majorHAnsi" w:hint="eastAsia"/>
+              </w:rPr>
+              <w:t>[오후 3:39:10.231] TX  01 03 D1 49 00 01 6C E0  (+107ms)</w:t>
+            </w:r>
+          </w:p>
+          <w:p>
+            <w:pPr>
+              <w:pStyle w:val="1-0"/>
+              <w:rPr>
+                <w:rFonts w:asciiTheme="majorHAnsi" w:eastAsiaTheme="majorHAnsi" w:hAnsiTheme="majorHAnsi" w:hint="eastAsia"/>
+              </w:rPr>
+            </w:pPr>
+            <w:r>
+              <w:rPr>
+                <w:rFonts w:asciiTheme="majorHAnsi" w:eastAsiaTheme="majorHAnsi" w:hAnsiTheme="majorHAnsi" w:hint="eastAsia"/>
+              </w:rPr>
+              <w:t>[오후 3:39:10.252] RX  01 03 02 00 04 B9 87  (+21ms)</w:t>
+            </w:r>
+          </w:p>
+          <w:p>
+            <w:pPr>
+              <w:pStyle w:val="1-0"/>
+              <w:rPr>
+                <w:rFonts w:asciiTheme="majorHAnsi" w:eastAsiaTheme="majorHAnsi" w:hAnsiTheme="majorHAnsi" w:hint="eastAsia"/>
+              </w:rPr>
+            </w:pPr>
+            <w:r>
+              <w:rPr>
+                <w:rFonts w:asciiTheme="majorHAnsi" w:eastAsiaTheme="majorHAnsi" w:hAnsiTheme="majorHAnsi" w:hint="eastAsia"/>
+              </w:rPr>
+              <w:t>[오후 3:39:10.366] TX  01 03 D1 49 00 01 6C E0  (+114ms)</w:t>
+            </w:r>
+          </w:p>
+          <w:p>
+            <w:pPr>
+              <w:pStyle w:val="1-0"/>
+              <w:rPr>
+                <w:rFonts w:asciiTheme="majorHAnsi" w:eastAsiaTheme="majorHAnsi" w:hAnsiTheme="majorHAnsi" w:hint="eastAsia"/>
+              </w:rPr>
+            </w:pPr>
+            <w:r>
+              <w:rPr>
+                <w:rFonts w:asciiTheme="majorHAnsi" w:eastAsiaTheme="majorHAnsi" w:hAnsiTheme="majorHAnsi" w:hint="eastAsia"/>
+              </w:rPr>
+              <w:t>[오후 3:39:10.380] RX  01 03 02 00 04 B9 87  (+14ms)</w:t>
+            </w:r>
+          </w:p>
+          <w:p>
+            <w:pPr>
+              <w:pStyle w:val="1-0"/>
+              <w:rPr>
+                <w:rFonts w:asciiTheme="majorHAnsi" w:eastAsiaTheme="majorHAnsi" w:hAnsiTheme="majorHAnsi" w:hint="eastAsia"/>
+              </w:rPr>
+            </w:pPr>
+            <w:r>
+              <w:rPr>
+                <w:rFonts w:asciiTheme="majorHAnsi" w:eastAsiaTheme="majorHAnsi" w:hAnsiTheme="majorHAnsi" w:hint="eastAsia"/>
+              </w:rPr>
+              <w:t>[오후 3:39:10.483] TX  01 03 D1 49 00 01 6C E0  (+103ms)</w:t>
+            </w:r>
+          </w:p>
+          <w:p>
+            <w:pPr>
+              <w:pStyle w:val="1-0"/>
+              <w:rPr>
+                <w:rFonts w:asciiTheme="majorHAnsi" w:eastAsiaTheme="majorHAnsi" w:hAnsiTheme="majorHAnsi" w:hint="eastAsia"/>
+              </w:rPr>
+            </w:pPr>
+            <w:r>
+              <w:rPr>
+                <w:rFonts w:asciiTheme="majorHAnsi" w:eastAsiaTheme="majorHAnsi" w:hAnsiTheme="majorHAnsi" w:hint="eastAsia"/>
+              </w:rPr>
+              <w:t>[오후 3:39:10.508] RX  01 03 02 00 04 B9 87  (+25ms)</w:t>
+            </w:r>
+          </w:p>
+          <w:p>
+            <w:pPr>
+              <w:pStyle w:val="1-0"/>
+              <w:rPr>
+                <w:rFonts w:asciiTheme="majorHAnsi" w:eastAsiaTheme="majorHAnsi" w:hAnsiTheme="majorHAnsi" w:hint="eastAsia"/>
+              </w:rPr>
+            </w:pPr>
+            <w:r>
+              <w:rPr>
+                <w:rFonts w:asciiTheme="majorHAnsi" w:eastAsiaTheme="majorHAnsi" w:hAnsiTheme="majorHAnsi" w:hint="eastAsia"/>
+              </w:rPr>
+              <w:t>[오후 3:39:10.616] TX  01 03 D1 49 00 01 6C E0  (+108ms)</w:t>
+            </w:r>
+          </w:p>
+          <w:p>
+            <w:pPr>
+              <w:pStyle w:val="1-0"/>
+              <w:rPr>
+                <w:rFonts w:asciiTheme="majorHAnsi" w:eastAsiaTheme="majorHAnsi" w:hAnsiTheme="majorHAnsi" w:hint="eastAsia"/>
+              </w:rPr>
+            </w:pPr>
+            <w:r>
+              <w:rPr>
+                <w:rFonts w:asciiTheme="majorHAnsi" w:eastAsiaTheme="majorHAnsi" w:hAnsiTheme="majorHAnsi" w:hint="eastAsia"/>
+              </w:rPr>
+              <w:t>[오후 3:39:10.637] RX  01 03 02 00 04 B9 87  (+21ms)</w:t>
+            </w:r>
+          </w:p>
+          <w:p>
+            <w:pPr>
+              <w:pStyle w:val="1-0"/>
+              <w:rPr>
+                <w:rFonts w:asciiTheme="majorHAnsi" w:eastAsiaTheme="majorHAnsi" w:hAnsiTheme="majorHAnsi" w:hint="eastAsia"/>
+              </w:rPr>
+            </w:pPr>
+            <w:r>
+              <w:rPr>
+                <w:rFonts w:asciiTheme="majorHAnsi" w:eastAsiaTheme="majorHAnsi" w:hAnsiTheme="majorHAnsi" w:hint="eastAsia"/>
+              </w:rPr>
+              <w:t>[오후 3:39:10.749] TX  01 03 D1 49 00 01 6C E0  (+112ms)</w:t>
+            </w:r>
+          </w:p>
+          <w:p>
+            <w:pPr>
+              <w:pStyle w:val="1-0"/>
+              <w:rPr>
+                <w:rFonts w:asciiTheme="majorHAnsi" w:eastAsiaTheme="majorHAnsi" w:hAnsiTheme="majorHAnsi" w:hint="eastAsia"/>
+              </w:rPr>
+            </w:pPr>
+            <w:r>
+              <w:rPr>
+                <w:rFonts w:asciiTheme="majorHAnsi" w:eastAsiaTheme="majorHAnsi" w:hAnsiTheme="majorHAnsi" w:hint="eastAsia"/>
+              </w:rPr>
+              <w:t>[오후 3:39:10.764] RX  01 03 02 00 04 B9 87  (+15ms)</w:t>
+            </w:r>
+          </w:p>
+          <w:p>
+            <w:pPr>
+              <w:pStyle w:val="1-0"/>
+              <w:rPr>
+                <w:rFonts w:asciiTheme="majorHAnsi" w:eastAsiaTheme="majorHAnsi" w:hAnsiTheme="majorHAnsi" w:hint="eastAsia"/>
+              </w:rPr>
+            </w:pPr>
+            <w:r>
+              <w:rPr>
+                <w:rFonts w:asciiTheme="majorHAnsi" w:eastAsiaTheme="majorHAnsi" w:hAnsiTheme="majorHAnsi" w:hint="eastAsia"/>
+              </w:rPr>
+              <w:t>[오후 3:39:10.867] TX  01 03 D1 49 00 01 6C E0  (+103ms)</w:t>
+            </w:r>
+          </w:p>
+          <w:p>
+            <w:pPr>
+              <w:pStyle w:val="1-0"/>
+              <w:rPr>
+                <w:rFonts w:asciiTheme="majorHAnsi" w:eastAsiaTheme="majorHAnsi" w:hAnsiTheme="majorHAnsi" w:hint="eastAsia"/>
+              </w:rPr>
+            </w:pPr>
+            <w:r>
+              <w:rPr>
+                <w:rFonts w:asciiTheme="majorHAnsi" w:eastAsiaTheme="majorHAnsi" w:hAnsiTheme="majorHAnsi" w:hint="eastAsia"/>
+              </w:rPr>
+              <w:t>[오후 3:39:10.892] RX  01 03 02 00 04 B9 87  (+25ms)</w:t>
+            </w:r>
+          </w:p>
+          <w:p>
+            <w:pPr>
+              <w:pStyle w:val="1-0"/>
+              <w:rPr>
+                <w:rFonts w:asciiTheme="majorHAnsi" w:eastAsiaTheme="majorHAnsi" w:hAnsiTheme="majorHAnsi" w:hint="eastAsia"/>
+              </w:rPr>
+            </w:pPr>
+            <w:r>
+              <w:rPr>
+                <w:rFonts w:asciiTheme="majorHAnsi" w:eastAsiaTheme="majorHAnsi" w:hAnsiTheme="majorHAnsi" w:hint="eastAsia"/>
+              </w:rPr>
+              <w:t>[오후 3:39:10.998] TX  01 03 D1 49 00 01 6C E0  (+106ms)</w:t>
+            </w:r>
+          </w:p>
+          <w:p>
+            <w:pPr>
+              <w:pStyle w:val="1-0"/>
+              <w:rPr>
+                <w:rFonts w:asciiTheme="majorHAnsi" w:eastAsiaTheme="majorHAnsi" w:hAnsiTheme="majorHAnsi" w:hint="eastAsia"/>
+              </w:rPr>
+            </w:pPr>
+            <w:r>
+              <w:rPr>
+                <w:rFonts w:asciiTheme="majorHAnsi" w:eastAsiaTheme="majorHAnsi" w:hAnsiTheme="majorHAnsi" w:hint="eastAsia"/>
+              </w:rPr>
+              <w:t>[오후 3:39:11.020] RX  01 03 02 00 04 B9 87  (+22ms)</w:t>
+            </w:r>
+          </w:p>
+          <w:p>
+            <w:pPr>
+              <w:pStyle w:val="1-0"/>
+              <w:rPr>
+                <w:rFonts w:asciiTheme="majorHAnsi" w:eastAsiaTheme="majorHAnsi" w:hAnsiTheme="majorHAnsi" w:hint="eastAsia"/>
+              </w:rPr>
+            </w:pPr>
+            <w:r>
+              <w:rPr>
+                <w:rFonts w:asciiTheme="majorHAnsi" w:eastAsiaTheme="majorHAnsi" w:hAnsiTheme="majorHAnsi" w:hint="eastAsia"/>
+              </w:rPr>
+              <w:t>[오후 3:39:11.132] TX  01 03 D1 49 00 01 6C E0  (+112ms)</w:t>
+            </w:r>
+          </w:p>
+          <w:p>
+            <w:pPr>
+              <w:pStyle w:val="1-0"/>
+              <w:rPr>
+                <w:rFonts w:asciiTheme="majorHAnsi" w:eastAsiaTheme="majorHAnsi" w:hAnsiTheme="majorHAnsi" w:hint="eastAsia"/>
+              </w:rPr>
+            </w:pPr>
+            <w:r>
+              <w:rPr>
+                <w:rFonts w:asciiTheme="majorHAnsi" w:eastAsiaTheme="majorHAnsi" w:hAnsiTheme="majorHAnsi" w:hint="eastAsia"/>
+              </w:rPr>
+              <w:t>[오후 3:39:11.148] RX  01 03 02 00 04 B9 87  (+16ms)</w:t>
+            </w:r>
+          </w:p>
+          <w:p>
+            <w:pPr>
+              <w:pStyle w:val="1-0"/>
+              <w:rPr>
+                <w:rFonts w:asciiTheme="majorHAnsi" w:eastAsiaTheme="majorHAnsi" w:hAnsiTheme="majorHAnsi" w:hint="eastAsia"/>
+              </w:rPr>
+            </w:pPr>
+            <w:r>
+              <w:rPr>
+                <w:rFonts w:asciiTheme="majorHAnsi" w:eastAsiaTheme="majorHAnsi" w:hAnsiTheme="majorHAnsi" w:hint="eastAsia"/>
+              </w:rPr>
+              <w:t>[오후 3:39:11.249] TX  01 03 D1 49 00 01 6C E0  (+101ms)</w:t>
+            </w:r>
+          </w:p>
+          <w:p>
+            <w:pPr>
+              <w:pStyle w:val="1-0"/>
+              <w:rPr>
+                <w:rFonts w:asciiTheme="majorHAnsi" w:eastAsiaTheme="majorHAnsi" w:hAnsiTheme="majorHAnsi" w:hint="eastAsia"/>
+              </w:rPr>
+            </w:pPr>
+            <w:r>
+              <w:rPr>
+                <w:rFonts w:asciiTheme="majorHAnsi" w:eastAsiaTheme="majorHAnsi" w:hAnsiTheme="majorHAnsi" w:hint="eastAsia"/>
+              </w:rPr>
+              <w:t>[오후 3:39:11.260] RX  01 03 02 00 04 B9 87  (+11ms)</w:t>
+            </w:r>
+          </w:p>
+          <w:p>
+            <w:pPr>
+              <w:pStyle w:val="1-0"/>
+              <w:rPr>
+                <w:rFonts w:asciiTheme="majorHAnsi" w:eastAsiaTheme="majorHAnsi" w:hAnsiTheme="majorHAnsi" w:hint="eastAsia"/>
+              </w:rPr>
+            </w:pPr>
+            <w:r>
+              <w:rPr>
+                <w:rFonts w:asciiTheme="majorHAnsi" w:eastAsiaTheme="majorHAnsi" w:hAnsiTheme="majorHAnsi" w:hint="eastAsia"/>
+              </w:rPr>
+              <w:t>[오후 3:39:11.367] TX  01 03 D1 49 00 01 6C E0  (+107ms)</w:t>
+            </w:r>
+          </w:p>
+          <w:p>
+            <w:pPr>
+              <w:pStyle w:val="1-0"/>
+              <w:rPr>
+                <w:rFonts w:asciiTheme="majorHAnsi" w:eastAsiaTheme="majorHAnsi" w:hAnsiTheme="majorHAnsi" w:hint="eastAsia"/>
+              </w:rPr>
+            </w:pPr>
+            <w:r>
+              <w:rPr>
+                <w:rFonts w:asciiTheme="majorHAnsi" w:eastAsiaTheme="majorHAnsi" w:hAnsiTheme="majorHAnsi" w:hint="eastAsia"/>
+              </w:rPr>
+              <w:t>[오후 3:39:11.388] RX  01 03 02 00 04 B9 87  (+21ms)</w:t>
+            </w:r>
+          </w:p>
+          <w:p>
+            <w:pPr>
+              <w:pStyle w:val="1-0"/>
+              <w:rPr>
+                <w:rFonts w:asciiTheme="majorHAnsi" w:eastAsiaTheme="majorHAnsi" w:hAnsiTheme="majorHAnsi" w:hint="eastAsia"/>
+              </w:rPr>
+            </w:pPr>
+            <w:r>
+              <w:rPr>
+                <w:rFonts w:asciiTheme="majorHAnsi" w:eastAsiaTheme="majorHAnsi" w:hAnsiTheme="majorHAnsi" w:hint="eastAsia"/>
+              </w:rPr>
+              <w:t>[오후 3:39:11.498] TX  01 03 D1 49 00 01 6C E0  (+110ms)</w:t>
+            </w:r>
+          </w:p>
+          <w:p>
+            <w:pPr>
+              <w:pStyle w:val="1-0"/>
+              <w:rPr>
+                <w:rFonts w:asciiTheme="majorHAnsi" w:eastAsiaTheme="majorHAnsi" w:hAnsiTheme="majorHAnsi" w:hint="eastAsia"/>
+              </w:rPr>
+            </w:pPr>
+            <w:r>
+              <w:rPr>
+                <w:rFonts w:asciiTheme="majorHAnsi" w:eastAsiaTheme="majorHAnsi" w:hAnsiTheme="majorHAnsi" w:hint="eastAsia"/>
+              </w:rPr>
+              <w:t>[오후 3:39:11.516] RX  01 03 02 00 04 B9 87  (+18ms)</w:t>
+            </w:r>
+          </w:p>
+          <w:p>
+            <w:pPr>
+              <w:pStyle w:val="1-0"/>
+              <w:rPr>
+                <w:rFonts w:asciiTheme="majorHAnsi" w:eastAsiaTheme="majorHAnsi" w:hAnsiTheme="majorHAnsi" w:hint="eastAsia"/>
+              </w:rPr>
+            </w:pPr>
+            <w:r>
+              <w:rPr>
+                <w:rFonts w:asciiTheme="majorHAnsi" w:eastAsiaTheme="majorHAnsi" w:hAnsiTheme="majorHAnsi" w:hint="eastAsia"/>
+              </w:rPr>
+              <w:t>[오후 3:39:11.632] TX  01 03 D1 49 00 01 6C E0  (+116ms)</w:t>
+            </w:r>
+          </w:p>
+          <w:p>
+            <w:pPr>
+              <w:pStyle w:val="1-0"/>
+              <w:rPr>
+                <w:rFonts w:asciiTheme="majorHAnsi" w:eastAsiaTheme="majorHAnsi" w:hAnsiTheme="majorHAnsi" w:hint="eastAsia"/>
+              </w:rPr>
+            </w:pPr>
+            <w:r>
+              <w:rPr>
+                <w:rFonts w:asciiTheme="majorHAnsi" w:eastAsiaTheme="majorHAnsi" w:hAnsiTheme="majorHAnsi" w:hint="eastAsia"/>
+              </w:rPr>
+              <w:t>[오후 3:39:11.643] RX  01 03 02 00 04 B9 87  (+11ms)</w:t>
+            </w:r>
+          </w:p>
+          <w:p>
+            <w:pPr>
+              <w:pStyle w:val="1-0"/>
+              <w:rPr>
+                <w:rFonts w:asciiTheme="majorHAnsi" w:eastAsiaTheme="majorHAnsi" w:hAnsiTheme="majorHAnsi" w:hint="eastAsia"/>
+              </w:rPr>
+            </w:pPr>
+            <w:r>
+              <w:rPr>
+                <w:rFonts w:asciiTheme="majorHAnsi" w:eastAsiaTheme="majorHAnsi" w:hAnsiTheme="majorHAnsi" w:hint="eastAsia"/>
+              </w:rPr>
+              <w:t>[오후 3:39:11.750] TX  01 03 D1 49 00 01 6C E0  (+107ms)</w:t>
+            </w:r>
+          </w:p>
+          <w:p>
+            <w:pPr>
+              <w:pStyle w:val="1-0"/>
+              <w:rPr>
+                <w:rFonts w:asciiTheme="majorHAnsi" w:eastAsiaTheme="majorHAnsi" w:hAnsiTheme="majorHAnsi" w:hint="eastAsia"/>
+              </w:rPr>
+            </w:pPr>
+            <w:r>
+              <w:rPr>
+                <w:rFonts w:asciiTheme="majorHAnsi" w:eastAsiaTheme="majorHAnsi" w:hAnsiTheme="majorHAnsi" w:hint="eastAsia"/>
+              </w:rPr>
+              <w:t>[오후 3:39:11.771] RX  01 03 02 00 04 B9 87  (+21ms)</w:t>
+            </w:r>
+          </w:p>
+          <w:p>
+            <w:pPr>
+              <w:pStyle w:val="1-0"/>
+              <w:rPr>
+                <w:rFonts w:asciiTheme="majorHAnsi" w:eastAsiaTheme="majorHAnsi" w:hAnsiTheme="majorHAnsi" w:hint="eastAsia"/>
+              </w:rPr>
+            </w:pPr>
+            <w:r>
+              <w:rPr>
+                <w:rFonts w:asciiTheme="majorHAnsi" w:eastAsiaTheme="majorHAnsi" w:hAnsiTheme="majorHAnsi" w:hint="eastAsia"/>
+              </w:rPr>
+              <w:t>[오후 3:39:11.883] TX  01 03 D1 49 00 01 6C E0  (+112ms)</w:t>
+            </w:r>
+          </w:p>
+          <w:p>
+            <w:pPr>
+              <w:pStyle w:val="1-0"/>
+              <w:rPr>
+                <w:rFonts w:asciiTheme="majorHAnsi" w:eastAsiaTheme="majorHAnsi" w:hAnsiTheme="majorHAnsi" w:hint="eastAsia"/>
+              </w:rPr>
+            </w:pPr>
+            <w:r>
+              <w:rPr>
+                <w:rFonts w:asciiTheme="majorHAnsi" w:eastAsiaTheme="majorHAnsi" w:hAnsiTheme="majorHAnsi" w:hint="eastAsia"/>
+              </w:rPr>
+              <w:t>[오후 3:39:11.899] RX  01 03 02 00 04 B9 87  (+16ms)</w:t>
+            </w:r>
+          </w:p>
+          <w:p>
+            <w:pPr>
+              <w:pStyle w:val="1-0"/>
+              <w:rPr>
+                <w:rFonts w:asciiTheme="majorHAnsi" w:eastAsiaTheme="majorHAnsi" w:hAnsiTheme="majorHAnsi" w:hint="eastAsia"/>
+              </w:rPr>
+            </w:pPr>
+            <w:r>
+              <w:rPr>
+                <w:rFonts w:asciiTheme="majorHAnsi" w:eastAsiaTheme="majorHAnsi" w:hAnsiTheme="majorHAnsi" w:hint="eastAsia"/>
+              </w:rPr>
+              <w:lastRenderedPageBreak/>
+              <w:t>[오후 3:39:12.021] TX  01 06 D1 00 00 F7 F1 70  (+122ms)</w:t>
+            </w:r>
+          </w:p>
+          <w:p>
+            <w:pPr>
+              <w:pStyle w:val="1-0"/>
+              <w:rPr>
+                <w:rFonts w:asciiTheme="majorHAnsi" w:eastAsiaTheme="majorHAnsi" w:hAnsiTheme="majorHAnsi" w:hint="eastAsia"/>
+              </w:rPr>
+            </w:pPr>
+            <w:r>
+              <w:rPr>
+                <w:rFonts w:asciiTheme="majorHAnsi" w:eastAsiaTheme="majorHAnsi" w:hAnsiTheme="majorHAnsi" w:hint="eastAsia"/>
+              </w:rPr>
+              <w:t>[오후 3:39:12.043] RX  01 06 D1 00 00 F7 F1 70  (+22ms)</w:t>
+            </w:r>
+          </w:p>
+          <w:p>
+            <w:pPr>
+              <w:pStyle w:val="1-0"/>
+              <w:rPr>
+                <w:rFonts w:asciiTheme="majorHAnsi" w:eastAsiaTheme="majorHAnsi" w:hAnsiTheme="majorHAnsi" w:hint="eastAsia"/>
+              </w:rPr>
+            </w:pPr>
+            <w:r>
+              <w:rPr>
+                <w:rFonts w:asciiTheme="majorHAnsi" w:eastAsiaTheme="majorHAnsi" w:hAnsiTheme="majorHAnsi" w:hint="eastAsia"/>
+              </w:rPr>
+              <w:t>[오후 3:39:12.045] TX  01 06 D0 00 00 08 B0 CC  (+2ms)</w:t>
+            </w:r>
+          </w:p>
+          <w:p>
+            <w:pPr>
+              <w:pStyle w:val="1-0"/>
+              <w:rPr>
+                <w:rFonts w:asciiTheme="majorHAnsi" w:eastAsiaTheme="majorHAnsi" w:hAnsiTheme="majorHAnsi" w:hint="eastAsia"/>
+              </w:rPr>
+            </w:pPr>
+            <w:r>
+              <w:rPr>
+                <w:rFonts w:asciiTheme="majorHAnsi" w:eastAsiaTheme="majorHAnsi" w:hAnsiTheme="majorHAnsi" w:hint="eastAsia"/>
+              </w:rPr>
+              <w:t>[오후 3:39:12.251] ER  Slave 1: Write response timeout (200ms)  (+206ms)</w:t>
+            </w:r>
+          </w:p>
+          <w:p>
+            <w:pPr>
+              <w:pStyle w:val="1-0"/>
+              <w:rPr>
+                <w:rFonts w:asciiTheme="majorHAnsi" w:eastAsiaTheme="majorHAnsi" w:hAnsiTheme="majorHAnsi" w:hint="eastAsia"/>
+              </w:rPr>
+            </w:pPr>
+            <w:r>
+              <w:rPr>
+                <w:rFonts w:asciiTheme="majorHAnsi" w:eastAsiaTheme="majorHAnsi" w:hAnsiTheme="majorHAnsi" w:hint="eastAsia"/>
+              </w:rPr>
+              <w:t>[오후 3:39:15.253] TX  F7 03 D1 00 00 01 A9 A0  (+3002ms)</w:t>
+            </w:r>
+          </w:p>
+          <w:p>
+            <w:pPr>
+              <w:pStyle w:val="1-0"/>
+              <w:rPr>
+                <w:rFonts w:asciiTheme="majorHAnsi" w:eastAsiaTheme="majorHAnsi" w:hAnsiTheme="majorHAnsi" w:hint="eastAsia"/>
+              </w:rPr>
+            </w:pPr>
+            <w:r>
+              <w:rPr>
+                <w:rFonts w:asciiTheme="majorHAnsi" w:eastAsiaTheme="majorHAnsi" w:hAnsiTheme="majorHAnsi" w:hint="eastAsia"/>
+              </w:rPr>
+              <w:t>[오후 3:39:15.275] RX  F7 03 02 00 F7 31 D7  (+22ms)</w:t>
+            </w:r>
+          </w:p>
+          <w:p>
+            <w:pPr>
+              <w:pStyle w:val="1-0"/>
+              <w:rPr>
+                <w:rFonts w:asciiTheme="majorHAnsi" w:eastAsiaTheme="majorHAnsi" w:hAnsiTheme="majorHAnsi" w:hint="eastAsia"/>
+              </w:rPr>
+            </w:pPr>
+            <w:r>
+              <w:rPr>
+                <w:rFonts w:asciiTheme="majorHAnsi" w:eastAsiaTheme="majorHAnsi" w:hAnsiTheme="majorHAnsi" w:hint="eastAsia"/>
+              </w:rPr>
+              <w:t>[오후 3:39:15.277] TX  F7 03 D1 49 00 01 78 76  (+2ms)</w:t>
+            </w:r>
+          </w:p>
+          <w:p>
+            <w:pPr>
+              <w:pStyle w:val="1-0"/>
+              <w:rPr>
+                <w:rFonts w:asciiTheme="majorHAnsi" w:eastAsiaTheme="majorHAnsi" w:hAnsiTheme="majorHAnsi" w:hint="eastAsia"/>
+              </w:rPr>
+            </w:pPr>
+            <w:r>
+              <w:rPr>
+                <w:rFonts w:asciiTheme="majorHAnsi" w:eastAsiaTheme="majorHAnsi" w:hAnsiTheme="majorHAnsi" w:hint="eastAsia"/>
+              </w:rPr>
+              <w:t>[오후 3:39:15.291] RX  F7 03 02 00 04 71 92  (+14ms)</w:t>
+            </w:r>
+          </w:p>
+          <w:p>
+            <w:pPr>
+              <w:pStyle w:val="1-0"/>
+              <w:rPr>
+                <w:rFonts w:asciiTheme="majorHAnsi" w:eastAsiaTheme="majorHAnsi" w:hAnsiTheme="majorHAnsi" w:hint="eastAsia"/>
+              </w:rPr>
+            </w:pPr>
+            <w:r>
+              <w:rPr>
+                <w:rFonts w:asciiTheme="majorHAnsi" w:eastAsiaTheme="majorHAnsi" w:hAnsiTheme="majorHAnsi" w:hint="eastAsia"/>
+              </w:rPr>
+              <w:t>[오후 3:39:15.392] TX  F7 03 D1 49 00 01 78 76  (+101ms)</w:t>
+            </w:r>
+          </w:p>
+          <w:p>
+            <w:pPr>
+              <w:pStyle w:val="1-0"/>
+              <w:rPr>
+                <w:rFonts w:asciiTheme="majorHAnsi" w:eastAsiaTheme="majorHAnsi" w:hAnsiTheme="majorHAnsi" w:hint="eastAsia"/>
+              </w:rPr>
+            </w:pPr>
+            <w:r>
+              <w:rPr>
+                <w:rFonts w:asciiTheme="majorHAnsi" w:eastAsiaTheme="majorHAnsi" w:hAnsiTheme="majorHAnsi" w:hint="eastAsia"/>
+              </w:rPr>
+              <w:t>[오후 3:39:15.403] RX  F7 03 02 00 04 71 92  (+11ms)</w:t>
+            </w:r>
+          </w:p>
+          <w:p>
+            <w:pPr>
+              <w:pStyle w:val="1-0"/>
+              <w:rPr>
+                <w:rFonts w:asciiTheme="majorHAnsi" w:eastAsiaTheme="majorHAnsi" w:hAnsiTheme="majorHAnsi" w:hint="eastAsia"/>
+              </w:rPr>
+            </w:pPr>
+            <w:r>
+              <w:rPr>
+                <w:rFonts w:asciiTheme="majorHAnsi" w:eastAsiaTheme="majorHAnsi" w:hAnsiTheme="majorHAnsi" w:hint="eastAsia"/>
+              </w:rPr>
+              <w:t>[오후 3:39:15.508] TX  F7 03 D1 49 00 01 78 76  (+105ms)</w:t>
+            </w:r>
+          </w:p>
+          <w:p>
+            <w:pPr>
+              <w:pStyle w:val="1-0"/>
+              <w:rPr>
+                <w:rFonts w:asciiTheme="majorHAnsi" w:eastAsiaTheme="majorHAnsi" w:hAnsiTheme="majorHAnsi" w:hint="eastAsia"/>
+              </w:rPr>
+            </w:pPr>
+            <w:r>
+              <w:rPr>
+                <w:rFonts w:asciiTheme="majorHAnsi" w:eastAsiaTheme="majorHAnsi" w:hAnsiTheme="majorHAnsi" w:hint="eastAsia"/>
+              </w:rPr>
+              <w:t>[오후 3:39:15.531] RX  F7 03 02 00 04 71 92  (+23ms)</w:t>
+            </w:r>
+          </w:p>
+          <w:p>
+            <w:pPr>
+              <w:pStyle w:val="1-0"/>
+              <w:rPr>
+                <w:rFonts w:asciiTheme="majorHAnsi" w:eastAsiaTheme="majorHAnsi" w:hAnsiTheme="majorHAnsi" w:hint="eastAsia"/>
+              </w:rPr>
+            </w:pPr>
+            <w:r>
+              <w:rPr>
+                <w:rFonts w:asciiTheme="majorHAnsi" w:eastAsiaTheme="majorHAnsi" w:hAnsiTheme="majorHAnsi" w:hint="eastAsia"/>
+              </w:rPr>
+              <w:t>[오후 3:39:15.640] TX  F7 03 D1 49 00 01 78 76  (+109ms)</w:t>
+            </w:r>
+          </w:p>
+          <w:p>
+            <w:pPr>
+              <w:pStyle w:val="1-0"/>
+              <w:rPr>
+                <w:rFonts w:asciiTheme="majorHAnsi" w:eastAsiaTheme="majorHAnsi" w:hAnsiTheme="majorHAnsi" w:hint="eastAsia"/>
+              </w:rPr>
+            </w:pPr>
+            <w:r>
+              <w:rPr>
+                <w:rFonts w:asciiTheme="majorHAnsi" w:eastAsiaTheme="majorHAnsi" w:hAnsiTheme="majorHAnsi" w:hint="eastAsia"/>
+              </w:rPr>
+              <w:t>[오후 3:39:15.659] RX  F7 03 02 00 04 71 92  (+19ms)</w:t>
+            </w:r>
+          </w:p>
+          <w:p>
+            <w:pPr>
+              <w:pStyle w:val="1-0"/>
+              <w:rPr>
+                <w:rFonts w:asciiTheme="majorHAnsi" w:eastAsiaTheme="majorHAnsi" w:hAnsiTheme="majorHAnsi" w:hint="eastAsia"/>
+              </w:rPr>
+            </w:pPr>
+            <w:r>
+              <w:rPr>
+                <w:rFonts w:asciiTheme="majorHAnsi" w:eastAsiaTheme="majorHAnsi" w:hAnsiTheme="majorHAnsi" w:hint="eastAsia"/>
+              </w:rPr>
+              <w:t>[오후 3:39:15.774] TX  F7 03 D1 49 00 01 78 76  (+115ms)</w:t>
+            </w:r>
+          </w:p>
+          <w:p>
+            <w:pPr>
+              <w:pStyle w:val="1-0"/>
+              <w:rPr>
+                <w:rFonts w:asciiTheme="majorHAnsi" w:eastAsiaTheme="majorHAnsi" w:hAnsiTheme="majorHAnsi" w:hint="eastAsia"/>
+              </w:rPr>
+            </w:pPr>
+            <w:r>
+              <w:rPr>
+                <w:rFonts w:asciiTheme="majorHAnsi" w:eastAsiaTheme="majorHAnsi" w:hAnsiTheme="majorHAnsi" w:hint="eastAsia"/>
+              </w:rPr>
+              <w:t>[오후 3:39:15.786] RX  F7 03 02 00 04 71 92  (+12ms)</w:t>
+            </w:r>
+          </w:p>
+          <w:p>
+            <w:pPr>
+              <w:pStyle w:val="1-0"/>
+              <w:rPr>
+                <w:rFonts w:asciiTheme="majorHAnsi" w:eastAsiaTheme="majorHAnsi" w:hAnsiTheme="majorHAnsi" w:hint="eastAsia"/>
+              </w:rPr>
+            </w:pPr>
+            <w:r>
+              <w:rPr>
+                <w:rFonts w:asciiTheme="majorHAnsi" w:eastAsiaTheme="majorHAnsi" w:hAnsiTheme="majorHAnsi" w:hint="eastAsia"/>
+              </w:rPr>
+              <w:t>[오후 3:39:15.892] TX  F7 03 D1 49 00 01 78 76  (+106ms)</w:t>
+            </w:r>
+          </w:p>
+          <w:p>
+            <w:pPr>
+              <w:pStyle w:val="1-0"/>
+              <w:rPr>
+                <w:rFonts w:asciiTheme="majorHAnsi" w:eastAsiaTheme="majorHAnsi" w:hAnsiTheme="majorHAnsi" w:hint="eastAsia"/>
+              </w:rPr>
+            </w:pPr>
+            <w:r>
+              <w:rPr>
+                <w:rFonts w:asciiTheme="majorHAnsi" w:eastAsiaTheme="majorHAnsi" w:hAnsiTheme="majorHAnsi" w:hint="eastAsia"/>
+              </w:rPr>
+              <w:t>[오후 3:39:15.914] RX  F7 03 02 00 04 71 92  (+22ms)</w:t>
+            </w:r>
+          </w:p>
+          <w:p>
+            <w:pPr>
+              <w:pStyle w:val="1-0"/>
+              <w:rPr>
+                <w:rFonts w:asciiTheme="majorHAnsi" w:eastAsiaTheme="majorHAnsi" w:hAnsiTheme="majorHAnsi" w:hint="eastAsia"/>
+              </w:rPr>
+            </w:pPr>
+            <w:r>
+              <w:rPr>
+                <w:rFonts w:asciiTheme="majorHAnsi" w:eastAsiaTheme="majorHAnsi" w:hAnsiTheme="majorHAnsi" w:hint="eastAsia"/>
+              </w:rPr>
+              <w:t>[오후 3:39:16.025] TX  F7 03 D1 49 00 01 78 76  (+111ms)</w:t>
+            </w:r>
+          </w:p>
+          <w:p>
+            <w:pPr>
+              <w:pStyle w:val="1-0"/>
+              <w:rPr>
+                <w:rFonts w:asciiTheme="majorHAnsi" w:eastAsiaTheme="majorHAnsi" w:hAnsiTheme="majorHAnsi" w:hint="eastAsia"/>
+              </w:rPr>
+            </w:pPr>
+            <w:r>
+              <w:rPr>
+                <w:rFonts w:asciiTheme="majorHAnsi" w:eastAsiaTheme="majorHAnsi" w:hAnsiTheme="majorHAnsi" w:hint="eastAsia"/>
+              </w:rPr>
+              <w:t>[오후 3:39:16.042] RX  F7 03 02 00 04 71 92  (+17ms)</w:t>
+            </w:r>
+          </w:p>
+          <w:p>
+            <w:pPr>
+              <w:pStyle w:val="1-0"/>
+              <w:rPr>
+                <w:rFonts w:asciiTheme="majorHAnsi" w:eastAsiaTheme="majorHAnsi" w:hAnsiTheme="majorHAnsi" w:hint="eastAsia"/>
+              </w:rPr>
+            </w:pPr>
+            <w:r>
+              <w:rPr>
+                <w:rFonts w:asciiTheme="majorHAnsi" w:eastAsiaTheme="majorHAnsi" w:hAnsiTheme="majorHAnsi" w:hint="eastAsia"/>
+              </w:rPr>
+              <w:t>[오후 3:39:16.159] TX  F7 03 D1 49 00 01 78 76  (+117ms)</w:t>
+            </w:r>
+          </w:p>
+          <w:p>
+            <w:pPr>
+              <w:pStyle w:val="1-0"/>
+              <w:rPr>
+                <w:rFonts w:asciiTheme="majorHAnsi" w:eastAsiaTheme="majorHAnsi" w:hAnsiTheme="majorHAnsi" w:hint="eastAsia"/>
+              </w:rPr>
+            </w:pPr>
+            <w:r>
+              <w:rPr>
+                <w:rFonts w:asciiTheme="majorHAnsi" w:eastAsiaTheme="majorHAnsi" w:hAnsiTheme="majorHAnsi" w:hint="eastAsia"/>
+              </w:rPr>
+              <w:t>[오후 3:39:16.175] RX  F7 03 02 00 04 71 92  (+16ms)</w:t>
+            </w:r>
+          </w:p>
+          <w:p>
+            <w:pPr>
+              <w:pStyle w:val="1-0"/>
+              <w:rPr>
+                <w:rFonts w:asciiTheme="majorHAnsi" w:eastAsiaTheme="majorHAnsi" w:hAnsiTheme="majorHAnsi" w:hint="eastAsia"/>
+              </w:rPr>
+            </w:pPr>
+            <w:r>
+              <w:rPr>
+                <w:rFonts w:asciiTheme="majorHAnsi" w:eastAsiaTheme="majorHAnsi" w:hAnsiTheme="majorHAnsi" w:hint="eastAsia"/>
+              </w:rPr>
+              <w:t>[오후 3:39:16.292] TX  F7 03 D1 49 00 01 78 76  (+117ms)</w:t>
+            </w:r>
+          </w:p>
+          <w:p>
+            <w:pPr>
+              <w:pStyle w:val="1-0"/>
+              <w:rPr>
+                <w:rFonts w:asciiTheme="majorHAnsi" w:eastAsiaTheme="majorHAnsi" w:hAnsiTheme="majorHAnsi" w:hint="eastAsia"/>
+              </w:rPr>
+            </w:pPr>
+            <w:r>
+              <w:rPr>
+                <w:rFonts w:asciiTheme="majorHAnsi" w:eastAsiaTheme="majorHAnsi" w:hAnsiTheme="majorHAnsi" w:hint="eastAsia"/>
+              </w:rPr>
+              <w:t>[오후 3:39:16.314] RX  F7 03 02 00 04 71 92  (+22ms)</w:t>
+            </w:r>
+          </w:p>
+          <w:p>
+            <w:pPr>
+              <w:pStyle w:val="1-0"/>
+              <w:rPr>
+                <w:rFonts w:asciiTheme="majorHAnsi" w:eastAsiaTheme="majorHAnsi" w:hAnsiTheme="majorHAnsi" w:hint="eastAsia"/>
+              </w:rPr>
+            </w:pPr>
+            <w:r>
+              <w:rPr>
+                <w:rFonts w:asciiTheme="majorHAnsi" w:eastAsiaTheme="majorHAnsi" w:hAnsiTheme="majorHAnsi" w:hint="eastAsia"/>
+              </w:rPr>
+              <w:t>[오후 3:39:16.426] TX  F7 03 D1 49 00 01 78 76  (+112ms)</w:t>
+            </w:r>
+          </w:p>
+          <w:p>
+            <w:pPr>
+              <w:pStyle w:val="1-0"/>
+              <w:rPr>
+                <w:rFonts w:asciiTheme="majorHAnsi" w:eastAsiaTheme="majorHAnsi" w:hAnsiTheme="majorHAnsi" w:hint="eastAsia"/>
+              </w:rPr>
+            </w:pPr>
+            <w:r>
+              <w:rPr>
+                <w:rFonts w:asciiTheme="majorHAnsi" w:eastAsiaTheme="majorHAnsi" w:hAnsiTheme="majorHAnsi" w:hint="eastAsia"/>
+              </w:rPr>
+              <w:t>[오후 3:39:16.442] RX  F7 03 02 00 04 71 92  (+16ms)</w:t>
+            </w:r>
+          </w:p>
+          <w:p>
+            <w:pPr>
+              <w:pStyle w:val="1-0"/>
+              <w:rPr>
+                <w:rFonts w:asciiTheme="majorHAnsi" w:eastAsiaTheme="majorHAnsi" w:hAnsiTheme="majorHAnsi" w:hint="eastAsia"/>
+              </w:rPr>
+            </w:pPr>
+            <w:r>
+              <w:rPr>
+                <w:rFonts w:asciiTheme="majorHAnsi" w:eastAsiaTheme="majorHAnsi" w:hAnsiTheme="majorHAnsi" w:hint="eastAsia"/>
+              </w:rPr>
+              <w:t>[오후 3:39:16.559] TX  F7 03 D1 49 00 01 78 76  (+117ms)</w:t>
+            </w:r>
+          </w:p>
+          <w:p>
+            <w:pPr>
+              <w:pStyle w:val="1-0"/>
+              <w:rPr>
+                <w:rFonts w:asciiTheme="majorHAnsi" w:eastAsiaTheme="majorHAnsi" w:hAnsiTheme="majorHAnsi" w:hint="eastAsia"/>
+              </w:rPr>
+            </w:pPr>
+            <w:r>
+              <w:rPr>
+                <w:rFonts w:asciiTheme="majorHAnsi" w:eastAsiaTheme="majorHAnsi" w:hAnsiTheme="majorHAnsi" w:hint="eastAsia"/>
+              </w:rPr>
+              <w:t>[오후 3:39:16.570] RX  F7 03 02 00 04 71 92  (+11ms)</w:t>
+            </w:r>
+          </w:p>
+          <w:p>
+            <w:pPr>
+              <w:pStyle w:val="1-0"/>
+              <w:rPr>
+                <w:rFonts w:asciiTheme="majorHAnsi" w:eastAsiaTheme="majorHAnsi" w:hAnsiTheme="majorHAnsi" w:hint="eastAsia"/>
+              </w:rPr>
+            </w:pPr>
+            <w:r>
+              <w:rPr>
+                <w:rFonts w:asciiTheme="majorHAnsi" w:eastAsiaTheme="majorHAnsi" w:hAnsiTheme="majorHAnsi" w:hint="eastAsia"/>
+              </w:rPr>
+              <w:t>[오후 3:39:16.692] TX  F7 03 D1 49 00 01 78 76  (+122ms)</w:t>
+            </w:r>
+          </w:p>
+          <w:p>
+            <w:pPr>
+              <w:pStyle w:val="1-0"/>
+              <w:rPr>
+                <w:rFonts w:asciiTheme="majorHAnsi" w:eastAsiaTheme="majorHAnsi" w:hAnsiTheme="majorHAnsi" w:hint="eastAsia"/>
+              </w:rPr>
+            </w:pPr>
+            <w:r>
+              <w:rPr>
+                <w:rFonts w:asciiTheme="majorHAnsi" w:eastAsiaTheme="majorHAnsi" w:hAnsiTheme="majorHAnsi" w:hint="eastAsia"/>
+              </w:rPr>
+              <w:t>[오후 3:39:16.714] RX  F7 03 02 00 04 71 92  (+22ms)</w:t>
+            </w:r>
+          </w:p>
+          <w:p>
+            <w:pPr>
+              <w:pStyle w:val="1-0"/>
+              <w:rPr>
+                <w:rFonts w:asciiTheme="majorHAnsi" w:eastAsiaTheme="majorHAnsi" w:hAnsiTheme="majorHAnsi" w:hint="eastAsia"/>
+              </w:rPr>
+            </w:pPr>
+            <w:r>
+              <w:rPr>
+                <w:rFonts w:asciiTheme="majorHAnsi" w:eastAsiaTheme="majorHAnsi" w:hAnsiTheme="majorHAnsi" w:hint="eastAsia"/>
+              </w:rPr>
+              <w:t>[오후 3:39:16.816] TX  F7 03 D1 49 00 01 78 76  (+102ms)</w:t>
+            </w:r>
+          </w:p>
+          <w:p>
+            <w:pPr>
+              <w:pStyle w:val="1-0"/>
+              <w:rPr>
+                <w:rFonts w:asciiTheme="majorHAnsi" w:eastAsiaTheme="majorHAnsi" w:hAnsiTheme="majorHAnsi" w:hint="eastAsia"/>
+              </w:rPr>
+            </w:pPr>
+            <w:r>
+              <w:rPr>
+                <w:rFonts w:asciiTheme="majorHAnsi" w:eastAsiaTheme="majorHAnsi" w:hAnsiTheme="majorHAnsi" w:hint="eastAsia"/>
+              </w:rPr>
+              <w:t>[오후 3:39:16.826] RX  F7 03 02 00 04 71 92  (+10ms)</w:t>
+            </w:r>
+          </w:p>
+          <w:p>
+            <w:pPr>
+              <w:pStyle w:val="1-0"/>
+              <w:rPr>
+                <w:rFonts w:asciiTheme="majorHAnsi" w:eastAsiaTheme="majorHAnsi" w:hAnsiTheme="majorHAnsi" w:hint="eastAsia"/>
+              </w:rPr>
+            </w:pPr>
+            <w:r>
+              <w:rPr>
+                <w:rFonts w:asciiTheme="majorHAnsi" w:eastAsiaTheme="majorHAnsi" w:hAnsiTheme="majorHAnsi" w:hint="eastAsia"/>
+              </w:rPr>
+              <w:t>[오후 3:39:16.941] TX  F7 03 D1 49 00 01 78 76  (+115ms)</w:t>
+            </w:r>
+          </w:p>
+          <w:p>
+            <w:pPr>
+              <w:pStyle w:val="1-0"/>
+              <w:rPr>
+                <w:rFonts w:asciiTheme="majorHAnsi" w:eastAsiaTheme="majorHAnsi" w:hAnsiTheme="majorHAnsi" w:hint="eastAsia"/>
+              </w:rPr>
+            </w:pPr>
+            <w:r>
+              <w:rPr>
+                <w:rFonts w:asciiTheme="majorHAnsi" w:eastAsiaTheme="majorHAnsi" w:hAnsiTheme="majorHAnsi" w:hint="eastAsia"/>
+              </w:rPr>
+              <w:t>[오후 3:39:16.954] RX  F7 03 02 00 04 71 92  (+13ms)</w:t>
+            </w:r>
+          </w:p>
+          <w:p>
+            <w:pPr>
+              <w:pStyle w:val="1-0"/>
+              <w:rPr>
+                <w:rFonts w:asciiTheme="majorHAnsi" w:eastAsiaTheme="majorHAnsi" w:hAnsiTheme="majorHAnsi" w:hint="eastAsia"/>
+              </w:rPr>
+            </w:pPr>
+            <w:r>
+              <w:rPr>
+                <w:rFonts w:asciiTheme="majorHAnsi" w:eastAsiaTheme="majorHAnsi" w:hAnsiTheme="majorHAnsi" w:hint="eastAsia"/>
+              </w:rPr>
+              <w:t>[오후 3:39:17.058] TX  F7 03 D1 49 00 01 78 76  (+104ms)</w:t>
+            </w:r>
+          </w:p>
+          <w:p>
+            <w:pPr>
+              <w:pStyle w:val="1-0"/>
+              <w:rPr>
+                <w:rFonts w:asciiTheme="majorHAnsi" w:eastAsiaTheme="majorHAnsi" w:hAnsiTheme="majorHAnsi" w:hint="eastAsia"/>
+              </w:rPr>
+            </w:pPr>
+            <w:r>
+              <w:rPr>
+                <w:rFonts w:asciiTheme="majorHAnsi" w:eastAsiaTheme="majorHAnsi" w:hAnsiTheme="majorHAnsi" w:hint="eastAsia"/>
+              </w:rPr>
+              <w:t>[오후 3:39:17.082] RX  F7 03 02 00 04 71 92  (+24ms)</w:t>
+            </w:r>
+          </w:p>
+          <w:p>
+            <w:pPr>
+              <w:pStyle w:val="1-0"/>
+              <w:rPr>
+                <w:rFonts w:asciiTheme="majorHAnsi" w:eastAsiaTheme="majorHAnsi" w:hAnsiTheme="majorHAnsi" w:hint="eastAsia"/>
+              </w:rPr>
+            </w:pPr>
+            <w:r>
+              <w:rPr>
+                <w:rFonts w:asciiTheme="majorHAnsi" w:eastAsiaTheme="majorHAnsi" w:hAnsiTheme="majorHAnsi" w:hint="eastAsia"/>
+              </w:rPr>
+              <w:t>[오후 3:39:17.192] TX  F7 03 D1 49 00 01 78 76  (+110ms)</w:t>
+            </w:r>
+          </w:p>
+          <w:p>
+            <w:pPr>
+              <w:pStyle w:val="1-0"/>
+              <w:rPr>
+                <w:rFonts w:asciiTheme="majorHAnsi" w:eastAsiaTheme="majorHAnsi" w:hAnsiTheme="majorHAnsi" w:hint="eastAsia"/>
+              </w:rPr>
+            </w:pPr>
+            <w:r>
+              <w:rPr>
+                <w:rFonts w:asciiTheme="majorHAnsi" w:eastAsiaTheme="majorHAnsi" w:hAnsiTheme="majorHAnsi" w:hint="eastAsia"/>
+              </w:rPr>
+              <w:lastRenderedPageBreak/>
+              <w:t>[오후 3:39:17.210] RX  F7 03 02 00 04 71 92  (+18ms)</w:t>
+            </w:r>
+          </w:p>
+          <w:p>
+            <w:pPr>
+              <w:pStyle w:val="1-0"/>
+              <w:rPr>
+                <w:rFonts w:asciiTheme="majorHAnsi" w:eastAsiaTheme="majorHAnsi" w:hAnsiTheme="majorHAnsi" w:hint="eastAsia"/>
+              </w:rPr>
+            </w:pPr>
+            <w:r>
+              <w:rPr>
+                <w:rFonts w:asciiTheme="majorHAnsi" w:eastAsiaTheme="majorHAnsi" w:hAnsiTheme="majorHAnsi" w:hint="eastAsia"/>
+              </w:rPr>
+              <w:t>[오후 3:39:17.325] TX  F7 03 D1 49 00 01 78 76  (+115ms)</w:t>
+            </w:r>
+          </w:p>
+          <w:p>
+            <w:pPr>
+              <w:pStyle w:val="1-0"/>
+              <w:rPr>
+                <w:rFonts w:asciiTheme="majorHAnsi" w:eastAsiaTheme="majorHAnsi" w:hAnsiTheme="majorHAnsi" w:hint="eastAsia"/>
+              </w:rPr>
+            </w:pPr>
+            <w:r>
+              <w:rPr>
+                <w:rFonts w:asciiTheme="majorHAnsi" w:eastAsiaTheme="majorHAnsi" w:hAnsiTheme="majorHAnsi" w:hint="eastAsia"/>
+              </w:rPr>
+              <w:t>[오후 3:39:17.338] RX  F7 03 02 00 04 71 92  (+13ms)</w:t>
+            </w:r>
+          </w:p>
+          <w:p>
+            <w:pPr>
+              <w:pStyle w:val="1-0"/>
+              <w:rPr>
+                <w:rFonts w:asciiTheme="majorHAnsi" w:eastAsiaTheme="majorHAnsi" w:hAnsiTheme="majorHAnsi" w:hint="eastAsia"/>
+              </w:rPr>
+            </w:pPr>
+            <w:r>
+              <w:rPr>
+                <w:rFonts w:asciiTheme="majorHAnsi" w:eastAsiaTheme="majorHAnsi" w:hAnsiTheme="majorHAnsi" w:hint="eastAsia"/>
+              </w:rPr>
+              <w:t>[오후 3:39:17.443] TX  F7 03 D1 49 00 01 78 76  (+105ms)</w:t>
+            </w:r>
+          </w:p>
+          <w:p>
+            <w:pPr>
+              <w:pStyle w:val="1-0"/>
+              <w:rPr>
+                <w:rFonts w:asciiTheme="majorHAnsi" w:eastAsiaTheme="majorHAnsi" w:hAnsiTheme="majorHAnsi" w:hint="eastAsia"/>
+              </w:rPr>
+            </w:pPr>
+            <w:r>
+              <w:rPr>
+                <w:rFonts w:asciiTheme="majorHAnsi" w:eastAsiaTheme="majorHAnsi" w:hAnsiTheme="majorHAnsi" w:hint="eastAsia"/>
+              </w:rPr>
+              <w:t>[오후 3:39:17.466] RX  F7 03 02 00 04 71 92  (+23ms)</w:t>
+            </w:r>
+          </w:p>
+          <w:p>
+            <w:pPr>
+              <w:pStyle w:val="1-0"/>
+              <w:rPr>
+                <w:rFonts w:asciiTheme="majorHAnsi" w:eastAsiaTheme="majorHAnsi" w:hAnsiTheme="majorHAnsi" w:hint="eastAsia"/>
+              </w:rPr>
+            </w:pPr>
+            <w:r>
+              <w:rPr>
+                <w:rFonts w:asciiTheme="majorHAnsi" w:eastAsiaTheme="majorHAnsi" w:hAnsiTheme="majorHAnsi" w:hint="eastAsia"/>
+              </w:rPr>
+              <w:t>[오후 3:39:17.574] TX  F7 03 D1 49 00 01 78 76  (+108ms)</w:t>
+            </w:r>
+          </w:p>
+          <w:p>
+            <w:pPr>
+              <w:pStyle w:val="1-0"/>
+              <w:rPr>
+                <w:rFonts w:asciiTheme="majorHAnsi" w:eastAsiaTheme="majorHAnsi" w:hAnsiTheme="majorHAnsi" w:hint="eastAsia"/>
+              </w:rPr>
+            </w:pPr>
+            <w:r>
+              <w:rPr>
+                <w:rFonts w:asciiTheme="majorHAnsi" w:eastAsiaTheme="majorHAnsi" w:hAnsiTheme="majorHAnsi" w:hint="eastAsia"/>
+              </w:rPr>
+              <w:t>[오후 3:39:17.594] RX  F7 03 02 00 04 71 92  (+20ms)</w:t>
+            </w:r>
+          </w:p>
+          <w:p>
+            <w:pPr>
+              <w:pStyle w:val="1-0"/>
+              <w:rPr>
+                <w:rFonts w:asciiTheme="majorHAnsi" w:eastAsiaTheme="majorHAnsi" w:hAnsiTheme="majorHAnsi" w:hint="eastAsia"/>
+              </w:rPr>
+            </w:pPr>
+            <w:r>
+              <w:rPr>
+                <w:rFonts w:asciiTheme="majorHAnsi" w:eastAsiaTheme="majorHAnsi" w:hAnsiTheme="majorHAnsi" w:hint="eastAsia"/>
+              </w:rPr>
+              <w:t>[오후 3:39:17.708] TX  F7 03 D1 49 00 01 78 76  (+114ms)</w:t>
+            </w:r>
+          </w:p>
+          <w:p>
+            <w:pPr>
+              <w:pStyle w:val="1-0"/>
+              <w:rPr>
+                <w:rFonts w:asciiTheme="majorHAnsi" w:eastAsiaTheme="majorHAnsi" w:hAnsiTheme="majorHAnsi" w:hint="eastAsia"/>
+              </w:rPr>
+            </w:pPr>
+            <w:r>
+              <w:rPr>
+                <w:rFonts w:asciiTheme="majorHAnsi" w:eastAsiaTheme="majorHAnsi" w:hAnsiTheme="majorHAnsi" w:hint="eastAsia"/>
+              </w:rPr>
+              <w:t>[오후 3:39:17.722] RX  F7 03 02 00 04 71 92  (+14ms)</w:t>
+            </w:r>
+          </w:p>
+          <w:p>
+            <w:pPr>
+              <w:pStyle w:val="1-0"/>
+              <w:rPr>
+                <w:rFonts w:asciiTheme="majorHAnsi" w:eastAsiaTheme="majorHAnsi" w:hAnsiTheme="majorHAnsi" w:hint="eastAsia"/>
+              </w:rPr>
+            </w:pPr>
+            <w:r>
+              <w:rPr>
+                <w:rFonts w:asciiTheme="majorHAnsi" w:eastAsiaTheme="majorHAnsi" w:hAnsiTheme="majorHAnsi" w:hint="eastAsia"/>
+              </w:rPr>
+              <w:t>[오후 3:39:17.828] TX  F7 06 D1 00 00 01 65 A0  (+106ms)</w:t>
+            </w:r>
+          </w:p>
+          <w:p>
+            <w:pPr>
+              <w:pStyle w:val="1-0"/>
+              <w:rPr>
+                <w:rFonts w:asciiTheme="majorHAnsi" w:eastAsiaTheme="majorHAnsi" w:hAnsiTheme="majorHAnsi" w:hint="eastAsia"/>
+              </w:rPr>
+            </w:pPr>
+            <w:r>
+              <w:rPr>
+                <w:rFonts w:asciiTheme="majorHAnsi" w:eastAsiaTheme="majorHAnsi" w:hAnsiTheme="majorHAnsi" w:hint="eastAsia"/>
+              </w:rPr>
+              <w:t>[오후 3:39:17.850] RX  F7 06 D1 00 00 01 65 A0  (+22ms)</w:t>
+            </w:r>
+          </w:p>
+          <w:p>
+            <w:pPr>
+              <w:pStyle w:val="1-0"/>
+              <w:rPr>
+                <w:rFonts w:asciiTheme="majorHAnsi" w:eastAsiaTheme="majorHAnsi" w:hAnsiTheme="majorHAnsi" w:hint="eastAsia"/>
+              </w:rPr>
+            </w:pPr>
+            <w:r>
+              <w:rPr>
+                <w:rFonts w:asciiTheme="majorHAnsi" w:eastAsiaTheme="majorHAnsi" w:hAnsiTheme="majorHAnsi" w:hint="eastAsia"/>
+              </w:rPr>
+              <w:t>[오후 3:39:17.853] TX  F7 06 20 00 55 55 69 F3  (+3ms)</w:t>
+            </w:r>
+          </w:p>
+          <w:p>
+            <w:pPr>
+              <w:pStyle w:val="1-0"/>
+              <w:rPr>
+                <w:rFonts w:asciiTheme="majorHAnsi" w:eastAsiaTheme="majorHAnsi" w:hAnsiTheme="majorHAnsi" w:hint="eastAsia"/>
+              </w:rPr>
+            </w:pPr>
+            <w:r>
+              <w:rPr>
+                <w:rFonts w:asciiTheme="majorHAnsi" w:eastAsiaTheme="majorHAnsi" w:hAnsiTheme="majorHAnsi" w:hint="eastAsia"/>
+              </w:rPr>
+              <w:t>[오후 3:39:18.054] ER  Slave 247: Write response timeout (200ms)  (+201ms)</w:t>
+            </w:r>
+          </w:p>
+          <w:p>
+            <w:pPr>
+              <w:pStyle w:val="1-0"/>
+              <w:rPr>
+                <w:rFonts w:asciiTheme="majorHAnsi" w:eastAsiaTheme="majorHAnsi" w:hAnsiTheme="majorHAnsi" w:hint="eastAsia"/>
+              </w:rPr>
+            </w:pPr>
+            <w:r>
+              <w:rPr>
+                <w:rFonts w:asciiTheme="majorHAnsi" w:eastAsiaTheme="majorHAnsi" w:hAnsiTheme="majorHAnsi" w:hint="eastAsia"/>
+              </w:rPr>
+              <w:t>[오후 3:39:18.058] TX  F7 06 D0 00 00 08 A4 5A  (+4ms)</w:t>
+            </w:r>
+          </w:p>
+          <w:p>
+            <w:pPr>
+              <w:pStyle w:val="1-0"/>
+              <w:rPr>
+                <w:rFonts w:asciiTheme="majorHAnsi" w:eastAsiaTheme="majorHAnsi" w:hAnsiTheme="majorHAnsi" w:hint="eastAsia"/>
+              </w:rPr>
+            </w:pPr>
+            <w:r>
+              <w:rPr>
+                <w:rFonts w:asciiTheme="majorHAnsi" w:eastAsiaTheme="majorHAnsi" w:hAnsiTheme="majorHAnsi" w:hint="eastAsia"/>
+              </w:rPr>
+              <w:t>[오후 3:39:18.272] ER  Slave 247: Write response timeout (200ms)  (+214ms)</w:t>
+            </w:r>
+          </w:p>
+          <w:p>
+            <w:pPr>
+              <w:pStyle w:val="1-0"/>
+              <w:rPr>
+                <w:rFonts w:asciiTheme="majorHAnsi" w:eastAsiaTheme="majorHAnsi" w:hAnsiTheme="majorHAnsi" w:hint="eastAsia"/>
+              </w:rPr>
+            </w:pPr>
+            <w:r>
+              <w:rPr>
+                <w:rFonts w:asciiTheme="majorHAnsi" w:eastAsiaTheme="majorHAnsi" w:hAnsiTheme="majorHAnsi" w:hint="eastAsia"/>
+              </w:rPr>
+              <w:t>[오후 3:39:21.276] TX  01 03 D1 00 00 01 BD 36  (+3004ms)</w:t>
+            </w:r>
+          </w:p>
+          <w:p>
+            <w:pPr>
+              <w:pStyle w:val="1-0"/>
+              <w:rPr>
+                <w:rFonts w:asciiTheme="majorHAnsi" w:eastAsiaTheme="majorHAnsi" w:hAnsiTheme="majorHAnsi" w:hint="eastAsia"/>
+              </w:rPr>
+            </w:pPr>
+            <w:r>
+              <w:rPr>
+                <w:rFonts w:asciiTheme="majorHAnsi" w:eastAsiaTheme="majorHAnsi" w:hAnsiTheme="majorHAnsi" w:hint="eastAsia"/>
+              </w:rPr>
+              <w:t>[오후 3:39:21.289] RX  01 03 02 00 01 79 84  (+13ms)</w:t>
+            </w:r>
+          </w:p>
+          <w:p>
+            <w:pPr>
+              <w:pStyle w:val="1-0"/>
+              <w:rPr>
+                <w:rFonts w:asciiTheme="majorHAnsi" w:eastAsiaTheme="majorHAnsi" w:hAnsiTheme="majorHAnsi" w:hint="eastAsia"/>
+              </w:rPr>
+            </w:pPr>
+            <w:r>
+              <w:rPr>
+                <w:rFonts w:asciiTheme="majorHAnsi" w:eastAsiaTheme="majorHAnsi" w:hAnsiTheme="majorHAnsi" w:hint="eastAsia"/>
+              </w:rPr>
+              <w:t>[오후 3:39:21.292] TX  01 06 D1 00 00 00 B0 F6  (+3ms)</w:t>
+            </w:r>
+          </w:p>
+          <w:p>
+            <w:pPr>
+              <w:pStyle w:val="1-0"/>
+              <w:rPr>
+                <w:rFonts w:asciiTheme="majorHAnsi" w:eastAsiaTheme="majorHAnsi" w:hAnsiTheme="majorHAnsi" w:hint="eastAsia"/>
+              </w:rPr>
+            </w:pPr>
+            <w:r>
+              <w:rPr>
+                <w:rFonts w:asciiTheme="majorHAnsi" w:eastAsiaTheme="majorHAnsi" w:hAnsiTheme="majorHAnsi" w:hint="eastAsia"/>
+              </w:rPr>
+              <w:t>[오후 3:39:21.305] RX  01 06 D1 00 00 00 B0 F6  (+13ms)</w:t>
+            </w:r>
+          </w:p>
+          <w:p>
+            <w:pPr>
+              <w:pStyle w:val="1-0"/>
+              <w:rPr>
+                <w:rFonts w:asciiTheme="majorHAnsi" w:eastAsiaTheme="majorHAnsi" w:hAnsiTheme="majorHAnsi" w:hint="eastAsia"/>
+              </w:rPr>
+            </w:pPr>
+            <w:r>
+              <w:rPr>
+                <w:rFonts w:asciiTheme="majorHAnsi" w:eastAsiaTheme="majorHAnsi" w:hAnsiTheme="majorHAnsi" w:hint="eastAsia"/>
+              </w:rPr>
+              <w:t>[오후 3:39:21.308] TX  00 06 D1 00 00 01 70 E7  (+3ms)</w:t>
+            </w:r>
+          </w:p>
+          <w:p>
+            <w:pPr>
+              <w:pStyle w:val="1-0"/>
+              <w:rPr>
+                <w:rFonts w:asciiTheme="majorHAnsi" w:eastAsiaTheme="majorHAnsi" w:hAnsiTheme="majorHAnsi" w:hint="eastAsia"/>
+              </w:rPr>
+            </w:pPr>
+            <w:r>
+              <w:rPr>
+                <w:rFonts w:asciiTheme="majorHAnsi" w:eastAsiaTheme="majorHAnsi" w:hAnsiTheme="majorHAnsi" w:hint="eastAsia"/>
+              </w:rPr>
+              <w:t>[오후 3:39:21.515] ER  Slave 0: Write response timeout (200ms)  (+207ms)</w:t>
+            </w:r>
+          </w:p>
+          <w:p>
+            <w:pPr>
+              <w:pStyle w:val="1-0"/>
+              <w:rPr>
+                <w:rFonts w:asciiTheme="majorHAnsi" w:eastAsiaTheme="majorHAnsi" w:hAnsiTheme="majorHAnsi" w:hint="eastAsia"/>
+              </w:rPr>
+            </w:pPr>
+            <w:r>
+              <w:rPr>
+                <w:rFonts w:asciiTheme="majorHAnsi" w:eastAsiaTheme="majorHAnsi" w:hAnsiTheme="majorHAnsi" w:hint="eastAsia"/>
+              </w:rPr>
+              <w:t>[오후 3:39:21.517] TX  00 06 D0 00 00 08 B1 1D  (+2ms)</w:t>
+            </w:r>
+          </w:p>
+          <w:p>
+            <w:pPr>
+              <w:pStyle w:val="1-0"/>
+              <w:rPr>
+                <w:rFonts w:asciiTheme="majorHAnsi" w:eastAsiaTheme="majorHAnsi" w:hAnsiTheme="majorHAnsi" w:hint="eastAsia"/>
+              </w:rPr>
+            </w:pPr>
+            <w:r>
+              <w:rPr>
+                <w:rFonts w:asciiTheme="majorHAnsi" w:eastAsiaTheme="majorHAnsi" w:hAnsiTheme="majorHAnsi" w:hint="eastAsia"/>
+              </w:rPr>
+              <w:t>[오후 3:39:21.730] ER  Slave 0: Write response timeout (200ms)  (+213ms)</w:t>
+            </w:r>
+          </w:p>
+          <w:p>
+            <w:pPr>
+              <w:pStyle w:val="1-0"/>
+              <w:rPr>
+                <w:rFonts w:asciiTheme="majorHAnsi" w:eastAsiaTheme="majorHAnsi" w:hAnsiTheme="majorHAnsi" w:hint="eastAsia"/>
+              </w:rPr>
+            </w:pPr>
+            <w:r>
+              <w:rPr>
+                <w:rFonts w:asciiTheme="majorHAnsi" w:eastAsiaTheme="majorHAnsi" w:hAnsiTheme="majorHAnsi" w:hint="eastAsia"/>
+              </w:rPr>
+              <w:t>[오후 3:39:24.733] TX  01 03 D1 00 00 01 BD 36  (+3003ms)</w:t>
+            </w:r>
+          </w:p>
+          <w:p>
+            <w:pPr>
+              <w:pStyle w:val="1-0"/>
+              <w:rPr>
+                <w:rFonts w:asciiTheme="majorHAnsi" w:eastAsiaTheme="majorHAnsi" w:hAnsiTheme="majorHAnsi" w:hint="eastAsia"/>
+              </w:rPr>
+            </w:pPr>
+            <w:r>
+              <w:rPr>
+                <w:rFonts w:asciiTheme="majorHAnsi" w:eastAsiaTheme="majorHAnsi" w:hAnsiTheme="majorHAnsi" w:hint="eastAsia"/>
+              </w:rPr>
+              <w:t>[오후 3:39:24.744] RX  01 03 02 00 01 79 84  (+11ms)</w:t>
+            </w:r>
+          </w:p>
+          <w:p>
+            <w:pPr>
+              <w:pStyle w:val="1-0"/>
+              <w:rPr>
+                <w:rFonts w:asciiTheme="majorHAnsi" w:eastAsiaTheme="majorHAnsi" w:hAnsiTheme="majorHAnsi" w:hint="eastAsia"/>
+              </w:rPr>
+            </w:pPr>
+            <w:r>
+              <w:rPr>
+                <w:rFonts w:asciiTheme="majorHAnsi" w:eastAsiaTheme="majorHAnsi" w:hAnsiTheme="majorHAnsi" w:hint="eastAsia"/>
+              </w:rPr>
+              <w:t>[오후 3:39:24.951] TX  01 06 D1 00 00 F8 B1 74  (+207ms)</w:t>
+            </w:r>
+          </w:p>
+          <w:p>
+            <w:pPr>
+              <w:pStyle w:val="1-0"/>
+              <w:rPr>
+                <w:rFonts w:asciiTheme="majorHAnsi" w:eastAsiaTheme="majorHAnsi" w:hAnsiTheme="majorHAnsi" w:hint="eastAsia"/>
+              </w:rPr>
+            </w:pPr>
+            <w:r>
+              <w:rPr>
+                <w:rFonts w:asciiTheme="majorHAnsi" w:eastAsiaTheme="majorHAnsi" w:hAnsiTheme="majorHAnsi" w:hint="eastAsia"/>
+              </w:rPr>
+              <w:t>[오후 3:39:24.968] RX  01 06 D1 00 00 F8 B1 74  (+17ms)</w:t>
+            </w:r>
+          </w:p>
+          <w:p>
+            <w:pPr>
+              <w:pStyle w:val="1-0"/>
+              <w:rPr>
+                <w:rFonts w:asciiTheme="majorHAnsi" w:eastAsiaTheme="majorHAnsi" w:hAnsiTheme="majorHAnsi" w:hint="eastAsia"/>
+              </w:rPr>
+            </w:pPr>
+            <w:r>
+              <w:rPr>
+                <w:rFonts w:asciiTheme="majorHAnsi" w:eastAsiaTheme="majorHAnsi" w:hAnsiTheme="majorHAnsi" w:hint="eastAsia"/>
+              </w:rPr>
+              <w:t>[오후 3:39:24.971] TX  F8 06 D1 00 00 01 65 5F  (+3ms)</w:t>
+            </w:r>
+          </w:p>
+          <w:p>
+            <w:pPr>
+              <w:pStyle w:val="1-0"/>
+              <w:rPr>
+                <w:rFonts w:asciiTheme="majorHAnsi" w:eastAsiaTheme="majorHAnsi" w:hAnsiTheme="majorHAnsi" w:hint="eastAsia"/>
+              </w:rPr>
+            </w:pPr>
+            <w:r>
+              <w:rPr>
+                <w:rFonts w:asciiTheme="majorHAnsi" w:eastAsiaTheme="majorHAnsi" w:hAnsiTheme="majorHAnsi" w:hint="eastAsia"/>
+              </w:rPr>
+              <w:t>[오후 3:39:25.183] ER  Slave 248: Write response timeout (200ms)  (+212ms)</w:t>
+            </w:r>
+          </w:p>
+          <w:p>
+            <w:pPr>
+              <w:pStyle w:val="1-0"/>
+              <w:rPr>
+                <w:rFonts w:asciiTheme="majorHAnsi" w:eastAsiaTheme="majorHAnsi" w:hAnsiTheme="majorHAnsi" w:hint="eastAsia"/>
+              </w:rPr>
+            </w:pPr>
+            <w:r>
+              <w:rPr>
+                <w:rFonts w:asciiTheme="majorHAnsi" w:eastAsiaTheme="majorHAnsi" w:hAnsiTheme="majorHAnsi" w:hint="eastAsia"/>
+              </w:rPr>
+              <w:t>[오후 3:39:25.186] TX  F8 06 D0 00 00 08 A4 A5  (+3ms)</w:t>
+            </w:r>
+          </w:p>
+          <w:p>
+            <w:pPr>
+              <w:pStyle w:val="1-0"/>
+              <w:rPr>
+                <w:rFonts w:asciiTheme="majorHAnsi" w:eastAsiaTheme="majorHAnsi" w:hAnsiTheme="majorHAnsi" w:hint="eastAsia"/>
+              </w:rPr>
+            </w:pPr>
+            <w:r>
+              <w:rPr>
+                <w:rFonts w:asciiTheme="majorHAnsi" w:eastAsiaTheme="majorHAnsi" w:hAnsiTheme="majorHAnsi" w:hint="eastAsia"/>
+              </w:rPr>
+              <w:t>[오후 3:39:25.399] ER  Slave 248: Write response timeout (200ms)  (+213ms)</w:t>
+            </w:r>
+          </w:p>
+          <w:p>
+            <w:pPr>
+              <w:pStyle w:val="1-0"/>
+              <w:rPr>
+                <w:rFonts w:asciiTheme="majorHAnsi" w:eastAsiaTheme="majorHAnsi" w:hAnsiTheme="majorHAnsi" w:hint="eastAsia"/>
+              </w:rPr>
+            </w:pPr>
+            <w:r>
+              <w:rPr>
+                <w:rFonts w:asciiTheme="majorHAnsi" w:eastAsiaTheme="majorHAnsi" w:hAnsiTheme="majorHAnsi" w:hint="eastAsia"/>
+              </w:rPr>
+              <w:t>[오후 3:39:28.401] TX  01 03 D1 00 00 01 BD 36  (+3002ms)</w:t>
+            </w:r>
+          </w:p>
+          <w:p>
+            <w:pPr>
+              <w:pStyle w:val="1-0"/>
+              <w:rPr>
+                <w:rFonts w:asciiTheme="majorHAnsi" w:eastAsiaTheme="majorHAnsi" w:hAnsiTheme="majorHAnsi" w:hint="eastAsia"/>
+              </w:rPr>
+            </w:pPr>
+            <w:r>
+              <w:rPr>
+                <w:rFonts w:asciiTheme="majorHAnsi" w:eastAsiaTheme="majorHAnsi" w:hAnsiTheme="majorHAnsi" w:hint="eastAsia"/>
+              </w:rPr>
+              <w:t>[오후 3:39:28.423] RX  01 03 02 00 01 79 84  (+22ms)</w:t>
+            </w:r>
+          </w:p>
+          <w:p>
+            <w:pPr>
+              <w:pStyle w:val="1-0"/>
+              <w:rPr>
+                <w:rFonts w:asciiTheme="majorHAnsi" w:eastAsiaTheme="majorHAnsi" w:hAnsiTheme="majorHAnsi" w:hint="eastAsia"/>
+              </w:rPr>
+            </w:pPr>
+            <w:r>
+              <w:rPr>
+                <w:rFonts w:asciiTheme="majorHAnsi" w:eastAsiaTheme="majorHAnsi" w:hAnsiTheme="majorHAnsi" w:hint="eastAsia"/>
+              </w:rPr>
+              <w:t>[오후 3:39:28.628] TX  01 06 D1 00 00 F9 70 B4  (+205ms)</w:t>
+            </w:r>
+          </w:p>
+          <w:p>
+            <w:pPr>
+              <w:pStyle w:val="1-0"/>
+              <w:rPr>
+                <w:rFonts w:asciiTheme="majorHAnsi" w:eastAsiaTheme="majorHAnsi" w:hAnsiTheme="majorHAnsi" w:hint="eastAsia"/>
+              </w:rPr>
+            </w:pPr>
+            <w:r>
+              <w:rPr>
+                <w:rFonts w:asciiTheme="majorHAnsi" w:eastAsiaTheme="majorHAnsi" w:hAnsiTheme="majorHAnsi" w:hint="eastAsia"/>
+              </w:rPr>
+              <w:t>[오후 3:39:28.647] RX  01 06 D1 00 00 F9 70 B4  (+19ms)</w:t>
+            </w:r>
+          </w:p>
+          <w:p>
+            <w:pPr>
+              <w:pStyle w:val="1-0"/>
+              <w:rPr>
+                <w:rFonts w:asciiTheme="majorHAnsi" w:eastAsiaTheme="majorHAnsi" w:hAnsiTheme="majorHAnsi" w:hint="eastAsia"/>
+              </w:rPr>
+            </w:pPr>
+            <w:r>
+              <w:rPr>
+                <w:rFonts w:asciiTheme="majorHAnsi" w:eastAsiaTheme="majorHAnsi" w:hAnsiTheme="majorHAnsi" w:hint="eastAsia"/>
+              </w:rPr>
+              <w:t>[오후 3:39:28.650] TX  F9 06 D1 00 00 01 64 8E  (+3ms)</w:t>
+            </w:r>
+          </w:p>
+          <w:p>
+            <w:pPr>
+              <w:pStyle w:val="1-0"/>
+              <w:rPr>
+                <w:rFonts w:asciiTheme="majorHAnsi" w:eastAsiaTheme="majorHAnsi" w:hAnsiTheme="majorHAnsi" w:hint="eastAsia"/>
+              </w:rPr>
+            </w:pPr>
+            <w:r>
+              <w:rPr>
+                <w:rFonts w:asciiTheme="majorHAnsi" w:eastAsiaTheme="majorHAnsi" w:hAnsiTheme="majorHAnsi" w:hint="eastAsia"/>
+              </w:rPr>
+              <w:t>[오후 3:39:28.863] ER  Slave 249: Write response timeout (200ms)  (+213ms)</w:t>
+            </w:r>
+          </w:p>
+          <w:p>
+            <w:pPr>
+              <w:pStyle w:val="1-0"/>
+              <w:rPr>
+                <w:rFonts w:asciiTheme="majorHAnsi" w:eastAsiaTheme="majorHAnsi" w:hAnsiTheme="majorHAnsi" w:hint="eastAsia"/>
+              </w:rPr>
+            </w:pPr>
+            <w:r>
+              <w:rPr>
+                <w:rFonts w:asciiTheme="majorHAnsi" w:eastAsiaTheme="majorHAnsi" w:hAnsiTheme="majorHAnsi" w:hint="eastAsia"/>
+              </w:rPr>
+              <w:lastRenderedPageBreak/>
+              <w:t>[오후 3:39:28.865] TX  F9 06 D0 00 00 08 A5 74  (+2ms)</w:t>
+            </w:r>
+          </w:p>
+          <w:p>
+            <w:pPr>
+              <w:pStyle w:val="1-0"/>
+              <w:rPr>
+                <w:rFonts w:asciiTheme="majorHAnsi" w:eastAsiaTheme="majorHAnsi" w:hAnsiTheme="majorHAnsi" w:hint="eastAsia"/>
+              </w:rPr>
+            </w:pPr>
+            <w:r>
+              <w:rPr>
+                <w:rFonts w:asciiTheme="majorHAnsi" w:eastAsiaTheme="majorHAnsi" w:hAnsiTheme="majorHAnsi" w:hint="eastAsia"/>
+              </w:rPr>
+              <w:t>[오후 3:39:29.078] ER  Slave 249: Write response timeout (200ms)  (+213ms)</w:t>
+            </w:r>
+          </w:p>
+          <w:p>
+            <w:pPr>
+              <w:pStyle w:val="1-0"/>
+              <w:rPr>
+                <w:rFonts w:asciiTheme="majorHAnsi" w:eastAsiaTheme="majorHAnsi" w:hAnsiTheme="majorHAnsi" w:hint="eastAsia"/>
+              </w:rPr>
+            </w:pPr>
+            <w:r>
+              <w:rPr>
+                <w:rFonts w:asciiTheme="majorHAnsi" w:eastAsiaTheme="majorHAnsi" w:hAnsiTheme="majorHAnsi" w:hint="eastAsia"/>
+              </w:rPr>
+              <w:t>[오후 3:39:32.081] TX  01 03 D1 00 00 01 BD 36  (+3003ms)</w:t>
+            </w:r>
+          </w:p>
+          <w:p>
+            <w:pPr>
+              <w:pStyle w:val="1-0"/>
+              <w:rPr>
+                <w:rFonts w:asciiTheme="majorHAnsi" w:eastAsiaTheme="majorHAnsi" w:hAnsiTheme="majorHAnsi" w:hint="eastAsia"/>
+              </w:rPr>
+            </w:pPr>
+            <w:r>
+              <w:rPr>
+                <w:rFonts w:asciiTheme="majorHAnsi" w:eastAsiaTheme="majorHAnsi" w:hAnsiTheme="majorHAnsi" w:hint="eastAsia"/>
+              </w:rPr>
+              <w:t>[오후 3:39:32.102] RX  01 03 02 00 01 79 84  (+21ms)</w:t>
+            </w:r>
+          </w:p>
+          <w:p>
+            <w:pPr>
+              <w:pStyle w:val="1-0"/>
+              <w:rPr>
+                <w:rFonts w:asciiTheme="majorHAnsi" w:eastAsiaTheme="majorHAnsi" w:hAnsiTheme="majorHAnsi" w:hint="eastAsia"/>
+              </w:rPr>
+            </w:pPr>
+            <w:r>
+              <w:rPr>
+                <w:rFonts w:asciiTheme="majorHAnsi" w:eastAsiaTheme="majorHAnsi" w:hAnsiTheme="majorHAnsi" w:hint="eastAsia"/>
+              </w:rPr>
+              <w:t>[오후 3:39:32.306] TX  01 06 D1 00 00 FA 30 B5  (+204ms)</w:t>
+            </w:r>
+          </w:p>
+          <w:p>
+            <w:pPr>
+              <w:pStyle w:val="1-0"/>
+              <w:rPr>
+                <w:rFonts w:asciiTheme="majorHAnsi" w:eastAsiaTheme="majorHAnsi" w:hAnsiTheme="majorHAnsi" w:hint="eastAsia"/>
+              </w:rPr>
+            </w:pPr>
+            <w:r>
+              <w:rPr>
+                <w:rFonts w:asciiTheme="majorHAnsi" w:eastAsiaTheme="majorHAnsi" w:hAnsiTheme="majorHAnsi" w:hint="eastAsia"/>
+              </w:rPr>
+              <w:t>[오후 3:39:32.326] RX  01 06 D1 00 00 FA 30 B5  (+20ms)</w:t>
+            </w:r>
+          </w:p>
+          <w:p>
+            <w:pPr>
+              <w:pStyle w:val="1-0"/>
+              <w:rPr>
+                <w:rFonts w:asciiTheme="majorHAnsi" w:eastAsiaTheme="majorHAnsi" w:hAnsiTheme="majorHAnsi" w:hint="eastAsia"/>
+              </w:rPr>
+            </w:pPr>
+            <w:r>
+              <w:rPr>
+                <w:rFonts w:asciiTheme="majorHAnsi" w:eastAsiaTheme="majorHAnsi" w:hAnsiTheme="majorHAnsi" w:hint="eastAsia"/>
+              </w:rPr>
+              <w:t>[오후 3:39:32.329] TX  FA 06 D1 00 00 01 64 BD  (+3ms)</w:t>
+            </w:r>
+          </w:p>
+          <w:p>
+            <w:pPr>
+              <w:pStyle w:val="1-0"/>
+              <w:rPr>
+                <w:rFonts w:asciiTheme="majorHAnsi" w:eastAsiaTheme="majorHAnsi" w:hAnsiTheme="majorHAnsi" w:hint="eastAsia"/>
+              </w:rPr>
+            </w:pPr>
+            <w:r>
+              <w:rPr>
+                <w:rFonts w:asciiTheme="majorHAnsi" w:eastAsiaTheme="majorHAnsi" w:hAnsiTheme="majorHAnsi" w:hint="eastAsia"/>
+              </w:rPr>
+              <w:t>[오후 3:39:32.539] ER  Slave 250: Write response timeout (200ms)  (+210ms)</w:t>
+            </w:r>
+          </w:p>
+          <w:p>
+            <w:pPr>
+              <w:pStyle w:val="1-0"/>
+              <w:rPr>
+                <w:rFonts w:asciiTheme="majorHAnsi" w:eastAsiaTheme="majorHAnsi" w:hAnsiTheme="majorHAnsi" w:hint="eastAsia"/>
+              </w:rPr>
+            </w:pPr>
+            <w:r>
+              <w:rPr>
+                <w:rFonts w:asciiTheme="majorHAnsi" w:eastAsiaTheme="majorHAnsi" w:hAnsiTheme="majorHAnsi" w:hint="eastAsia"/>
+              </w:rPr>
+              <w:t>[오후 3:39:32.540] TX  FA 06 D0 00 00 08 A5 47  (+1ms)</w:t>
+            </w:r>
+          </w:p>
+          <w:p>
+            <w:pPr>
+              <w:pStyle w:val="1-0"/>
+              <w:rPr>
+                <w:rFonts w:asciiTheme="majorHAnsi" w:eastAsiaTheme="majorHAnsi" w:hAnsiTheme="majorHAnsi" w:hint="eastAsia"/>
+              </w:rPr>
+            </w:pPr>
+            <w:r>
+              <w:rPr>
+                <w:rFonts w:asciiTheme="majorHAnsi" w:eastAsiaTheme="majorHAnsi" w:hAnsiTheme="majorHAnsi" w:hint="eastAsia"/>
+              </w:rPr>
+              <w:t>[오후 3:39:32.755] ER  Slave 250: Write response timeout (200ms)  (+215ms)</w:t>
+            </w:r>
+          </w:p>
+          <w:p>
+            <w:pPr>
+              <w:pStyle w:val="1-0"/>
+              <w:rPr>
+                <w:rFonts w:asciiTheme="majorHAnsi" w:eastAsiaTheme="majorHAnsi" w:hAnsiTheme="majorHAnsi" w:hint="eastAsia"/>
+              </w:rPr>
+            </w:pPr>
+            <w:r>
+              <w:rPr>
+                <w:rFonts w:asciiTheme="majorHAnsi" w:eastAsiaTheme="majorHAnsi" w:hAnsiTheme="majorHAnsi" w:hint="eastAsia"/>
+              </w:rPr>
+              <w:t>[오후 3:39:35.761] TX  01 03 D1 00 00 01 BD 36  (+3006ms)</w:t>
+            </w:r>
+          </w:p>
+          <w:p>
+            <w:pPr>
+              <w:pStyle w:val="1-0"/>
+              <w:rPr>
+                <w:rFonts w:asciiTheme="majorHAnsi" w:eastAsiaTheme="majorHAnsi" w:hAnsiTheme="majorHAnsi" w:hint="eastAsia"/>
+              </w:rPr>
+            </w:pPr>
+            <w:r>
+              <w:rPr>
+                <w:rFonts w:asciiTheme="majorHAnsi" w:eastAsiaTheme="majorHAnsi" w:hAnsiTheme="majorHAnsi" w:hint="eastAsia"/>
+              </w:rPr>
+              <w:t>[오후 3:39:35.782] RX  01 03 02 00 01 79 84  (+21ms)</w:t>
+            </w:r>
+          </w:p>
+          <w:p>
+            <w:pPr>
+              <w:pStyle w:val="1-0"/>
+              <w:rPr>
+                <w:rFonts w:asciiTheme="majorHAnsi" w:eastAsiaTheme="majorHAnsi" w:hAnsiTheme="majorHAnsi" w:hint="eastAsia"/>
+              </w:rPr>
+            </w:pPr>
+            <w:r>
+              <w:rPr>
+                <w:rFonts w:asciiTheme="majorHAnsi" w:eastAsiaTheme="majorHAnsi" w:hAnsiTheme="majorHAnsi" w:hint="eastAsia"/>
+              </w:rPr>
+              <w:t>[오후 3:39:35.986] TX  01 06 D1 00 00 FB F1 75  (+204ms)</w:t>
+            </w:r>
+          </w:p>
+          <w:p>
+            <w:pPr>
+              <w:pStyle w:val="1-0"/>
+              <w:rPr>
+                <w:rFonts w:asciiTheme="majorHAnsi" w:eastAsiaTheme="majorHAnsi" w:hAnsiTheme="majorHAnsi" w:hint="eastAsia"/>
+              </w:rPr>
+            </w:pPr>
+            <w:r>
+              <w:rPr>
+                <w:rFonts w:asciiTheme="majorHAnsi" w:eastAsiaTheme="majorHAnsi" w:hAnsiTheme="majorHAnsi" w:hint="eastAsia"/>
+              </w:rPr>
+              <w:t>[오후 3:39:36.006] RX  01 06 D1 00 00 FB F1 75  (+20ms)</w:t>
+            </w:r>
+          </w:p>
+          <w:p>
+            <w:pPr>
+              <w:pStyle w:val="1-0"/>
+              <w:rPr>
+                <w:rFonts w:asciiTheme="majorHAnsi" w:eastAsiaTheme="majorHAnsi" w:hAnsiTheme="majorHAnsi" w:hint="eastAsia"/>
+              </w:rPr>
+            </w:pPr>
+            <w:r>
+              <w:rPr>
+                <w:rFonts w:asciiTheme="majorHAnsi" w:eastAsiaTheme="majorHAnsi" w:hAnsiTheme="majorHAnsi" w:hint="eastAsia"/>
+              </w:rPr>
+              <w:t>[오후 3:39:36.008] TX  FB 06 D1 00 00 01 65 6C  (+2ms)</w:t>
+            </w:r>
+          </w:p>
+          <w:p>
+            <w:pPr>
+              <w:pStyle w:val="1-0"/>
+              <w:rPr>
+                <w:rFonts w:asciiTheme="majorHAnsi" w:eastAsiaTheme="majorHAnsi" w:hAnsiTheme="majorHAnsi" w:hint="eastAsia"/>
+              </w:rPr>
+            </w:pPr>
+            <w:r>
+              <w:rPr>
+                <w:rFonts w:asciiTheme="majorHAnsi" w:eastAsiaTheme="majorHAnsi" w:hAnsiTheme="majorHAnsi" w:hint="eastAsia"/>
+              </w:rPr>
+              <w:t>[오후 3:39:36.218] ER  Slave 251: Write response timeout (200ms)  (+210ms)</w:t>
+            </w:r>
+          </w:p>
+          <w:p>
+            <w:pPr>
+              <w:pStyle w:val="1-0"/>
+              <w:rPr>
+                <w:rFonts w:asciiTheme="majorHAnsi" w:eastAsiaTheme="majorHAnsi" w:hAnsiTheme="majorHAnsi" w:hint="eastAsia"/>
+              </w:rPr>
+            </w:pPr>
+            <w:r>
+              <w:rPr>
+                <w:rFonts w:asciiTheme="majorHAnsi" w:eastAsiaTheme="majorHAnsi" w:hAnsiTheme="majorHAnsi" w:hint="eastAsia"/>
+              </w:rPr>
+              <w:t>[오후 3:39:36.222] TX  FB 06 D0 00 00 08 A4 96  (+4ms)</w:t>
+            </w:r>
+          </w:p>
+          <w:p>
+            <w:pPr>
+              <w:pStyle w:val="1-0"/>
+              <w:rPr>
+                <w:rFonts w:asciiTheme="majorHAnsi" w:eastAsiaTheme="majorHAnsi" w:hAnsiTheme="majorHAnsi" w:hint="eastAsia"/>
+              </w:rPr>
+            </w:pPr>
+            <w:r>
+              <w:rPr>
+                <w:rFonts w:asciiTheme="majorHAnsi" w:eastAsiaTheme="majorHAnsi" w:hAnsiTheme="majorHAnsi" w:hint="eastAsia"/>
+              </w:rPr>
+              <w:t>[오후 3:39:36.436] ER  Slave 251: Write response timeout (200ms)  (+214ms)</w:t>
+            </w:r>
+          </w:p>
+          <w:p>
+            <w:pPr>
+              <w:pStyle w:val="1-0"/>
+              <w:rPr>
+                <w:rFonts w:asciiTheme="majorHAnsi" w:eastAsiaTheme="majorHAnsi" w:hAnsiTheme="majorHAnsi" w:hint="eastAsia"/>
+              </w:rPr>
+            </w:pPr>
+            <w:r>
+              <w:rPr>
+                <w:rFonts w:asciiTheme="majorHAnsi" w:eastAsiaTheme="majorHAnsi" w:hAnsiTheme="majorHAnsi" w:hint="eastAsia"/>
+              </w:rPr>
+              <w:t>[오후 3:39:39.440] TX  01 03 D1 00 00 01 BD 36  (+3004ms)</w:t>
+            </w:r>
+          </w:p>
+          <w:p>
+            <w:pPr>
+              <w:pStyle w:val="1-0"/>
+              <w:rPr>
+                <w:rFonts w:asciiTheme="majorHAnsi" w:eastAsiaTheme="majorHAnsi" w:hAnsiTheme="majorHAnsi" w:hint="eastAsia"/>
+              </w:rPr>
+            </w:pPr>
+            <w:r>
+              <w:rPr>
+                <w:rFonts w:asciiTheme="majorHAnsi" w:eastAsiaTheme="majorHAnsi" w:hAnsiTheme="majorHAnsi" w:hint="eastAsia"/>
+              </w:rPr>
+              <w:t>[오후 3:39:39.461] RX  01 03 02 00 01 79 84  (+21ms)</w:t>
+            </w:r>
+          </w:p>
+          <w:p>
+            <w:pPr>
+              <w:pStyle w:val="1-0"/>
+              <w:rPr>
+                <w:rFonts w:asciiTheme="majorHAnsi" w:eastAsiaTheme="majorHAnsi" w:hAnsiTheme="majorHAnsi" w:hint="eastAsia"/>
+              </w:rPr>
+            </w:pPr>
+            <w:r>
+              <w:rPr>
+                <w:rFonts w:asciiTheme="majorHAnsi" w:eastAsiaTheme="majorHAnsi" w:hAnsiTheme="majorHAnsi" w:hint="eastAsia"/>
+              </w:rPr>
+              <w:t>[오후 3:39:39.666] TX  01 06 D1 00 00 FC B0 B7  (+205ms)</w:t>
+            </w:r>
+          </w:p>
+          <w:p>
+            <w:pPr>
+              <w:pStyle w:val="1-0"/>
+              <w:rPr>
+                <w:rFonts w:asciiTheme="majorHAnsi" w:eastAsiaTheme="majorHAnsi" w:hAnsiTheme="majorHAnsi" w:hint="eastAsia"/>
+              </w:rPr>
+            </w:pPr>
+            <w:r>
+              <w:rPr>
+                <w:rFonts w:asciiTheme="majorHAnsi" w:eastAsiaTheme="majorHAnsi" w:hAnsiTheme="majorHAnsi" w:hint="eastAsia"/>
+              </w:rPr>
+              <w:t>[오후 3:39:39.685] RX  01 06 D1 00 00 FC B0 B7  (+19ms)</w:t>
+            </w:r>
+          </w:p>
+          <w:p>
+            <w:pPr>
+              <w:pStyle w:val="1-0"/>
+              <w:rPr>
+                <w:rFonts w:asciiTheme="majorHAnsi" w:eastAsiaTheme="majorHAnsi" w:hAnsiTheme="majorHAnsi" w:hint="eastAsia"/>
+              </w:rPr>
+            </w:pPr>
+            <w:r>
+              <w:rPr>
+                <w:rFonts w:asciiTheme="majorHAnsi" w:eastAsiaTheme="majorHAnsi" w:hAnsiTheme="majorHAnsi" w:hint="eastAsia"/>
+              </w:rPr>
+              <w:t>[오후 3:39:39.687] TX  FC 06 D1 00 00 01 64 DB  (+2ms)</w:t>
+            </w:r>
+          </w:p>
+          <w:p>
+            <w:pPr>
+              <w:pStyle w:val="1-0"/>
+              <w:rPr>
+                <w:rFonts w:asciiTheme="majorHAnsi" w:eastAsiaTheme="majorHAnsi" w:hAnsiTheme="majorHAnsi" w:hint="eastAsia"/>
+              </w:rPr>
+            </w:pPr>
+            <w:r>
+              <w:rPr>
+                <w:rFonts w:asciiTheme="majorHAnsi" w:eastAsiaTheme="majorHAnsi" w:hAnsiTheme="majorHAnsi" w:hint="eastAsia"/>
+              </w:rPr>
+              <w:t>[오후 3:39:39.898] ER  Slave 252: Write response timeout (200ms)  (+211ms)</w:t>
+            </w:r>
+          </w:p>
+          <w:p>
+            <w:pPr>
+              <w:pStyle w:val="1-0"/>
+              <w:rPr>
+                <w:rFonts w:asciiTheme="majorHAnsi" w:eastAsiaTheme="majorHAnsi" w:hAnsiTheme="majorHAnsi" w:hint="eastAsia"/>
+              </w:rPr>
+            </w:pPr>
+            <w:r>
+              <w:rPr>
+                <w:rFonts w:asciiTheme="majorHAnsi" w:eastAsiaTheme="majorHAnsi" w:hAnsiTheme="majorHAnsi" w:hint="eastAsia"/>
+              </w:rPr>
+              <w:t>[오후 3:39:39.900] TX  FC 06 D0 00 00 08 A5 21  (+2ms)</w:t>
+            </w:r>
+          </w:p>
+          <w:p>
+            <w:pPr>
+              <w:pStyle w:val="1-0"/>
+              <w:rPr>
+                <w:rFonts w:asciiTheme="majorHAnsi" w:eastAsiaTheme="majorHAnsi" w:hAnsiTheme="majorHAnsi" w:hint="eastAsia"/>
+              </w:rPr>
+            </w:pPr>
+            <w:r>
+              <w:rPr>
+                <w:rFonts w:asciiTheme="majorHAnsi" w:eastAsiaTheme="majorHAnsi" w:hAnsiTheme="majorHAnsi" w:hint="eastAsia"/>
+              </w:rPr>
+              <w:t>[오후 3:39:40.115] ER  Slave 252: Write response timeout (200ms)  (+215ms)</w:t>
+            </w:r>
+          </w:p>
+          <w:p>
+            <w:pPr>
+              <w:pStyle w:val="1-0"/>
+              <w:rPr>
+                <w:rFonts w:asciiTheme="majorHAnsi" w:eastAsiaTheme="majorHAnsi" w:hAnsiTheme="majorHAnsi" w:hint="eastAsia"/>
+              </w:rPr>
+            </w:pPr>
+            <w:r>
+              <w:rPr>
+                <w:rFonts w:asciiTheme="majorHAnsi" w:eastAsiaTheme="majorHAnsi" w:hAnsiTheme="majorHAnsi" w:hint="eastAsia"/>
+              </w:rPr>
+              <w:t>[오후 3:39:43.132] TX  01 03 D1 00 00 01 BD 36  (+3017ms)</w:t>
+            </w:r>
+          </w:p>
+          <w:p>
+            <w:pPr>
+              <w:pStyle w:val="1-0"/>
+              <w:rPr>
+                <w:rFonts w:asciiTheme="majorHAnsi" w:eastAsiaTheme="majorHAnsi" w:hAnsiTheme="majorHAnsi" w:hint="eastAsia"/>
+              </w:rPr>
+            </w:pPr>
+            <w:r>
+              <w:rPr>
+                <w:rFonts w:asciiTheme="majorHAnsi" w:eastAsiaTheme="majorHAnsi" w:hAnsiTheme="majorHAnsi" w:hint="eastAsia"/>
+              </w:rPr>
+              <w:t>[오후 3:39:43.156] RX  01 03 02 00 01 79 84  (+24ms)</w:t>
+            </w:r>
+          </w:p>
+          <w:p>
+            <w:pPr>
+              <w:pStyle w:val="1-0"/>
+              <w:rPr>
+                <w:rFonts w:asciiTheme="majorHAnsi" w:eastAsiaTheme="majorHAnsi" w:hAnsiTheme="majorHAnsi" w:hint="eastAsia"/>
+              </w:rPr>
+            </w:pPr>
+            <w:r>
+              <w:rPr>
+                <w:rFonts w:asciiTheme="majorHAnsi" w:eastAsiaTheme="majorHAnsi" w:hAnsiTheme="majorHAnsi" w:hint="eastAsia"/>
+              </w:rPr>
+              <w:t>[오후 3:39:43.361] TX  01 06 D1 00 00 FD 71 77  (+205ms)</w:t>
+            </w:r>
+          </w:p>
+          <w:p>
+            <w:pPr>
+              <w:pStyle w:val="1-0"/>
+              <w:rPr>
+                <w:rFonts w:asciiTheme="majorHAnsi" w:eastAsiaTheme="majorHAnsi" w:hAnsiTheme="majorHAnsi" w:hint="eastAsia"/>
+              </w:rPr>
+            </w:pPr>
+            <w:r>
+              <w:rPr>
+                <w:rFonts w:asciiTheme="majorHAnsi" w:eastAsiaTheme="majorHAnsi" w:hAnsiTheme="majorHAnsi" w:hint="eastAsia"/>
+              </w:rPr>
+              <w:t>[오후 3:39:43.380] RX  01 06 D1 00 00 FD 71 77  (+19ms)</w:t>
+            </w:r>
+          </w:p>
+          <w:p>
+            <w:pPr>
+              <w:pStyle w:val="1-0"/>
+              <w:rPr>
+                <w:rFonts w:asciiTheme="majorHAnsi" w:eastAsiaTheme="majorHAnsi" w:hAnsiTheme="majorHAnsi" w:hint="eastAsia"/>
+              </w:rPr>
+            </w:pPr>
+            <w:r>
+              <w:rPr>
+                <w:rFonts w:asciiTheme="majorHAnsi" w:eastAsiaTheme="majorHAnsi" w:hAnsiTheme="majorHAnsi" w:hint="eastAsia"/>
+              </w:rPr>
+              <w:t>[오후 3:39:43.382] TX  FD 06 D1 00 00 01 65 0A  (+2ms)</w:t>
+            </w:r>
+          </w:p>
+          <w:p>
+            <w:pPr>
+              <w:pStyle w:val="1-0"/>
+              <w:rPr>
+                <w:rFonts w:asciiTheme="majorHAnsi" w:eastAsiaTheme="majorHAnsi" w:hAnsiTheme="majorHAnsi" w:hint="eastAsia"/>
+              </w:rPr>
+            </w:pPr>
+            <w:r>
+              <w:rPr>
+                <w:rFonts w:asciiTheme="majorHAnsi" w:eastAsiaTheme="majorHAnsi" w:hAnsiTheme="majorHAnsi" w:hint="eastAsia"/>
+              </w:rPr>
+              <w:t>[오후 3:39:43.594] ER  Slave 253: Write response timeout (200ms)  (+212ms)</w:t>
+            </w:r>
+          </w:p>
+          <w:p>
+            <w:pPr>
+              <w:pStyle w:val="1-0"/>
+              <w:rPr>
+                <w:rFonts w:asciiTheme="majorHAnsi" w:eastAsiaTheme="majorHAnsi" w:hAnsiTheme="majorHAnsi" w:hint="eastAsia"/>
+              </w:rPr>
+            </w:pPr>
+            <w:r>
+              <w:rPr>
+                <w:rFonts w:asciiTheme="majorHAnsi" w:eastAsiaTheme="majorHAnsi" w:hAnsiTheme="majorHAnsi" w:hint="eastAsia"/>
+              </w:rPr>
+              <w:t>[오후 3:39:43.597] TX  FD 06 D0 00 00 08 A4 F0  (+3ms)</w:t>
+            </w:r>
+          </w:p>
+          <w:p>
+            <w:pPr>
+              <w:pStyle w:val="1-0"/>
+              <w:rPr>
+                <w:rFonts w:asciiTheme="majorHAnsi" w:eastAsiaTheme="majorHAnsi" w:hAnsiTheme="majorHAnsi" w:hint="eastAsia"/>
+              </w:rPr>
+            </w:pPr>
+            <w:r>
+              <w:rPr>
+                <w:rFonts w:asciiTheme="majorHAnsi" w:eastAsiaTheme="majorHAnsi" w:hAnsiTheme="majorHAnsi" w:hint="eastAsia"/>
+              </w:rPr>
+              <w:t>[오후 3:39:43.811] ER  Slave 253: Write response timeout (200ms)  (+214ms)</w:t>
+            </w:r>
+          </w:p>
+          <w:p>
+            <w:pPr>
+              <w:pStyle w:val="1-0"/>
+              <w:rPr>
+                <w:rFonts w:asciiTheme="majorHAnsi" w:eastAsiaTheme="majorHAnsi" w:hAnsiTheme="majorHAnsi" w:hint="eastAsia"/>
+              </w:rPr>
+            </w:pPr>
+            <w:r>
+              <w:rPr>
+                <w:rFonts w:asciiTheme="majorHAnsi" w:eastAsiaTheme="majorHAnsi" w:hAnsiTheme="majorHAnsi" w:hint="eastAsia"/>
+              </w:rPr>
+              <w:t>[오후 3:39:46.814] TX  01 03 D1 00 00 01 BD 36  (+3003ms)</w:t>
+            </w:r>
+          </w:p>
+          <w:p>
+            <w:pPr>
+              <w:pStyle w:val="1-0"/>
+              <w:rPr>
+                <w:rFonts w:asciiTheme="majorHAnsi" w:eastAsiaTheme="majorHAnsi" w:hAnsiTheme="majorHAnsi" w:hint="eastAsia"/>
+              </w:rPr>
+            </w:pPr>
+            <w:r>
+              <w:rPr>
+                <w:rFonts w:asciiTheme="majorHAnsi" w:eastAsiaTheme="majorHAnsi" w:hAnsiTheme="majorHAnsi" w:hint="eastAsia"/>
+              </w:rPr>
+              <w:t>[오후 3:39:46.835] RX  01 03 02 00 01 79 84  (+21ms)</w:t>
+            </w:r>
+          </w:p>
+          <w:p>
+            <w:pPr>
+              <w:pStyle w:val="1-0"/>
+              <w:rPr>
+                <w:rFonts w:asciiTheme="majorHAnsi" w:eastAsiaTheme="majorHAnsi" w:hAnsiTheme="majorHAnsi" w:hint="eastAsia"/>
+              </w:rPr>
+            </w:pPr>
+            <w:r>
+              <w:rPr>
+                <w:rFonts w:asciiTheme="majorHAnsi" w:eastAsiaTheme="majorHAnsi" w:hAnsiTheme="majorHAnsi" w:hint="eastAsia"/>
+              </w:rPr>
+              <w:t>[오후 3:39:47.041] TX  01 06 D1 00 00 FE 31 76  (+206ms)</w:t>
+            </w:r>
+          </w:p>
+          <w:p>
+            <w:pPr>
+              <w:pStyle w:val="1-0"/>
+              <w:rPr>
+                <w:rFonts w:asciiTheme="majorHAnsi" w:eastAsiaTheme="majorHAnsi" w:hAnsiTheme="majorHAnsi" w:hint="eastAsia"/>
+              </w:rPr>
+            </w:pPr>
+            <w:r>
+              <w:rPr>
+                <w:rFonts w:asciiTheme="majorHAnsi" w:eastAsiaTheme="majorHAnsi" w:hAnsiTheme="majorHAnsi" w:hint="eastAsia"/>
+              </w:rPr>
+              <w:lastRenderedPageBreak/>
+              <w:t>[오후 3:39:47.059] RX  01 06 D1 00 00 FE 31 76  (+18ms)</w:t>
+            </w:r>
+          </w:p>
+          <w:p>
+            <w:pPr>
+              <w:pStyle w:val="1-0"/>
+              <w:rPr>
+                <w:rFonts w:asciiTheme="majorHAnsi" w:eastAsiaTheme="majorHAnsi" w:hAnsiTheme="majorHAnsi" w:hint="eastAsia"/>
+              </w:rPr>
+            </w:pPr>
+            <w:r>
+              <w:rPr>
+                <w:rFonts w:asciiTheme="majorHAnsi" w:eastAsiaTheme="majorHAnsi" w:hAnsiTheme="majorHAnsi" w:hint="eastAsia"/>
+              </w:rPr>
+              <w:t>[오후 3:39:47.061] TX  FE 06 D1 00 00 01 65 39  (+2ms)</w:t>
+            </w:r>
+          </w:p>
+          <w:p>
+            <w:pPr>
+              <w:pStyle w:val="1-0"/>
+              <w:rPr>
+                <w:rFonts w:asciiTheme="majorHAnsi" w:eastAsiaTheme="majorHAnsi" w:hAnsiTheme="majorHAnsi" w:hint="eastAsia"/>
+              </w:rPr>
+            </w:pPr>
+            <w:r>
+              <w:rPr>
+                <w:rFonts w:asciiTheme="majorHAnsi" w:eastAsiaTheme="majorHAnsi" w:hAnsiTheme="majorHAnsi" w:hint="eastAsia"/>
+              </w:rPr>
+              <w:t>[오후 3:39:47.274] ER  Slave 254: Write response timeout (200ms)  (+213ms)</w:t>
+            </w:r>
+          </w:p>
+          <w:p>
+            <w:pPr>
+              <w:pStyle w:val="1-0"/>
+              <w:rPr>
+                <w:rFonts w:asciiTheme="majorHAnsi" w:eastAsiaTheme="majorHAnsi" w:hAnsiTheme="majorHAnsi" w:hint="eastAsia"/>
+              </w:rPr>
+            </w:pPr>
+            <w:r>
+              <w:rPr>
+                <w:rFonts w:asciiTheme="majorHAnsi" w:eastAsiaTheme="majorHAnsi" w:hAnsiTheme="majorHAnsi" w:hint="eastAsia"/>
+              </w:rPr>
+              <w:t>[오후 3:39:47.278] TX  FE 06 D0 00 00 08 A4 C3  (+4ms)</w:t>
+            </w:r>
+          </w:p>
+          <w:p>
+            <w:pPr>
+              <w:pStyle w:val="1-0"/>
+              <w:rPr>
+                <w:rFonts w:asciiTheme="majorHAnsi" w:eastAsiaTheme="majorHAnsi" w:hAnsiTheme="majorHAnsi" w:hint="eastAsia"/>
+              </w:rPr>
+            </w:pPr>
+            <w:r>
+              <w:rPr>
+                <w:rFonts w:asciiTheme="majorHAnsi" w:eastAsiaTheme="majorHAnsi" w:hAnsiTheme="majorHAnsi" w:hint="eastAsia"/>
+              </w:rPr>
+              <w:t>[오후 3:39:47.491] ER  Slave 254: Write response timeout (200ms)  (+213ms)</w:t>
+            </w:r>
+          </w:p>
+          <w:p>
+            <w:pPr>
+              <w:pStyle w:val="1-0"/>
+              <w:rPr>
+                <w:rFonts w:asciiTheme="majorHAnsi" w:eastAsiaTheme="majorHAnsi" w:hAnsiTheme="majorHAnsi" w:hint="eastAsia"/>
+              </w:rPr>
+            </w:pPr>
+            <w:r>
+              <w:rPr>
+                <w:rFonts w:asciiTheme="majorHAnsi" w:eastAsiaTheme="majorHAnsi" w:hAnsiTheme="majorHAnsi" w:hint="eastAsia"/>
+              </w:rPr>
+              <w:t>[오후 3:39:50.497] TX  01 03 D1 00 00 01 BD 36  (+3006ms)</w:t>
+            </w:r>
+          </w:p>
+          <w:p>
+            <w:pPr>
+              <w:pStyle w:val="1-0"/>
+              <w:rPr>
+                <w:rFonts w:asciiTheme="majorHAnsi" w:eastAsiaTheme="majorHAnsi" w:hAnsiTheme="majorHAnsi" w:hint="eastAsia"/>
+              </w:rPr>
+            </w:pPr>
+            <w:r>
+              <w:rPr>
+                <w:rFonts w:asciiTheme="majorHAnsi" w:eastAsiaTheme="majorHAnsi" w:hAnsiTheme="majorHAnsi" w:hint="eastAsia"/>
+              </w:rPr>
+              <w:t>[오후 3:39:50.514] RX  01 03 02 00 01 79 84  (+17ms)</w:t>
+            </w:r>
+          </w:p>
+          <w:p>
+            <w:pPr>
+              <w:pStyle w:val="1-0"/>
+              <w:rPr>
+                <w:rFonts w:asciiTheme="majorHAnsi" w:eastAsiaTheme="majorHAnsi" w:hAnsiTheme="majorHAnsi" w:hint="eastAsia"/>
+              </w:rPr>
+            </w:pPr>
+            <w:r>
+              <w:rPr>
+                <w:rFonts w:asciiTheme="majorHAnsi" w:eastAsiaTheme="majorHAnsi" w:hAnsiTheme="majorHAnsi" w:hint="eastAsia"/>
+              </w:rPr>
+              <w:t>[오후 3:39:50.732] TX  01 06 D1 00 00 FF F0 B6  (+218ms)</w:t>
+            </w:r>
+          </w:p>
+          <w:p>
+            <w:pPr>
+              <w:pStyle w:val="1-0"/>
+              <w:rPr>
+                <w:rFonts w:asciiTheme="majorHAnsi" w:eastAsiaTheme="majorHAnsi" w:hAnsiTheme="majorHAnsi" w:hint="eastAsia"/>
+              </w:rPr>
+            </w:pPr>
+            <w:r>
+              <w:rPr>
+                <w:rFonts w:asciiTheme="majorHAnsi" w:eastAsiaTheme="majorHAnsi" w:hAnsiTheme="majorHAnsi" w:hint="eastAsia"/>
+              </w:rPr>
+              <w:t>[오후 3:39:50.754] RX  01 06 D1 00 00 FF F0 B6  (+22ms)</w:t>
+            </w:r>
+          </w:p>
+          <w:p>
+            <w:pPr>
+              <w:pStyle w:val="1-0"/>
+              <w:rPr>
+                <w:rFonts w:asciiTheme="majorHAnsi" w:eastAsiaTheme="majorHAnsi" w:hAnsiTheme="majorHAnsi" w:hint="eastAsia"/>
+              </w:rPr>
+            </w:pPr>
+            <w:r>
+              <w:rPr>
+                <w:rFonts w:asciiTheme="majorHAnsi" w:eastAsiaTheme="majorHAnsi" w:hAnsiTheme="majorHAnsi" w:hint="eastAsia"/>
+              </w:rPr>
+              <w:t>[오후 3:39:50.757] TX  FF 06 D1 00 00 01 64 E8  (+3ms)</w:t>
+            </w:r>
+          </w:p>
+          <w:p>
+            <w:pPr>
+              <w:pStyle w:val="1-0"/>
+              <w:rPr>
+                <w:rFonts w:asciiTheme="majorHAnsi" w:eastAsiaTheme="majorHAnsi" w:hAnsiTheme="majorHAnsi" w:hint="eastAsia"/>
+              </w:rPr>
+            </w:pPr>
+            <w:r>
+              <w:rPr>
+                <w:rFonts w:asciiTheme="majorHAnsi" w:eastAsiaTheme="majorHAnsi" w:hAnsiTheme="majorHAnsi" w:hint="eastAsia"/>
+              </w:rPr>
+              <w:t>[오후 3:39:50.962] ER  Slave 255: Write response timeout (200ms)  (+205ms)</w:t>
+            </w:r>
+          </w:p>
+          <w:p>
+            <w:pPr>
+              <w:pStyle w:val="1-0"/>
+              <w:rPr>
+                <w:rFonts w:asciiTheme="majorHAnsi" w:eastAsiaTheme="majorHAnsi" w:hAnsiTheme="majorHAnsi" w:hint="eastAsia"/>
+              </w:rPr>
+            </w:pPr>
+            <w:r>
+              <w:rPr>
+                <w:rFonts w:asciiTheme="majorHAnsi" w:eastAsiaTheme="majorHAnsi" w:hAnsiTheme="majorHAnsi" w:hint="eastAsia"/>
+              </w:rPr>
+              <w:t>[오후 3:39:50.964] TX  FF 06 D0 00 00 08 A5 12  (+2ms)</w:t>
+            </w:r>
+          </w:p>
+          <w:p>
+            <w:pPr>
+              <w:pStyle w:val="1-0"/>
+              <w:rPr>
+                <w:rFonts w:asciiTheme="majorHAnsi" w:eastAsiaTheme="majorHAnsi" w:hAnsiTheme="majorHAnsi" w:hint="eastAsia"/>
+              </w:rPr>
+            </w:pPr>
+            <w:r>
+              <w:rPr>
+                <w:rFonts w:asciiTheme="majorHAnsi" w:eastAsiaTheme="majorHAnsi" w:hAnsiTheme="majorHAnsi" w:hint="eastAsia"/>
+              </w:rPr>
+              <w:t>[오후 3:39:51.179] ER  Slave 255: Write response timeout (200ms)  (+215ms)</w:t>
+            </w:r>
+          </w:p>
+          <w:p>
+            <w:pPr>
+              <w:pStyle w:val="1-0"/>
+              <w:rPr>
+                <w:rFonts w:asciiTheme="majorHAnsi" w:eastAsiaTheme="majorHAnsi" w:hAnsiTheme="majorHAnsi" w:hint="eastAsia"/>
+              </w:rPr>
+            </w:pPr>
+            <w:r>
+              <w:rPr>
+                <w:rFonts w:asciiTheme="majorHAnsi" w:eastAsiaTheme="majorHAnsi" w:hAnsiTheme="majorHAnsi" w:hint="eastAsia"/>
+              </w:rPr>
+              <w:t>[오후 3:39:54.186] TX  01 03 D1 00 00 01 BD 36  (+3007ms)</w:t>
+            </w:r>
+          </w:p>
+          <w:p>
+            <w:pPr>
+              <w:pStyle w:val="1-0"/>
+              <w:rPr>
+                <w:rFonts w:asciiTheme="majorHAnsi" w:eastAsiaTheme="majorHAnsi" w:hAnsiTheme="majorHAnsi" w:hint="eastAsia"/>
+              </w:rPr>
+            </w:pPr>
+            <w:r>
+              <w:rPr>
+                <w:rFonts w:asciiTheme="majorHAnsi" w:eastAsiaTheme="majorHAnsi" w:hAnsiTheme="majorHAnsi" w:hint="eastAsia"/>
+              </w:rPr>
+              <w:t>[오후 3:39:54.209] RX  01 03 02 00 01 79 84  (+23ms)</w:t>
+            </w:r>
+          </w:p>
+          <w:p>
+            <w:pPr>
+              <w:pStyle w:val="1-0"/>
+              <w:rPr>
+                <w:rFonts w:asciiTheme="majorHAnsi" w:eastAsiaTheme="majorHAnsi" w:hAnsiTheme="majorHAnsi"/>
+              </w:rPr>
+            </w:pPr>
+          </w:p>
+          <w:p>
+            <w:pPr>
+              <w:pStyle w:val="1-0"/>
               <w:numPr>
                 <w:ilvl w:val="0"/>
                 <w:numId w:val="0"/>
               </w:numPr>
               <w:rPr>
-                <w:rFonts w:asciiTheme="majorHAnsi" w:eastAsiaTheme="majorHAnsi" w:hAnsiTheme="majorHAnsi"/>
-                <w:b/>
-                <w:bCs/>
-              </w:rPr>
-            </w:pPr>
-            <w:r>
-              <w:rPr>
-                <w:rFonts w:asciiTheme="majorHAnsi" w:eastAsiaTheme="majorHAnsi" w:hAnsiTheme="majorHAnsi"/>
-                <w:b/>
-                <w:bCs/>
-              </w:rPr>
-              <w:t>[Phase 3 판정 - 예외 처리]</w:t>
-            </w:r>
-          </w:p>
-          <w:p>
-            <w:pPr>
-              <w:pStyle w:val="1-0"/>
-              <w:numPr>
-                <w:ilvl w:val="0"/>
-                <w:numId w:val="26"/>
-              </w:numPr>
-              <w:rPr>
-                <w:rFonts w:asciiTheme="majorHAnsi" w:eastAsiaTheme="majorHAnsi" w:hAnsiTheme="majorHAnsi"/>
-                <w:color w:val="FF0000"/>
-              </w:rPr>
-            </w:pPr>
-            <w:r>
-              <w:rPr>
-                <w:rFonts w:asciiTheme="majorHAnsi" w:eastAsiaTheme="majorHAnsi" w:hAnsiTheme="majorHAnsi" w:hint="eastAsia"/>
-                <w:color w:val="FF0000"/>
-              </w:rPr>
-              <w:t xml:space="preserve">&lt;아직 </w:t>
-            </w:r>
-            <w:proofErr w:type="spellStart"/>
-            <w:proofErr w:type="gramStart"/>
-            <w:r>
-              <w:rPr>
-                <w:rFonts w:asciiTheme="majorHAnsi" w:eastAsiaTheme="majorHAnsi" w:hAnsiTheme="majorHAnsi" w:hint="eastAsia"/>
-                <w:color w:val="FF0000"/>
-              </w:rPr>
-              <w:t>정하지않음</w:t>
-            </w:r>
-            <w:proofErr w:type="spellEnd"/>
-            <w:proofErr w:type="gramEnd"/>
-            <w:r>
-              <w:rPr>
-                <w:rFonts w:asciiTheme="majorHAnsi" w:eastAsiaTheme="majorHAnsi" w:hAnsiTheme="majorHAnsi" w:hint="eastAsia"/>
-                <w:color w:val="FF0000"/>
-              </w:rPr>
-              <w:t>&gt;</w:t>
-            </w:r>
-          </w:p>
-          <w:p>
-            <w:pPr>
-              <w:pStyle w:val="1-0"/>
-              <w:numPr>
-                <w:ilvl w:val="0"/>
-                <w:numId w:val="0"/>
-              </w:numPr>
-              <w:rPr>
-                <w:rFonts w:asciiTheme="majorHAnsi" w:eastAsiaTheme="majorHAnsi" w:hAnsiTheme="majorHAnsi"/>
-              </w:rPr>
-            </w:pPr>
+                <w:rFonts w:asciiTheme="majorHAnsi" w:eastAsiaTheme="majorHAnsi" w:hAnsiTheme="majorHAnsi" w:hint="eastAsia"/>
+              </w:rPr>
+            </w:pPr>
+            <w:r>
+              <w:rPr>
+                <w:rFonts w:asciiTheme="majorHAnsi" w:eastAsiaTheme="majorHAnsi" w:hAnsiTheme="majorHAnsi"/>
+              </w:rPr>
+              <w:t>============================================================</w:t>
+            </w:r>
           </w:p>
         </w:tc>
       </w:tr>
@@ -1439,6 +9897,7 @@
               <w:rPr>
                 <w:rFonts w:asciiTheme="majorHAnsi" w:eastAsiaTheme="majorHAnsi" w:hAnsiTheme="majorHAnsi" w:hint="eastAsia"/>
               </w:rPr>
+              <w:lastRenderedPageBreak/>
               <w:t>기타</w:t>
             </w:r>
           </w:p>
@@ -1475,7 +9934,7 @@
       </w:pPr>
     </w:p>
     <w:sectPr>
-      <w:headerReference w:type="default" r:id="rId8"/>
+      <w:headerReference w:type="default" r:id="rId9"/>
       <w:pgSz w:w="11906" w:h="16838"/>
       <w:pgMar w:top="1701" w:right="1440" w:bottom="1440" w:left="1440" w:header="851" w:footer="992" w:gutter="0"/>
       <w:cols w:space="425"/>
